--- a/docs/SAT-Datashare-Client-Test-Guide-Kenya.docx
+++ b/docs/SAT-Datashare-Client-Test-Guide-Kenya.docx
@@ -490,7 +490,7 @@
           <w:color w:val="2D2D2D"/>
           <w:sz w:val="22"/>
         </w:rPr>
-        <w:t>This document is a template. Replace the three placeholders below with the values issued to you. Do not commit secrets into email threads or shared drives.</w:t>
+        <w:t>This document is a template. Replace the placeholders below with the values issued to you. The client secret is not included here. It will be sent separately.</w:t>
       </w:r>
     </w:p>
     <w:tbl>
@@ -701,7 +701,7 @@
                 <w:color w:val="2D2D2D"/>
                 <w:sz w:val="18"/>
               </w:rPr>
-              <w:t>&lt;YOUR_KENYA_CLIENT_SECRET&gt;</w:t>
+              <w:t>&lt;ACCESS_TOKEN&gt;</w:t>
             </w:r>
           </w:p>
         </w:tc>
@@ -729,7 +729,7 @@
                 <w:color w:val="2D2D2D"/>
                 <w:sz w:val="19"/>
               </w:rPr>
-              <w:t>Token request — client_secret</w:t>
+              <w:t>Every GET — Authorization header</w:t>
             </w:r>
           </w:p>
         </w:tc>
@@ -737,92 +737,6 @@
           <w:tcPr>
             <w:tcW w:type="dxa" w:w="3118"/>
             <w:shd w:fill="E9F0F7" w:val="clear"/>
-            <w:tcBorders>
-              <w:top w:val="single" w:sz="4" w:space="0" w:color="BFBFBF"/>
-              <w:left w:val="single" w:sz="4" w:space="0" w:color="BFBFBF"/>
-              <w:bottom w:val="single" w:sz="4" w:space="0" w:color="BFBFBF"/>
-              <w:right w:val="single" w:sz="4" w:space="0" w:color="BFBFBF"/>
-            </w:tcBorders>
-          </w:tcPr>
-          <w:p>
-            <w:pPr>
-              <w:spacing w:before="40" w:after="40"/>
-            </w:pPr>
-            <w:r/>
-            <w:r>
-              <w:rPr>
-                <w:rFonts w:ascii="Calibri" w:hAnsi="Calibri" w:cs="Calibri"/>
-                <w:b w:val="0"/>
-                <w:i w:val="0"/>
-                <w:color w:val="2D2D2D"/>
-                <w:sz w:val="19"/>
-              </w:rPr>
-              <w:t>Kenya OAuth client secret</w:t>
-            </w:r>
-          </w:p>
-        </w:tc>
-      </w:tr>
-      <w:tr>
-        <w:tc>
-          <w:tcPr>
-            <w:tcW w:type="dxa" w:w="3515"/>
-            <w:shd w:fill="FFFFFF" w:val="clear"/>
-            <w:tcBorders>
-              <w:top w:val="single" w:sz="4" w:space="0" w:color="BFBFBF"/>
-              <w:left w:val="single" w:sz="4" w:space="0" w:color="BFBFBF"/>
-              <w:bottom w:val="single" w:sz="4" w:space="0" w:color="BFBFBF"/>
-              <w:right w:val="single" w:sz="4" w:space="0" w:color="BFBFBF"/>
-            </w:tcBorders>
-          </w:tcPr>
-          <w:p>
-            <w:pPr>
-              <w:spacing w:before="40" w:after="40"/>
-            </w:pPr>
-            <w:r/>
-            <w:r>
-              <w:rPr>
-                <w:rFonts w:ascii="Consolas" w:hAnsi="Consolas" w:cs="Consolas"/>
-                <w:b w:val="0"/>
-                <w:i w:val="0"/>
-                <w:color w:val="2D2D2D"/>
-                <w:sz w:val="18"/>
-              </w:rPr>
-              <w:t>&lt;ACCESS_TOKEN&gt;</w:t>
-            </w:r>
-          </w:p>
-        </w:tc>
-        <w:tc>
-          <w:tcPr>
-            <w:tcW w:type="dxa" w:w="3288"/>
-            <w:shd w:fill="FFFFFF" w:val="clear"/>
-            <w:tcBorders>
-              <w:top w:val="single" w:sz="4" w:space="0" w:color="BFBFBF"/>
-              <w:left w:val="single" w:sz="4" w:space="0" w:color="BFBFBF"/>
-              <w:bottom w:val="single" w:sz="4" w:space="0" w:color="BFBFBF"/>
-              <w:right w:val="single" w:sz="4" w:space="0" w:color="BFBFBF"/>
-            </w:tcBorders>
-          </w:tcPr>
-          <w:p>
-            <w:pPr>
-              <w:spacing w:before="40" w:after="40"/>
-            </w:pPr>
-            <w:r/>
-            <w:r>
-              <w:rPr>
-                <w:rFonts w:ascii="Calibri" w:hAnsi="Calibri" w:cs="Calibri"/>
-                <w:b w:val="0"/>
-                <w:i w:val="0"/>
-                <w:color w:val="2D2D2D"/>
-                <w:sz w:val="19"/>
-              </w:rPr>
-              <w:t>Every GET — Authorization header</w:t>
-            </w:r>
-          </w:p>
-        </w:tc>
-        <w:tc>
-          <w:tcPr>
-            <w:tcW w:type="dxa" w:w="3118"/>
-            <w:shd w:fill="FFFFFF" w:val="clear"/>
             <w:tcBorders>
               <w:top w:val="single" w:sz="4" w:space="0" w:color="BFBFBF"/>
               <w:left w:val="single" w:sz="4" w:space="0" w:color="BFBFBF"/>
@@ -881,7 +795,7 @@
           <w:color w:val="2D2D2D"/>
           <w:sz w:val="22"/>
         </w:rPr>
-        <w:t>Kenya Reckitt data is served from database sat_nobleoutlook and supplier RECKITT BENCKISER. The API selects this tenant from your Kenya OAuth client. Do not send database or supplier on any request.</w:t>
+        <w:t>Kenya Reckitt data is selected from your Kenya OAuth client (sat_nobleoutlook / RECKITT BENCKISER).</w:t>
       </w:r>
     </w:p>
     <w:p>
@@ -911,7 +825,7 @@
           <w:color w:val="2D2D2D"/>
           <w:sz w:val="22"/>
         </w:rPr>
-        <w:t>Call Azure AD with grant_type=client_credentials. Copy access_token from the JSON response. Tokens expire (typically about 60 minutes). Request a new token when calls return HTTP 401.</w:t>
+        <w:t>Call Azure AD with grant_type=client_credentials. Copy access_token from the JSON response. Tokens expire (typically about 60 minutes). Request a new token when calls return HTTP 401. The client secret will be sent separately. Add it to this token request when you receive it.</w:t>
       </w:r>
     </w:p>
     <w:p>
@@ -971,8 +885,6 @@
               <w:br/>
               <w:t xml:space="preserve">  --data-urlencode 'client_id=&lt;YOUR_KENYA_CLIENT_ID&gt;' \</w:t>
               <w:br/>
-              <w:t xml:space="preserve">  --data-urlencode 'client_secret=&lt;YOUR_KENYA_CLIENT_SECRET&gt;' \</w:t>
-              <w:br/>
               <w:t xml:space="preserve">  --data-urlencode 'scope=https://graph.microsoft.com/.default'</w:t>
             </w:r>
           </w:p>
@@ -983,6 +895,21 @@
       <w:pPr>
         <w:spacing w:after="120"/>
       </w:pPr>
+    </w:p>
+    <w:p>
+      <w:pPr>
+        <w:spacing w:before="0" w:after="160" w:line="276" w:lineRule="auto"/>
+      </w:pPr>
+      <w:r>
+        <w:rPr>
+          <w:rFonts w:ascii="Calibri" w:hAnsi="Calibri" w:cs="Calibri"/>
+          <w:b w:val="0"/>
+          <w:i w:val="0"/>
+          <w:color w:val="1F4E79"/>
+          <w:sz w:val="21"/>
+        </w:rPr>
+        <w:t>Note: the client secret is not shown in this guide. It will be sent separately. When you have it, include it on the token request as the client_secret form field.</w:t>
+      </w:r>
     </w:p>
     <w:p>
       <w:pPr>
@@ -1293,7 +1220,7 @@
                 <w:color w:val="2D2D2D"/>
                 <w:sz w:val="19"/>
               </w:rPr>
-              <w:t>client_secret</w:t>
+              <w:t>scope</w:t>
             </w:r>
           </w:p>
         </w:tc>
@@ -1329,92 +1256,6 @@
           <w:tcPr>
             <w:tcW w:type="dxa" w:w="5669"/>
             <w:shd w:fill="FFFFFF" w:val="clear"/>
-            <w:tcBorders>
-              <w:top w:val="single" w:sz="4" w:space="0" w:color="BFBFBF"/>
-              <w:left w:val="single" w:sz="4" w:space="0" w:color="BFBFBF"/>
-              <w:bottom w:val="single" w:sz="4" w:space="0" w:color="BFBFBF"/>
-              <w:right w:val="single" w:sz="4" w:space="0" w:color="BFBFBF"/>
-            </w:tcBorders>
-          </w:tcPr>
-          <w:p>
-            <w:pPr>
-              <w:spacing w:before="40" w:after="40"/>
-            </w:pPr>
-            <w:r/>
-            <w:r>
-              <w:rPr>
-                <w:rFonts w:ascii="Consolas" w:hAnsi="Consolas" w:cs="Consolas"/>
-                <w:b w:val="0"/>
-                <w:i w:val="0"/>
-                <w:color w:val="2D2D2D"/>
-                <w:sz w:val="18"/>
-              </w:rPr>
-              <w:t>&lt;YOUR_KENYA_CLIENT_SECRET&gt;</w:t>
-            </w:r>
-          </w:p>
-        </w:tc>
-      </w:tr>
-      <w:tr>
-        <w:tc>
-          <w:tcPr>
-            <w:tcW w:type="dxa" w:w="2551"/>
-            <w:shd w:fill="E9F0F7" w:val="clear"/>
-            <w:tcBorders>
-              <w:top w:val="single" w:sz="4" w:space="0" w:color="BFBFBF"/>
-              <w:left w:val="single" w:sz="4" w:space="0" w:color="BFBFBF"/>
-              <w:bottom w:val="single" w:sz="4" w:space="0" w:color="BFBFBF"/>
-              <w:right w:val="single" w:sz="4" w:space="0" w:color="BFBFBF"/>
-            </w:tcBorders>
-          </w:tcPr>
-          <w:p>
-            <w:pPr>
-              <w:spacing w:before="40" w:after="40"/>
-            </w:pPr>
-            <w:r/>
-            <w:r>
-              <w:rPr>
-                <w:rFonts w:ascii="Consolas" w:hAnsi="Consolas" w:cs="Consolas"/>
-                <w:b w:val="0"/>
-                <w:i w:val="0"/>
-                <w:color w:val="2D2D2D"/>
-                <w:sz w:val="19"/>
-              </w:rPr>
-              <w:t>scope</w:t>
-            </w:r>
-          </w:p>
-        </w:tc>
-        <w:tc>
-          <w:tcPr>
-            <w:tcW w:type="dxa" w:w="1701"/>
-            <w:shd w:fill="E9F0F7" w:val="clear"/>
-            <w:tcBorders>
-              <w:top w:val="single" w:sz="4" w:space="0" w:color="BFBFBF"/>
-              <w:left w:val="single" w:sz="4" w:space="0" w:color="BFBFBF"/>
-              <w:bottom w:val="single" w:sz="4" w:space="0" w:color="BFBFBF"/>
-              <w:right w:val="single" w:sz="4" w:space="0" w:color="BFBFBF"/>
-            </w:tcBorders>
-          </w:tcPr>
-          <w:p>
-            <w:pPr>
-              <w:spacing w:before="40" w:after="40"/>
-            </w:pPr>
-            <w:r/>
-            <w:r>
-              <w:rPr>
-                <w:rFonts w:ascii="Calibri" w:hAnsi="Calibri" w:cs="Calibri"/>
-                <w:b w:val="0"/>
-                <w:i w:val="0"/>
-                <w:color w:val="2D2D2D"/>
-                <w:sz w:val="19"/>
-              </w:rPr>
-              <w:t>Yes</w:t>
-            </w:r>
-          </w:p>
-        </w:tc>
-        <w:tc>
-          <w:tcPr>
-            <w:tcW w:type="dxa" w:w="5669"/>
-            <w:shd w:fill="E9F0F7" w:val="clear"/>
             <w:tcBorders>
               <w:top w:val="single" w:sz="4" w:space="0" w:color="BFBFBF"/>
               <w:left w:val="single" w:sz="4" w:space="0" w:color="BFBFBF"/>
@@ -1561,22 +1402,6 @@
           <w:sz w:val="22"/>
         </w:rPr>
         <w:t>•  Authorization: Bearer &lt;ACCESS_TOKEN&gt;</w:t>
-      </w:r>
-    </w:p>
-    <w:p>
-      <w:pPr>
-        <w:spacing w:after="60"/>
-        <w:ind w:left="227"/>
-      </w:pPr>
-      <w:r>
-        <w:rPr>
-          <w:rFonts w:ascii="Calibri" w:hAnsi="Calibri" w:cs="Calibri"/>
-          <w:b w:val="0"/>
-          <w:i w:val="0"/>
-          <w:color w:val="2D2D2D"/>
-          <w:sz w:val="22"/>
-        </w:rPr>
-        <w:t>•  Do not send database, supplier, client_id, or client_secret on the GET.</w:t>
       </w:r>
     </w:p>
     <w:p>
@@ -5479,37 +5304,7 @@
           <w:color w:val="5B6570"/>
           <w:sz w:val="21"/>
         </w:rPr>
-        <w:t>No query parameters. Do not send fromDate or toDate.</w:t>
-      </w:r>
-    </w:p>
-    <w:p>
-      <w:pPr>
-        <w:spacing w:before="0" w:after="80" w:line="276" w:lineRule="auto"/>
-      </w:pPr>
-      <w:r>
-        <w:rPr>
-          <w:rFonts w:ascii="Calibri" w:hAnsi="Calibri" w:cs="Calibri"/>
-          <w:b/>
-          <w:i w:val="0"/>
-          <w:color w:val="1F4E79"/>
-          <w:sz w:val="22"/>
-        </w:rPr>
-        <w:t>Query parameters</w:t>
-      </w:r>
-    </w:p>
-    <w:p>
-      <w:pPr>
-        <w:spacing w:before="0" w:after="120" w:line="276" w:lineRule="auto"/>
-      </w:pPr>
-      <w:r>
-        <w:rPr>
-          <w:rFonts w:ascii="Calibri" w:hAnsi="Calibri" w:cs="Calibri"/>
-          <w:b w:val="0"/>
-          <w:i w:val="0"/>
-          <w:color w:val="2D2D2D"/>
-          <w:sz w:val="21"/>
-        </w:rPr>
-        <w:t>None. Do not add fromDate, toDate, database, or supplier.</w:t>
+        <w:t>Returns the product catalogue.</w:t>
       </w:r>
     </w:p>
     <w:p>
@@ -5924,37 +5719,7 @@
           <w:color w:val="5B6570"/>
           <w:sz w:val="21"/>
         </w:rPr>
-        <w:t>No query parameters. Do not send fromDate or toDate.</w:t>
-      </w:r>
-    </w:p>
-    <w:p>
-      <w:pPr>
-        <w:spacing w:before="0" w:after="80" w:line="276" w:lineRule="auto"/>
-      </w:pPr>
-      <w:r>
-        <w:rPr>
-          <w:rFonts w:ascii="Calibri" w:hAnsi="Calibri" w:cs="Calibri"/>
-          <w:b/>
-          <w:i w:val="0"/>
-          <w:color w:val="1F4E79"/>
-          <w:sz w:val="22"/>
-        </w:rPr>
-        <w:t>Query parameters</w:t>
-      </w:r>
-    </w:p>
-    <w:p>
-      <w:pPr>
-        <w:spacing w:before="0" w:after="120" w:line="276" w:lineRule="auto"/>
-      </w:pPr>
-      <w:r>
-        <w:rPr>
-          <w:rFonts w:ascii="Calibri" w:hAnsi="Calibri" w:cs="Calibri"/>
-          <w:b w:val="0"/>
-          <w:i w:val="0"/>
-          <w:color w:val="2D2D2D"/>
-          <w:sz w:val="21"/>
-        </w:rPr>
-        <w:t>None. Do not add fromDate, toDate, database, or supplier.</w:t>
+        <w:t>Returns sales routes.</w:t>
       </w:r>
     </w:p>
     <w:p>
@@ -6375,37 +6140,7 @@
           <w:color w:val="5B6570"/>
           <w:sz w:val="21"/>
         </w:rPr>
-        <w:t>No query parameters. Do not send fromDate or toDate.</w:t>
-      </w:r>
-    </w:p>
-    <w:p>
-      <w:pPr>
-        <w:spacing w:before="0" w:after="80" w:line="276" w:lineRule="auto"/>
-      </w:pPr>
-      <w:r>
-        <w:rPr>
-          <w:rFonts w:ascii="Calibri" w:hAnsi="Calibri" w:cs="Calibri"/>
-          <w:b/>
-          <w:i w:val="0"/>
-          <w:color w:val="1F4E79"/>
-          <w:sz w:val="22"/>
-        </w:rPr>
-        <w:t>Query parameters</w:t>
-      </w:r>
-    </w:p>
-    <w:p>
-      <w:pPr>
-        <w:spacing w:before="0" w:after="120" w:line="276" w:lineRule="auto"/>
-      </w:pPr>
-      <w:r>
-        <w:rPr>
-          <w:rFonts w:ascii="Calibri" w:hAnsi="Calibri" w:cs="Calibri"/>
-          <w:b w:val="0"/>
-          <w:i w:val="0"/>
-          <w:color w:val="2D2D2D"/>
-          <w:sz w:val="21"/>
-        </w:rPr>
-        <w:t>None. Do not add fromDate, toDate, database, or supplier.</w:t>
+        <w:t>Returns sales representatives.</w:t>
       </w:r>
     </w:p>
     <w:p>
@@ -7863,7 +7598,7 @@
           <w:color w:val="5B6570"/>
           <w:sz w:val="21"/>
         </w:rPr>
-        <w:t>Only pageNumber is accepted. Do not send fromDate or toDate.</w:t>
+        <w:t>Returns inventory by warehouse.</w:t>
       </w:r>
     </w:p>
     <w:p>
@@ -8602,37 +8337,7 @@
           <w:color w:val="5B6570"/>
           <w:sz w:val="21"/>
         </w:rPr>
-        <w:t>No query parameters. Do not send fromDate or toDate.</w:t>
-      </w:r>
-    </w:p>
-    <w:p>
-      <w:pPr>
-        <w:spacing w:before="0" w:after="80" w:line="276" w:lineRule="auto"/>
-      </w:pPr>
-      <w:r>
-        <w:rPr>
-          <w:rFonts w:ascii="Calibri" w:hAnsi="Calibri" w:cs="Calibri"/>
-          <w:b/>
-          <w:i w:val="0"/>
-          <w:color w:val="1F4E79"/>
-          <w:sz w:val="22"/>
-        </w:rPr>
-        <w:t>Query parameters</w:t>
-      </w:r>
-    </w:p>
-    <w:p>
-      <w:pPr>
-        <w:spacing w:before="0" w:after="120" w:line="276" w:lineRule="auto"/>
-      </w:pPr>
-      <w:r>
-        <w:rPr>
-          <w:rFonts w:ascii="Calibri" w:hAnsi="Calibri" w:cs="Calibri"/>
-          <w:b w:val="0"/>
-          <w:i w:val="0"/>
-          <w:color w:val="2D2D2D"/>
-          <w:sz w:val="21"/>
-        </w:rPr>
-        <w:t>None. Do not add fromDate, toDate, database, or supplier.</w:t>
+        <w:t>Returns warehouses.</w:t>
       </w:r>
     </w:p>
     <w:p>
@@ -9133,7 +8838,7 @@
         <w:color w:val="5B6570"/>
         <w:sz w:val="17"/>
       </w:rPr>
-      <w:t xml:space="preserve">Confidential  ·  For the client test team  ·  Replace placeholder credentials before use  ·  Page </w:t>
+      <w:t xml:space="preserve">Confidential  ·  For the client test team  ·  Client secret sent separately  ·  Page </w:t>
     </w:r>
     <w:r>
       <w:rPr>

--- a/docs/SAT-Datashare-Client-Test-Guide-Kenya.docx
+++ b/docs/SAT-Datashare-Client-Test-Guide-Kenya.docx
@@ -8,7 +8,7 @@
       </w:pPr>
       <w:r>
         <w:rPr>
-          <w:rFonts w:ascii="Calibri" w:hAnsi="Calibri" w:cs="Calibri"/>
+          <w:rFonts w:ascii="Calibri" w:hAnsi="Calibri" w:cs="Calibri" w:eastAsia="Calibri"/>
           <w:b/>
           <w:i w:val="0"/>
           <w:color w:val="2E75B6"/>
@@ -19,11 +19,11 @@
     </w:p>
     <w:p>
       <w:pPr>
-        <w:spacing w:before="0" w:after="80" w:line="276" w:lineRule="auto"/>
+        <w:spacing w:before="0" w:after="40" w:line="276" w:lineRule="auto"/>
       </w:pPr>
       <w:r>
         <w:rPr>
-          <w:rFonts w:ascii="Calibri" w:hAnsi="Calibri" w:cs="Calibri"/>
+          <w:rFonts w:ascii="Calibri" w:hAnsi="Calibri" w:cs="Calibri" w:eastAsia="Calibri"/>
           <w:b/>
           <w:i w:val="0"/>
           <w:color w:val="1F4E79"/>
@@ -34,29 +34,120 @@
     </w:p>
     <w:p>
       <w:pPr>
-        <w:spacing w:before="0" w:after="200" w:line="276" w:lineRule="auto"/>
+        <w:spacing w:before="0" w:after="160" w:line="276" w:lineRule="auto"/>
       </w:pPr>
       <w:r>
         <w:rPr>
-          <w:rFonts w:ascii="Calibri" w:hAnsi="Calibri" w:cs="Calibri"/>
+          <w:rFonts w:ascii="Calibri" w:hAnsi="Calibri" w:cs="Calibri" w:eastAsia="Calibri"/>
           <w:b w:val="0"/>
           <w:i w:val="0"/>
           <w:color w:val="5B6570"/>
           <w:sz w:val="24"/>
         </w:rPr>
-        <w:t>How to request a Kenya token and call the eight production GET endpoints.</w:t>
+        <w:t>v1.0 – 25 September 2026   ·   Kenya   ·   exp-sat-datashare-prod-api</w:t>
+      </w:r>
+    </w:p>
+    <w:p>
+      <w:pPr>
+        <w:spacing w:before="0" w:after="200" w:line="276" w:lineRule="auto"/>
+      </w:pPr>
+      <w:r>
+        <w:rPr>
+          <w:rFonts w:ascii="Calibri" w:hAnsi="Calibri" w:cs="Calibri" w:eastAsia="Calibri"/>
+          <w:b w:val="0"/>
+          <w:i w:val="0"/>
+          <w:color w:val="2D2D2D"/>
+          <w:sz w:val="22"/>
+        </w:rPr>
+        <w:t>How to request a Kenya access token and call the eight production GET endpoints.</w:t>
       </w:r>
     </w:p>
     <w:tbl>
       <w:tblPr>
-        <w:tblW w:type="auto" w:w="0"/>
+        <w:tblW w:type="dxa" w:w="9866"/>
         <w:jc w:val="center"/>
         <w:tblLayout w:type="fixed"/>
         <w:tblLook w:firstColumn="1" w:firstRow="1" w:lastColumn="0" w:lastRow="0" w:noHBand="0" w:noVBand="1" w:val="04A0"/>
       </w:tblPr>
       <w:tblGrid>
-        <w:gridCol w:w="4933"/>
-        <w:gridCol w:w="4933"/>
+        <w:gridCol w:w="9866"/>
+      </w:tblGrid>
+      <w:tr>
+        <w:tc>
+          <w:tcPr>
+            <w:tcW w:type="dxa" w:w="9866"/>
+            <w:shd w:fill="FFF4D6" w:val="clear"/>
+            <w:tcBorders>
+              <w:top w:val="single" w:sz="4" w:space="0" w:color="E0C36A"/>
+              <w:left w:val="single" w:sz="4" w:space="0" w:color="E0C36A"/>
+              <w:bottom w:val="single" w:sz="4" w:space="0" w:color="E0C36A"/>
+              <w:right w:val="single" w:sz="4" w:space="0" w:color="E0C36A"/>
+            </w:tcBorders>
+          </w:tcPr>
+          <w:p>
+            <w:pPr>
+              <w:spacing w:before="40" w:after="40"/>
+            </w:pPr>
+            <w:r/>
+            <w:r>
+              <w:rPr>
+                <w:rFonts w:ascii="Calibri" w:hAnsi="Calibri" w:cs="Calibri" w:eastAsia="Calibri"/>
+                <w:b/>
+                <w:i w:val="0"/>
+                <w:color w:val="1F4E79"/>
+                <w:sz w:val="22"/>
+              </w:rPr>
+              <w:t>The client secret is not included in this guide. It will be sent separately. When you receive it, replace &lt;CLIENT_SECRET&gt; in the token request.</w:t>
+            </w:r>
+          </w:p>
+        </w:tc>
+      </w:tr>
+    </w:tbl>
+    <w:p>
+      <w:pPr>
+        <w:spacing w:after="160"/>
+      </w:pPr>
+    </w:p>
+    <w:p>
+      <w:pPr>
+        <w:pStyle w:val="Heading1"/>
+      </w:pPr>
+      <w:r>
+        <w:rPr>
+          <w:rFonts w:ascii="Calibri" w:hAnsi="Calibri" w:cs="Calibri" w:eastAsia="Calibri"/>
+          <w:b/>
+          <w:i w:val="0"/>
+          <w:color w:val="1F4E79"/>
+          <w:sz w:val="32"/>
+        </w:rPr>
+        <w:t>1. OAuth credentials</w:t>
+      </w:r>
+    </w:p>
+    <w:p>
+      <w:pPr>
+        <w:spacing w:before="0" w:after="160" w:line="276" w:lineRule="auto"/>
+      </w:pPr>
+      <w:r>
+        <w:rPr>
+          <w:rFonts w:ascii="Calibri" w:hAnsi="Calibri" w:cs="Calibri" w:eastAsia="Calibri"/>
+          <w:b w:val="0"/>
+          <w:i w:val="0"/>
+          <w:color w:val="2D2D2D"/>
+          <w:sz w:val="22"/>
+        </w:rPr>
+        <w:t>Do not send a country, database, or supplier on any request. The API derives Kenya Reckitt data from your client ID.</w:t>
+      </w:r>
+    </w:p>
+    <w:tbl>
+      <w:tblPr>
+        <w:tblW w:type="dxa" w:w="9865"/>
+        <w:jc w:val="center"/>
+        <w:tblLayout w:type="fixed"/>
+        <w:tblLook w:firstColumn="1" w:firstRow="1" w:lastColumn="0" w:lastRow="0" w:noHBand="0" w:noVBand="1" w:val="04A0"/>
+      </w:tblPr>
+      <w:tblGrid>
+        <w:gridCol w:w="2948"/>
+        <w:gridCol w:w="6917"/>
       </w:tblGrid>
       <w:tr>
         <w:tc>
@@ -77,7 +168,7 @@
             <w:r/>
             <w:r>
               <w:rPr>
-                <w:rFonts w:ascii="Calibri" w:hAnsi="Calibri" w:cs="Calibri"/>
+                <w:rFonts w:ascii="Calibri" w:hAnsi="Calibri" w:cs="Calibri" w:eastAsia="Calibri"/>
                 <w:b/>
                 <w:i w:val="0"/>
                 <w:color w:val="2D2D2D"/>
@@ -89,7 +180,7 @@
         </w:tc>
         <w:tc>
           <w:tcPr>
-            <w:tcW w:type="dxa" w:w="6973"/>
+            <w:tcW w:type="dxa" w:w="6917"/>
             <w:tcBorders>
               <w:top w:val="single" w:sz="4" w:space="0" w:color="BFBFBF"/>
               <w:left w:val="single" w:sz="4" w:space="0" w:color="BFBFBF"/>
@@ -104,7 +195,7 @@
             <w:r/>
             <w:r>
               <w:rPr>
-                <w:rFonts w:ascii="Calibri" w:hAnsi="Calibri" w:cs="Calibri"/>
+                <w:rFonts w:ascii="Calibri" w:hAnsi="Calibri" w:cs="Calibri" w:eastAsia="Calibri"/>
                 <w:b w:val="0"/>
                 <w:i w:val="0"/>
                 <w:color w:val="2D2D2D"/>
@@ -134,7 +225,7 @@
             <w:r/>
             <w:r>
               <w:rPr>
-                <w:rFonts w:ascii="Calibri" w:hAnsi="Calibri" w:cs="Calibri"/>
+                <w:rFonts w:ascii="Calibri" w:hAnsi="Calibri" w:cs="Calibri" w:eastAsia="Calibri"/>
                 <w:b/>
                 <w:i w:val="0"/>
                 <w:color w:val="2D2D2D"/>
@@ -146,7 +237,7 @@
         </w:tc>
         <w:tc>
           <w:tcPr>
-            <w:tcW w:type="dxa" w:w="6973"/>
+            <w:tcW w:type="dxa" w:w="6917"/>
             <w:tcBorders>
               <w:top w:val="single" w:sz="4" w:space="0" w:color="BFBFBF"/>
               <w:left w:val="single" w:sz="4" w:space="0" w:color="BFBFBF"/>
@@ -161,7 +252,7 @@
             <w:r/>
             <w:r>
               <w:rPr>
-                <w:rFonts w:ascii="Calibri" w:hAnsi="Calibri" w:cs="Calibri"/>
+                <w:rFonts w:ascii="Calibri" w:hAnsi="Calibri" w:cs="Calibri" w:eastAsia="Calibri"/>
                 <w:b w:val="0"/>
                 <w:i w:val="0"/>
                 <w:color w:val="2D2D2D"/>
@@ -191,7 +282,7 @@
             <w:r/>
             <w:r>
               <w:rPr>
-                <w:rFonts w:ascii="Calibri" w:hAnsi="Calibri" w:cs="Calibri"/>
+                <w:rFonts w:ascii="Calibri" w:hAnsi="Calibri" w:cs="Calibri" w:eastAsia="Calibri"/>
                 <w:b/>
                 <w:i w:val="0"/>
                 <w:color w:val="2D2D2D"/>
@@ -203,7 +294,7 @@
         </w:tc>
         <w:tc>
           <w:tcPr>
-            <w:tcW w:type="dxa" w:w="6973"/>
+            <w:tcW w:type="dxa" w:w="6917"/>
             <w:tcBorders>
               <w:top w:val="single" w:sz="4" w:space="0" w:color="BFBFBF"/>
               <w:left w:val="single" w:sz="4" w:space="0" w:color="BFBFBF"/>
@@ -218,13 +309,13 @@
             <w:r/>
             <w:r>
               <w:rPr>
-                <w:rFonts w:ascii="Calibri" w:hAnsi="Calibri" w:cs="Calibri"/>
+                <w:rFonts w:ascii="Calibri" w:hAnsi="Calibri" w:cs="Calibri" w:eastAsia="Calibri"/>
                 <w:b w:val="0"/>
                 <w:i w:val="0"/>
                 <w:color w:val="2D2D2D"/>
                 <w:sz w:val="20"/>
               </w:rPr>
-              <w:t>Kenya</w:t>
+              <w:t>Kenya (derived from your client ID — do not send this)</w:t>
             </w:r>
           </w:p>
         </w:tc>
@@ -248,19 +339,19 @@
             <w:r/>
             <w:r>
               <w:rPr>
-                <w:rFonts w:ascii="Calibri" w:hAnsi="Calibri" w:cs="Calibri"/>
+                <w:rFonts w:ascii="Calibri" w:hAnsi="Calibri" w:cs="Calibri" w:eastAsia="Calibri"/>
                 <w:b/>
                 <w:i w:val="0"/>
                 <w:color w:val="2D2D2D"/>
                 <w:sz w:val="20"/>
               </w:rPr>
-              <w:t>Database</w:t>
+              <w:t>Auth</w:t>
             </w:r>
           </w:p>
         </w:tc>
         <w:tc>
           <w:tcPr>
-            <w:tcW w:type="dxa" w:w="6973"/>
+            <w:tcW w:type="dxa" w:w="6917"/>
             <w:tcBorders>
               <w:top w:val="single" w:sz="4" w:space="0" w:color="BFBFBF"/>
               <w:left w:val="single" w:sz="4" w:space="0" w:color="BFBFBF"/>
@@ -275,13 +366,13 @@
             <w:r/>
             <w:r>
               <w:rPr>
-                <w:rFonts w:ascii="Calibri" w:hAnsi="Calibri" w:cs="Calibri"/>
+                <w:rFonts w:ascii="Calibri" w:hAnsi="Calibri" w:cs="Calibri" w:eastAsia="Calibri"/>
                 <w:b w:val="0"/>
                 <w:i w:val="0"/>
                 <w:color w:val="2D2D2D"/>
                 <w:sz w:val="20"/>
               </w:rPr>
-              <w:t>sat_nobleoutlook</w:t>
+              <w:t>Azure AD client credentials → Bearer access token</w:t>
             </w:r>
           </w:p>
         </w:tc>
@@ -305,19 +396,19 @@
             <w:r/>
             <w:r>
               <w:rPr>
-                <w:rFonts w:ascii="Calibri" w:hAnsi="Calibri" w:cs="Calibri"/>
+                <w:rFonts w:ascii="Calibri" w:hAnsi="Calibri" w:cs="Calibri" w:eastAsia="Calibri"/>
                 <w:b/>
                 <w:i w:val="0"/>
                 <w:color w:val="2D2D2D"/>
                 <w:sz w:val="20"/>
               </w:rPr>
-              <w:t>Supplier</w:t>
+              <w:t>Date format</w:t>
             </w:r>
           </w:p>
         </w:tc>
         <w:tc>
           <w:tcPr>
-            <w:tcW w:type="dxa" w:w="6973"/>
+            <w:tcW w:type="dxa" w:w="6917"/>
             <w:tcBorders>
               <w:top w:val="single" w:sz="4" w:space="0" w:color="BFBFBF"/>
               <w:left w:val="single" w:sz="4" w:space="0" w:color="BFBFBF"/>
@@ -332,13 +423,13 @@
             <w:r/>
             <w:r>
               <w:rPr>
-                <w:rFonts w:ascii="Calibri" w:hAnsi="Calibri" w:cs="Calibri"/>
+                <w:rFonts w:ascii="Calibri" w:hAnsi="Calibri" w:cs="Calibri" w:eastAsia="Calibri"/>
                 <w:b w:val="0"/>
                 <w:i w:val="0"/>
                 <w:color w:val="2D2D2D"/>
                 <w:sz w:val="20"/>
               </w:rPr>
-              <w:t>RECKITT BENCKISER</w:t>
+              <w:t>fromDate / toDate = YYYY-MM-DD   (example: 2026-09-24)</w:t>
             </w:r>
           </w:p>
         </w:tc>
@@ -362,19 +453,19 @@
             <w:r/>
             <w:r>
               <w:rPr>
-                <w:rFonts w:ascii="Calibri" w:hAnsi="Calibri" w:cs="Calibri"/>
+                <w:rFonts w:ascii="Calibri" w:hAnsi="Calibri" w:cs="Calibri" w:eastAsia="Calibri"/>
                 <w:b/>
                 <w:i w:val="0"/>
                 <w:color w:val="2D2D2D"/>
                 <w:sz w:val="20"/>
               </w:rPr>
-              <w:t>Auth</w:t>
+              <w:t>Page size</w:t>
             </w:r>
           </w:p>
         </w:tc>
         <w:tc>
           <w:tcPr>
-            <w:tcW w:type="dxa" w:w="6973"/>
+            <w:tcW w:type="dxa" w:w="6917"/>
             <w:tcBorders>
               <w:top w:val="single" w:sz="4" w:space="0" w:color="BFBFBF"/>
               <w:left w:val="single" w:sz="4" w:space="0" w:color="BFBFBF"/>
@@ -389,13 +480,161 @@
             <w:r/>
             <w:r>
               <w:rPr>
-                <w:rFonts w:ascii="Calibri" w:hAnsi="Calibri" w:cs="Calibri"/>
+                <w:rFonts w:ascii="Calibri" w:hAnsi="Calibri" w:cs="Calibri" w:eastAsia="Calibri"/>
                 <w:b w:val="0"/>
                 <w:i w:val="0"/>
                 <w:color w:val="2D2D2D"/>
                 <w:sz w:val="20"/>
               </w:rPr>
-              <w:t>Azure AD client credentials  →  Bearer access token</w:t>
+              <w:t>Up to 10,000 rows per page</w:t>
+            </w:r>
+          </w:p>
+        </w:tc>
+      </w:tr>
+    </w:tbl>
+    <w:p>
+      <w:pPr>
+        <w:spacing w:after="80"/>
+      </w:pPr>
+    </w:p>
+    <w:p>
+      <w:pPr>
+        <w:spacing w:before="0" w:after="80" w:line="276" w:lineRule="auto"/>
+      </w:pPr>
+      <w:r>
+        <w:rPr>
+          <w:rFonts w:ascii="Calibri" w:hAnsi="Calibri" w:cs="Calibri" w:eastAsia="Calibri"/>
+          <w:b/>
+          <w:i w:val="0"/>
+          <w:color w:val="1F4E79"/>
+          <w:sz w:val="22"/>
+        </w:rPr>
+        <w:t>Credentials</w:t>
+      </w:r>
+    </w:p>
+    <w:tbl>
+      <w:tblPr>
+        <w:tblW w:type="dxa" w:w="9865"/>
+        <w:jc w:val="center"/>
+        <w:tblLayout w:type="fixed"/>
+        <w:tblLook w:firstColumn="1" w:firstRow="1" w:lastColumn="0" w:lastRow="0" w:noHBand="0" w:noVBand="1" w:val="04A0"/>
+      </w:tblPr>
+      <w:tblGrid>
+        <w:gridCol w:w="2948"/>
+        <w:gridCol w:w="6917"/>
+      </w:tblGrid>
+      <w:tr>
+        <w:tc>
+          <w:tcPr>
+            <w:tcW w:type="dxa" w:w="2948"/>
+            <w:shd w:fill="1F4E79" w:val="clear"/>
+            <w:tcBorders>
+              <w:top w:val="single" w:sz="4" w:space="0" w:color="BFBFBF"/>
+              <w:left w:val="single" w:sz="4" w:space="0" w:color="BFBFBF"/>
+              <w:bottom w:val="single" w:sz="4" w:space="0" w:color="BFBFBF"/>
+              <w:right w:val="single" w:sz="4" w:space="0" w:color="BFBFBF"/>
+            </w:tcBorders>
+          </w:tcPr>
+          <w:p>
+            <w:pPr>
+              <w:spacing w:before="40" w:after="40"/>
+            </w:pPr>
+            <w:r/>
+            <w:r>
+              <w:rPr>
+                <w:rFonts w:ascii="Calibri" w:hAnsi="Calibri" w:cs="Calibri" w:eastAsia="Calibri"/>
+                <w:b/>
+                <w:i w:val="0"/>
+                <w:color w:val="FFFFFF"/>
+                <w:sz w:val="19"/>
+              </w:rPr>
+              <w:t>Field</w:t>
+            </w:r>
+          </w:p>
+        </w:tc>
+        <w:tc>
+          <w:tcPr>
+            <w:tcW w:type="dxa" w:w="6917"/>
+            <w:shd w:fill="1F4E79" w:val="clear"/>
+            <w:tcBorders>
+              <w:top w:val="single" w:sz="4" w:space="0" w:color="BFBFBF"/>
+              <w:left w:val="single" w:sz="4" w:space="0" w:color="BFBFBF"/>
+              <w:bottom w:val="single" w:sz="4" w:space="0" w:color="BFBFBF"/>
+              <w:right w:val="single" w:sz="4" w:space="0" w:color="BFBFBF"/>
+            </w:tcBorders>
+          </w:tcPr>
+          <w:p>
+            <w:pPr>
+              <w:spacing w:before="40" w:after="40"/>
+            </w:pPr>
+            <w:r/>
+            <w:r>
+              <w:rPr>
+                <w:rFonts w:ascii="Calibri" w:hAnsi="Calibri" w:cs="Calibri" w:eastAsia="Calibri"/>
+                <w:b/>
+                <w:i w:val="0"/>
+                <w:color w:val="FFFFFF"/>
+                <w:sz w:val="19"/>
+              </w:rPr>
+              <w:t>Value</w:t>
+            </w:r>
+          </w:p>
+        </w:tc>
+      </w:tr>
+      <w:tr>
+        <w:tc>
+          <w:tcPr>
+            <w:tcW w:type="dxa" w:w="2948"/>
+            <w:shd w:fill="FFFFFF" w:val="clear"/>
+            <w:tcBorders>
+              <w:top w:val="single" w:sz="4" w:space="0" w:color="BFBFBF"/>
+              <w:left w:val="single" w:sz="4" w:space="0" w:color="BFBFBF"/>
+              <w:bottom w:val="single" w:sz="4" w:space="0" w:color="BFBFBF"/>
+              <w:right w:val="single" w:sz="4" w:space="0" w:color="BFBFBF"/>
+            </w:tcBorders>
+          </w:tcPr>
+          <w:p>
+            <w:pPr>
+              <w:spacing w:before="40" w:after="40"/>
+            </w:pPr>
+            <w:r/>
+            <w:r>
+              <w:rPr>
+                <w:rFonts w:ascii="Consolas" w:hAnsi="Consolas" w:cs="Consolas" w:eastAsia="Consolas"/>
+                <w:b w:val="0"/>
+                <w:i w:val="0"/>
+                <w:color w:val="2D2D2D"/>
+                <w:sz w:val="19"/>
+              </w:rPr>
+              <w:t>Tenant ID</w:t>
+            </w:r>
+          </w:p>
+        </w:tc>
+        <w:tc>
+          <w:tcPr>
+            <w:tcW w:type="dxa" w:w="6917"/>
+            <w:shd w:fill="FFFFFF" w:val="clear"/>
+            <w:tcBorders>
+              <w:top w:val="single" w:sz="4" w:space="0" w:color="BFBFBF"/>
+              <w:left w:val="single" w:sz="4" w:space="0" w:color="BFBFBF"/>
+              <w:bottom w:val="single" w:sz="4" w:space="0" w:color="BFBFBF"/>
+              <w:right w:val="single" w:sz="4" w:space="0" w:color="BFBFBF"/>
+            </w:tcBorders>
+          </w:tcPr>
+          <w:p>
+            <w:pPr>
+              <w:spacing w:before="40" w:after="40"/>
+            </w:pPr>
+            <w:r/>
+            <w:r>
+              <w:rPr>
+                <w:rFonts w:ascii="Calibri" w:hAnsi="Calibri" w:cs="Calibri" w:eastAsia="Calibri"/>
+                <w:b w:val="0"/>
+                <w:i w:val="0"/>
+                <w:color w:val="2D2D2D"/>
+                <w:sz w:val="19"/>
+              </w:rPr>
+              <w:t>f4faf003-d90b-4832-9df8-c8a22d29bdd4</w:t>
             </w:r>
           </w:p>
         </w:tc>
@@ -419,19 +658,20 @@
             <w:r/>
             <w:r>
               <w:rPr>
-                <w:rFonts w:ascii="Calibri" w:hAnsi="Calibri" w:cs="Calibri"/>
-                <w:b/>
+                <w:rFonts w:ascii="Consolas" w:hAnsi="Consolas" w:cs="Consolas" w:eastAsia="Consolas"/>
+                <w:b w:val="0"/>
                 <w:i w:val="0"/>
                 <w:color w:val="2D2D2D"/>
-                <w:sz w:val="20"/>
+                <w:sz w:val="19"/>
               </w:rPr>
-              <w:t>Date format</w:t>
+              <w:t>Client ID</w:t>
             </w:r>
           </w:p>
         </w:tc>
         <w:tc>
           <w:tcPr>
-            <w:tcW w:type="dxa" w:w="6973"/>
+            <w:tcW w:type="dxa" w:w="6917"/>
+            <w:shd w:fill="E9F0F7" w:val="clear"/>
             <w:tcBorders>
               <w:top w:val="single" w:sz="4" w:space="0" w:color="BFBFBF"/>
               <w:left w:val="single" w:sz="4" w:space="0" w:color="BFBFBF"/>
@@ -446,13 +686,129 @@
             <w:r/>
             <w:r>
               <w:rPr>
-                <w:rFonts w:ascii="Calibri" w:hAnsi="Calibri" w:cs="Calibri"/>
+                <w:rFonts w:ascii="Calibri" w:hAnsi="Calibri" w:cs="Calibri" w:eastAsia="Calibri"/>
                 <w:b w:val="0"/>
                 <w:i w:val="0"/>
                 <w:color w:val="2D2D2D"/>
-                <w:sz w:val="20"/>
+                <w:sz w:val="19"/>
               </w:rPr>
-              <w:t>fromDate / toDate = YYYY-MM-DD   (example: 2026-09-24)</w:t>
+              <w:t>de772600-0d1f-4492-90b0-a57fcc284cf9</w:t>
+            </w:r>
+          </w:p>
+        </w:tc>
+      </w:tr>
+      <w:tr>
+        <w:tc>
+          <w:tcPr>
+            <w:tcW w:type="dxa" w:w="2948"/>
+            <w:shd w:fill="FFFFFF" w:val="clear"/>
+            <w:tcBorders>
+              <w:top w:val="single" w:sz="4" w:space="0" w:color="BFBFBF"/>
+              <w:left w:val="single" w:sz="4" w:space="0" w:color="BFBFBF"/>
+              <w:bottom w:val="single" w:sz="4" w:space="0" w:color="BFBFBF"/>
+              <w:right w:val="single" w:sz="4" w:space="0" w:color="BFBFBF"/>
+            </w:tcBorders>
+          </w:tcPr>
+          <w:p>
+            <w:pPr>
+              <w:spacing w:before="40" w:after="40"/>
+            </w:pPr>
+            <w:r/>
+            <w:r>
+              <w:rPr>
+                <w:rFonts w:ascii="Consolas" w:hAnsi="Consolas" w:cs="Consolas" w:eastAsia="Consolas"/>
+                <w:b w:val="0"/>
+                <w:i w:val="0"/>
+                <w:color w:val="2D2D2D"/>
+                <w:sz w:val="19"/>
+              </w:rPr>
+              <w:t>Scope</w:t>
+            </w:r>
+          </w:p>
+        </w:tc>
+        <w:tc>
+          <w:tcPr>
+            <w:tcW w:type="dxa" w:w="6917"/>
+            <w:shd w:fill="FFFFFF" w:val="clear"/>
+            <w:tcBorders>
+              <w:top w:val="single" w:sz="4" w:space="0" w:color="BFBFBF"/>
+              <w:left w:val="single" w:sz="4" w:space="0" w:color="BFBFBF"/>
+              <w:bottom w:val="single" w:sz="4" w:space="0" w:color="BFBFBF"/>
+              <w:right w:val="single" w:sz="4" w:space="0" w:color="BFBFBF"/>
+            </w:tcBorders>
+          </w:tcPr>
+          <w:p>
+            <w:pPr>
+              <w:spacing w:before="40" w:after="40"/>
+            </w:pPr>
+            <w:r/>
+            <w:r>
+              <w:rPr>
+                <w:rFonts w:ascii="Calibri" w:hAnsi="Calibri" w:cs="Calibri" w:eastAsia="Calibri"/>
+                <w:b w:val="0"/>
+                <w:i w:val="0"/>
+                <w:color w:val="2D2D2D"/>
+                <w:sz w:val="19"/>
+              </w:rPr>
+              <w:t>https://graph.microsoft.com/.default</w:t>
+            </w:r>
+          </w:p>
+        </w:tc>
+      </w:tr>
+      <w:tr>
+        <w:tc>
+          <w:tcPr>
+            <w:tcW w:type="dxa" w:w="2948"/>
+            <w:shd w:fill="E9F0F7" w:val="clear"/>
+            <w:tcBorders>
+              <w:top w:val="single" w:sz="4" w:space="0" w:color="BFBFBF"/>
+              <w:left w:val="single" w:sz="4" w:space="0" w:color="BFBFBF"/>
+              <w:bottom w:val="single" w:sz="4" w:space="0" w:color="BFBFBF"/>
+              <w:right w:val="single" w:sz="4" w:space="0" w:color="BFBFBF"/>
+            </w:tcBorders>
+          </w:tcPr>
+          <w:p>
+            <w:pPr>
+              <w:spacing w:before="40" w:after="40"/>
+            </w:pPr>
+            <w:r/>
+            <w:r>
+              <w:rPr>
+                <w:rFonts w:ascii="Consolas" w:hAnsi="Consolas" w:cs="Consolas" w:eastAsia="Consolas"/>
+                <w:b w:val="0"/>
+                <w:i w:val="0"/>
+                <w:color w:val="2D2D2D"/>
+                <w:sz w:val="19"/>
+              </w:rPr>
+              <w:t>Client secret</w:t>
+            </w:r>
+          </w:p>
+        </w:tc>
+        <w:tc>
+          <w:tcPr>
+            <w:tcW w:type="dxa" w:w="6917"/>
+            <w:shd w:fill="E9F0F7" w:val="clear"/>
+            <w:tcBorders>
+              <w:top w:val="single" w:sz="4" w:space="0" w:color="BFBFBF"/>
+              <w:left w:val="single" w:sz="4" w:space="0" w:color="BFBFBF"/>
+              <w:bottom w:val="single" w:sz="4" w:space="0" w:color="BFBFBF"/>
+              <w:right w:val="single" w:sz="4" w:space="0" w:color="BFBFBF"/>
+            </w:tcBorders>
+          </w:tcPr>
+          <w:p>
+            <w:pPr>
+              <w:spacing w:before="40" w:after="40"/>
+            </w:pPr>
+            <w:r/>
+            <w:r>
+              <w:rPr>
+                <w:rFonts w:ascii="Calibri" w:hAnsi="Calibri" w:cs="Calibri" w:eastAsia="Calibri"/>
+                <w:b w:val="0"/>
+                <w:i w:val="0"/>
+                <w:color w:val="2D2D2D"/>
+                <w:sz w:val="19"/>
+              </w:rPr>
+              <w:t>Sent separately</w:t>
             </w:r>
           </w:p>
         </w:tc>
@@ -465,49 +821,34 @@
     </w:p>
     <w:p>
       <w:pPr>
-        <w:spacing w:before="320" w:after="160"/>
+        <w:spacing w:before="0" w:after="80" w:line="276" w:lineRule="auto"/>
       </w:pPr>
       <w:r>
         <w:rPr>
-          <w:rFonts w:ascii="Calibri" w:hAnsi="Calibri" w:cs="Calibri"/>
+          <w:rFonts w:ascii="Calibri" w:hAnsi="Calibri" w:cs="Calibri" w:eastAsia="Calibri"/>
           <w:b/>
           <w:i w:val="0"/>
           <w:color w:val="1F4E79"/>
-          <w:sz w:val="28"/>
-        </w:rPr>
-        <w:t>1. What to replace before you test</w:t>
-      </w:r>
-    </w:p>
-    <w:p>
-      <w:pPr>
-        <w:spacing w:before="0" w:after="160" w:line="276" w:lineRule="auto"/>
-      </w:pPr>
-      <w:r>
-        <w:rPr>
-          <w:rFonts w:ascii="Calibri" w:hAnsi="Calibri" w:cs="Calibri"/>
-          <w:b w:val="0"/>
-          <w:i w:val="0"/>
-          <w:color w:val="2D2D2D"/>
           <w:sz w:val="22"/>
         </w:rPr>
-        <w:t>This document is a template. Replace the placeholders below with the values issued to you. The client secret is not included here. It will be sent separately.</w:t>
+        <w:t>Placeholders you replace</w:t>
       </w:r>
     </w:p>
     <w:tbl>
       <w:tblPr>
-        <w:tblW w:type="auto" w:w="0"/>
+        <w:tblW w:type="dxa" w:w="9865"/>
+        <w:jc w:val="center"/>
         <w:tblLayout w:type="fixed"/>
         <w:tblLook w:firstColumn="1" w:firstRow="1" w:lastColumn="0" w:lastRow="0" w:noHBand="0" w:noVBand="1" w:val="04A0"/>
       </w:tblPr>
       <w:tblGrid>
-        <w:gridCol w:w="3289"/>
-        <w:gridCol w:w="3289"/>
-        <w:gridCol w:w="3289"/>
+        <w:gridCol w:w="2948"/>
+        <w:gridCol w:w="6917"/>
       </w:tblGrid>
       <w:tr>
         <w:tc>
           <w:tcPr>
-            <w:tcW w:type="dxa" w:w="3515"/>
+            <w:tcW w:type="dxa" w:w="2948"/>
             <w:shd w:fill="1F4E79" w:val="clear"/>
             <w:tcBorders>
               <w:top w:val="single" w:sz="4" w:space="0" w:color="BFBFBF"/>
@@ -523,7 +864,7 @@
             <w:r/>
             <w:r>
               <w:rPr>
-                <w:rFonts w:ascii="Calibri" w:hAnsi="Calibri" w:cs="Calibri"/>
+                <w:rFonts w:ascii="Calibri" w:hAnsi="Calibri" w:cs="Calibri" w:eastAsia="Calibri"/>
                 <w:b/>
                 <w:i w:val="0"/>
                 <w:color w:val="FFFFFF"/>
@@ -535,7 +876,7 @@
         </w:tc>
         <w:tc>
           <w:tcPr>
-            <w:tcW w:type="dxa" w:w="3288"/>
+            <w:tcW w:type="dxa" w:w="6917"/>
             <w:shd w:fill="1F4E79" w:val="clear"/>
             <w:tcBorders>
               <w:top w:val="single" w:sz="4" w:space="0" w:color="BFBFBF"/>
@@ -551,35 +892,7 @@
             <w:r/>
             <w:r>
               <w:rPr>
-                <w:rFonts w:ascii="Calibri" w:hAnsi="Calibri" w:cs="Calibri"/>
-                <w:b/>
-                <w:i w:val="0"/>
-                <w:color w:val="FFFFFF"/>
-                <w:sz w:val="19"/>
-              </w:rPr>
-              <w:t>Where it is used</w:t>
-            </w:r>
-          </w:p>
-        </w:tc>
-        <w:tc>
-          <w:tcPr>
-            <w:tcW w:type="dxa" w:w="3118"/>
-            <w:shd w:fill="1F4E79" w:val="clear"/>
-            <w:tcBorders>
-              <w:top w:val="single" w:sz="4" w:space="0" w:color="BFBFBF"/>
-              <w:left w:val="single" w:sz="4" w:space="0" w:color="BFBFBF"/>
-              <w:bottom w:val="single" w:sz="4" w:space="0" w:color="BFBFBF"/>
-              <w:right w:val="single" w:sz="4" w:space="0" w:color="BFBFBF"/>
-            </w:tcBorders>
-          </w:tcPr>
-          <w:p>
-            <w:pPr>
-              <w:spacing w:before="40" w:after="40"/>
-            </w:pPr>
-            <w:r/>
-            <w:r>
-              <w:rPr>
-                <w:rFonts w:ascii="Calibri" w:hAnsi="Calibri" w:cs="Calibri"/>
+                <w:rFonts w:ascii="Calibri" w:hAnsi="Calibri" w:cs="Calibri" w:eastAsia="Calibri"/>
                 <w:b/>
                 <w:i w:val="0"/>
                 <w:color w:val="FFFFFF"/>
@@ -593,7 +906,7 @@
       <w:tr>
         <w:tc>
           <w:tcPr>
-            <w:tcW w:type="dxa" w:w="3515"/>
+            <w:tcW w:type="dxa" w:w="2948"/>
             <w:shd w:fill="FFFFFF" w:val="clear"/>
             <w:tcBorders>
               <w:top w:val="single" w:sz="4" w:space="0" w:color="BFBFBF"/>
@@ -609,19 +922,19 @@
             <w:r/>
             <w:r>
               <w:rPr>
-                <w:rFonts w:ascii="Consolas" w:hAnsi="Consolas" w:cs="Consolas"/>
+                <w:rFonts w:ascii="Consolas" w:hAnsi="Consolas" w:cs="Consolas" w:eastAsia="Consolas"/>
                 <w:b w:val="0"/>
                 <w:i w:val="0"/>
                 <w:color w:val="2D2D2D"/>
-                <w:sz w:val="18"/>
+                <w:sz w:val="19"/>
               </w:rPr>
-              <w:t>&lt;YOUR_KENYA_CLIENT_ID&gt;</w:t>
+              <w:t>&lt;CLIENT_SECRET&gt;</w:t>
             </w:r>
           </w:p>
         </w:tc>
         <w:tc>
           <w:tcPr>
-            <w:tcW w:type="dxa" w:w="3288"/>
+            <w:tcW w:type="dxa" w:w="6917"/>
             <w:shd w:fill="FFFFFF" w:val="clear"/>
             <w:tcBorders>
               <w:top w:val="single" w:sz="4" w:space="0" w:color="BFBFBF"/>
@@ -637,41 +950,13 @@
             <w:r/>
             <w:r>
               <w:rPr>
-                <w:rFonts w:ascii="Calibri" w:hAnsi="Calibri" w:cs="Calibri"/>
+                <w:rFonts w:ascii="Calibri" w:hAnsi="Calibri" w:cs="Calibri" w:eastAsia="Calibri"/>
                 <w:b w:val="0"/>
                 <w:i w:val="0"/>
                 <w:color w:val="2D2D2D"/>
                 <w:sz w:val="19"/>
               </w:rPr>
-              <w:t>Token request — client_id</w:t>
-            </w:r>
-          </w:p>
-        </w:tc>
-        <w:tc>
-          <w:tcPr>
-            <w:tcW w:type="dxa" w:w="3118"/>
-            <w:shd w:fill="FFFFFF" w:val="clear"/>
-            <w:tcBorders>
-              <w:top w:val="single" w:sz="4" w:space="0" w:color="BFBFBF"/>
-              <w:left w:val="single" w:sz="4" w:space="0" w:color="BFBFBF"/>
-              <w:bottom w:val="single" w:sz="4" w:space="0" w:color="BFBFBF"/>
-              <w:right w:val="single" w:sz="4" w:space="0" w:color="BFBFBF"/>
-            </w:tcBorders>
-          </w:tcPr>
-          <w:p>
-            <w:pPr>
-              <w:spacing w:before="40" w:after="40"/>
-            </w:pPr>
-            <w:r/>
-            <w:r>
-              <w:rPr>
-                <w:rFonts w:ascii="Calibri" w:hAnsi="Calibri" w:cs="Calibri"/>
-                <w:b w:val="0"/>
-                <w:i w:val="0"/>
-                <w:color w:val="2D2D2D"/>
-                <w:sz w:val="19"/>
-              </w:rPr>
-              <w:t>Kenya OAuth application (client) ID</w:t>
+              <w:t>Your client secret (sent separately)</w:t>
             </w:r>
           </w:p>
         </w:tc>
@@ -679,7 +964,7 @@
       <w:tr>
         <w:tc>
           <w:tcPr>
-            <w:tcW w:type="dxa" w:w="3515"/>
+            <w:tcW w:type="dxa" w:w="2948"/>
             <w:shd w:fill="E9F0F7" w:val="clear"/>
             <w:tcBorders>
               <w:top w:val="single" w:sz="4" w:space="0" w:color="BFBFBF"/>
@@ -695,11 +980,11 @@
             <w:r/>
             <w:r>
               <w:rPr>
-                <w:rFonts w:ascii="Consolas" w:hAnsi="Consolas" w:cs="Consolas"/>
+                <w:rFonts w:ascii="Consolas" w:hAnsi="Consolas" w:cs="Consolas" w:eastAsia="Consolas"/>
                 <w:b w:val="0"/>
                 <w:i w:val="0"/>
                 <w:color w:val="2D2D2D"/>
-                <w:sz w:val="18"/>
+                <w:sz w:val="19"/>
               </w:rPr>
               <w:t>&lt;ACCESS_TOKEN&gt;</w:t>
             </w:r>
@@ -707,7 +992,7 @@
         </w:tc>
         <w:tc>
           <w:tcPr>
-            <w:tcW w:type="dxa" w:w="3288"/>
+            <w:tcW w:type="dxa" w:w="6917"/>
             <w:shd w:fill="E9F0F7" w:val="clear"/>
             <w:tcBorders>
               <w:top w:val="single" w:sz="4" w:space="0" w:color="BFBFBF"/>
@@ -723,35 +1008,7 @@
             <w:r/>
             <w:r>
               <w:rPr>
-                <w:rFonts w:ascii="Calibri" w:hAnsi="Calibri" w:cs="Calibri"/>
-                <w:b w:val="0"/>
-                <w:i w:val="0"/>
-                <w:color w:val="2D2D2D"/>
-                <w:sz w:val="19"/>
-              </w:rPr>
-              <w:t>Every GET — Authorization header</w:t>
-            </w:r>
-          </w:p>
-        </w:tc>
-        <w:tc>
-          <w:tcPr>
-            <w:tcW w:type="dxa" w:w="3118"/>
-            <w:shd w:fill="E9F0F7" w:val="clear"/>
-            <w:tcBorders>
-              <w:top w:val="single" w:sz="4" w:space="0" w:color="BFBFBF"/>
-              <w:left w:val="single" w:sz="4" w:space="0" w:color="BFBFBF"/>
-              <w:bottom w:val="single" w:sz="4" w:space="0" w:color="BFBFBF"/>
-              <w:right w:val="single" w:sz="4" w:space="0" w:color="BFBFBF"/>
-            </w:tcBorders>
-          </w:tcPr>
-          <w:p>
-            <w:pPr>
-              <w:spacing w:before="40" w:after="40"/>
-            </w:pPr>
-            <w:r/>
-            <w:r>
-              <w:rPr>
-                <w:rFonts w:ascii="Calibri" w:hAnsi="Calibri" w:cs="Calibri"/>
+                <w:rFonts w:ascii="Calibri" w:hAnsi="Calibri" w:cs="Calibri" w:eastAsia="Calibri"/>
                 <w:b w:val="0"/>
                 <w:i w:val="0"/>
                 <w:color w:val="2D2D2D"/>
@@ -770,47 +1027,17 @@
     </w:p>
     <w:p>
       <w:pPr>
-        <w:spacing w:before="320" w:after="160"/>
+        <w:pStyle w:val="Heading1"/>
       </w:pPr>
       <w:r>
         <w:rPr>
-          <w:rFonts w:ascii="Calibri" w:hAnsi="Calibri" w:cs="Calibri"/>
+          <w:rFonts w:ascii="Calibri" w:hAnsi="Calibri" w:cs="Calibri" w:eastAsia="Calibri"/>
           <w:b/>
           <w:i w:val="0"/>
           <w:color w:val="1F4E79"/>
-          <w:sz w:val="28"/>
+          <w:sz w:val="32"/>
         </w:rPr>
-        <w:t>2. Kenya environment</w:t>
-      </w:r>
-    </w:p>
-    <w:p>
-      <w:pPr>
-        <w:spacing w:before="0" w:after="160" w:line="276" w:lineRule="auto"/>
-      </w:pPr>
-      <w:r>
-        <w:rPr>
-          <w:rFonts w:ascii="Calibri" w:hAnsi="Calibri" w:cs="Calibri"/>
-          <w:b w:val="0"/>
-          <w:i w:val="0"/>
-          <w:color w:val="2D2D2D"/>
-          <w:sz w:val="22"/>
-        </w:rPr>
-        <w:t>Kenya Reckitt data is selected from your Kenya OAuth client (sat_nobleoutlook / RECKITT BENCKISER).</w:t>
-      </w:r>
-    </w:p>
-    <w:p>
-      <w:pPr>
-        <w:spacing w:before="320" w:after="160"/>
-      </w:pPr>
-      <w:r>
-        <w:rPr>
-          <w:rFonts w:ascii="Calibri" w:hAnsi="Calibri" w:cs="Calibri"/>
-          <w:b/>
-          <w:i w:val="0"/>
-          <w:color w:val="1F4E79"/>
-          <w:sz w:val="28"/>
-        </w:rPr>
-        <w:t>3. Step 1 — get a Kenya access token</w:t>
+        <w:t>2. Get an access token</w:t>
       </w:r>
     </w:p>
     <w:p>
@@ -819,22 +1046,70 @@
       </w:pPr>
       <w:r>
         <w:rPr>
-          <w:rFonts w:ascii="Calibri" w:hAnsi="Calibri" w:cs="Calibri"/>
+          <w:rFonts w:ascii="Calibri" w:hAnsi="Calibri" w:cs="Calibri" w:eastAsia="Calibri"/>
           <w:b w:val="0"/>
           <w:i w:val="0"/>
           <w:color w:val="2D2D2D"/>
           <w:sz w:val="22"/>
         </w:rPr>
-        <w:t>Call Azure AD with grant_type=client_credentials. Copy access_token from the JSON response. Tokens expire (typically about 60 minutes). Request a new token when calls return HTTP 401. The client secret will be sent separately. Add it to this token request when you receive it.</w:t>
+        <w:t>Use Azure AD client credentials. Tokens expire after about 60 minutes (expires_in: 3599 seconds). Request a new token when calls return HTTP 401.</w:t>
       </w:r>
     </w:p>
     <w:p>
       <w:pPr>
-        <w:spacing w:before="0" w:after="80" w:line="276" w:lineRule="auto"/>
+        <w:spacing w:after="60"/>
+        <w:ind w:left="227"/>
       </w:pPr>
       <w:r>
         <w:rPr>
-          <w:rFonts w:ascii="Calibri" w:hAnsi="Calibri" w:cs="Calibri"/>
+          <w:rFonts w:ascii="Calibri" w:hAnsi="Calibri" w:cs="Calibri" w:eastAsia="Calibri"/>
+          <w:b w:val="0"/>
+          <w:i w:val="0"/>
+          <w:color w:val="2D2D2D"/>
+          <w:sz w:val="22"/>
+        </w:rPr>
+        <w:t>1.  Run the token request below.</w:t>
+      </w:r>
+    </w:p>
+    <w:p>
+      <w:pPr>
+        <w:spacing w:after="60"/>
+        <w:ind w:left="227"/>
+      </w:pPr>
+      <w:r>
+        <w:rPr>
+          <w:rFonts w:ascii="Calibri" w:hAnsi="Calibri" w:cs="Calibri" w:eastAsia="Calibri"/>
+          <w:b w:val="0"/>
+          <w:i w:val="0"/>
+          <w:color w:val="2D2D2D"/>
+          <w:sz w:val="22"/>
+        </w:rPr>
+        <w:t>2.  Copy access_token from the JSON response.</w:t>
+      </w:r>
+    </w:p>
+    <w:p>
+      <w:pPr>
+        <w:spacing w:after="60"/>
+        <w:ind w:left="227"/>
+      </w:pPr>
+      <w:r>
+        <w:rPr>
+          <w:rFonts w:ascii="Calibri" w:hAnsi="Calibri" w:cs="Calibri" w:eastAsia="Calibri"/>
+          <w:b w:val="0"/>
+          <w:i w:val="0"/>
+          <w:color w:val="2D2D2D"/>
+          <w:sz w:val="22"/>
+        </w:rPr>
+        <w:t>3.  Send it as the Bearer token on every GET.</w:t>
+      </w:r>
+    </w:p>
+    <w:p>
+      <w:pPr>
+        <w:spacing w:before="160" w:after="80" w:line="276" w:lineRule="auto"/>
+      </w:pPr>
+      <w:r>
+        <w:rPr>
+          <w:rFonts w:ascii="Calibri" w:hAnsi="Calibri" w:cs="Calibri" w:eastAsia="Calibri"/>
           <w:b/>
           <w:i w:val="0"/>
           <w:color w:val="1F4E79"/>
@@ -845,8 +1120,9 @@
     </w:p>
     <w:tbl>
       <w:tblPr>
-        <w:tblW w:type="auto" w:w="0"/>
-        <w:tblLayout w:type="autofit"/>
+        <w:tblW w:type="dxa" w:w="9866"/>
+        <w:jc w:val="center"/>
+        <w:tblLayout w:type="fixed"/>
         <w:tblLook w:firstColumn="1" w:firstRow="1" w:lastColumn="0" w:lastRow="0" w:noHBand="0" w:noVBand="1" w:val="04A0"/>
       </w:tblPr>
       <w:tblGrid>
@@ -871,7 +1147,7 @@
             <w:r/>
             <w:r>
               <w:rPr>
-                <w:rFonts w:ascii="Consolas" w:hAnsi="Consolas" w:cs="Consolas"/>
+                <w:rFonts w:ascii="Consolas" w:hAnsi="Consolas" w:cs="Consolas" w:eastAsia="Consolas"/>
                 <w:b w:val="0"/>
                 <w:i w:val="0"/>
                 <w:color w:val="2D2D2D"/>
@@ -883,7 +1159,9 @@
               <w:br/>
               <w:t xml:space="preserve">  --data-urlencode 'grant_type=client_credentials' \</w:t>
               <w:br/>
-              <w:t xml:space="preserve">  --data-urlencode 'client_id=&lt;YOUR_KENYA_CLIENT_ID&gt;' \</w:t>
+              <w:t xml:space="preserve">  --data-urlencode 'client_id=de772600-0d1f-4492-90b0-a57fcc284cf9' \</w:t>
+              <w:br/>
+              <w:t xml:space="preserve">  --data-urlencode 'client_secret=&lt;CLIENT_SECRET&gt;' \</w:t>
               <w:br/>
               <w:t xml:space="preserve">  --data-urlencode 'scope=https://graph.microsoft.com/.default'</w:t>
             </w:r>
@@ -898,26 +1176,11 @@
     </w:p>
     <w:p>
       <w:pPr>
-        <w:spacing w:before="0" w:after="160" w:line="276" w:lineRule="auto"/>
-      </w:pPr>
-      <w:r>
-        <w:rPr>
-          <w:rFonts w:ascii="Calibri" w:hAnsi="Calibri" w:cs="Calibri"/>
-          <w:b w:val="0"/>
-          <w:i w:val="0"/>
-          <w:color w:val="1F4E79"/>
-          <w:sz w:val="21"/>
-        </w:rPr>
-        <w:t>Note: the client secret is not shown in this guide. It will be sent separately. When you have it, include it on the token request as the client_secret form field.</w:t>
-      </w:r>
-    </w:p>
-    <w:p>
-      <w:pPr>
         <w:spacing w:before="0" w:after="80" w:line="276" w:lineRule="auto"/>
       </w:pPr>
       <w:r>
         <w:rPr>
-          <w:rFonts w:ascii="Calibri" w:hAnsi="Calibri" w:cs="Calibri"/>
+          <w:rFonts w:ascii="Calibri" w:hAnsi="Calibri" w:cs="Calibri" w:eastAsia="Calibri"/>
           <w:b/>
           <w:i w:val="0"/>
           <w:color w:val="1F4E79"/>
@@ -928,19 +1191,20 @@
     </w:p>
     <w:tbl>
       <w:tblPr>
-        <w:tblW w:type="auto" w:w="0"/>
+        <w:tblW w:type="dxa" w:w="9866"/>
+        <w:jc w:val="center"/>
         <w:tblLayout w:type="fixed"/>
         <w:tblLook w:firstColumn="1" w:firstRow="1" w:lastColumn="0" w:lastRow="0" w:noHBand="0" w:noVBand="1" w:val="04A0"/>
       </w:tblPr>
       <w:tblGrid>
-        <w:gridCol w:w="3289"/>
-        <w:gridCol w:w="3289"/>
-        <w:gridCol w:w="3289"/>
+        <w:gridCol w:w="2495"/>
+        <w:gridCol w:w="1588"/>
+        <w:gridCol w:w="5783"/>
       </w:tblGrid>
       <w:tr>
         <w:tc>
           <w:tcPr>
-            <w:tcW w:type="dxa" w:w="2551"/>
+            <w:tcW w:type="dxa" w:w="2495"/>
             <w:shd w:fill="1F4E79" w:val="clear"/>
             <w:tcBorders>
               <w:top w:val="single" w:sz="4" w:space="0" w:color="BFBFBF"/>
@@ -956,7 +1220,7 @@
             <w:r/>
             <w:r>
               <w:rPr>
-                <w:rFonts w:ascii="Calibri" w:hAnsi="Calibri" w:cs="Calibri"/>
+                <w:rFonts w:ascii="Calibri" w:hAnsi="Calibri" w:cs="Calibri" w:eastAsia="Calibri"/>
                 <w:b/>
                 <w:i w:val="0"/>
                 <w:color w:val="FFFFFF"/>
@@ -968,7 +1232,7 @@
         </w:tc>
         <w:tc>
           <w:tcPr>
-            <w:tcW w:type="dxa" w:w="1701"/>
+            <w:tcW w:type="dxa" w:w="1588"/>
             <w:shd w:fill="1F4E79" w:val="clear"/>
             <w:tcBorders>
               <w:top w:val="single" w:sz="4" w:space="0" w:color="BFBFBF"/>
@@ -984,7 +1248,7 @@
             <w:r/>
             <w:r>
               <w:rPr>
-                <w:rFonts w:ascii="Calibri" w:hAnsi="Calibri" w:cs="Calibri"/>
+                <w:rFonts w:ascii="Calibri" w:hAnsi="Calibri" w:cs="Calibri" w:eastAsia="Calibri"/>
                 <w:b/>
                 <w:i w:val="0"/>
                 <w:color w:val="FFFFFF"/>
@@ -996,7 +1260,7 @@
         </w:tc>
         <w:tc>
           <w:tcPr>
-            <w:tcW w:type="dxa" w:w="5669"/>
+            <w:tcW w:type="dxa" w:w="5783"/>
             <w:shd w:fill="1F4E79" w:val="clear"/>
             <w:tcBorders>
               <w:top w:val="single" w:sz="4" w:space="0" w:color="BFBFBF"/>
@@ -1012,7 +1276,7 @@
             <w:r/>
             <w:r>
               <w:rPr>
-                <w:rFonts w:ascii="Calibri" w:hAnsi="Calibri" w:cs="Calibri"/>
+                <w:rFonts w:ascii="Calibri" w:hAnsi="Calibri" w:cs="Calibri" w:eastAsia="Calibri"/>
                 <w:b/>
                 <w:i w:val="0"/>
                 <w:color w:val="FFFFFF"/>
@@ -1026,7 +1290,7 @@
       <w:tr>
         <w:tc>
           <w:tcPr>
-            <w:tcW w:type="dxa" w:w="2551"/>
+            <w:tcW w:type="dxa" w:w="2495"/>
             <w:shd w:fill="FFFFFF" w:val="clear"/>
             <w:tcBorders>
               <w:top w:val="single" w:sz="4" w:space="0" w:color="BFBFBF"/>
@@ -1042,7 +1306,7 @@
             <w:r/>
             <w:r>
               <w:rPr>
-                <w:rFonts w:ascii="Consolas" w:hAnsi="Consolas" w:cs="Consolas"/>
+                <w:rFonts w:ascii="Consolas" w:hAnsi="Consolas" w:cs="Consolas" w:eastAsia="Consolas"/>
                 <w:b w:val="0"/>
                 <w:i w:val="0"/>
                 <w:color w:val="2D2D2D"/>
@@ -1054,7 +1318,7 @@
         </w:tc>
         <w:tc>
           <w:tcPr>
-            <w:tcW w:type="dxa" w:w="1701"/>
+            <w:tcW w:type="dxa" w:w="1588"/>
             <w:shd w:fill="FFFFFF" w:val="clear"/>
             <w:tcBorders>
               <w:top w:val="single" w:sz="4" w:space="0" w:color="BFBFBF"/>
@@ -1070,7 +1334,7 @@
             <w:r/>
             <w:r>
               <w:rPr>
-                <w:rFonts w:ascii="Calibri" w:hAnsi="Calibri" w:cs="Calibri"/>
+                <w:rFonts w:ascii="Calibri" w:hAnsi="Calibri" w:cs="Calibri" w:eastAsia="Calibri"/>
                 <w:b w:val="0"/>
                 <w:i w:val="0"/>
                 <w:color w:val="2D2D2D"/>
@@ -1082,7 +1346,7 @@
         </w:tc>
         <w:tc>
           <w:tcPr>
-            <w:tcW w:type="dxa" w:w="5669"/>
+            <w:tcW w:type="dxa" w:w="5783"/>
             <w:shd w:fill="FFFFFF" w:val="clear"/>
             <w:tcBorders>
               <w:top w:val="single" w:sz="4" w:space="0" w:color="BFBFBF"/>
@@ -1098,11 +1362,11 @@
             <w:r/>
             <w:r>
               <w:rPr>
-                <w:rFonts w:ascii="Consolas" w:hAnsi="Consolas" w:cs="Consolas"/>
+                <w:rFonts w:ascii="Calibri" w:hAnsi="Calibri" w:cs="Calibri" w:eastAsia="Calibri"/>
                 <w:b w:val="0"/>
                 <w:i w:val="0"/>
                 <w:color w:val="2D2D2D"/>
-                <w:sz w:val="18"/>
+                <w:sz w:val="19"/>
               </w:rPr>
               <w:t>client_credentials</w:t>
             </w:r>
@@ -1112,7 +1376,7 @@
       <w:tr>
         <w:tc>
           <w:tcPr>
-            <w:tcW w:type="dxa" w:w="2551"/>
+            <w:tcW w:type="dxa" w:w="2495"/>
             <w:shd w:fill="E9F0F7" w:val="clear"/>
             <w:tcBorders>
               <w:top w:val="single" w:sz="4" w:space="0" w:color="BFBFBF"/>
@@ -1128,7 +1392,7 @@
             <w:r/>
             <w:r>
               <w:rPr>
-                <w:rFonts w:ascii="Consolas" w:hAnsi="Consolas" w:cs="Consolas"/>
+                <w:rFonts w:ascii="Consolas" w:hAnsi="Consolas" w:cs="Consolas" w:eastAsia="Consolas"/>
                 <w:b w:val="0"/>
                 <w:i w:val="0"/>
                 <w:color w:val="2D2D2D"/>
@@ -1140,7 +1404,7 @@
         </w:tc>
         <w:tc>
           <w:tcPr>
-            <w:tcW w:type="dxa" w:w="1701"/>
+            <w:tcW w:type="dxa" w:w="1588"/>
             <w:shd w:fill="E9F0F7" w:val="clear"/>
             <w:tcBorders>
               <w:top w:val="single" w:sz="4" w:space="0" w:color="BFBFBF"/>
@@ -1156,7 +1420,7 @@
             <w:r/>
             <w:r>
               <w:rPr>
-                <w:rFonts w:ascii="Calibri" w:hAnsi="Calibri" w:cs="Calibri"/>
+                <w:rFonts w:ascii="Calibri" w:hAnsi="Calibri" w:cs="Calibri" w:eastAsia="Calibri"/>
                 <w:b w:val="0"/>
                 <w:i w:val="0"/>
                 <w:color w:val="2D2D2D"/>
@@ -1168,7 +1432,7 @@
         </w:tc>
         <w:tc>
           <w:tcPr>
-            <w:tcW w:type="dxa" w:w="5669"/>
+            <w:tcW w:type="dxa" w:w="5783"/>
             <w:shd w:fill="E9F0F7" w:val="clear"/>
             <w:tcBorders>
               <w:top w:val="single" w:sz="4" w:space="0" w:color="BFBFBF"/>
@@ -1184,13 +1448,13 @@
             <w:r/>
             <w:r>
               <w:rPr>
-                <w:rFonts w:ascii="Consolas" w:hAnsi="Consolas" w:cs="Consolas"/>
+                <w:rFonts w:ascii="Calibri" w:hAnsi="Calibri" w:cs="Calibri" w:eastAsia="Calibri"/>
                 <w:b w:val="0"/>
                 <w:i w:val="0"/>
                 <w:color w:val="2D2D2D"/>
-                <w:sz w:val="18"/>
+                <w:sz w:val="19"/>
               </w:rPr>
-              <w:t>&lt;YOUR_KENYA_CLIENT_ID&gt;</w:t>
+              <w:t>de772600-0d1f-4492-90b0-a57fcc284cf9</w:t>
             </w:r>
           </w:p>
         </w:tc>
@@ -1198,7 +1462,7 @@
       <w:tr>
         <w:tc>
           <w:tcPr>
-            <w:tcW w:type="dxa" w:w="2551"/>
+            <w:tcW w:type="dxa" w:w="2495"/>
             <w:shd w:fill="FFFFFF" w:val="clear"/>
             <w:tcBorders>
               <w:top w:val="single" w:sz="4" w:space="0" w:color="BFBFBF"/>
@@ -1214,19 +1478,19 @@
             <w:r/>
             <w:r>
               <w:rPr>
-                <w:rFonts w:ascii="Consolas" w:hAnsi="Consolas" w:cs="Consolas"/>
+                <w:rFonts w:ascii="Consolas" w:hAnsi="Consolas" w:cs="Consolas" w:eastAsia="Consolas"/>
                 <w:b w:val="0"/>
                 <w:i w:val="0"/>
                 <w:color w:val="2D2D2D"/>
                 <w:sz w:val="19"/>
               </w:rPr>
-              <w:t>scope</w:t>
+              <w:t>client_secret</w:t>
             </w:r>
           </w:p>
         </w:tc>
         <w:tc>
           <w:tcPr>
-            <w:tcW w:type="dxa" w:w="1701"/>
+            <w:tcW w:type="dxa" w:w="1588"/>
             <w:shd w:fill="FFFFFF" w:val="clear"/>
             <w:tcBorders>
               <w:top w:val="single" w:sz="4" w:space="0" w:color="BFBFBF"/>
@@ -1242,7 +1506,7 @@
             <w:r/>
             <w:r>
               <w:rPr>
-                <w:rFonts w:ascii="Calibri" w:hAnsi="Calibri" w:cs="Calibri"/>
+                <w:rFonts w:ascii="Calibri" w:hAnsi="Calibri" w:cs="Calibri" w:eastAsia="Calibri"/>
                 <w:b w:val="0"/>
                 <w:i w:val="0"/>
                 <w:color w:val="2D2D2D"/>
@@ -1254,7 +1518,7 @@
         </w:tc>
         <w:tc>
           <w:tcPr>
-            <w:tcW w:type="dxa" w:w="5669"/>
+            <w:tcW w:type="dxa" w:w="5783"/>
             <w:shd w:fill="FFFFFF" w:val="clear"/>
             <w:tcBorders>
               <w:top w:val="single" w:sz="4" w:space="0" w:color="BFBFBF"/>
@@ -1270,11 +1534,97 @@
             <w:r/>
             <w:r>
               <w:rPr>
-                <w:rFonts w:ascii="Consolas" w:hAnsi="Consolas" w:cs="Consolas"/>
+                <w:rFonts w:ascii="Calibri" w:hAnsi="Calibri" w:cs="Calibri" w:eastAsia="Calibri"/>
                 <w:b w:val="0"/>
                 <w:i w:val="0"/>
                 <w:color w:val="2D2D2D"/>
-                <w:sz w:val="18"/>
+                <w:sz w:val="19"/>
+              </w:rPr>
+              <w:t>Your client secret (sent separately)</w:t>
+            </w:r>
+          </w:p>
+        </w:tc>
+      </w:tr>
+      <w:tr>
+        <w:tc>
+          <w:tcPr>
+            <w:tcW w:type="dxa" w:w="2495"/>
+            <w:shd w:fill="E9F0F7" w:val="clear"/>
+            <w:tcBorders>
+              <w:top w:val="single" w:sz="4" w:space="0" w:color="BFBFBF"/>
+              <w:left w:val="single" w:sz="4" w:space="0" w:color="BFBFBF"/>
+              <w:bottom w:val="single" w:sz="4" w:space="0" w:color="BFBFBF"/>
+              <w:right w:val="single" w:sz="4" w:space="0" w:color="BFBFBF"/>
+            </w:tcBorders>
+          </w:tcPr>
+          <w:p>
+            <w:pPr>
+              <w:spacing w:before="40" w:after="40"/>
+            </w:pPr>
+            <w:r/>
+            <w:r>
+              <w:rPr>
+                <w:rFonts w:ascii="Consolas" w:hAnsi="Consolas" w:cs="Consolas" w:eastAsia="Consolas"/>
+                <w:b w:val="0"/>
+                <w:i w:val="0"/>
+                <w:color w:val="2D2D2D"/>
+                <w:sz w:val="19"/>
+              </w:rPr>
+              <w:t>scope</w:t>
+            </w:r>
+          </w:p>
+        </w:tc>
+        <w:tc>
+          <w:tcPr>
+            <w:tcW w:type="dxa" w:w="1588"/>
+            <w:shd w:fill="E9F0F7" w:val="clear"/>
+            <w:tcBorders>
+              <w:top w:val="single" w:sz="4" w:space="0" w:color="BFBFBF"/>
+              <w:left w:val="single" w:sz="4" w:space="0" w:color="BFBFBF"/>
+              <w:bottom w:val="single" w:sz="4" w:space="0" w:color="BFBFBF"/>
+              <w:right w:val="single" w:sz="4" w:space="0" w:color="BFBFBF"/>
+            </w:tcBorders>
+          </w:tcPr>
+          <w:p>
+            <w:pPr>
+              <w:spacing w:before="40" w:after="40"/>
+            </w:pPr>
+            <w:r/>
+            <w:r>
+              <w:rPr>
+                <w:rFonts w:ascii="Calibri" w:hAnsi="Calibri" w:cs="Calibri" w:eastAsia="Calibri"/>
+                <w:b w:val="0"/>
+                <w:i w:val="0"/>
+                <w:color w:val="2D2D2D"/>
+                <w:sz w:val="19"/>
+              </w:rPr>
+              <w:t>Yes</w:t>
+            </w:r>
+          </w:p>
+        </w:tc>
+        <w:tc>
+          <w:tcPr>
+            <w:tcW w:type="dxa" w:w="5783"/>
+            <w:shd w:fill="E9F0F7" w:val="clear"/>
+            <w:tcBorders>
+              <w:top w:val="single" w:sz="4" w:space="0" w:color="BFBFBF"/>
+              <w:left w:val="single" w:sz="4" w:space="0" w:color="BFBFBF"/>
+              <w:bottom w:val="single" w:sz="4" w:space="0" w:color="BFBFBF"/>
+              <w:right w:val="single" w:sz="4" w:space="0" w:color="BFBFBF"/>
+            </w:tcBorders>
+          </w:tcPr>
+          <w:p>
+            <w:pPr>
+              <w:spacing w:before="40" w:after="40"/>
+            </w:pPr>
+            <w:r/>
+            <w:r>
+              <w:rPr>
+                <w:rFonts w:ascii="Calibri" w:hAnsi="Calibri" w:cs="Calibri" w:eastAsia="Calibri"/>
+                <w:b w:val="0"/>
+                <w:i w:val="0"/>
+                <w:color w:val="2D2D2D"/>
+                <w:sz w:val="19"/>
               </w:rPr>
               <w:t>https://graph.microsoft.com/.default</w:t>
             </w:r>
@@ -1293,7 +1643,7 @@
       </w:pPr>
       <w:r>
         <w:rPr>
-          <w:rFonts w:ascii="Calibri" w:hAnsi="Calibri" w:cs="Calibri"/>
+          <w:rFonts w:ascii="Calibri" w:hAnsi="Calibri" w:cs="Calibri" w:eastAsia="Calibri"/>
           <w:b/>
           <w:i w:val="0"/>
           <w:color w:val="1F4E79"/>
@@ -1304,8 +1654,9 @@
     </w:p>
     <w:tbl>
       <w:tblPr>
-        <w:tblW w:type="auto" w:w="0"/>
-        <w:tblLayout w:type="autofit"/>
+        <w:tblW w:type="dxa" w:w="9866"/>
+        <w:jc w:val="center"/>
+        <w:tblLayout w:type="fixed"/>
         <w:tblLook w:firstColumn="1" w:firstRow="1" w:lastColumn="0" w:lastRow="0" w:noHBand="0" w:noVBand="1" w:val="04A0"/>
       </w:tblPr>
       <w:tblGrid>
@@ -1330,7 +1681,7 @@
             <w:r/>
             <w:r>
               <w:rPr>
-                <w:rFonts w:ascii="Consolas" w:hAnsi="Consolas" w:cs="Consolas"/>
+                <w:rFonts w:ascii="Consolas" w:hAnsi="Consolas" w:cs="Consolas" w:eastAsia="Consolas"/>
                 <w:b w:val="0"/>
                 <w:i w:val="0"/>
                 <w:color w:val="2D2D2D"/>
@@ -1359,17 +1710,17 @@
     </w:p>
     <w:p>
       <w:pPr>
-        <w:spacing w:before="320" w:after="160"/>
+        <w:pStyle w:val="Heading1"/>
       </w:pPr>
       <w:r>
         <w:rPr>
-          <w:rFonts w:ascii="Calibri" w:hAnsi="Calibri" w:cs="Calibri"/>
+          <w:rFonts w:ascii="Calibri" w:hAnsi="Calibri" w:cs="Calibri" w:eastAsia="Calibri"/>
           <w:b/>
           <w:i w:val="0"/>
           <w:color w:val="1F4E79"/>
-          <w:sz w:val="28"/>
+          <w:sz w:val="32"/>
         </w:rPr>
-        <w:t>4. How to call every endpoint</w:t>
+        <w:t>3. How to call every endpoint</w:t>
       </w:r>
     </w:p>
     <w:p>
@@ -1379,7 +1730,7 @@
       </w:pPr>
       <w:r>
         <w:rPr>
-          <w:rFonts w:ascii="Calibri" w:hAnsi="Calibri" w:cs="Calibri"/>
+          <w:rFonts w:ascii="Calibri" w:hAnsi="Calibri" w:cs="Calibri" w:eastAsia="Calibri"/>
           <w:b w:val="0"/>
           <w:i w:val="0"/>
           <w:color w:val="2D2D2D"/>
@@ -1395,7 +1746,7 @@
       </w:pPr>
       <w:r>
         <w:rPr>
-          <w:rFonts w:ascii="Calibri" w:hAnsi="Calibri" w:cs="Calibri"/>
+          <w:rFonts w:ascii="Calibri" w:hAnsi="Calibri" w:cs="Calibri" w:eastAsia="Calibri"/>
           <w:b w:val="0"/>
           <w:i w:val="0"/>
           <w:color w:val="2D2D2D"/>
@@ -1411,7 +1762,7 @@
       </w:pPr>
       <w:r>
         <w:rPr>
-          <w:rFonts w:ascii="Calibri" w:hAnsi="Calibri" w:cs="Calibri"/>
+          <w:rFonts w:ascii="Calibri" w:hAnsi="Calibri" w:cs="Calibri" w:eastAsia="Calibri"/>
           <w:b w:val="0"/>
           <w:i w:val="0"/>
           <w:color w:val="2D2D2D"/>
@@ -1427,13 +1778,13 @@
       </w:pPr>
       <w:r>
         <w:rPr>
-          <w:rFonts w:ascii="Calibri" w:hAnsi="Calibri" w:cs="Calibri"/>
+          <w:rFonts w:ascii="Calibri" w:hAnsi="Calibri" w:cs="Calibri" w:eastAsia="Calibri"/>
           <w:b w:val="0"/>
           <w:i w:val="0"/>
           <w:color w:val="2D2D2D"/>
           <w:sz w:val="22"/>
         </w:rPr>
-        <w:t>•  pageNumber is 0-based. First call can omit it or send 0. If the body contains next, call again with the next pageNumber.</w:t>
+        <w:t>•  pageNumber is 0-based. First call can omit it or send 0.</w:t>
       </w:r>
     </w:p>
     <w:p>
@@ -1443,7 +1794,7 @@
       </w:pPr>
       <w:r>
         <w:rPr>
-          <w:rFonts w:ascii="Calibri" w:hAnsi="Calibri" w:cs="Calibri"/>
+          <w:rFonts w:ascii="Calibri" w:hAnsi="Calibri" w:cs="Calibri" w:eastAsia="Calibri"/>
           <w:b w:val="0"/>
           <w:i w:val="0"/>
           <w:color w:val="2D2D2D"/>
@@ -1454,88 +1805,46 @@
     </w:p>
     <w:p>
       <w:pPr>
-        <w:spacing w:before="320" w:after="160"/>
+        <w:pStyle w:val="Heading1"/>
       </w:pPr>
       <w:r>
         <w:rPr>
-          <w:rFonts w:ascii="Calibri" w:hAnsi="Calibri" w:cs="Calibri"/>
+          <w:rFonts w:ascii="Calibri" w:hAnsi="Calibri" w:cs="Calibri" w:eastAsia="Calibri"/>
           <w:b/>
           <w:i w:val="0"/>
           <w:color w:val="1F4E79"/>
-          <w:sz w:val="28"/>
+          <w:sz w:val="32"/>
         </w:rPr>
-        <w:t>5. Endpoint catalogue</w:t>
+        <w:t>4. Pagination</w:t>
+      </w:r>
+    </w:p>
+    <w:p>
+      <w:pPr>
+        <w:spacing w:before="0" w:after="160" w:line="276" w:lineRule="auto"/>
+      </w:pPr>
+      <w:r>
+        <w:rPr>
+          <w:rFonts w:ascii="Calibri" w:hAnsi="Calibri" w:cs="Calibri" w:eastAsia="Calibri"/>
+          <w:b w:val="0"/>
+          <w:i w:val="0"/>
+          <w:color w:val="2D2D2D"/>
+          <w:sz w:val="22"/>
+        </w:rPr>
+        <w:t>Each page contains up to 10,000 rows. pageNumber starts at 0. If another page exists, the body includes a next URL. The last page has no next field — stop when next is absent.</w:t>
       </w:r>
     </w:p>
     <w:tbl>
       <w:tblPr>
-        <w:tblW w:type="auto" w:w="0"/>
+        <w:tblW w:type="dxa" w:w="9865"/>
+        <w:jc w:val="center"/>
         <w:tblLayout w:type="fixed"/>
         <w:tblLook w:firstColumn="1" w:firstRow="1" w:lastColumn="0" w:lastRow="0" w:noHBand="0" w:noVBand="1" w:val="04A0"/>
       </w:tblPr>
       <w:tblGrid>
-        <w:gridCol w:w="2466"/>
-        <w:gridCol w:w="2466"/>
-        <w:gridCol w:w="2466"/>
-        <w:gridCol w:w="2466"/>
+        <w:gridCol w:w="2948"/>
+        <w:gridCol w:w="6917"/>
       </w:tblGrid>
       <w:tr>
-        <w:tc>
-          <w:tcPr>
-            <w:tcW w:type="dxa" w:w="680"/>
-            <w:shd w:fill="1F4E79" w:val="clear"/>
-            <w:tcBorders>
-              <w:top w:val="single" w:sz="4" w:space="0" w:color="BFBFBF"/>
-              <w:left w:val="single" w:sz="4" w:space="0" w:color="BFBFBF"/>
-              <w:bottom w:val="single" w:sz="4" w:space="0" w:color="BFBFBF"/>
-              <w:right w:val="single" w:sz="4" w:space="0" w:color="BFBFBF"/>
-            </w:tcBorders>
-          </w:tcPr>
-          <w:p>
-            <w:pPr>
-              <w:spacing w:before="40" w:after="40"/>
-            </w:pPr>
-            <w:r/>
-            <w:r>
-              <w:rPr>
-                <w:rFonts w:ascii="Calibri" w:hAnsi="Calibri" w:cs="Calibri"/>
-                <w:b/>
-                <w:i w:val="0"/>
-                <w:color w:val="FFFFFF"/>
-                <w:sz w:val="18"/>
-              </w:rPr>
-              <w:t>#</w:t>
-            </w:r>
-          </w:p>
-        </w:tc>
-        <w:tc>
-          <w:tcPr>
-            <w:tcW w:type="dxa" w:w="1928"/>
-            <w:shd w:fill="1F4E79" w:val="clear"/>
-            <w:tcBorders>
-              <w:top w:val="single" w:sz="4" w:space="0" w:color="BFBFBF"/>
-              <w:left w:val="single" w:sz="4" w:space="0" w:color="BFBFBF"/>
-              <w:bottom w:val="single" w:sz="4" w:space="0" w:color="BFBFBF"/>
-              <w:right w:val="single" w:sz="4" w:space="0" w:color="BFBFBF"/>
-            </w:tcBorders>
-          </w:tcPr>
-          <w:p>
-            <w:pPr>
-              <w:spacing w:before="40" w:after="40"/>
-            </w:pPr>
-            <w:r/>
-            <w:r>
-              <w:rPr>
-                <w:rFonts w:ascii="Calibri" w:hAnsi="Calibri" w:cs="Calibri"/>
-                <w:b/>
-                <w:i w:val="0"/>
-                <w:color w:val="FFFFFF"/>
-                <w:sz w:val="18"/>
-              </w:rPr>
-              <w:t>Endpoint</w:t>
-            </w:r>
-          </w:p>
-        </w:tc>
         <w:tc>
           <w:tcPr>
             <w:tcW w:type="dxa" w:w="2948"/>
@@ -1554,19 +1863,19 @@
             <w:r/>
             <w:r>
               <w:rPr>
-                <w:rFonts w:ascii="Calibri" w:hAnsi="Calibri" w:cs="Calibri"/>
+                <w:rFonts w:ascii="Calibri" w:hAnsi="Calibri" w:cs="Calibri" w:eastAsia="Calibri"/>
                 <w:b/>
                 <w:i w:val="0"/>
                 <w:color w:val="FFFFFF"/>
-                <w:sz w:val="18"/>
+                <w:sz w:val="19"/>
               </w:rPr>
-              <w:t>Path</w:t>
+              <w:t>Check</w:t>
             </w:r>
           </w:p>
         </w:tc>
         <w:tc>
           <w:tcPr>
-            <w:tcW w:type="dxa" w:w="4365"/>
+            <w:tcW w:type="dxa" w:w="6917"/>
             <w:shd w:fill="1F4E79" w:val="clear"/>
             <w:tcBorders>
               <w:top w:val="single" w:sz="4" w:space="0" w:color="BFBFBF"/>
@@ -1582,75 +1891,18 @@
             <w:r/>
             <w:r>
               <w:rPr>
-                <w:rFonts w:ascii="Calibri" w:hAnsi="Calibri" w:cs="Calibri"/>
+                <w:rFonts w:ascii="Calibri" w:hAnsi="Calibri" w:cs="Calibri" w:eastAsia="Calibri"/>
                 <w:b/>
                 <w:i w:val="0"/>
                 <w:color w:val="FFFFFF"/>
-                <w:sz w:val="18"/>
+                <w:sz w:val="19"/>
               </w:rPr>
-              <w:t>Query parameters you send</w:t>
+              <w:t>Meaning</w:t>
             </w:r>
           </w:p>
         </w:tc>
       </w:tr>
       <w:tr>
-        <w:tc>
-          <w:tcPr>
-            <w:tcW w:type="dxa" w:w="680"/>
-            <w:shd w:fill="FFFFFF" w:val="clear"/>
-            <w:tcBorders>
-              <w:top w:val="single" w:sz="4" w:space="0" w:color="BFBFBF"/>
-              <w:left w:val="single" w:sz="4" w:space="0" w:color="BFBFBF"/>
-              <w:bottom w:val="single" w:sz="4" w:space="0" w:color="BFBFBF"/>
-              <w:right w:val="single" w:sz="4" w:space="0" w:color="BFBFBF"/>
-            </w:tcBorders>
-          </w:tcPr>
-          <w:p>
-            <w:pPr>
-              <w:spacing w:before="40" w:after="40"/>
-              <w:jc w:val="center"/>
-            </w:pPr>
-            <w:r/>
-            <w:r>
-              <w:rPr>
-                <w:rFonts w:ascii="Calibri" w:hAnsi="Calibri" w:cs="Calibri"/>
-                <w:b w:val="0"/>
-                <w:i w:val="0"/>
-                <w:color w:val="2D2D2D"/>
-                <w:sz w:val="19"/>
-              </w:rPr>
-              <w:t>1</w:t>
-            </w:r>
-          </w:p>
-        </w:tc>
-        <w:tc>
-          <w:tcPr>
-            <w:tcW w:type="dxa" w:w="1928"/>
-            <w:shd w:fill="FFFFFF" w:val="clear"/>
-            <w:tcBorders>
-              <w:top w:val="single" w:sz="4" w:space="0" w:color="BFBFBF"/>
-              <w:left w:val="single" w:sz="4" w:space="0" w:color="BFBFBF"/>
-              <w:bottom w:val="single" w:sz="4" w:space="0" w:color="BFBFBF"/>
-              <w:right w:val="single" w:sz="4" w:space="0" w:color="BFBFBF"/>
-            </w:tcBorders>
-          </w:tcPr>
-          <w:p>
-            <w:pPr>
-              <w:spacing w:before="40" w:after="40"/>
-            </w:pPr>
-            <w:r/>
-            <w:r>
-              <w:rPr>
-                <w:rFonts w:ascii="Calibri" w:hAnsi="Calibri" w:cs="Calibri"/>
-                <w:b/>
-                <w:i w:val="0"/>
-                <w:color w:val="2D2D2D"/>
-                <w:sz w:val="19"/>
-              </w:rPr>
-              <w:t>Invoice</w:t>
-            </w:r>
-          </w:p>
-        </w:tc>
         <w:tc>
           <w:tcPr>
             <w:tcW w:type="dxa" w:w="2948"/>
@@ -1669,19 +1921,19 @@
             <w:r/>
             <w:r>
               <w:rPr>
-                <w:rFonts w:ascii="Consolas" w:hAnsi="Consolas" w:cs="Consolas"/>
+                <w:rFonts w:ascii="Consolas" w:hAnsi="Consolas" w:cs="Consolas" w:eastAsia="Consolas"/>
                 <w:b w:val="0"/>
                 <w:i w:val="0"/>
                 <w:color w:val="2D2D2D"/>
-                <w:sz w:val="18"/>
+                <w:sz w:val="19"/>
               </w:rPr>
-              <w:t>/api/v1/Invoice</w:t>
+              <w:t>data array length</w:t>
             </w:r>
           </w:p>
         </w:tc>
         <w:tc>
           <w:tcPr>
-            <w:tcW w:type="dxa" w:w="4365"/>
+            <w:tcW w:type="dxa" w:w="6917"/>
             <w:shd w:fill="FFFFFF" w:val="clear"/>
             <w:tcBorders>
               <w:top w:val="single" w:sz="4" w:space="0" w:color="BFBFBF"/>
@@ -1697,1328 +1949,13 @@
             <w:r/>
             <w:r>
               <w:rPr>
-                <w:rFonts w:ascii="Calibri" w:hAnsi="Calibri" w:cs="Calibri"/>
+                <w:rFonts w:ascii="Calibri" w:hAnsi="Calibri" w:cs="Calibri" w:eastAsia="Calibri"/>
                 <w:b w:val="0"/>
                 <w:i w:val="0"/>
                 <w:color w:val="2D2D2D"/>
                 <w:sz w:val="19"/>
               </w:rPr>
-              <w:t>fromDate, toDate, pageNumber</w:t>
-            </w:r>
-          </w:p>
-        </w:tc>
-      </w:tr>
-      <w:tr>
-        <w:tc>
-          <w:tcPr>
-            <w:tcW w:type="dxa" w:w="680"/>
-            <w:shd w:fill="E9F0F7" w:val="clear"/>
-            <w:tcBorders>
-              <w:top w:val="single" w:sz="4" w:space="0" w:color="BFBFBF"/>
-              <w:left w:val="single" w:sz="4" w:space="0" w:color="BFBFBF"/>
-              <w:bottom w:val="single" w:sz="4" w:space="0" w:color="BFBFBF"/>
-              <w:right w:val="single" w:sz="4" w:space="0" w:color="BFBFBF"/>
-            </w:tcBorders>
-          </w:tcPr>
-          <w:p>
-            <w:pPr>
-              <w:spacing w:before="40" w:after="40"/>
-              <w:jc w:val="center"/>
-            </w:pPr>
-            <w:r/>
-            <w:r>
-              <w:rPr>
-                <w:rFonts w:ascii="Calibri" w:hAnsi="Calibri" w:cs="Calibri"/>
-                <w:b w:val="0"/>
-                <w:i w:val="0"/>
-                <w:color w:val="2D2D2D"/>
-                <w:sz w:val="19"/>
-              </w:rPr>
-              <w:t>2</w:t>
-            </w:r>
-          </w:p>
-        </w:tc>
-        <w:tc>
-          <w:tcPr>
-            <w:tcW w:type="dxa" w:w="1928"/>
-            <w:shd w:fill="E9F0F7" w:val="clear"/>
-            <w:tcBorders>
-              <w:top w:val="single" w:sz="4" w:space="0" w:color="BFBFBF"/>
-              <w:left w:val="single" w:sz="4" w:space="0" w:color="BFBFBF"/>
-              <w:bottom w:val="single" w:sz="4" w:space="0" w:color="BFBFBF"/>
-              <w:right w:val="single" w:sz="4" w:space="0" w:color="BFBFBF"/>
-            </w:tcBorders>
-          </w:tcPr>
-          <w:p>
-            <w:pPr>
-              <w:spacing w:before="40" w:after="40"/>
-            </w:pPr>
-            <w:r/>
-            <w:r>
-              <w:rPr>
-                <w:rFonts w:ascii="Calibri" w:hAnsi="Calibri" w:cs="Calibri"/>
-                <w:b/>
-                <w:i w:val="0"/>
-                <w:color w:val="2D2D2D"/>
-                <w:sz w:val="19"/>
-              </w:rPr>
-              <w:t>Order</w:t>
-            </w:r>
-          </w:p>
-        </w:tc>
-        <w:tc>
-          <w:tcPr>
-            <w:tcW w:type="dxa" w:w="2948"/>
-            <w:shd w:fill="E9F0F7" w:val="clear"/>
-            <w:tcBorders>
-              <w:top w:val="single" w:sz="4" w:space="0" w:color="BFBFBF"/>
-              <w:left w:val="single" w:sz="4" w:space="0" w:color="BFBFBF"/>
-              <w:bottom w:val="single" w:sz="4" w:space="0" w:color="BFBFBF"/>
-              <w:right w:val="single" w:sz="4" w:space="0" w:color="BFBFBF"/>
-            </w:tcBorders>
-          </w:tcPr>
-          <w:p>
-            <w:pPr>
-              <w:spacing w:before="40" w:after="40"/>
-            </w:pPr>
-            <w:r/>
-            <w:r>
-              <w:rPr>
-                <w:rFonts w:ascii="Consolas" w:hAnsi="Consolas" w:cs="Consolas"/>
-                <w:b w:val="0"/>
-                <w:i w:val="0"/>
-                <w:color w:val="2D2D2D"/>
-                <w:sz w:val="18"/>
-              </w:rPr>
-              <w:t>/api/v1/Order</w:t>
-            </w:r>
-          </w:p>
-        </w:tc>
-        <w:tc>
-          <w:tcPr>
-            <w:tcW w:type="dxa" w:w="4365"/>
-            <w:shd w:fill="E9F0F7" w:val="clear"/>
-            <w:tcBorders>
-              <w:top w:val="single" w:sz="4" w:space="0" w:color="BFBFBF"/>
-              <w:left w:val="single" w:sz="4" w:space="0" w:color="BFBFBF"/>
-              <w:bottom w:val="single" w:sz="4" w:space="0" w:color="BFBFBF"/>
-              <w:right w:val="single" w:sz="4" w:space="0" w:color="BFBFBF"/>
-            </w:tcBorders>
-          </w:tcPr>
-          <w:p>
-            <w:pPr>
-              <w:spacing w:before="40" w:after="40"/>
-            </w:pPr>
-            <w:r/>
-            <w:r>
-              <w:rPr>
-                <w:rFonts w:ascii="Calibri" w:hAnsi="Calibri" w:cs="Calibri"/>
-                <w:b w:val="0"/>
-                <w:i w:val="0"/>
-                <w:color w:val="2D2D2D"/>
-                <w:sz w:val="19"/>
-              </w:rPr>
-              <w:t>fromDate, toDate, pageNumber</w:t>
-            </w:r>
-          </w:p>
-        </w:tc>
-      </w:tr>
-      <w:tr>
-        <w:tc>
-          <w:tcPr>
-            <w:tcW w:type="dxa" w:w="680"/>
-            <w:shd w:fill="FFFFFF" w:val="clear"/>
-            <w:tcBorders>
-              <w:top w:val="single" w:sz="4" w:space="0" w:color="BFBFBF"/>
-              <w:left w:val="single" w:sz="4" w:space="0" w:color="BFBFBF"/>
-              <w:bottom w:val="single" w:sz="4" w:space="0" w:color="BFBFBF"/>
-              <w:right w:val="single" w:sz="4" w:space="0" w:color="BFBFBF"/>
-            </w:tcBorders>
-          </w:tcPr>
-          <w:p>
-            <w:pPr>
-              <w:spacing w:before="40" w:after="40"/>
-              <w:jc w:val="center"/>
-            </w:pPr>
-            <w:r/>
-            <w:r>
-              <w:rPr>
-                <w:rFonts w:ascii="Calibri" w:hAnsi="Calibri" w:cs="Calibri"/>
-                <w:b w:val="0"/>
-                <w:i w:val="0"/>
-                <w:color w:val="2D2D2D"/>
-                <w:sz w:val="19"/>
-              </w:rPr>
-              <w:t>3</w:t>
-            </w:r>
-          </w:p>
-        </w:tc>
-        <w:tc>
-          <w:tcPr>
-            <w:tcW w:type="dxa" w:w="1928"/>
-            <w:shd w:fill="FFFFFF" w:val="clear"/>
-            <w:tcBorders>
-              <w:top w:val="single" w:sz="4" w:space="0" w:color="BFBFBF"/>
-              <w:left w:val="single" w:sz="4" w:space="0" w:color="BFBFBF"/>
-              <w:bottom w:val="single" w:sz="4" w:space="0" w:color="BFBFBF"/>
-              <w:right w:val="single" w:sz="4" w:space="0" w:color="BFBFBF"/>
-            </w:tcBorders>
-          </w:tcPr>
-          <w:p>
-            <w:pPr>
-              <w:spacing w:before="40" w:after="40"/>
-            </w:pPr>
-            <w:r/>
-            <w:r>
-              <w:rPr>
-                <w:rFonts w:ascii="Calibri" w:hAnsi="Calibri" w:cs="Calibri"/>
-                <w:b/>
-                <w:i w:val="0"/>
-                <w:color w:val="2D2D2D"/>
-                <w:sz w:val="19"/>
-              </w:rPr>
-              <w:t>Product</w:t>
-            </w:r>
-          </w:p>
-        </w:tc>
-        <w:tc>
-          <w:tcPr>
-            <w:tcW w:type="dxa" w:w="2948"/>
-            <w:shd w:fill="FFFFFF" w:val="clear"/>
-            <w:tcBorders>
-              <w:top w:val="single" w:sz="4" w:space="0" w:color="BFBFBF"/>
-              <w:left w:val="single" w:sz="4" w:space="0" w:color="BFBFBF"/>
-              <w:bottom w:val="single" w:sz="4" w:space="0" w:color="BFBFBF"/>
-              <w:right w:val="single" w:sz="4" w:space="0" w:color="BFBFBF"/>
-            </w:tcBorders>
-          </w:tcPr>
-          <w:p>
-            <w:pPr>
-              <w:spacing w:before="40" w:after="40"/>
-            </w:pPr>
-            <w:r/>
-            <w:r>
-              <w:rPr>
-                <w:rFonts w:ascii="Consolas" w:hAnsi="Consolas" w:cs="Consolas"/>
-                <w:b w:val="0"/>
-                <w:i w:val="0"/>
-                <w:color w:val="2D2D2D"/>
-                <w:sz w:val="18"/>
-              </w:rPr>
-              <w:t>/api/v1/Product</w:t>
-            </w:r>
-          </w:p>
-        </w:tc>
-        <w:tc>
-          <w:tcPr>
-            <w:tcW w:type="dxa" w:w="4365"/>
-            <w:shd w:fill="FFFFFF" w:val="clear"/>
-            <w:tcBorders>
-              <w:top w:val="single" w:sz="4" w:space="0" w:color="BFBFBF"/>
-              <w:left w:val="single" w:sz="4" w:space="0" w:color="BFBFBF"/>
-              <w:bottom w:val="single" w:sz="4" w:space="0" w:color="BFBFBF"/>
-              <w:right w:val="single" w:sz="4" w:space="0" w:color="BFBFBF"/>
-            </w:tcBorders>
-          </w:tcPr>
-          <w:p>
-            <w:pPr>
-              <w:spacing w:before="40" w:after="40"/>
-            </w:pPr>
-            <w:r/>
-            <w:r>
-              <w:rPr>
-                <w:rFonts w:ascii="Calibri" w:hAnsi="Calibri" w:cs="Calibri"/>
-                <w:b w:val="0"/>
-                <w:i w:val="0"/>
-                <w:color w:val="2D2D2D"/>
-                <w:sz w:val="19"/>
-              </w:rPr>
-              <w:t>None</w:t>
-            </w:r>
-          </w:p>
-        </w:tc>
-      </w:tr>
-      <w:tr>
-        <w:tc>
-          <w:tcPr>
-            <w:tcW w:type="dxa" w:w="680"/>
-            <w:shd w:fill="E9F0F7" w:val="clear"/>
-            <w:tcBorders>
-              <w:top w:val="single" w:sz="4" w:space="0" w:color="BFBFBF"/>
-              <w:left w:val="single" w:sz="4" w:space="0" w:color="BFBFBF"/>
-              <w:bottom w:val="single" w:sz="4" w:space="0" w:color="BFBFBF"/>
-              <w:right w:val="single" w:sz="4" w:space="0" w:color="BFBFBF"/>
-            </w:tcBorders>
-          </w:tcPr>
-          <w:p>
-            <w:pPr>
-              <w:spacing w:before="40" w:after="40"/>
-              <w:jc w:val="center"/>
-            </w:pPr>
-            <w:r/>
-            <w:r>
-              <w:rPr>
-                <w:rFonts w:ascii="Calibri" w:hAnsi="Calibri" w:cs="Calibri"/>
-                <w:b w:val="0"/>
-                <w:i w:val="0"/>
-                <w:color w:val="2D2D2D"/>
-                <w:sz w:val="19"/>
-              </w:rPr>
-              <w:t>4</w:t>
-            </w:r>
-          </w:p>
-        </w:tc>
-        <w:tc>
-          <w:tcPr>
-            <w:tcW w:type="dxa" w:w="1928"/>
-            <w:shd w:fill="E9F0F7" w:val="clear"/>
-            <w:tcBorders>
-              <w:top w:val="single" w:sz="4" w:space="0" w:color="BFBFBF"/>
-              <w:left w:val="single" w:sz="4" w:space="0" w:color="BFBFBF"/>
-              <w:bottom w:val="single" w:sz="4" w:space="0" w:color="BFBFBF"/>
-              <w:right w:val="single" w:sz="4" w:space="0" w:color="BFBFBF"/>
-            </w:tcBorders>
-          </w:tcPr>
-          <w:p>
-            <w:pPr>
-              <w:spacing w:before="40" w:after="40"/>
-            </w:pPr>
-            <w:r/>
-            <w:r>
-              <w:rPr>
-                <w:rFonts w:ascii="Calibri" w:hAnsi="Calibri" w:cs="Calibri"/>
-                <w:b/>
-                <w:i w:val="0"/>
-                <w:color w:val="2D2D2D"/>
-                <w:sz w:val="19"/>
-              </w:rPr>
-              <w:t>Route</w:t>
-            </w:r>
-          </w:p>
-        </w:tc>
-        <w:tc>
-          <w:tcPr>
-            <w:tcW w:type="dxa" w:w="2948"/>
-            <w:shd w:fill="E9F0F7" w:val="clear"/>
-            <w:tcBorders>
-              <w:top w:val="single" w:sz="4" w:space="0" w:color="BFBFBF"/>
-              <w:left w:val="single" w:sz="4" w:space="0" w:color="BFBFBF"/>
-              <w:bottom w:val="single" w:sz="4" w:space="0" w:color="BFBFBF"/>
-              <w:right w:val="single" w:sz="4" w:space="0" w:color="BFBFBF"/>
-            </w:tcBorders>
-          </w:tcPr>
-          <w:p>
-            <w:pPr>
-              <w:spacing w:before="40" w:after="40"/>
-            </w:pPr>
-            <w:r/>
-            <w:r>
-              <w:rPr>
-                <w:rFonts w:ascii="Consolas" w:hAnsi="Consolas" w:cs="Consolas"/>
-                <w:b w:val="0"/>
-                <w:i w:val="0"/>
-                <w:color w:val="2D2D2D"/>
-                <w:sz w:val="18"/>
-              </w:rPr>
-              <w:t>/api/v1/Route</w:t>
-            </w:r>
-          </w:p>
-        </w:tc>
-        <w:tc>
-          <w:tcPr>
-            <w:tcW w:type="dxa" w:w="4365"/>
-            <w:shd w:fill="E9F0F7" w:val="clear"/>
-            <w:tcBorders>
-              <w:top w:val="single" w:sz="4" w:space="0" w:color="BFBFBF"/>
-              <w:left w:val="single" w:sz="4" w:space="0" w:color="BFBFBF"/>
-              <w:bottom w:val="single" w:sz="4" w:space="0" w:color="BFBFBF"/>
-              <w:right w:val="single" w:sz="4" w:space="0" w:color="BFBFBF"/>
-            </w:tcBorders>
-          </w:tcPr>
-          <w:p>
-            <w:pPr>
-              <w:spacing w:before="40" w:after="40"/>
-            </w:pPr>
-            <w:r/>
-            <w:r>
-              <w:rPr>
-                <w:rFonts w:ascii="Calibri" w:hAnsi="Calibri" w:cs="Calibri"/>
-                <w:b w:val="0"/>
-                <w:i w:val="0"/>
-                <w:color w:val="2D2D2D"/>
-                <w:sz w:val="19"/>
-              </w:rPr>
-              <w:t>None</w:t>
-            </w:r>
-          </w:p>
-        </w:tc>
-      </w:tr>
-      <w:tr>
-        <w:tc>
-          <w:tcPr>
-            <w:tcW w:type="dxa" w:w="680"/>
-            <w:shd w:fill="FFFFFF" w:val="clear"/>
-            <w:tcBorders>
-              <w:top w:val="single" w:sz="4" w:space="0" w:color="BFBFBF"/>
-              <w:left w:val="single" w:sz="4" w:space="0" w:color="BFBFBF"/>
-              <w:bottom w:val="single" w:sz="4" w:space="0" w:color="BFBFBF"/>
-              <w:right w:val="single" w:sz="4" w:space="0" w:color="BFBFBF"/>
-            </w:tcBorders>
-          </w:tcPr>
-          <w:p>
-            <w:pPr>
-              <w:spacing w:before="40" w:after="40"/>
-              <w:jc w:val="center"/>
-            </w:pPr>
-            <w:r/>
-            <w:r>
-              <w:rPr>
-                <w:rFonts w:ascii="Calibri" w:hAnsi="Calibri" w:cs="Calibri"/>
-                <w:b w:val="0"/>
-                <w:i w:val="0"/>
-                <w:color w:val="2D2D2D"/>
-                <w:sz w:val="19"/>
-              </w:rPr>
-              <w:t>5</w:t>
-            </w:r>
-          </w:p>
-        </w:tc>
-        <w:tc>
-          <w:tcPr>
-            <w:tcW w:type="dxa" w:w="1928"/>
-            <w:shd w:fill="FFFFFF" w:val="clear"/>
-            <w:tcBorders>
-              <w:top w:val="single" w:sz="4" w:space="0" w:color="BFBFBF"/>
-              <w:left w:val="single" w:sz="4" w:space="0" w:color="BFBFBF"/>
-              <w:bottom w:val="single" w:sz="4" w:space="0" w:color="BFBFBF"/>
-              <w:right w:val="single" w:sz="4" w:space="0" w:color="BFBFBF"/>
-            </w:tcBorders>
-          </w:tcPr>
-          <w:p>
-            <w:pPr>
-              <w:spacing w:before="40" w:after="40"/>
-            </w:pPr>
-            <w:r/>
-            <w:r>
-              <w:rPr>
-                <w:rFonts w:ascii="Calibri" w:hAnsi="Calibri" w:cs="Calibri"/>
-                <w:b/>
-                <w:i w:val="0"/>
-                <w:color w:val="2D2D2D"/>
-                <w:sz w:val="19"/>
-              </w:rPr>
-              <w:t>SalesRep</w:t>
-            </w:r>
-          </w:p>
-        </w:tc>
-        <w:tc>
-          <w:tcPr>
-            <w:tcW w:type="dxa" w:w="2948"/>
-            <w:shd w:fill="FFFFFF" w:val="clear"/>
-            <w:tcBorders>
-              <w:top w:val="single" w:sz="4" w:space="0" w:color="BFBFBF"/>
-              <w:left w:val="single" w:sz="4" w:space="0" w:color="BFBFBF"/>
-              <w:bottom w:val="single" w:sz="4" w:space="0" w:color="BFBFBF"/>
-              <w:right w:val="single" w:sz="4" w:space="0" w:color="BFBFBF"/>
-            </w:tcBorders>
-          </w:tcPr>
-          <w:p>
-            <w:pPr>
-              <w:spacing w:before="40" w:after="40"/>
-            </w:pPr>
-            <w:r/>
-            <w:r>
-              <w:rPr>
-                <w:rFonts w:ascii="Consolas" w:hAnsi="Consolas" w:cs="Consolas"/>
-                <w:b w:val="0"/>
-                <w:i w:val="0"/>
-                <w:color w:val="2D2D2D"/>
-                <w:sz w:val="18"/>
-              </w:rPr>
-              <w:t>/api/v1/SalesRep</w:t>
-            </w:r>
-          </w:p>
-        </w:tc>
-        <w:tc>
-          <w:tcPr>
-            <w:tcW w:type="dxa" w:w="4365"/>
-            <w:shd w:fill="FFFFFF" w:val="clear"/>
-            <w:tcBorders>
-              <w:top w:val="single" w:sz="4" w:space="0" w:color="BFBFBF"/>
-              <w:left w:val="single" w:sz="4" w:space="0" w:color="BFBFBF"/>
-              <w:bottom w:val="single" w:sz="4" w:space="0" w:color="BFBFBF"/>
-              <w:right w:val="single" w:sz="4" w:space="0" w:color="BFBFBF"/>
-            </w:tcBorders>
-          </w:tcPr>
-          <w:p>
-            <w:pPr>
-              <w:spacing w:before="40" w:after="40"/>
-            </w:pPr>
-            <w:r/>
-            <w:r>
-              <w:rPr>
-                <w:rFonts w:ascii="Calibri" w:hAnsi="Calibri" w:cs="Calibri"/>
-                <w:b w:val="0"/>
-                <w:i w:val="0"/>
-                <w:color w:val="2D2D2D"/>
-                <w:sz w:val="19"/>
-              </w:rPr>
-              <w:t>None</w:t>
-            </w:r>
-          </w:p>
-        </w:tc>
-      </w:tr>
-      <w:tr>
-        <w:tc>
-          <w:tcPr>
-            <w:tcW w:type="dxa" w:w="680"/>
-            <w:shd w:fill="E9F0F7" w:val="clear"/>
-            <w:tcBorders>
-              <w:top w:val="single" w:sz="4" w:space="0" w:color="BFBFBF"/>
-              <w:left w:val="single" w:sz="4" w:space="0" w:color="BFBFBF"/>
-              <w:bottom w:val="single" w:sz="4" w:space="0" w:color="BFBFBF"/>
-              <w:right w:val="single" w:sz="4" w:space="0" w:color="BFBFBF"/>
-            </w:tcBorders>
-          </w:tcPr>
-          <w:p>
-            <w:pPr>
-              <w:spacing w:before="40" w:after="40"/>
-              <w:jc w:val="center"/>
-            </w:pPr>
-            <w:r/>
-            <w:r>
-              <w:rPr>
-                <w:rFonts w:ascii="Calibri" w:hAnsi="Calibri" w:cs="Calibri"/>
-                <w:b w:val="0"/>
-                <w:i w:val="0"/>
-                <w:color w:val="2D2D2D"/>
-                <w:sz w:val="19"/>
-              </w:rPr>
-              <w:t>6</w:t>
-            </w:r>
-          </w:p>
-        </w:tc>
-        <w:tc>
-          <w:tcPr>
-            <w:tcW w:type="dxa" w:w="1928"/>
-            <w:shd w:fill="E9F0F7" w:val="clear"/>
-            <w:tcBorders>
-              <w:top w:val="single" w:sz="4" w:space="0" w:color="BFBFBF"/>
-              <w:left w:val="single" w:sz="4" w:space="0" w:color="BFBFBF"/>
-              <w:bottom w:val="single" w:sz="4" w:space="0" w:color="BFBFBF"/>
-              <w:right w:val="single" w:sz="4" w:space="0" w:color="BFBFBF"/>
-            </w:tcBorders>
-          </w:tcPr>
-          <w:p>
-            <w:pPr>
-              <w:spacing w:before="40" w:after="40"/>
-            </w:pPr>
-            <w:r/>
-            <w:r>
-              <w:rPr>
-                <w:rFonts w:ascii="Calibri" w:hAnsi="Calibri" w:cs="Calibri"/>
-                <w:b/>
-                <w:i w:val="0"/>
-                <w:color w:val="2D2D2D"/>
-                <w:sz w:val="19"/>
-              </w:rPr>
-              <w:t>Customer</w:t>
-            </w:r>
-          </w:p>
-        </w:tc>
-        <w:tc>
-          <w:tcPr>
-            <w:tcW w:type="dxa" w:w="2948"/>
-            <w:shd w:fill="E9F0F7" w:val="clear"/>
-            <w:tcBorders>
-              <w:top w:val="single" w:sz="4" w:space="0" w:color="BFBFBF"/>
-              <w:left w:val="single" w:sz="4" w:space="0" w:color="BFBFBF"/>
-              <w:bottom w:val="single" w:sz="4" w:space="0" w:color="BFBFBF"/>
-              <w:right w:val="single" w:sz="4" w:space="0" w:color="BFBFBF"/>
-            </w:tcBorders>
-          </w:tcPr>
-          <w:p>
-            <w:pPr>
-              <w:spacing w:before="40" w:after="40"/>
-            </w:pPr>
-            <w:r/>
-            <w:r>
-              <w:rPr>
-                <w:rFonts w:ascii="Consolas" w:hAnsi="Consolas" w:cs="Consolas"/>
-                <w:b w:val="0"/>
-                <w:i w:val="0"/>
-                <w:color w:val="2D2D2D"/>
-                <w:sz w:val="18"/>
-              </w:rPr>
-              <w:t>/api/v1/Customer</w:t>
-            </w:r>
-          </w:p>
-        </w:tc>
-        <w:tc>
-          <w:tcPr>
-            <w:tcW w:type="dxa" w:w="4365"/>
-            <w:shd w:fill="E9F0F7" w:val="clear"/>
-            <w:tcBorders>
-              <w:top w:val="single" w:sz="4" w:space="0" w:color="BFBFBF"/>
-              <w:left w:val="single" w:sz="4" w:space="0" w:color="BFBFBF"/>
-              <w:bottom w:val="single" w:sz="4" w:space="0" w:color="BFBFBF"/>
-              <w:right w:val="single" w:sz="4" w:space="0" w:color="BFBFBF"/>
-            </w:tcBorders>
-          </w:tcPr>
-          <w:p>
-            <w:pPr>
-              <w:spacing w:before="40" w:after="40"/>
-            </w:pPr>
-            <w:r/>
-            <w:r>
-              <w:rPr>
-                <w:rFonts w:ascii="Calibri" w:hAnsi="Calibri" w:cs="Calibri"/>
-                <w:b w:val="0"/>
-                <w:i w:val="0"/>
-                <w:color w:val="2D2D2D"/>
-                <w:sz w:val="19"/>
-              </w:rPr>
-              <w:t>fromDate, toDate, pageNumber</w:t>
-            </w:r>
-          </w:p>
-        </w:tc>
-      </w:tr>
-      <w:tr>
-        <w:tc>
-          <w:tcPr>
-            <w:tcW w:type="dxa" w:w="680"/>
-            <w:shd w:fill="FFFFFF" w:val="clear"/>
-            <w:tcBorders>
-              <w:top w:val="single" w:sz="4" w:space="0" w:color="BFBFBF"/>
-              <w:left w:val="single" w:sz="4" w:space="0" w:color="BFBFBF"/>
-              <w:bottom w:val="single" w:sz="4" w:space="0" w:color="BFBFBF"/>
-              <w:right w:val="single" w:sz="4" w:space="0" w:color="BFBFBF"/>
-            </w:tcBorders>
-          </w:tcPr>
-          <w:p>
-            <w:pPr>
-              <w:spacing w:before="40" w:after="40"/>
-              <w:jc w:val="center"/>
-            </w:pPr>
-            <w:r/>
-            <w:r>
-              <w:rPr>
-                <w:rFonts w:ascii="Calibri" w:hAnsi="Calibri" w:cs="Calibri"/>
-                <w:b w:val="0"/>
-                <w:i w:val="0"/>
-                <w:color w:val="2D2D2D"/>
-                <w:sz w:val="19"/>
-              </w:rPr>
-              <w:t>7</w:t>
-            </w:r>
-          </w:p>
-        </w:tc>
-        <w:tc>
-          <w:tcPr>
-            <w:tcW w:type="dxa" w:w="1928"/>
-            <w:shd w:fill="FFFFFF" w:val="clear"/>
-            <w:tcBorders>
-              <w:top w:val="single" w:sz="4" w:space="0" w:color="BFBFBF"/>
-              <w:left w:val="single" w:sz="4" w:space="0" w:color="BFBFBF"/>
-              <w:bottom w:val="single" w:sz="4" w:space="0" w:color="BFBFBF"/>
-              <w:right w:val="single" w:sz="4" w:space="0" w:color="BFBFBF"/>
-            </w:tcBorders>
-          </w:tcPr>
-          <w:p>
-            <w:pPr>
-              <w:spacing w:before="40" w:after="40"/>
-            </w:pPr>
-            <w:r/>
-            <w:r>
-              <w:rPr>
-                <w:rFonts w:ascii="Calibri" w:hAnsi="Calibri" w:cs="Calibri"/>
-                <w:b/>
-                <w:i w:val="0"/>
-                <w:color w:val="2D2D2D"/>
-                <w:sz w:val="19"/>
-              </w:rPr>
-              <w:t>Stock</w:t>
-            </w:r>
-          </w:p>
-        </w:tc>
-        <w:tc>
-          <w:tcPr>
-            <w:tcW w:type="dxa" w:w="2948"/>
-            <w:shd w:fill="FFFFFF" w:val="clear"/>
-            <w:tcBorders>
-              <w:top w:val="single" w:sz="4" w:space="0" w:color="BFBFBF"/>
-              <w:left w:val="single" w:sz="4" w:space="0" w:color="BFBFBF"/>
-              <w:bottom w:val="single" w:sz="4" w:space="0" w:color="BFBFBF"/>
-              <w:right w:val="single" w:sz="4" w:space="0" w:color="BFBFBF"/>
-            </w:tcBorders>
-          </w:tcPr>
-          <w:p>
-            <w:pPr>
-              <w:spacing w:before="40" w:after="40"/>
-            </w:pPr>
-            <w:r/>
-            <w:r>
-              <w:rPr>
-                <w:rFonts w:ascii="Consolas" w:hAnsi="Consolas" w:cs="Consolas"/>
-                <w:b w:val="0"/>
-                <w:i w:val="0"/>
-                <w:color w:val="2D2D2D"/>
-                <w:sz w:val="18"/>
-              </w:rPr>
-              <w:t>/api/v1/Stock</w:t>
-            </w:r>
-          </w:p>
-        </w:tc>
-        <w:tc>
-          <w:tcPr>
-            <w:tcW w:type="dxa" w:w="4365"/>
-            <w:shd w:fill="FFFFFF" w:val="clear"/>
-            <w:tcBorders>
-              <w:top w:val="single" w:sz="4" w:space="0" w:color="BFBFBF"/>
-              <w:left w:val="single" w:sz="4" w:space="0" w:color="BFBFBF"/>
-              <w:bottom w:val="single" w:sz="4" w:space="0" w:color="BFBFBF"/>
-              <w:right w:val="single" w:sz="4" w:space="0" w:color="BFBFBF"/>
-            </w:tcBorders>
-          </w:tcPr>
-          <w:p>
-            <w:pPr>
-              <w:spacing w:before="40" w:after="40"/>
-            </w:pPr>
-            <w:r/>
-            <w:r>
-              <w:rPr>
-                <w:rFonts w:ascii="Calibri" w:hAnsi="Calibri" w:cs="Calibri"/>
-                <w:b w:val="0"/>
-                <w:i w:val="0"/>
-                <w:color w:val="2D2D2D"/>
-                <w:sz w:val="19"/>
-              </w:rPr>
-              <w:t>pageNumber</w:t>
-            </w:r>
-          </w:p>
-        </w:tc>
-      </w:tr>
-      <w:tr>
-        <w:tc>
-          <w:tcPr>
-            <w:tcW w:type="dxa" w:w="680"/>
-            <w:shd w:fill="E9F0F7" w:val="clear"/>
-            <w:tcBorders>
-              <w:top w:val="single" w:sz="4" w:space="0" w:color="BFBFBF"/>
-              <w:left w:val="single" w:sz="4" w:space="0" w:color="BFBFBF"/>
-              <w:bottom w:val="single" w:sz="4" w:space="0" w:color="BFBFBF"/>
-              <w:right w:val="single" w:sz="4" w:space="0" w:color="BFBFBF"/>
-            </w:tcBorders>
-          </w:tcPr>
-          <w:p>
-            <w:pPr>
-              <w:spacing w:before="40" w:after="40"/>
-              <w:jc w:val="center"/>
-            </w:pPr>
-            <w:r/>
-            <w:r>
-              <w:rPr>
-                <w:rFonts w:ascii="Calibri" w:hAnsi="Calibri" w:cs="Calibri"/>
-                <w:b w:val="0"/>
-                <w:i w:val="0"/>
-                <w:color w:val="2D2D2D"/>
-                <w:sz w:val="19"/>
-              </w:rPr>
-              <w:t>8</w:t>
-            </w:r>
-          </w:p>
-        </w:tc>
-        <w:tc>
-          <w:tcPr>
-            <w:tcW w:type="dxa" w:w="1928"/>
-            <w:shd w:fill="E9F0F7" w:val="clear"/>
-            <w:tcBorders>
-              <w:top w:val="single" w:sz="4" w:space="0" w:color="BFBFBF"/>
-              <w:left w:val="single" w:sz="4" w:space="0" w:color="BFBFBF"/>
-              <w:bottom w:val="single" w:sz="4" w:space="0" w:color="BFBFBF"/>
-              <w:right w:val="single" w:sz="4" w:space="0" w:color="BFBFBF"/>
-            </w:tcBorders>
-          </w:tcPr>
-          <w:p>
-            <w:pPr>
-              <w:spacing w:before="40" w:after="40"/>
-            </w:pPr>
-            <w:r/>
-            <w:r>
-              <w:rPr>
-                <w:rFonts w:ascii="Calibri" w:hAnsi="Calibri" w:cs="Calibri"/>
-                <w:b/>
-                <w:i w:val="0"/>
-                <w:color w:val="2D2D2D"/>
-                <w:sz w:val="19"/>
-              </w:rPr>
-              <w:t>Warehouse</w:t>
-            </w:r>
-          </w:p>
-        </w:tc>
-        <w:tc>
-          <w:tcPr>
-            <w:tcW w:type="dxa" w:w="2948"/>
-            <w:shd w:fill="E9F0F7" w:val="clear"/>
-            <w:tcBorders>
-              <w:top w:val="single" w:sz="4" w:space="0" w:color="BFBFBF"/>
-              <w:left w:val="single" w:sz="4" w:space="0" w:color="BFBFBF"/>
-              <w:bottom w:val="single" w:sz="4" w:space="0" w:color="BFBFBF"/>
-              <w:right w:val="single" w:sz="4" w:space="0" w:color="BFBFBF"/>
-            </w:tcBorders>
-          </w:tcPr>
-          <w:p>
-            <w:pPr>
-              <w:spacing w:before="40" w:after="40"/>
-            </w:pPr>
-            <w:r/>
-            <w:r>
-              <w:rPr>
-                <w:rFonts w:ascii="Consolas" w:hAnsi="Consolas" w:cs="Consolas"/>
-                <w:b w:val="0"/>
-                <w:i w:val="0"/>
-                <w:color w:val="2D2D2D"/>
-                <w:sz w:val="18"/>
-              </w:rPr>
-              <w:t>/api/v1/Warehouse</w:t>
-            </w:r>
-          </w:p>
-        </w:tc>
-        <w:tc>
-          <w:tcPr>
-            <w:tcW w:type="dxa" w:w="4365"/>
-            <w:shd w:fill="E9F0F7" w:val="clear"/>
-            <w:tcBorders>
-              <w:top w:val="single" w:sz="4" w:space="0" w:color="BFBFBF"/>
-              <w:left w:val="single" w:sz="4" w:space="0" w:color="BFBFBF"/>
-              <w:bottom w:val="single" w:sz="4" w:space="0" w:color="BFBFBF"/>
-              <w:right w:val="single" w:sz="4" w:space="0" w:color="BFBFBF"/>
-            </w:tcBorders>
-          </w:tcPr>
-          <w:p>
-            <w:pPr>
-              <w:spacing w:before="40" w:after="40"/>
-            </w:pPr>
-            <w:r/>
-            <w:r>
-              <w:rPr>
-                <w:rFonts w:ascii="Calibri" w:hAnsi="Calibri" w:cs="Calibri"/>
-                <w:b w:val="0"/>
-                <w:i w:val="0"/>
-                <w:color w:val="2D2D2D"/>
-                <w:sz w:val="19"/>
-              </w:rPr>
-              <w:t>None</w:t>
-            </w:r>
-          </w:p>
-        </w:tc>
-      </w:tr>
-    </w:tbl>
-    <w:p>
-      <w:pPr>
-        <w:spacing w:after="40"/>
-      </w:pPr>
-    </w:p>
-    <w:p>
-      <w:pPr>
-        <w:spacing w:before="320" w:after="160"/>
-      </w:pPr>
-      <w:r>
-        <w:rPr>
-          <w:rFonts w:ascii="Calibri" w:hAnsi="Calibri" w:cs="Calibri"/>
-          <w:b/>
-          <w:i w:val="0"/>
-          <w:color w:val="1F4E79"/>
-          <w:sz w:val="28"/>
-        </w:rPr>
-        <w:t>6. Date format</w:t>
-      </w:r>
-    </w:p>
-    <w:p>
-      <w:pPr>
-        <w:spacing w:before="0" w:after="120" w:line="276" w:lineRule="auto"/>
-      </w:pPr>
-      <w:r>
-        <w:rPr>
-          <w:rFonts w:ascii="Calibri" w:hAnsi="Calibri" w:cs="Calibri"/>
-          <w:b w:val="0"/>
-          <w:i w:val="0"/>
-          <w:color w:val="2D2D2D"/>
-          <w:sz w:val="22"/>
-        </w:rPr>
-        <w:t>Query parameters fromDate and toDate must be ISO date-only: YYYY-MM-DD. Both dates are inclusive. The same calendar day is valid (fromDate=2026-09-24 and toDate=2026-09-24). Payload dates such as InvoiceDate and OrderDate are returned as dd/MM/yyyy.</w:t>
-      </w:r>
-    </w:p>
-    <w:tbl>
-      <w:tblPr>
-        <w:tblW w:type="auto" w:w="0"/>
-        <w:tblLayout w:type="fixed"/>
-        <w:tblLook w:firstColumn="1" w:firstRow="1" w:lastColumn="0" w:lastRow="0" w:noHBand="0" w:noVBand="1" w:val="04A0"/>
-      </w:tblPr>
-      <w:tblGrid>
-        <w:gridCol w:w="3289"/>
-        <w:gridCol w:w="3289"/>
-        <w:gridCol w:w="3289"/>
-      </w:tblGrid>
-      <w:tr>
-        <w:tc>
-          <w:tcPr>
-            <w:tcW w:type="dxa" w:w="3685"/>
-            <w:shd w:fill="1F4E79" w:val="clear"/>
-            <w:tcBorders>
-              <w:top w:val="single" w:sz="4" w:space="0" w:color="BFBFBF"/>
-              <w:left w:val="single" w:sz="4" w:space="0" w:color="BFBFBF"/>
-              <w:bottom w:val="single" w:sz="4" w:space="0" w:color="BFBFBF"/>
-              <w:right w:val="single" w:sz="4" w:space="0" w:color="BFBFBF"/>
-            </w:tcBorders>
-          </w:tcPr>
-          <w:p>
-            <w:pPr>
-              <w:spacing w:before="40" w:after="40"/>
-            </w:pPr>
-            <w:r/>
-            <w:r>
-              <w:rPr>
-                <w:rFonts w:ascii="Calibri" w:hAnsi="Calibri" w:cs="Calibri"/>
-                <w:b/>
-                <w:i w:val="0"/>
-                <w:color w:val="FFFFFF"/>
-                <w:sz w:val="19"/>
-              </w:rPr>
-              <w:t>Use</w:t>
-            </w:r>
-          </w:p>
-        </w:tc>
-        <w:tc>
-          <w:tcPr>
-            <w:tcW w:type="dxa" w:w="2835"/>
-            <w:shd w:fill="1F4E79" w:val="clear"/>
-            <w:tcBorders>
-              <w:top w:val="single" w:sz="4" w:space="0" w:color="BFBFBF"/>
-              <w:left w:val="single" w:sz="4" w:space="0" w:color="BFBFBF"/>
-              <w:bottom w:val="single" w:sz="4" w:space="0" w:color="BFBFBF"/>
-              <w:right w:val="single" w:sz="4" w:space="0" w:color="BFBFBF"/>
-            </w:tcBorders>
-          </w:tcPr>
-          <w:p>
-            <w:pPr>
-              <w:spacing w:before="40" w:after="40"/>
-            </w:pPr>
-            <w:r/>
-            <w:r>
-              <w:rPr>
-                <w:rFonts w:ascii="Calibri" w:hAnsi="Calibri" w:cs="Calibri"/>
-                <w:b/>
-                <w:i w:val="0"/>
-                <w:color w:val="FFFFFF"/>
-                <w:sz w:val="19"/>
-              </w:rPr>
-              <w:t>Format</w:t>
-            </w:r>
-          </w:p>
-        </w:tc>
-        <w:tc>
-          <w:tcPr>
-            <w:tcW w:type="dxa" w:w="3402"/>
-            <w:shd w:fill="1F4E79" w:val="clear"/>
-            <w:tcBorders>
-              <w:top w:val="single" w:sz="4" w:space="0" w:color="BFBFBF"/>
-              <w:left w:val="single" w:sz="4" w:space="0" w:color="BFBFBF"/>
-              <w:bottom w:val="single" w:sz="4" w:space="0" w:color="BFBFBF"/>
-              <w:right w:val="single" w:sz="4" w:space="0" w:color="BFBFBF"/>
-            </w:tcBorders>
-          </w:tcPr>
-          <w:p>
-            <w:pPr>
-              <w:spacing w:before="40" w:after="40"/>
-            </w:pPr>
-            <w:r/>
-            <w:r>
-              <w:rPr>
-                <w:rFonts w:ascii="Calibri" w:hAnsi="Calibri" w:cs="Calibri"/>
-                <w:b/>
-                <w:i w:val="0"/>
-                <w:color w:val="FFFFFF"/>
-                <w:sz w:val="19"/>
-              </w:rPr>
-              <w:t>Example</w:t>
-            </w:r>
-          </w:p>
-        </w:tc>
-      </w:tr>
-      <w:tr>
-        <w:tc>
-          <w:tcPr>
-            <w:tcW w:type="dxa" w:w="3685"/>
-            <w:shd w:fill="FFFFFF" w:val="clear"/>
-            <w:tcBorders>
-              <w:top w:val="single" w:sz="4" w:space="0" w:color="BFBFBF"/>
-              <w:left w:val="single" w:sz="4" w:space="0" w:color="BFBFBF"/>
-              <w:bottom w:val="single" w:sz="4" w:space="0" w:color="BFBFBF"/>
-              <w:right w:val="single" w:sz="4" w:space="0" w:color="BFBFBF"/>
-            </w:tcBorders>
-          </w:tcPr>
-          <w:p>
-            <w:pPr>
-              <w:spacing w:before="40" w:after="40"/>
-            </w:pPr>
-            <w:r/>
-            <w:r>
-              <w:rPr>
-                <w:rFonts w:ascii="Calibri" w:hAnsi="Calibri" w:cs="Calibri"/>
-                <w:b w:val="0"/>
-                <w:i w:val="0"/>
-                <w:color w:val="2D2D2D"/>
-                <w:sz w:val="19"/>
-              </w:rPr>
-              <w:t>fromDate / toDate on the URL</w:t>
-            </w:r>
-          </w:p>
-        </w:tc>
-        <w:tc>
-          <w:tcPr>
-            <w:tcW w:type="dxa" w:w="2835"/>
-            <w:shd w:fill="FFFFFF" w:val="clear"/>
-            <w:tcBorders>
-              <w:top w:val="single" w:sz="4" w:space="0" w:color="BFBFBF"/>
-              <w:left w:val="single" w:sz="4" w:space="0" w:color="BFBFBF"/>
-              <w:bottom w:val="single" w:sz="4" w:space="0" w:color="BFBFBF"/>
-              <w:right w:val="single" w:sz="4" w:space="0" w:color="BFBFBF"/>
-            </w:tcBorders>
-          </w:tcPr>
-          <w:p>
-            <w:pPr>
-              <w:spacing w:before="40" w:after="40"/>
-            </w:pPr>
-            <w:r/>
-            <w:r>
-              <w:rPr>
-                <w:rFonts w:ascii="Consolas" w:hAnsi="Consolas" w:cs="Consolas"/>
-                <w:b w:val="0"/>
-                <w:i w:val="0"/>
-                <w:color w:val="2D2D2D"/>
-                <w:sz w:val="19"/>
-              </w:rPr>
-              <w:t>YYYY-MM-DD</w:t>
-            </w:r>
-          </w:p>
-        </w:tc>
-        <w:tc>
-          <w:tcPr>
-            <w:tcW w:type="dxa" w:w="3402"/>
-            <w:shd w:fill="FFFFFF" w:val="clear"/>
-            <w:tcBorders>
-              <w:top w:val="single" w:sz="4" w:space="0" w:color="BFBFBF"/>
-              <w:left w:val="single" w:sz="4" w:space="0" w:color="BFBFBF"/>
-              <w:bottom w:val="single" w:sz="4" w:space="0" w:color="BFBFBF"/>
-              <w:right w:val="single" w:sz="4" w:space="0" w:color="BFBFBF"/>
-            </w:tcBorders>
-          </w:tcPr>
-          <w:p>
-            <w:pPr>
-              <w:spacing w:before="40" w:after="40"/>
-            </w:pPr>
-            <w:r/>
-            <w:r>
-              <w:rPr>
-                <w:rFonts w:ascii="Consolas" w:hAnsi="Consolas" w:cs="Consolas"/>
-                <w:b w:val="0"/>
-                <w:i w:val="0"/>
-                <w:color w:val="2D2D2D"/>
-                <w:sz w:val="19"/>
-              </w:rPr>
-              <w:t>2026-09-24</w:t>
-            </w:r>
-          </w:p>
-        </w:tc>
-      </w:tr>
-      <w:tr>
-        <w:tc>
-          <w:tcPr>
-            <w:tcW w:type="dxa" w:w="3685"/>
-            <w:shd w:fill="E9F0F7" w:val="clear"/>
-            <w:tcBorders>
-              <w:top w:val="single" w:sz="4" w:space="0" w:color="BFBFBF"/>
-              <w:left w:val="single" w:sz="4" w:space="0" w:color="BFBFBF"/>
-              <w:bottom w:val="single" w:sz="4" w:space="0" w:color="BFBFBF"/>
-              <w:right w:val="single" w:sz="4" w:space="0" w:color="BFBFBF"/>
-            </w:tcBorders>
-          </w:tcPr>
-          <w:p>
-            <w:pPr>
-              <w:spacing w:before="40" w:after="40"/>
-            </w:pPr>
-            <w:r/>
-            <w:r>
-              <w:rPr>
-                <w:rFonts w:ascii="Calibri" w:hAnsi="Calibri" w:cs="Calibri"/>
-                <w:b w:val="0"/>
-                <w:i w:val="0"/>
-                <w:color w:val="2D2D2D"/>
-                <w:sz w:val="19"/>
-              </w:rPr>
-              <w:t>Do not send</w:t>
-            </w:r>
-          </w:p>
-        </w:tc>
-        <w:tc>
-          <w:tcPr>
-            <w:tcW w:type="dxa" w:w="2835"/>
-            <w:shd w:fill="E9F0F7" w:val="clear"/>
-            <w:tcBorders>
-              <w:top w:val="single" w:sz="4" w:space="0" w:color="BFBFBF"/>
-              <w:left w:val="single" w:sz="4" w:space="0" w:color="BFBFBF"/>
-              <w:bottom w:val="single" w:sz="4" w:space="0" w:color="BFBFBF"/>
-              <w:right w:val="single" w:sz="4" w:space="0" w:color="BFBFBF"/>
-            </w:tcBorders>
-          </w:tcPr>
-          <w:p>
-            <w:pPr>
-              <w:spacing w:before="40" w:after="40"/>
-            </w:pPr>
-            <w:r/>
-            <w:r>
-              <w:rPr>
-                <w:rFonts w:ascii="Consolas" w:hAnsi="Consolas" w:cs="Consolas"/>
-                <w:b w:val="0"/>
-                <w:i w:val="0"/>
-                <w:color w:val="2D2D2D"/>
-                <w:sz w:val="19"/>
-              </w:rPr>
-              <w:t>date + time</w:t>
-            </w:r>
-          </w:p>
-        </w:tc>
-        <w:tc>
-          <w:tcPr>
-            <w:tcW w:type="dxa" w:w="3402"/>
-            <w:shd w:fill="E9F0F7" w:val="clear"/>
-            <w:tcBorders>
-              <w:top w:val="single" w:sz="4" w:space="0" w:color="BFBFBF"/>
-              <w:left w:val="single" w:sz="4" w:space="0" w:color="BFBFBF"/>
-              <w:bottom w:val="single" w:sz="4" w:space="0" w:color="BFBFBF"/>
-              <w:right w:val="single" w:sz="4" w:space="0" w:color="BFBFBF"/>
-            </w:tcBorders>
-          </w:tcPr>
-          <w:p>
-            <w:pPr>
-              <w:spacing w:before="40" w:after="40"/>
-            </w:pPr>
-            <w:r/>
-            <w:r>
-              <w:rPr>
-                <w:rFonts w:ascii="Consolas" w:hAnsi="Consolas" w:cs="Consolas"/>
-                <w:b w:val="0"/>
-                <w:i w:val="0"/>
-                <w:color w:val="2D2D2D"/>
-                <w:sz w:val="19"/>
-              </w:rPr>
-              <w:t>2026-09-24T00:00:00  or  24/09/2026</w:t>
-            </w:r>
-          </w:p>
-        </w:tc>
-      </w:tr>
-      <w:tr>
-        <w:tc>
-          <w:tcPr>
-            <w:tcW w:type="dxa" w:w="3685"/>
-            <w:shd w:fill="FFFFFF" w:val="clear"/>
-            <w:tcBorders>
-              <w:top w:val="single" w:sz="4" w:space="0" w:color="BFBFBF"/>
-              <w:left w:val="single" w:sz="4" w:space="0" w:color="BFBFBF"/>
-              <w:bottom w:val="single" w:sz="4" w:space="0" w:color="BFBFBF"/>
-              <w:right w:val="single" w:sz="4" w:space="0" w:color="BFBFBF"/>
-            </w:tcBorders>
-          </w:tcPr>
-          <w:p>
-            <w:pPr>
-              <w:spacing w:before="40" w:after="40"/>
-            </w:pPr>
-            <w:r/>
-            <w:r>
-              <w:rPr>
-                <w:rFonts w:ascii="Calibri" w:hAnsi="Calibri" w:cs="Calibri"/>
-                <w:b w:val="0"/>
-                <w:i w:val="0"/>
-                <w:color w:val="2D2D2D"/>
-                <w:sz w:val="19"/>
-              </w:rPr>
-              <w:t>Dates inside the JSON body</w:t>
-            </w:r>
-          </w:p>
-        </w:tc>
-        <w:tc>
-          <w:tcPr>
-            <w:tcW w:type="dxa" w:w="2835"/>
-            <w:shd w:fill="FFFFFF" w:val="clear"/>
-            <w:tcBorders>
-              <w:top w:val="single" w:sz="4" w:space="0" w:color="BFBFBF"/>
-              <w:left w:val="single" w:sz="4" w:space="0" w:color="BFBFBF"/>
-              <w:bottom w:val="single" w:sz="4" w:space="0" w:color="BFBFBF"/>
-              <w:right w:val="single" w:sz="4" w:space="0" w:color="BFBFBF"/>
-            </w:tcBorders>
-          </w:tcPr>
-          <w:p>
-            <w:pPr>
-              <w:spacing w:before="40" w:after="40"/>
-            </w:pPr>
-            <w:r/>
-            <w:r>
-              <w:rPr>
-                <w:rFonts w:ascii="Consolas" w:hAnsi="Consolas" w:cs="Consolas"/>
-                <w:b w:val="0"/>
-                <w:i w:val="0"/>
-                <w:color w:val="2D2D2D"/>
-                <w:sz w:val="19"/>
-              </w:rPr>
-              <w:t>dd/MM/yyyy</w:t>
-            </w:r>
-          </w:p>
-        </w:tc>
-        <w:tc>
-          <w:tcPr>
-            <w:tcW w:type="dxa" w:w="3402"/>
-            <w:shd w:fill="FFFFFF" w:val="clear"/>
-            <w:tcBorders>
-              <w:top w:val="single" w:sz="4" w:space="0" w:color="BFBFBF"/>
-              <w:left w:val="single" w:sz="4" w:space="0" w:color="BFBFBF"/>
-              <w:bottom w:val="single" w:sz="4" w:space="0" w:color="BFBFBF"/>
-              <w:right w:val="single" w:sz="4" w:space="0" w:color="BFBFBF"/>
-            </w:tcBorders>
-          </w:tcPr>
-          <w:p>
-            <w:pPr>
-              <w:spacing w:before="40" w:after="40"/>
-            </w:pPr>
-            <w:r/>
-            <w:r>
-              <w:rPr>
-                <w:rFonts w:ascii="Consolas" w:hAnsi="Consolas" w:cs="Consolas"/>
-                <w:b w:val="0"/>
-                <w:i w:val="0"/>
-                <w:color w:val="2D2D2D"/>
-                <w:sz w:val="19"/>
-              </w:rPr>
-              <w:t>24/09/2026</w:t>
-            </w:r>
-          </w:p>
-        </w:tc>
-      </w:tr>
-    </w:tbl>
-    <w:p>
-      <w:pPr>
-        <w:spacing w:after="40"/>
-      </w:pPr>
-    </w:p>
-    <w:p>
-      <w:pPr>
-        <w:spacing w:before="320" w:after="160"/>
-      </w:pPr>
-      <w:r>
-        <w:rPr>
-          <w:rFonts w:ascii="Calibri" w:hAnsi="Calibri" w:cs="Calibri"/>
-          <w:b/>
-          <w:i w:val="0"/>
-          <w:color w:val="1F4E79"/>
-          <w:sz w:val="28"/>
-        </w:rPr>
-        <w:t>7. Endpoints — cURL and sample output</w:t>
-      </w:r>
-    </w:p>
-    <w:p>
-      <w:pPr>
-        <w:spacing w:before="0" w:after="160" w:line="276" w:lineRule="auto"/>
-      </w:pPr>
-      <w:r>
-        <w:rPr>
-          <w:rFonts w:ascii="Calibri" w:hAnsi="Calibri" w:cs="Calibri"/>
-          <w:b w:val="0"/>
-          <w:i w:val="0"/>
-          <w:color w:val="2D2D2D"/>
-          <w:sz w:val="22"/>
-        </w:rPr>
-        <w:t>For each endpoint: copy the cURL, replace &lt;ACCESS_TOKEN&gt;, and confirm HTTP 200. Sample output is one production row inside the data array.</w:t>
-      </w:r>
-    </w:p>
-    <w:p>
-      <w:pPr>
-        <w:spacing w:before="320" w:after="160"/>
-      </w:pPr>
-      <w:r>
-        <w:rPr>
-          <w:rFonts w:ascii="Calibri" w:hAnsi="Calibri" w:cs="Calibri"/>
-          <w:b/>
-          <w:i w:val="0"/>
-          <w:color w:val="1F4E79"/>
-          <w:sz w:val="26"/>
-        </w:rPr>
-        <w:t>1) Invoice</w:t>
-      </w:r>
-    </w:p>
-    <w:tbl>
-      <w:tblPr>
-        <w:tblW w:type="auto" w:w="0"/>
-        <w:jc w:val="center"/>
-        <w:tblLayout w:type="fixed"/>
-        <w:tblLook w:firstColumn="1" w:firstRow="1" w:lastColumn="0" w:lastRow="0" w:noHBand="0" w:noVBand="1" w:val="04A0"/>
-      </w:tblPr>
-      <w:tblGrid>
-        <w:gridCol w:w="4933"/>
-        <w:gridCol w:w="4933"/>
-      </w:tblGrid>
-      <w:tr>
-        <w:tc>
-          <w:tcPr>
-            <w:tcW w:type="dxa" w:w="2948"/>
-            <w:shd w:fill="E9F0F7" w:val="clear"/>
-            <w:tcBorders>
-              <w:top w:val="single" w:sz="4" w:space="0" w:color="BFBFBF"/>
-              <w:left w:val="single" w:sz="4" w:space="0" w:color="BFBFBF"/>
-              <w:bottom w:val="single" w:sz="4" w:space="0" w:color="BFBFBF"/>
-              <w:right w:val="single" w:sz="4" w:space="0" w:color="BFBFBF"/>
-            </w:tcBorders>
-          </w:tcPr>
-          <w:p>
-            <w:pPr>
-              <w:spacing w:before="40" w:after="40"/>
-            </w:pPr>
-            <w:r/>
-            <w:r>
-              <w:rPr>
-                <w:rFonts w:ascii="Calibri" w:hAnsi="Calibri" w:cs="Calibri"/>
-                <w:b/>
-                <w:i w:val="0"/>
-                <w:color w:val="2D2D2D"/>
-                <w:sz w:val="20"/>
-              </w:rPr>
-              <w:t>Endpoint name</w:t>
-            </w:r>
-          </w:p>
-        </w:tc>
-        <w:tc>
-          <w:tcPr>
-            <w:tcW w:type="dxa" w:w="6973"/>
-            <w:tcBorders>
-              <w:top w:val="single" w:sz="4" w:space="0" w:color="BFBFBF"/>
-              <w:left w:val="single" w:sz="4" w:space="0" w:color="BFBFBF"/>
-              <w:bottom w:val="single" w:sz="4" w:space="0" w:color="BFBFBF"/>
-              <w:right w:val="single" w:sz="4" w:space="0" w:color="BFBFBF"/>
-            </w:tcBorders>
-          </w:tcPr>
-          <w:p>
-            <w:pPr>
-              <w:spacing w:before="40" w:after="40"/>
-            </w:pPr>
-            <w:r/>
-            <w:r>
-              <w:rPr>
-                <w:rFonts w:ascii="Calibri" w:hAnsi="Calibri" w:cs="Calibri"/>
-                <w:b w:val="0"/>
-                <w:i w:val="0"/>
-                <w:color w:val="2D2D2D"/>
-                <w:sz w:val="20"/>
-              </w:rPr>
-              <w:t>Invoice</w:t>
+              <w:t>Up to 10,000 rows on this page</w:t>
             </w:r>
           </w:p>
         </w:tc>
@@ -3042,19 +1979,20 @@
             <w:r/>
             <w:r>
               <w:rPr>
-                <w:rFonts w:ascii="Calibri" w:hAnsi="Calibri" w:cs="Calibri"/>
-                <w:b/>
+                <w:rFonts w:ascii="Consolas" w:hAnsi="Consolas" w:cs="Consolas" w:eastAsia="Consolas"/>
+                <w:b w:val="0"/>
                 <w:i w:val="0"/>
                 <w:color w:val="2D2D2D"/>
-                <w:sz w:val="20"/>
+                <w:sz w:val="19"/>
               </w:rPr>
-              <w:t>Method</w:t>
+              <w:t>next is present</w:t>
             </w:r>
           </w:p>
         </w:tc>
         <w:tc>
           <w:tcPr>
-            <w:tcW w:type="dxa" w:w="6973"/>
+            <w:tcW w:type="dxa" w:w="6917"/>
+            <w:shd w:fill="E9F0F7" w:val="clear"/>
             <w:tcBorders>
               <w:top w:val="single" w:sz="4" w:space="0" w:color="BFBFBF"/>
               <w:left w:val="single" w:sz="4" w:space="0" w:color="BFBFBF"/>
@@ -3069,13 +2007,71 @@
             <w:r/>
             <w:r>
               <w:rPr>
-                <w:rFonts w:ascii="Calibri" w:hAnsi="Calibri" w:cs="Calibri"/>
+                <w:rFonts w:ascii="Calibri" w:hAnsi="Calibri" w:cs="Calibri" w:eastAsia="Calibri"/>
                 <w:b w:val="0"/>
                 <w:i w:val="0"/>
                 <w:color w:val="2D2D2D"/>
-                <w:sz w:val="20"/>
+                <w:sz w:val="19"/>
               </w:rPr>
-              <w:t>GET</w:t>
+              <w:t>More rows exist. Call the next URL, or increment pageNumber by 1</w:t>
+            </w:r>
+          </w:p>
+        </w:tc>
+      </w:tr>
+      <w:tr>
+        <w:tc>
+          <w:tcPr>
+            <w:tcW w:type="dxa" w:w="2948"/>
+            <w:shd w:fill="FFFFFF" w:val="clear"/>
+            <w:tcBorders>
+              <w:top w:val="single" w:sz="4" w:space="0" w:color="BFBFBF"/>
+              <w:left w:val="single" w:sz="4" w:space="0" w:color="BFBFBF"/>
+              <w:bottom w:val="single" w:sz="4" w:space="0" w:color="BFBFBF"/>
+              <w:right w:val="single" w:sz="4" w:space="0" w:color="BFBFBF"/>
+            </w:tcBorders>
+          </w:tcPr>
+          <w:p>
+            <w:pPr>
+              <w:spacing w:before="40" w:after="40"/>
+            </w:pPr>
+            <w:r/>
+            <w:r>
+              <w:rPr>
+                <w:rFonts w:ascii="Consolas" w:hAnsi="Consolas" w:cs="Consolas" w:eastAsia="Consolas"/>
+                <w:b w:val="0"/>
+                <w:i w:val="0"/>
+                <w:color w:val="2D2D2D"/>
+                <w:sz w:val="19"/>
+              </w:rPr>
+              <w:t>next is absent</w:t>
+            </w:r>
+          </w:p>
+        </w:tc>
+        <w:tc>
+          <w:tcPr>
+            <w:tcW w:type="dxa" w:w="6917"/>
+            <w:shd w:fill="FFFFFF" w:val="clear"/>
+            <w:tcBorders>
+              <w:top w:val="single" w:sz="4" w:space="0" w:color="BFBFBF"/>
+              <w:left w:val="single" w:sz="4" w:space="0" w:color="BFBFBF"/>
+              <w:bottom w:val="single" w:sz="4" w:space="0" w:color="BFBFBF"/>
+              <w:right w:val="single" w:sz="4" w:space="0" w:color="BFBFBF"/>
+            </w:tcBorders>
+          </w:tcPr>
+          <w:p>
+            <w:pPr>
+              <w:spacing w:before="40" w:after="40"/>
+            </w:pPr>
+            <w:r/>
+            <w:r>
+              <w:rPr>
+                <w:rFonts w:ascii="Calibri" w:hAnsi="Calibri" w:cs="Calibri" w:eastAsia="Calibri"/>
+                <w:b w:val="0"/>
+                <w:i w:val="0"/>
+                <w:color w:val="2D2D2D"/>
+                <w:sz w:val="19"/>
+              </w:rPr>
+              <w:t>This is the last page. Stop paging</w:t>
             </w:r>
           </w:p>
         </w:tc>
@@ -3099,48 +2095,19 @@
             <w:r/>
             <w:r>
               <w:rPr>
-                <w:rFonts w:ascii="Calibri" w:hAnsi="Calibri" w:cs="Calibri"/>
-                <w:b/>
+                <w:rFonts w:ascii="Consolas" w:hAnsi="Consolas" w:cs="Consolas" w:eastAsia="Consolas"/>
+                <w:b w:val="0"/>
                 <w:i w:val="0"/>
                 <w:color w:val="2D2D2D"/>
-                <w:sz w:val="20"/>
+                <w:sz w:val="19"/>
               </w:rPr>
-              <w:t>URL</w:t>
+              <w:t>pageNumber=0</w:t>
             </w:r>
           </w:p>
         </w:tc>
         <w:tc>
           <w:tcPr>
-            <w:tcW w:type="dxa" w:w="6973"/>
-            <w:tcBorders>
-              <w:top w:val="single" w:sz="4" w:space="0" w:color="BFBFBF"/>
-              <w:left w:val="single" w:sz="4" w:space="0" w:color="BFBFBF"/>
-              <w:bottom w:val="single" w:sz="4" w:space="0" w:color="BFBFBF"/>
-              <w:right w:val="single" w:sz="4" w:space="0" w:color="BFBFBF"/>
-            </w:tcBorders>
-          </w:tcPr>
-          <w:p>
-            <w:pPr>
-              <w:spacing w:before="40" w:after="40"/>
-            </w:pPr>
-            <w:r/>
-            <w:r>
-              <w:rPr>
-                <w:rFonts w:ascii="Calibri" w:hAnsi="Calibri" w:cs="Calibri"/>
-                <w:b w:val="0"/>
-                <w:i w:val="0"/>
-                <w:color w:val="2D2D2D"/>
-                <w:sz w:val="20"/>
-              </w:rPr>
-              <w:t>https://exp-sat-datashare-prod-api-vx7q2k.2ky31l-1.deu-c1.eu1.cloudhub.io/api/v1/Invoice</w:t>
-            </w:r>
-          </w:p>
-        </w:tc>
-      </w:tr>
-      <w:tr>
-        <w:tc>
-          <w:tcPr>
-            <w:tcW w:type="dxa" w:w="2948"/>
+            <w:tcW w:type="dxa" w:w="6917"/>
             <w:shd w:fill="E9F0F7" w:val="clear"/>
             <w:tcBorders>
               <w:top w:val="single" w:sz="4" w:space="0" w:color="BFBFBF"/>
@@ -3156,657 +2123,13 @@
             <w:r/>
             <w:r>
               <w:rPr>
-                <w:rFonts w:ascii="Calibri" w:hAnsi="Calibri" w:cs="Calibri"/>
-                <w:b/>
-                <w:i w:val="0"/>
-                <w:color w:val="2D2D2D"/>
-                <w:sz w:val="20"/>
-              </w:rPr>
-              <w:t>Query parameters</w:t>
-            </w:r>
-          </w:p>
-        </w:tc>
-        <w:tc>
-          <w:tcPr>
-            <w:tcW w:type="dxa" w:w="6973"/>
-            <w:tcBorders>
-              <w:top w:val="single" w:sz="4" w:space="0" w:color="BFBFBF"/>
-              <w:left w:val="single" w:sz="4" w:space="0" w:color="BFBFBF"/>
-              <w:bottom w:val="single" w:sz="4" w:space="0" w:color="BFBFBF"/>
-              <w:right w:val="single" w:sz="4" w:space="0" w:color="BFBFBF"/>
-            </w:tcBorders>
-          </w:tcPr>
-          <w:p>
-            <w:pPr>
-              <w:spacing w:before="40" w:after="40"/>
-            </w:pPr>
-            <w:r/>
-            <w:r>
-              <w:rPr>
-                <w:rFonts w:ascii="Calibri" w:hAnsi="Calibri" w:cs="Calibri"/>
+                <w:rFonts w:ascii="Calibri" w:hAnsi="Calibri" w:cs="Calibri" w:eastAsia="Calibri"/>
                 <w:b w:val="0"/>
                 <w:i w:val="0"/>
                 <w:color w:val="2D2D2D"/>
-                <w:sz w:val="20"/>
+                <w:sz w:val="19"/>
               </w:rPr>
-              <w:t>See table below</w:t>
-            </w:r>
-          </w:p>
-        </w:tc>
-      </w:tr>
-    </w:tbl>
-    <w:p>
-      <w:pPr>
-        <w:spacing w:after="80"/>
-      </w:pPr>
-    </w:p>
-    <w:p>
-      <w:pPr>
-        <w:spacing w:before="0" w:after="120" w:line="276" w:lineRule="auto"/>
-      </w:pPr>
-      <w:r>
-        <w:rPr>
-          <w:rFonts w:ascii="Calibri" w:hAnsi="Calibri" w:cs="Calibri"/>
-          <w:b w:val="0"/>
-          <w:i w:val="0"/>
-          <w:color w:val="5B6570"/>
-          <w:sz w:val="21"/>
-        </w:rPr>
-        <w:t>Returns invoiced sale lines for the date range.</w:t>
-      </w:r>
-    </w:p>
-    <w:p>
-      <w:pPr>
-        <w:spacing w:before="0" w:after="80" w:line="276" w:lineRule="auto"/>
-      </w:pPr>
-      <w:r>
-        <w:rPr>
-          <w:rFonts w:ascii="Calibri" w:hAnsi="Calibri" w:cs="Calibri"/>
-          <w:b/>
-          <w:i w:val="0"/>
-          <w:color w:val="1F4E79"/>
-          <w:sz w:val="22"/>
-        </w:rPr>
-        <w:t>Query parameters</w:t>
-      </w:r>
-    </w:p>
-    <w:tbl>
-      <w:tblPr>
-        <w:tblW w:type="auto" w:w="0"/>
-        <w:tblLayout w:type="fixed"/>
-        <w:tblLook w:firstColumn="1" w:firstRow="1" w:lastColumn="0" w:lastRow="0" w:noHBand="0" w:noVBand="1" w:val="04A0"/>
-      </w:tblPr>
-      <w:tblGrid>
-        <w:gridCol w:w="1973"/>
-        <w:gridCol w:w="1973"/>
-        <w:gridCol w:w="1973"/>
-        <w:gridCol w:w="1973"/>
-        <w:gridCol w:w="1973"/>
-      </w:tblGrid>
-      <w:tr>
-        <w:tc>
-          <w:tcPr>
-            <w:tcW w:type="dxa" w:w="1587"/>
-            <w:shd w:fill="1F4E79" w:val="clear"/>
-            <w:tcBorders>
-              <w:top w:val="single" w:sz="4" w:space="0" w:color="BFBFBF"/>
-              <w:left w:val="single" w:sz="4" w:space="0" w:color="BFBFBF"/>
-              <w:bottom w:val="single" w:sz="4" w:space="0" w:color="BFBFBF"/>
-              <w:right w:val="single" w:sz="4" w:space="0" w:color="BFBFBF"/>
-            </w:tcBorders>
-          </w:tcPr>
-          <w:p>
-            <w:pPr>
-              <w:spacing w:before="40" w:after="40"/>
-            </w:pPr>
-            <w:r/>
-            <w:r>
-              <w:rPr>
-                <w:rFonts w:ascii="Calibri" w:hAnsi="Calibri" w:cs="Calibri"/>
-                <w:b/>
-                <w:i w:val="0"/>
-                <w:color w:val="FFFFFF"/>
-                <w:sz w:val="17"/>
-              </w:rPr>
-              <w:t>Parameter</w:t>
-            </w:r>
-          </w:p>
-        </w:tc>
-        <w:tc>
-          <w:tcPr>
-            <w:tcW w:type="dxa" w:w="1134"/>
-            <w:shd w:fill="1F4E79" w:val="clear"/>
-            <w:tcBorders>
-              <w:top w:val="single" w:sz="4" w:space="0" w:color="BFBFBF"/>
-              <w:left w:val="single" w:sz="4" w:space="0" w:color="BFBFBF"/>
-              <w:bottom w:val="single" w:sz="4" w:space="0" w:color="BFBFBF"/>
-              <w:right w:val="single" w:sz="4" w:space="0" w:color="BFBFBF"/>
-            </w:tcBorders>
-          </w:tcPr>
-          <w:p>
-            <w:pPr>
-              <w:spacing w:before="40" w:after="40"/>
-            </w:pPr>
-            <w:r/>
-            <w:r>
-              <w:rPr>
-                <w:rFonts w:ascii="Calibri" w:hAnsi="Calibri" w:cs="Calibri"/>
-                <w:b/>
-                <w:i w:val="0"/>
-                <w:color w:val="FFFFFF"/>
-                <w:sz w:val="17"/>
-              </w:rPr>
-              <w:t>Required</w:t>
-            </w:r>
-          </w:p>
-        </w:tc>
-        <w:tc>
-          <w:tcPr>
-            <w:tcW w:type="dxa" w:w="1814"/>
-            <w:shd w:fill="1F4E79" w:val="clear"/>
-            <w:tcBorders>
-              <w:top w:val="single" w:sz="4" w:space="0" w:color="BFBFBF"/>
-              <w:left w:val="single" w:sz="4" w:space="0" w:color="BFBFBF"/>
-              <w:bottom w:val="single" w:sz="4" w:space="0" w:color="BFBFBF"/>
-              <w:right w:val="single" w:sz="4" w:space="0" w:color="BFBFBF"/>
-            </w:tcBorders>
-          </w:tcPr>
-          <w:p>
-            <w:pPr>
-              <w:spacing w:before="40" w:after="40"/>
-            </w:pPr>
-            <w:r/>
-            <w:r>
-              <w:rPr>
-                <w:rFonts w:ascii="Calibri" w:hAnsi="Calibri" w:cs="Calibri"/>
-                <w:b/>
-                <w:i w:val="0"/>
-                <w:color w:val="FFFFFF"/>
-                <w:sz w:val="17"/>
-              </w:rPr>
-              <w:t>Format</w:t>
-            </w:r>
-          </w:p>
-        </w:tc>
-        <w:tc>
-          <w:tcPr>
-            <w:tcW w:type="dxa" w:w="1474"/>
-            <w:shd w:fill="1F4E79" w:val="clear"/>
-            <w:tcBorders>
-              <w:top w:val="single" w:sz="4" w:space="0" w:color="BFBFBF"/>
-              <w:left w:val="single" w:sz="4" w:space="0" w:color="BFBFBF"/>
-              <w:bottom w:val="single" w:sz="4" w:space="0" w:color="BFBFBF"/>
-              <w:right w:val="single" w:sz="4" w:space="0" w:color="BFBFBF"/>
-            </w:tcBorders>
-          </w:tcPr>
-          <w:p>
-            <w:pPr>
-              <w:spacing w:before="40" w:after="40"/>
-            </w:pPr>
-            <w:r/>
-            <w:r>
-              <w:rPr>
-                <w:rFonts w:ascii="Calibri" w:hAnsi="Calibri" w:cs="Calibri"/>
-                <w:b/>
-                <w:i w:val="0"/>
-                <w:color w:val="FFFFFF"/>
-                <w:sz w:val="17"/>
-              </w:rPr>
-              <w:t>Example</w:t>
-            </w:r>
-          </w:p>
-        </w:tc>
-        <w:tc>
-          <w:tcPr>
-            <w:tcW w:type="dxa" w:w="3912"/>
-            <w:shd w:fill="1F4E79" w:val="clear"/>
-            <w:tcBorders>
-              <w:top w:val="single" w:sz="4" w:space="0" w:color="BFBFBF"/>
-              <w:left w:val="single" w:sz="4" w:space="0" w:color="BFBFBF"/>
-              <w:bottom w:val="single" w:sz="4" w:space="0" w:color="BFBFBF"/>
-              <w:right w:val="single" w:sz="4" w:space="0" w:color="BFBFBF"/>
-            </w:tcBorders>
-          </w:tcPr>
-          <w:p>
-            <w:pPr>
-              <w:spacing w:before="40" w:after="40"/>
-            </w:pPr>
-            <w:r/>
-            <w:r>
-              <w:rPr>
-                <w:rFonts w:ascii="Calibri" w:hAnsi="Calibri" w:cs="Calibri"/>
-                <w:b/>
-                <w:i w:val="0"/>
-                <w:color w:val="FFFFFF"/>
-                <w:sz w:val="17"/>
-              </w:rPr>
-              <w:t>What to provide</w:t>
-            </w:r>
-          </w:p>
-        </w:tc>
-      </w:tr>
-      <w:tr>
-        <w:tc>
-          <w:tcPr>
-            <w:tcW w:type="dxa" w:w="1587"/>
-            <w:shd w:fill="FFFFFF" w:val="clear"/>
-            <w:tcBorders>
-              <w:top w:val="single" w:sz="4" w:space="0" w:color="BFBFBF"/>
-              <w:left w:val="single" w:sz="4" w:space="0" w:color="BFBFBF"/>
-              <w:bottom w:val="single" w:sz="4" w:space="0" w:color="BFBFBF"/>
-              <w:right w:val="single" w:sz="4" w:space="0" w:color="BFBFBF"/>
-            </w:tcBorders>
-          </w:tcPr>
-          <w:p>
-            <w:pPr>
-              <w:spacing w:before="40" w:after="40"/>
-            </w:pPr>
-            <w:r/>
-            <w:r>
-              <w:rPr>
-                <w:rFonts w:ascii="Consolas" w:hAnsi="Consolas" w:cs="Consolas"/>
-                <w:b w:val="0"/>
-                <w:i w:val="0"/>
-                <w:color w:val="2D2D2D"/>
-                <w:sz w:val="17"/>
-              </w:rPr>
-              <w:t>fromDate</w:t>
-            </w:r>
-          </w:p>
-        </w:tc>
-        <w:tc>
-          <w:tcPr>
-            <w:tcW w:type="dxa" w:w="1134"/>
-            <w:shd w:fill="FFFFFF" w:val="clear"/>
-            <w:tcBorders>
-              <w:top w:val="single" w:sz="4" w:space="0" w:color="BFBFBF"/>
-              <w:left w:val="single" w:sz="4" w:space="0" w:color="BFBFBF"/>
-              <w:bottom w:val="single" w:sz="4" w:space="0" w:color="BFBFBF"/>
-              <w:right w:val="single" w:sz="4" w:space="0" w:color="BFBFBF"/>
-            </w:tcBorders>
-          </w:tcPr>
-          <w:p>
-            <w:pPr>
-              <w:spacing w:before="40" w:after="40"/>
-            </w:pPr>
-            <w:r/>
-            <w:r>
-              <w:rPr>
-                <w:rFonts w:ascii="Calibri" w:hAnsi="Calibri" w:cs="Calibri"/>
-                <w:b w:val="0"/>
-                <w:i w:val="0"/>
-                <w:color w:val="2D2D2D"/>
-                <w:sz w:val="17"/>
-              </w:rPr>
-              <w:t>Yes</w:t>
-            </w:r>
-          </w:p>
-        </w:tc>
-        <w:tc>
-          <w:tcPr>
-            <w:tcW w:type="dxa" w:w="1814"/>
-            <w:shd w:fill="FFFFFF" w:val="clear"/>
-            <w:tcBorders>
-              <w:top w:val="single" w:sz="4" w:space="0" w:color="BFBFBF"/>
-              <w:left w:val="single" w:sz="4" w:space="0" w:color="BFBFBF"/>
-              <w:bottom w:val="single" w:sz="4" w:space="0" w:color="BFBFBF"/>
-              <w:right w:val="single" w:sz="4" w:space="0" w:color="BFBFBF"/>
-            </w:tcBorders>
-          </w:tcPr>
-          <w:p>
-            <w:pPr>
-              <w:spacing w:before="40" w:after="40"/>
-            </w:pPr>
-            <w:r/>
-            <w:r>
-              <w:rPr>
-                <w:rFonts w:ascii="Calibri" w:hAnsi="Calibri" w:cs="Calibri"/>
-                <w:b w:val="0"/>
-                <w:i w:val="0"/>
-                <w:color w:val="2D2D2D"/>
-                <w:sz w:val="17"/>
-              </w:rPr>
-              <w:t>YYYY-MM-DD</w:t>
-            </w:r>
-          </w:p>
-        </w:tc>
-        <w:tc>
-          <w:tcPr>
-            <w:tcW w:type="dxa" w:w="1474"/>
-            <w:shd w:fill="FFFFFF" w:val="clear"/>
-            <w:tcBorders>
-              <w:top w:val="single" w:sz="4" w:space="0" w:color="BFBFBF"/>
-              <w:left w:val="single" w:sz="4" w:space="0" w:color="BFBFBF"/>
-              <w:bottom w:val="single" w:sz="4" w:space="0" w:color="BFBFBF"/>
-              <w:right w:val="single" w:sz="4" w:space="0" w:color="BFBFBF"/>
-            </w:tcBorders>
-          </w:tcPr>
-          <w:p>
-            <w:pPr>
-              <w:spacing w:before="40" w:after="40"/>
-            </w:pPr>
-            <w:r/>
-            <w:r>
-              <w:rPr>
-                <w:rFonts w:ascii="Consolas" w:hAnsi="Consolas" w:cs="Consolas"/>
-                <w:b w:val="0"/>
-                <w:i w:val="0"/>
-                <w:color w:val="2D2D2D"/>
-                <w:sz w:val="17"/>
-              </w:rPr>
-              <w:t>2026-09-24</w:t>
-            </w:r>
-          </w:p>
-        </w:tc>
-        <w:tc>
-          <w:tcPr>
-            <w:tcW w:type="dxa" w:w="3912"/>
-            <w:shd w:fill="FFFFFF" w:val="clear"/>
-            <w:tcBorders>
-              <w:top w:val="single" w:sz="4" w:space="0" w:color="BFBFBF"/>
-              <w:left w:val="single" w:sz="4" w:space="0" w:color="BFBFBF"/>
-              <w:bottom w:val="single" w:sz="4" w:space="0" w:color="BFBFBF"/>
-              <w:right w:val="single" w:sz="4" w:space="0" w:color="BFBFBF"/>
-            </w:tcBorders>
-          </w:tcPr>
-          <w:p>
-            <w:pPr>
-              <w:spacing w:before="40" w:after="40"/>
-            </w:pPr>
-            <w:r/>
-            <w:r>
-              <w:rPr>
-                <w:rFonts w:ascii="Calibri" w:hAnsi="Calibri" w:cs="Calibri"/>
-                <w:b w:val="0"/>
-                <w:i w:val="0"/>
-                <w:color w:val="2D2D2D"/>
-                <w:sz w:val="16"/>
-              </w:rPr>
-              <w:t>Inclusive start date. Date only. Do not send a time.</w:t>
-            </w:r>
-          </w:p>
-        </w:tc>
-      </w:tr>
-      <w:tr>
-        <w:tc>
-          <w:tcPr>
-            <w:tcW w:type="dxa" w:w="1587"/>
-            <w:shd w:fill="E9F0F7" w:val="clear"/>
-            <w:tcBorders>
-              <w:top w:val="single" w:sz="4" w:space="0" w:color="BFBFBF"/>
-              <w:left w:val="single" w:sz="4" w:space="0" w:color="BFBFBF"/>
-              <w:bottom w:val="single" w:sz="4" w:space="0" w:color="BFBFBF"/>
-              <w:right w:val="single" w:sz="4" w:space="0" w:color="BFBFBF"/>
-            </w:tcBorders>
-          </w:tcPr>
-          <w:p>
-            <w:pPr>
-              <w:spacing w:before="40" w:after="40"/>
-            </w:pPr>
-            <w:r/>
-            <w:r>
-              <w:rPr>
-                <w:rFonts w:ascii="Consolas" w:hAnsi="Consolas" w:cs="Consolas"/>
-                <w:b w:val="0"/>
-                <w:i w:val="0"/>
-                <w:color w:val="2D2D2D"/>
-                <w:sz w:val="17"/>
-              </w:rPr>
-              <w:t>toDate</w:t>
-            </w:r>
-          </w:p>
-        </w:tc>
-        <w:tc>
-          <w:tcPr>
-            <w:tcW w:type="dxa" w:w="1134"/>
-            <w:shd w:fill="E9F0F7" w:val="clear"/>
-            <w:tcBorders>
-              <w:top w:val="single" w:sz="4" w:space="0" w:color="BFBFBF"/>
-              <w:left w:val="single" w:sz="4" w:space="0" w:color="BFBFBF"/>
-              <w:bottom w:val="single" w:sz="4" w:space="0" w:color="BFBFBF"/>
-              <w:right w:val="single" w:sz="4" w:space="0" w:color="BFBFBF"/>
-            </w:tcBorders>
-          </w:tcPr>
-          <w:p>
-            <w:pPr>
-              <w:spacing w:before="40" w:after="40"/>
-            </w:pPr>
-            <w:r/>
-            <w:r>
-              <w:rPr>
-                <w:rFonts w:ascii="Calibri" w:hAnsi="Calibri" w:cs="Calibri"/>
-                <w:b w:val="0"/>
-                <w:i w:val="0"/>
-                <w:color w:val="2D2D2D"/>
-                <w:sz w:val="17"/>
-              </w:rPr>
-              <w:t>Yes</w:t>
-            </w:r>
-          </w:p>
-        </w:tc>
-        <w:tc>
-          <w:tcPr>
-            <w:tcW w:type="dxa" w:w="1814"/>
-            <w:shd w:fill="E9F0F7" w:val="clear"/>
-            <w:tcBorders>
-              <w:top w:val="single" w:sz="4" w:space="0" w:color="BFBFBF"/>
-              <w:left w:val="single" w:sz="4" w:space="0" w:color="BFBFBF"/>
-              <w:bottom w:val="single" w:sz="4" w:space="0" w:color="BFBFBF"/>
-              <w:right w:val="single" w:sz="4" w:space="0" w:color="BFBFBF"/>
-            </w:tcBorders>
-          </w:tcPr>
-          <w:p>
-            <w:pPr>
-              <w:spacing w:before="40" w:after="40"/>
-            </w:pPr>
-            <w:r/>
-            <w:r>
-              <w:rPr>
-                <w:rFonts w:ascii="Calibri" w:hAnsi="Calibri" w:cs="Calibri"/>
-                <w:b w:val="0"/>
-                <w:i w:val="0"/>
-                <w:color w:val="2D2D2D"/>
-                <w:sz w:val="17"/>
-              </w:rPr>
-              <w:t>YYYY-MM-DD</w:t>
-            </w:r>
-          </w:p>
-        </w:tc>
-        <w:tc>
-          <w:tcPr>
-            <w:tcW w:type="dxa" w:w="1474"/>
-            <w:shd w:fill="E9F0F7" w:val="clear"/>
-            <w:tcBorders>
-              <w:top w:val="single" w:sz="4" w:space="0" w:color="BFBFBF"/>
-              <w:left w:val="single" w:sz="4" w:space="0" w:color="BFBFBF"/>
-              <w:bottom w:val="single" w:sz="4" w:space="0" w:color="BFBFBF"/>
-              <w:right w:val="single" w:sz="4" w:space="0" w:color="BFBFBF"/>
-            </w:tcBorders>
-          </w:tcPr>
-          <w:p>
-            <w:pPr>
-              <w:spacing w:before="40" w:after="40"/>
-            </w:pPr>
-            <w:r/>
-            <w:r>
-              <w:rPr>
-                <w:rFonts w:ascii="Consolas" w:hAnsi="Consolas" w:cs="Consolas"/>
-                <w:b w:val="0"/>
-                <w:i w:val="0"/>
-                <w:color w:val="2D2D2D"/>
-                <w:sz w:val="17"/>
-              </w:rPr>
-              <w:t>2026-09-24</w:t>
-            </w:r>
-          </w:p>
-        </w:tc>
-        <w:tc>
-          <w:tcPr>
-            <w:tcW w:type="dxa" w:w="3912"/>
-            <w:shd w:fill="E9F0F7" w:val="clear"/>
-            <w:tcBorders>
-              <w:top w:val="single" w:sz="4" w:space="0" w:color="BFBFBF"/>
-              <w:left w:val="single" w:sz="4" w:space="0" w:color="BFBFBF"/>
-              <w:bottom w:val="single" w:sz="4" w:space="0" w:color="BFBFBF"/>
-              <w:right w:val="single" w:sz="4" w:space="0" w:color="BFBFBF"/>
-            </w:tcBorders>
-          </w:tcPr>
-          <w:p>
-            <w:pPr>
-              <w:spacing w:before="40" w:after="40"/>
-            </w:pPr>
-            <w:r/>
-            <w:r>
-              <w:rPr>
-                <w:rFonts w:ascii="Calibri" w:hAnsi="Calibri" w:cs="Calibri"/>
-                <w:b w:val="0"/>
-                <w:i w:val="0"/>
-                <w:color w:val="2D2D2D"/>
-                <w:sz w:val="16"/>
-              </w:rPr>
-              <w:t>Inclusive end date. Date only. Do not send a time.</w:t>
-            </w:r>
-          </w:p>
-        </w:tc>
-      </w:tr>
-      <w:tr>
-        <w:tc>
-          <w:tcPr>
-            <w:tcW w:type="dxa" w:w="1587"/>
-            <w:shd w:fill="FFFFFF" w:val="clear"/>
-            <w:tcBorders>
-              <w:top w:val="single" w:sz="4" w:space="0" w:color="BFBFBF"/>
-              <w:left w:val="single" w:sz="4" w:space="0" w:color="BFBFBF"/>
-              <w:bottom w:val="single" w:sz="4" w:space="0" w:color="BFBFBF"/>
-              <w:right w:val="single" w:sz="4" w:space="0" w:color="BFBFBF"/>
-            </w:tcBorders>
-          </w:tcPr>
-          <w:p>
-            <w:pPr>
-              <w:spacing w:before="40" w:after="40"/>
-            </w:pPr>
-            <w:r/>
-            <w:r>
-              <w:rPr>
-                <w:rFonts w:ascii="Consolas" w:hAnsi="Consolas" w:cs="Consolas"/>
-                <w:b w:val="0"/>
-                <w:i w:val="0"/>
-                <w:color w:val="2D2D2D"/>
-                <w:sz w:val="17"/>
-              </w:rPr>
-              <w:t>pageNumber</w:t>
-            </w:r>
-          </w:p>
-        </w:tc>
-        <w:tc>
-          <w:tcPr>
-            <w:tcW w:type="dxa" w:w="1134"/>
-            <w:shd w:fill="FFFFFF" w:val="clear"/>
-            <w:tcBorders>
-              <w:top w:val="single" w:sz="4" w:space="0" w:color="BFBFBF"/>
-              <w:left w:val="single" w:sz="4" w:space="0" w:color="BFBFBF"/>
-              <w:bottom w:val="single" w:sz="4" w:space="0" w:color="BFBFBF"/>
-              <w:right w:val="single" w:sz="4" w:space="0" w:color="BFBFBF"/>
-            </w:tcBorders>
-          </w:tcPr>
-          <w:p>
-            <w:pPr>
-              <w:spacing w:before="40" w:after="40"/>
-            </w:pPr>
-            <w:r/>
-            <w:r>
-              <w:rPr>
-                <w:rFonts w:ascii="Calibri" w:hAnsi="Calibri" w:cs="Calibri"/>
-                <w:b w:val="0"/>
-                <w:i w:val="0"/>
-                <w:color w:val="2D2D2D"/>
-                <w:sz w:val="17"/>
-              </w:rPr>
-              <w:t>No</w:t>
-            </w:r>
-          </w:p>
-        </w:tc>
-        <w:tc>
-          <w:tcPr>
-            <w:tcW w:type="dxa" w:w="1814"/>
-            <w:shd w:fill="FFFFFF" w:val="clear"/>
-            <w:tcBorders>
-              <w:top w:val="single" w:sz="4" w:space="0" w:color="BFBFBF"/>
-              <w:left w:val="single" w:sz="4" w:space="0" w:color="BFBFBF"/>
-              <w:bottom w:val="single" w:sz="4" w:space="0" w:color="BFBFBF"/>
-              <w:right w:val="single" w:sz="4" w:space="0" w:color="BFBFBF"/>
-            </w:tcBorders>
-          </w:tcPr>
-          <w:p>
-            <w:pPr>
-              <w:spacing w:before="40" w:after="40"/>
-            </w:pPr>
-            <w:r/>
-            <w:r>
-              <w:rPr>
-                <w:rFonts w:ascii="Calibri" w:hAnsi="Calibri" w:cs="Calibri"/>
-                <w:b w:val="0"/>
-                <w:i w:val="0"/>
-                <w:color w:val="2D2D2D"/>
-                <w:sz w:val="17"/>
-              </w:rPr>
-              <w:t>Integer, 0-based</w:t>
-            </w:r>
-          </w:p>
-        </w:tc>
-        <w:tc>
-          <w:tcPr>
-            <w:tcW w:type="dxa" w:w="1474"/>
-            <w:shd w:fill="FFFFFF" w:val="clear"/>
-            <w:tcBorders>
-              <w:top w:val="single" w:sz="4" w:space="0" w:color="BFBFBF"/>
-              <w:left w:val="single" w:sz="4" w:space="0" w:color="BFBFBF"/>
-              <w:bottom w:val="single" w:sz="4" w:space="0" w:color="BFBFBF"/>
-              <w:right w:val="single" w:sz="4" w:space="0" w:color="BFBFBF"/>
-            </w:tcBorders>
-          </w:tcPr>
-          <w:p>
-            <w:pPr>
-              <w:spacing w:before="40" w:after="40"/>
-            </w:pPr>
-            <w:r/>
-            <w:r>
-              <w:rPr>
-                <w:rFonts w:ascii="Consolas" w:hAnsi="Consolas" w:cs="Consolas"/>
-                <w:b w:val="0"/>
-                <w:i w:val="0"/>
-                <w:color w:val="2D2D2D"/>
-                <w:sz w:val="17"/>
-              </w:rPr>
-              <w:t>0</w:t>
-            </w:r>
-          </w:p>
-        </w:tc>
-        <w:tc>
-          <w:tcPr>
-            <w:tcW w:type="dxa" w:w="3912"/>
-            <w:shd w:fill="FFFFFF" w:val="clear"/>
-            <w:tcBorders>
-              <w:top w:val="single" w:sz="4" w:space="0" w:color="BFBFBF"/>
-              <w:left w:val="single" w:sz="4" w:space="0" w:color="BFBFBF"/>
-              <w:bottom w:val="single" w:sz="4" w:space="0" w:color="BFBFBF"/>
-              <w:right w:val="single" w:sz="4" w:space="0" w:color="BFBFBF"/>
-            </w:tcBorders>
-          </w:tcPr>
-          <w:p>
-            <w:pPr>
-              <w:spacing w:before="40" w:after="40"/>
-            </w:pPr>
-            <w:r/>
-            <w:r>
-              <w:rPr>
-                <w:rFonts w:ascii="Calibri" w:hAnsi="Calibri" w:cs="Calibri"/>
-                <w:b w:val="0"/>
-                <w:i w:val="0"/>
-                <w:color w:val="2D2D2D"/>
-                <w:sz w:val="16"/>
-              </w:rPr>
-              <w:t>Omit on the first call. Use 1, 2, … if a next page is returned.</w:t>
+              <w:t>First page (you may omit pageNumber)</w:t>
             </w:r>
           </w:p>
         </w:tc>
@@ -3823,19 +2146,20 @@
       </w:pPr>
       <w:r>
         <w:rPr>
-          <w:rFonts w:ascii="Calibri" w:hAnsi="Calibri" w:cs="Calibri"/>
+          <w:rFonts w:ascii="Calibri" w:hAnsi="Calibri" w:cs="Calibri" w:eastAsia="Calibri"/>
           <w:b/>
           <w:i w:val="0"/>
           <w:color w:val="1F4E79"/>
           <w:sz w:val="22"/>
         </w:rPr>
-        <w:t>cURL</w:t>
+        <w:t>Example — more pages remain</w:t>
       </w:r>
     </w:p>
     <w:tbl>
       <w:tblPr>
-        <w:tblW w:type="auto" w:w="0"/>
-        <w:tblLayout w:type="autofit"/>
+        <w:tblW w:type="dxa" w:w="9866"/>
+        <w:jc w:val="center"/>
+        <w:tblLayout w:type="fixed"/>
         <w:tblLook w:firstColumn="1" w:firstRow="1" w:lastColumn="0" w:lastRow="0" w:noHBand="0" w:noVBand="1" w:val="04A0"/>
       </w:tblPr>
       <w:tblGrid>
@@ -3860,17 +2184,63 @@
             <w:r/>
             <w:r>
               <w:rPr>
-                <w:rFonts w:ascii="Consolas" w:hAnsi="Consolas" w:cs="Consolas"/>
+                <w:rFonts w:ascii="Consolas" w:hAnsi="Consolas" w:cs="Consolas" w:eastAsia="Consolas"/>
                 <w:b w:val="0"/>
                 <w:i w:val="0"/>
                 <w:color w:val="2D2D2D"/>
                 <w:sz w:val="17"/>
               </w:rPr>
-              <w:t>curl --location 'https://exp-sat-datashare-prod-api-vx7q2k.2ky31l-1.deu-c1.eu1.cloudhub.io/api/v1/Invoice?fromDate=2026-09-24&amp;toDate=2026-09-24&amp;pageNumber=0' \</w:t>
+              <w:t>{</w:t>
               <w:br/>
-              <w:t xml:space="preserve">  --header 'Authorization: Bearer &lt;ACCESS_TOKEN&gt;' \</w:t>
+              <w:t xml:space="preserve">  "data": [</w:t>
               <w:br/>
-              <w:t xml:space="preserve">  --header 'Accept: application/json'</w:t>
+              <w:t xml:space="preserve">    {</w:t>
+              <w:br/>
+              <w:t xml:space="preserve">      "STOREID": 2655,</w:t>
+              <w:br/>
+              <w:t xml:space="preserve">      "Discount": 0,</w:t>
+              <w:br/>
+              <w:t xml:space="preserve">      "SalesRepID": 111,</w:t>
+              <w:br/>
+              <w:t xml:space="preserve">      "VATAmount": "80.46",</w:t>
+              <w:br/>
+              <w:t xml:space="preserve">      "RouteID": "",</w:t>
+              <w:br/>
+              <w:t xml:space="preserve">      "DistributorID": "1000097205",</w:t>
+              <w:br/>
+              <w:t xml:space="preserve">      "ProductID": "3286535",</w:t>
+              <w:br/>
+              <w:t xml:space="preserve">      "WarehouseID": 1925,</w:t>
+              <w:br/>
+              <w:t xml:space="preserve">      "OrderNumber": 265,</w:t>
+              <w:br/>
+              <w:t xml:space="preserve">      "InvoiceNumber": 2857,</w:t>
+              <w:br/>
+              <w:t xml:space="preserve">      "InvoiceDate": "24/09/2026",</w:t>
+              <w:br/>
+              <w:t xml:space="preserve">      "InvoiceTime": "15:46:26",</w:t>
+              <w:br/>
+              <w:t xml:space="preserve">      "InvoiceStatus": "Delivered",</w:t>
+              <w:br/>
+              <w:t xml:space="preserve">      "UnitOfMeasure": "PIECE",</w:t>
+              <w:br/>
+              <w:t xml:space="preserve">      "Currency": "KES",</w:t>
+              <w:br/>
+              <w:t xml:space="preserve">      "QuantityInvoiced": 10,</w:t>
+              <w:br/>
+              <w:t xml:space="preserve">      "AmountInvoiced": "583.30",</w:t>
+              <w:br/>
+              <w:t xml:space="preserve">      "TransType": "Sale"</w:t>
+              <w:br/>
+              <w:t xml:space="preserve">    },</w:t>
+              <w:br/>
+              <w:t xml:space="preserve">    "... up to 10,000 rows ..."</w:t>
+              <w:br/>
+              <w:t xml:space="preserve">  ],</w:t>
+              <w:br/>
+              <w:t xml:space="preserve">  "next": "https://exp-sat-datashare-prod-api-vx7q2k.2ky31l-1.deu-c1.eu1.cloudhub.io/api/v1/Invoice?fromDate=2026-09-24&amp;toDate=2026-09-24&amp;pageNumber=1"</w:t>
+              <w:br/>
+              <w:t>}</w:t>
             </w:r>
           </w:p>
         </w:tc>
@@ -3887,19 +2257,20 @@
       </w:pPr>
       <w:r>
         <w:rPr>
-          <w:rFonts w:ascii="Calibri" w:hAnsi="Calibri" w:cs="Calibri"/>
+          <w:rFonts w:ascii="Calibri" w:hAnsi="Calibri" w:cs="Calibri" w:eastAsia="Calibri"/>
           <w:b/>
           <w:i w:val="0"/>
           <w:color w:val="1F4E79"/>
           <w:sz w:val="22"/>
         </w:rPr>
-        <w:t>Sample output</w:t>
+        <w:t>Example — last page</w:t>
       </w:r>
     </w:p>
     <w:tbl>
       <w:tblPr>
-        <w:tblW w:type="auto" w:w="0"/>
-        <w:tblLayout w:type="autofit"/>
+        <w:tblW w:type="dxa" w:w="9866"/>
+        <w:jc w:val="center"/>
+        <w:tblLayout w:type="fixed"/>
         <w:tblLook w:firstColumn="1" w:firstRow="1" w:lastColumn="0" w:lastRow="0" w:noHBand="0" w:noVBand="1" w:val="04A0"/>
       </w:tblPr>
       <w:tblGrid>
@@ -3924,7 +2295,7 @@
             <w:r/>
             <w:r>
               <w:rPr>
-                <w:rFonts w:ascii="Consolas" w:hAnsi="Consolas" w:cs="Consolas"/>
+                <w:rFonts w:ascii="Consolas" w:hAnsi="Consolas" w:cs="Consolas" w:eastAsia="Consolas"/>
                 <w:b w:val="0"/>
                 <w:i w:val="0"/>
                 <w:color w:val="2D2D2D"/>
@@ -3989,29 +2360,1526 @@
     </w:p>
     <w:p>
       <w:pPr>
-        <w:spacing w:before="320" w:after="160"/>
+        <w:spacing w:before="0" w:after="160" w:line="276" w:lineRule="auto"/>
       </w:pPr>
       <w:r>
         <w:rPr>
-          <w:rFonts w:ascii="Calibri" w:hAnsi="Calibri" w:cs="Calibri"/>
+          <w:rFonts w:ascii="Calibri" w:hAnsi="Calibri" w:cs="Calibri" w:eastAsia="Calibri"/>
+          <w:b w:val="0"/>
+          <w:i w:val="0"/>
+          <w:color w:val="2D2D2D"/>
+          <w:sz w:val="22"/>
+        </w:rPr>
+        <w:t>Follow next with the same Authorization: Bearer &lt;ACCESS_TOKEN&gt; header. Do not add extra query parameters of your own when using next.</w:t>
+      </w:r>
+    </w:p>
+    <w:p>
+      <w:pPr>
+        <w:pStyle w:val="Heading1"/>
+      </w:pPr>
+      <w:r>
+        <w:rPr>
+          <w:rFonts w:ascii="Calibri" w:hAnsi="Calibri" w:cs="Calibri" w:eastAsia="Calibri"/>
+          <w:b/>
+          <w:i w:val="0"/>
+          <w:color w:val="1F4E79"/>
+          <w:sz w:val="32"/>
+        </w:rPr>
+        <w:t>5. Endpoint catalogue</w:t>
+      </w:r>
+    </w:p>
+    <w:tbl>
+      <w:tblPr>
+        <w:tblW w:type="dxa" w:w="9866"/>
+        <w:jc w:val="center"/>
+        <w:tblLayout w:type="fixed"/>
+        <w:tblLook w:firstColumn="1" w:firstRow="1" w:lastColumn="0" w:lastRow="0" w:noHBand="0" w:noVBand="1" w:val="04A0"/>
+      </w:tblPr>
+      <w:tblGrid>
+        <w:gridCol w:w="680"/>
+        <w:gridCol w:w="1928"/>
+        <w:gridCol w:w="3062"/>
+        <w:gridCol w:w="4196"/>
+      </w:tblGrid>
+      <w:tr>
+        <w:tc>
+          <w:tcPr>
+            <w:tcW w:type="dxa" w:w="680"/>
+            <w:shd w:fill="1F4E79" w:val="clear"/>
+            <w:tcBorders>
+              <w:top w:val="single" w:sz="4" w:space="0" w:color="BFBFBF"/>
+              <w:left w:val="single" w:sz="4" w:space="0" w:color="BFBFBF"/>
+              <w:bottom w:val="single" w:sz="4" w:space="0" w:color="BFBFBF"/>
+              <w:right w:val="single" w:sz="4" w:space="0" w:color="BFBFBF"/>
+            </w:tcBorders>
+          </w:tcPr>
+          <w:p>
+            <w:pPr>
+              <w:spacing w:before="40" w:after="40"/>
+            </w:pPr>
+            <w:r/>
+            <w:r>
+              <w:rPr>
+                <w:rFonts w:ascii="Calibri" w:hAnsi="Calibri" w:cs="Calibri" w:eastAsia="Calibri"/>
+                <w:b/>
+                <w:i w:val="0"/>
+                <w:color w:val="FFFFFF"/>
+                <w:sz w:val="19"/>
+              </w:rPr>
+              <w:t>#</w:t>
+            </w:r>
+          </w:p>
+        </w:tc>
+        <w:tc>
+          <w:tcPr>
+            <w:tcW w:type="dxa" w:w="1928"/>
+            <w:shd w:fill="1F4E79" w:val="clear"/>
+            <w:tcBorders>
+              <w:top w:val="single" w:sz="4" w:space="0" w:color="BFBFBF"/>
+              <w:left w:val="single" w:sz="4" w:space="0" w:color="BFBFBF"/>
+              <w:bottom w:val="single" w:sz="4" w:space="0" w:color="BFBFBF"/>
+              <w:right w:val="single" w:sz="4" w:space="0" w:color="BFBFBF"/>
+            </w:tcBorders>
+          </w:tcPr>
+          <w:p>
+            <w:pPr>
+              <w:spacing w:before="40" w:after="40"/>
+            </w:pPr>
+            <w:r/>
+            <w:r>
+              <w:rPr>
+                <w:rFonts w:ascii="Calibri" w:hAnsi="Calibri" w:cs="Calibri" w:eastAsia="Calibri"/>
+                <w:b/>
+                <w:i w:val="0"/>
+                <w:color w:val="FFFFFF"/>
+                <w:sz w:val="19"/>
+              </w:rPr>
+              <w:t>Endpoint</w:t>
+            </w:r>
+          </w:p>
+        </w:tc>
+        <w:tc>
+          <w:tcPr>
+            <w:tcW w:type="dxa" w:w="3062"/>
+            <w:shd w:fill="1F4E79" w:val="clear"/>
+            <w:tcBorders>
+              <w:top w:val="single" w:sz="4" w:space="0" w:color="BFBFBF"/>
+              <w:left w:val="single" w:sz="4" w:space="0" w:color="BFBFBF"/>
+              <w:bottom w:val="single" w:sz="4" w:space="0" w:color="BFBFBF"/>
+              <w:right w:val="single" w:sz="4" w:space="0" w:color="BFBFBF"/>
+            </w:tcBorders>
+          </w:tcPr>
+          <w:p>
+            <w:pPr>
+              <w:spacing w:before="40" w:after="40"/>
+            </w:pPr>
+            <w:r/>
+            <w:r>
+              <w:rPr>
+                <w:rFonts w:ascii="Calibri" w:hAnsi="Calibri" w:cs="Calibri" w:eastAsia="Calibri"/>
+                <w:b/>
+                <w:i w:val="0"/>
+                <w:color w:val="FFFFFF"/>
+                <w:sz w:val="19"/>
+              </w:rPr>
+              <w:t>Path</w:t>
+            </w:r>
+          </w:p>
+        </w:tc>
+        <w:tc>
+          <w:tcPr>
+            <w:tcW w:type="dxa" w:w="4196"/>
+            <w:shd w:fill="1F4E79" w:val="clear"/>
+            <w:tcBorders>
+              <w:top w:val="single" w:sz="4" w:space="0" w:color="BFBFBF"/>
+              <w:left w:val="single" w:sz="4" w:space="0" w:color="BFBFBF"/>
+              <w:bottom w:val="single" w:sz="4" w:space="0" w:color="BFBFBF"/>
+              <w:right w:val="single" w:sz="4" w:space="0" w:color="BFBFBF"/>
+            </w:tcBorders>
+          </w:tcPr>
+          <w:p>
+            <w:pPr>
+              <w:spacing w:before="40" w:after="40"/>
+            </w:pPr>
+            <w:r/>
+            <w:r>
+              <w:rPr>
+                <w:rFonts w:ascii="Calibri" w:hAnsi="Calibri" w:cs="Calibri" w:eastAsia="Calibri"/>
+                <w:b/>
+                <w:i w:val="0"/>
+                <w:color w:val="FFFFFF"/>
+                <w:sz w:val="19"/>
+              </w:rPr>
+              <w:t>Query parameters</w:t>
+            </w:r>
+          </w:p>
+        </w:tc>
+      </w:tr>
+      <w:tr>
+        <w:tc>
+          <w:tcPr>
+            <w:tcW w:type="dxa" w:w="680"/>
+            <w:shd w:fill="FFFFFF" w:val="clear"/>
+            <w:tcBorders>
+              <w:top w:val="single" w:sz="4" w:space="0" w:color="BFBFBF"/>
+              <w:left w:val="single" w:sz="4" w:space="0" w:color="BFBFBF"/>
+              <w:bottom w:val="single" w:sz="4" w:space="0" w:color="BFBFBF"/>
+              <w:right w:val="single" w:sz="4" w:space="0" w:color="BFBFBF"/>
+            </w:tcBorders>
+          </w:tcPr>
+          <w:p>
+            <w:pPr>
+              <w:spacing w:before="40" w:after="40"/>
+            </w:pPr>
+            <w:r/>
+            <w:r>
+              <w:rPr>
+                <w:rFonts w:ascii="Consolas" w:hAnsi="Consolas" w:cs="Consolas" w:eastAsia="Consolas"/>
+                <w:b w:val="0"/>
+                <w:i w:val="0"/>
+                <w:color w:val="2D2D2D"/>
+                <w:sz w:val="19"/>
+              </w:rPr>
+              <w:t>1</w:t>
+            </w:r>
+          </w:p>
+        </w:tc>
+        <w:tc>
+          <w:tcPr>
+            <w:tcW w:type="dxa" w:w="1928"/>
+            <w:shd w:fill="FFFFFF" w:val="clear"/>
+            <w:tcBorders>
+              <w:top w:val="single" w:sz="4" w:space="0" w:color="BFBFBF"/>
+              <w:left w:val="single" w:sz="4" w:space="0" w:color="BFBFBF"/>
+              <w:bottom w:val="single" w:sz="4" w:space="0" w:color="BFBFBF"/>
+              <w:right w:val="single" w:sz="4" w:space="0" w:color="BFBFBF"/>
+            </w:tcBorders>
+          </w:tcPr>
+          <w:p>
+            <w:pPr>
+              <w:spacing w:before="40" w:after="40"/>
+            </w:pPr>
+            <w:r/>
+            <w:r>
+              <w:rPr>
+                <w:rFonts w:ascii="Calibri" w:hAnsi="Calibri" w:cs="Calibri" w:eastAsia="Calibri"/>
+                <w:b w:val="0"/>
+                <w:i w:val="0"/>
+                <w:color w:val="2D2D2D"/>
+                <w:sz w:val="19"/>
+              </w:rPr>
+              <w:t>Invoice</w:t>
+            </w:r>
+          </w:p>
+        </w:tc>
+        <w:tc>
+          <w:tcPr>
+            <w:tcW w:type="dxa" w:w="3062"/>
+            <w:shd w:fill="FFFFFF" w:val="clear"/>
+            <w:tcBorders>
+              <w:top w:val="single" w:sz="4" w:space="0" w:color="BFBFBF"/>
+              <w:left w:val="single" w:sz="4" w:space="0" w:color="BFBFBF"/>
+              <w:bottom w:val="single" w:sz="4" w:space="0" w:color="BFBFBF"/>
+              <w:right w:val="single" w:sz="4" w:space="0" w:color="BFBFBF"/>
+            </w:tcBorders>
+          </w:tcPr>
+          <w:p>
+            <w:pPr>
+              <w:spacing w:before="40" w:after="40"/>
+            </w:pPr>
+            <w:r/>
+            <w:r>
+              <w:rPr>
+                <w:rFonts w:ascii="Consolas" w:hAnsi="Consolas" w:cs="Consolas" w:eastAsia="Consolas"/>
+                <w:b w:val="0"/>
+                <w:i w:val="0"/>
+                <w:color w:val="2D2D2D"/>
+                <w:sz w:val="19"/>
+              </w:rPr>
+              <w:t>/api/v1/Invoice</w:t>
+            </w:r>
+          </w:p>
+        </w:tc>
+        <w:tc>
+          <w:tcPr>
+            <w:tcW w:type="dxa" w:w="4196"/>
+            <w:shd w:fill="FFFFFF" w:val="clear"/>
+            <w:tcBorders>
+              <w:top w:val="single" w:sz="4" w:space="0" w:color="BFBFBF"/>
+              <w:left w:val="single" w:sz="4" w:space="0" w:color="BFBFBF"/>
+              <w:bottom w:val="single" w:sz="4" w:space="0" w:color="BFBFBF"/>
+              <w:right w:val="single" w:sz="4" w:space="0" w:color="BFBFBF"/>
+            </w:tcBorders>
+          </w:tcPr>
+          <w:p>
+            <w:pPr>
+              <w:spacing w:before="40" w:after="40"/>
+            </w:pPr>
+            <w:r/>
+            <w:r>
+              <w:rPr>
+                <w:rFonts w:ascii="Consolas" w:hAnsi="Consolas" w:cs="Consolas" w:eastAsia="Consolas"/>
+                <w:b w:val="0"/>
+                <w:i w:val="0"/>
+                <w:color w:val="2D2D2D"/>
+                <w:sz w:val="19"/>
+              </w:rPr>
+              <w:t>fromDate, toDate, pageNumber</w:t>
+            </w:r>
+          </w:p>
+        </w:tc>
+      </w:tr>
+      <w:tr>
+        <w:tc>
+          <w:tcPr>
+            <w:tcW w:type="dxa" w:w="680"/>
+            <w:shd w:fill="E9F0F7" w:val="clear"/>
+            <w:tcBorders>
+              <w:top w:val="single" w:sz="4" w:space="0" w:color="BFBFBF"/>
+              <w:left w:val="single" w:sz="4" w:space="0" w:color="BFBFBF"/>
+              <w:bottom w:val="single" w:sz="4" w:space="0" w:color="BFBFBF"/>
+              <w:right w:val="single" w:sz="4" w:space="0" w:color="BFBFBF"/>
+            </w:tcBorders>
+          </w:tcPr>
+          <w:p>
+            <w:pPr>
+              <w:spacing w:before="40" w:after="40"/>
+            </w:pPr>
+            <w:r/>
+            <w:r>
+              <w:rPr>
+                <w:rFonts w:ascii="Consolas" w:hAnsi="Consolas" w:cs="Consolas" w:eastAsia="Consolas"/>
+                <w:b w:val="0"/>
+                <w:i w:val="0"/>
+                <w:color w:val="2D2D2D"/>
+                <w:sz w:val="19"/>
+              </w:rPr>
+              <w:t>2</w:t>
+            </w:r>
+          </w:p>
+        </w:tc>
+        <w:tc>
+          <w:tcPr>
+            <w:tcW w:type="dxa" w:w="1928"/>
+            <w:shd w:fill="E9F0F7" w:val="clear"/>
+            <w:tcBorders>
+              <w:top w:val="single" w:sz="4" w:space="0" w:color="BFBFBF"/>
+              <w:left w:val="single" w:sz="4" w:space="0" w:color="BFBFBF"/>
+              <w:bottom w:val="single" w:sz="4" w:space="0" w:color="BFBFBF"/>
+              <w:right w:val="single" w:sz="4" w:space="0" w:color="BFBFBF"/>
+            </w:tcBorders>
+          </w:tcPr>
+          <w:p>
+            <w:pPr>
+              <w:spacing w:before="40" w:after="40"/>
+            </w:pPr>
+            <w:r/>
+            <w:r>
+              <w:rPr>
+                <w:rFonts w:ascii="Calibri" w:hAnsi="Calibri" w:cs="Calibri" w:eastAsia="Calibri"/>
+                <w:b w:val="0"/>
+                <w:i w:val="0"/>
+                <w:color w:val="2D2D2D"/>
+                <w:sz w:val="19"/>
+              </w:rPr>
+              <w:t>Order</w:t>
+            </w:r>
+          </w:p>
+        </w:tc>
+        <w:tc>
+          <w:tcPr>
+            <w:tcW w:type="dxa" w:w="3062"/>
+            <w:shd w:fill="E9F0F7" w:val="clear"/>
+            <w:tcBorders>
+              <w:top w:val="single" w:sz="4" w:space="0" w:color="BFBFBF"/>
+              <w:left w:val="single" w:sz="4" w:space="0" w:color="BFBFBF"/>
+              <w:bottom w:val="single" w:sz="4" w:space="0" w:color="BFBFBF"/>
+              <w:right w:val="single" w:sz="4" w:space="0" w:color="BFBFBF"/>
+            </w:tcBorders>
+          </w:tcPr>
+          <w:p>
+            <w:pPr>
+              <w:spacing w:before="40" w:after="40"/>
+            </w:pPr>
+            <w:r/>
+            <w:r>
+              <w:rPr>
+                <w:rFonts w:ascii="Consolas" w:hAnsi="Consolas" w:cs="Consolas" w:eastAsia="Consolas"/>
+                <w:b w:val="0"/>
+                <w:i w:val="0"/>
+                <w:color w:val="2D2D2D"/>
+                <w:sz w:val="19"/>
+              </w:rPr>
+              <w:t>/api/v1/Order</w:t>
+            </w:r>
+          </w:p>
+        </w:tc>
+        <w:tc>
+          <w:tcPr>
+            <w:tcW w:type="dxa" w:w="4196"/>
+            <w:shd w:fill="E9F0F7" w:val="clear"/>
+            <w:tcBorders>
+              <w:top w:val="single" w:sz="4" w:space="0" w:color="BFBFBF"/>
+              <w:left w:val="single" w:sz="4" w:space="0" w:color="BFBFBF"/>
+              <w:bottom w:val="single" w:sz="4" w:space="0" w:color="BFBFBF"/>
+              <w:right w:val="single" w:sz="4" w:space="0" w:color="BFBFBF"/>
+            </w:tcBorders>
+          </w:tcPr>
+          <w:p>
+            <w:pPr>
+              <w:spacing w:before="40" w:after="40"/>
+            </w:pPr>
+            <w:r/>
+            <w:r>
+              <w:rPr>
+                <w:rFonts w:ascii="Consolas" w:hAnsi="Consolas" w:cs="Consolas" w:eastAsia="Consolas"/>
+                <w:b w:val="0"/>
+                <w:i w:val="0"/>
+                <w:color w:val="2D2D2D"/>
+                <w:sz w:val="19"/>
+              </w:rPr>
+              <w:t>fromDate, toDate, pageNumber</w:t>
+            </w:r>
+          </w:p>
+        </w:tc>
+      </w:tr>
+      <w:tr>
+        <w:tc>
+          <w:tcPr>
+            <w:tcW w:type="dxa" w:w="680"/>
+            <w:shd w:fill="FFFFFF" w:val="clear"/>
+            <w:tcBorders>
+              <w:top w:val="single" w:sz="4" w:space="0" w:color="BFBFBF"/>
+              <w:left w:val="single" w:sz="4" w:space="0" w:color="BFBFBF"/>
+              <w:bottom w:val="single" w:sz="4" w:space="0" w:color="BFBFBF"/>
+              <w:right w:val="single" w:sz="4" w:space="0" w:color="BFBFBF"/>
+            </w:tcBorders>
+          </w:tcPr>
+          <w:p>
+            <w:pPr>
+              <w:spacing w:before="40" w:after="40"/>
+            </w:pPr>
+            <w:r/>
+            <w:r>
+              <w:rPr>
+                <w:rFonts w:ascii="Consolas" w:hAnsi="Consolas" w:cs="Consolas" w:eastAsia="Consolas"/>
+                <w:b w:val="0"/>
+                <w:i w:val="0"/>
+                <w:color w:val="2D2D2D"/>
+                <w:sz w:val="19"/>
+              </w:rPr>
+              <w:t>3</w:t>
+            </w:r>
+          </w:p>
+        </w:tc>
+        <w:tc>
+          <w:tcPr>
+            <w:tcW w:type="dxa" w:w="1928"/>
+            <w:shd w:fill="FFFFFF" w:val="clear"/>
+            <w:tcBorders>
+              <w:top w:val="single" w:sz="4" w:space="0" w:color="BFBFBF"/>
+              <w:left w:val="single" w:sz="4" w:space="0" w:color="BFBFBF"/>
+              <w:bottom w:val="single" w:sz="4" w:space="0" w:color="BFBFBF"/>
+              <w:right w:val="single" w:sz="4" w:space="0" w:color="BFBFBF"/>
+            </w:tcBorders>
+          </w:tcPr>
+          <w:p>
+            <w:pPr>
+              <w:spacing w:before="40" w:after="40"/>
+            </w:pPr>
+            <w:r/>
+            <w:r>
+              <w:rPr>
+                <w:rFonts w:ascii="Calibri" w:hAnsi="Calibri" w:cs="Calibri" w:eastAsia="Calibri"/>
+                <w:b w:val="0"/>
+                <w:i w:val="0"/>
+                <w:color w:val="2D2D2D"/>
+                <w:sz w:val="19"/>
+              </w:rPr>
+              <w:t>Product</w:t>
+            </w:r>
+          </w:p>
+        </w:tc>
+        <w:tc>
+          <w:tcPr>
+            <w:tcW w:type="dxa" w:w="3062"/>
+            <w:shd w:fill="FFFFFF" w:val="clear"/>
+            <w:tcBorders>
+              <w:top w:val="single" w:sz="4" w:space="0" w:color="BFBFBF"/>
+              <w:left w:val="single" w:sz="4" w:space="0" w:color="BFBFBF"/>
+              <w:bottom w:val="single" w:sz="4" w:space="0" w:color="BFBFBF"/>
+              <w:right w:val="single" w:sz="4" w:space="0" w:color="BFBFBF"/>
+            </w:tcBorders>
+          </w:tcPr>
+          <w:p>
+            <w:pPr>
+              <w:spacing w:before="40" w:after="40"/>
+            </w:pPr>
+            <w:r/>
+            <w:r>
+              <w:rPr>
+                <w:rFonts w:ascii="Consolas" w:hAnsi="Consolas" w:cs="Consolas" w:eastAsia="Consolas"/>
+                <w:b w:val="0"/>
+                <w:i w:val="0"/>
+                <w:color w:val="2D2D2D"/>
+                <w:sz w:val="19"/>
+              </w:rPr>
+              <w:t>/api/v1/Product</w:t>
+            </w:r>
+          </w:p>
+        </w:tc>
+        <w:tc>
+          <w:tcPr>
+            <w:tcW w:type="dxa" w:w="4196"/>
+            <w:shd w:fill="FFFFFF" w:val="clear"/>
+            <w:tcBorders>
+              <w:top w:val="single" w:sz="4" w:space="0" w:color="BFBFBF"/>
+              <w:left w:val="single" w:sz="4" w:space="0" w:color="BFBFBF"/>
+              <w:bottom w:val="single" w:sz="4" w:space="0" w:color="BFBFBF"/>
+              <w:right w:val="single" w:sz="4" w:space="0" w:color="BFBFBF"/>
+            </w:tcBorders>
+          </w:tcPr>
+          <w:p>
+            <w:pPr>
+              <w:spacing w:before="40" w:after="40"/>
+            </w:pPr>
+            <w:r/>
+            <w:r>
+              <w:rPr>
+                <w:rFonts w:ascii="Consolas" w:hAnsi="Consolas" w:cs="Consolas" w:eastAsia="Consolas"/>
+                <w:b w:val="0"/>
+                <w:i w:val="0"/>
+                <w:color w:val="2D2D2D"/>
+                <w:sz w:val="19"/>
+              </w:rPr>
+              <w:t>None</w:t>
+            </w:r>
+          </w:p>
+        </w:tc>
+      </w:tr>
+      <w:tr>
+        <w:tc>
+          <w:tcPr>
+            <w:tcW w:type="dxa" w:w="680"/>
+            <w:shd w:fill="E9F0F7" w:val="clear"/>
+            <w:tcBorders>
+              <w:top w:val="single" w:sz="4" w:space="0" w:color="BFBFBF"/>
+              <w:left w:val="single" w:sz="4" w:space="0" w:color="BFBFBF"/>
+              <w:bottom w:val="single" w:sz="4" w:space="0" w:color="BFBFBF"/>
+              <w:right w:val="single" w:sz="4" w:space="0" w:color="BFBFBF"/>
+            </w:tcBorders>
+          </w:tcPr>
+          <w:p>
+            <w:pPr>
+              <w:spacing w:before="40" w:after="40"/>
+            </w:pPr>
+            <w:r/>
+            <w:r>
+              <w:rPr>
+                <w:rFonts w:ascii="Consolas" w:hAnsi="Consolas" w:cs="Consolas" w:eastAsia="Consolas"/>
+                <w:b w:val="0"/>
+                <w:i w:val="0"/>
+                <w:color w:val="2D2D2D"/>
+                <w:sz w:val="19"/>
+              </w:rPr>
+              <w:t>4</w:t>
+            </w:r>
+          </w:p>
+        </w:tc>
+        <w:tc>
+          <w:tcPr>
+            <w:tcW w:type="dxa" w:w="1928"/>
+            <w:shd w:fill="E9F0F7" w:val="clear"/>
+            <w:tcBorders>
+              <w:top w:val="single" w:sz="4" w:space="0" w:color="BFBFBF"/>
+              <w:left w:val="single" w:sz="4" w:space="0" w:color="BFBFBF"/>
+              <w:bottom w:val="single" w:sz="4" w:space="0" w:color="BFBFBF"/>
+              <w:right w:val="single" w:sz="4" w:space="0" w:color="BFBFBF"/>
+            </w:tcBorders>
+          </w:tcPr>
+          <w:p>
+            <w:pPr>
+              <w:spacing w:before="40" w:after="40"/>
+            </w:pPr>
+            <w:r/>
+            <w:r>
+              <w:rPr>
+                <w:rFonts w:ascii="Calibri" w:hAnsi="Calibri" w:cs="Calibri" w:eastAsia="Calibri"/>
+                <w:b w:val="0"/>
+                <w:i w:val="0"/>
+                <w:color w:val="2D2D2D"/>
+                <w:sz w:val="19"/>
+              </w:rPr>
+              <w:t>Route</w:t>
+            </w:r>
+          </w:p>
+        </w:tc>
+        <w:tc>
+          <w:tcPr>
+            <w:tcW w:type="dxa" w:w="3062"/>
+            <w:shd w:fill="E9F0F7" w:val="clear"/>
+            <w:tcBorders>
+              <w:top w:val="single" w:sz="4" w:space="0" w:color="BFBFBF"/>
+              <w:left w:val="single" w:sz="4" w:space="0" w:color="BFBFBF"/>
+              <w:bottom w:val="single" w:sz="4" w:space="0" w:color="BFBFBF"/>
+              <w:right w:val="single" w:sz="4" w:space="0" w:color="BFBFBF"/>
+            </w:tcBorders>
+          </w:tcPr>
+          <w:p>
+            <w:pPr>
+              <w:spacing w:before="40" w:after="40"/>
+            </w:pPr>
+            <w:r/>
+            <w:r>
+              <w:rPr>
+                <w:rFonts w:ascii="Consolas" w:hAnsi="Consolas" w:cs="Consolas" w:eastAsia="Consolas"/>
+                <w:b w:val="0"/>
+                <w:i w:val="0"/>
+                <w:color w:val="2D2D2D"/>
+                <w:sz w:val="19"/>
+              </w:rPr>
+              <w:t>/api/v1/Route</w:t>
+            </w:r>
+          </w:p>
+        </w:tc>
+        <w:tc>
+          <w:tcPr>
+            <w:tcW w:type="dxa" w:w="4196"/>
+            <w:shd w:fill="E9F0F7" w:val="clear"/>
+            <w:tcBorders>
+              <w:top w:val="single" w:sz="4" w:space="0" w:color="BFBFBF"/>
+              <w:left w:val="single" w:sz="4" w:space="0" w:color="BFBFBF"/>
+              <w:bottom w:val="single" w:sz="4" w:space="0" w:color="BFBFBF"/>
+              <w:right w:val="single" w:sz="4" w:space="0" w:color="BFBFBF"/>
+            </w:tcBorders>
+          </w:tcPr>
+          <w:p>
+            <w:pPr>
+              <w:spacing w:before="40" w:after="40"/>
+            </w:pPr>
+            <w:r/>
+            <w:r>
+              <w:rPr>
+                <w:rFonts w:ascii="Consolas" w:hAnsi="Consolas" w:cs="Consolas" w:eastAsia="Consolas"/>
+                <w:b w:val="0"/>
+                <w:i w:val="0"/>
+                <w:color w:val="2D2D2D"/>
+                <w:sz w:val="19"/>
+              </w:rPr>
+              <w:t>None</w:t>
+            </w:r>
+          </w:p>
+        </w:tc>
+      </w:tr>
+      <w:tr>
+        <w:tc>
+          <w:tcPr>
+            <w:tcW w:type="dxa" w:w="680"/>
+            <w:shd w:fill="FFFFFF" w:val="clear"/>
+            <w:tcBorders>
+              <w:top w:val="single" w:sz="4" w:space="0" w:color="BFBFBF"/>
+              <w:left w:val="single" w:sz="4" w:space="0" w:color="BFBFBF"/>
+              <w:bottom w:val="single" w:sz="4" w:space="0" w:color="BFBFBF"/>
+              <w:right w:val="single" w:sz="4" w:space="0" w:color="BFBFBF"/>
+            </w:tcBorders>
+          </w:tcPr>
+          <w:p>
+            <w:pPr>
+              <w:spacing w:before="40" w:after="40"/>
+            </w:pPr>
+            <w:r/>
+            <w:r>
+              <w:rPr>
+                <w:rFonts w:ascii="Consolas" w:hAnsi="Consolas" w:cs="Consolas" w:eastAsia="Consolas"/>
+                <w:b w:val="0"/>
+                <w:i w:val="0"/>
+                <w:color w:val="2D2D2D"/>
+                <w:sz w:val="19"/>
+              </w:rPr>
+              <w:t>5</w:t>
+            </w:r>
+          </w:p>
+        </w:tc>
+        <w:tc>
+          <w:tcPr>
+            <w:tcW w:type="dxa" w:w="1928"/>
+            <w:shd w:fill="FFFFFF" w:val="clear"/>
+            <w:tcBorders>
+              <w:top w:val="single" w:sz="4" w:space="0" w:color="BFBFBF"/>
+              <w:left w:val="single" w:sz="4" w:space="0" w:color="BFBFBF"/>
+              <w:bottom w:val="single" w:sz="4" w:space="0" w:color="BFBFBF"/>
+              <w:right w:val="single" w:sz="4" w:space="0" w:color="BFBFBF"/>
+            </w:tcBorders>
+          </w:tcPr>
+          <w:p>
+            <w:pPr>
+              <w:spacing w:before="40" w:after="40"/>
+            </w:pPr>
+            <w:r/>
+            <w:r>
+              <w:rPr>
+                <w:rFonts w:ascii="Calibri" w:hAnsi="Calibri" w:cs="Calibri" w:eastAsia="Calibri"/>
+                <w:b w:val="0"/>
+                <w:i w:val="0"/>
+                <w:color w:val="2D2D2D"/>
+                <w:sz w:val="19"/>
+              </w:rPr>
+              <w:t>SalesRep</w:t>
+            </w:r>
+          </w:p>
+        </w:tc>
+        <w:tc>
+          <w:tcPr>
+            <w:tcW w:type="dxa" w:w="3062"/>
+            <w:shd w:fill="FFFFFF" w:val="clear"/>
+            <w:tcBorders>
+              <w:top w:val="single" w:sz="4" w:space="0" w:color="BFBFBF"/>
+              <w:left w:val="single" w:sz="4" w:space="0" w:color="BFBFBF"/>
+              <w:bottom w:val="single" w:sz="4" w:space="0" w:color="BFBFBF"/>
+              <w:right w:val="single" w:sz="4" w:space="0" w:color="BFBFBF"/>
+            </w:tcBorders>
+          </w:tcPr>
+          <w:p>
+            <w:pPr>
+              <w:spacing w:before="40" w:after="40"/>
+            </w:pPr>
+            <w:r/>
+            <w:r>
+              <w:rPr>
+                <w:rFonts w:ascii="Consolas" w:hAnsi="Consolas" w:cs="Consolas" w:eastAsia="Consolas"/>
+                <w:b w:val="0"/>
+                <w:i w:val="0"/>
+                <w:color w:val="2D2D2D"/>
+                <w:sz w:val="19"/>
+              </w:rPr>
+              <w:t>/api/v1/SalesRep</w:t>
+            </w:r>
+          </w:p>
+        </w:tc>
+        <w:tc>
+          <w:tcPr>
+            <w:tcW w:type="dxa" w:w="4196"/>
+            <w:shd w:fill="FFFFFF" w:val="clear"/>
+            <w:tcBorders>
+              <w:top w:val="single" w:sz="4" w:space="0" w:color="BFBFBF"/>
+              <w:left w:val="single" w:sz="4" w:space="0" w:color="BFBFBF"/>
+              <w:bottom w:val="single" w:sz="4" w:space="0" w:color="BFBFBF"/>
+              <w:right w:val="single" w:sz="4" w:space="0" w:color="BFBFBF"/>
+            </w:tcBorders>
+          </w:tcPr>
+          <w:p>
+            <w:pPr>
+              <w:spacing w:before="40" w:after="40"/>
+            </w:pPr>
+            <w:r/>
+            <w:r>
+              <w:rPr>
+                <w:rFonts w:ascii="Consolas" w:hAnsi="Consolas" w:cs="Consolas" w:eastAsia="Consolas"/>
+                <w:b w:val="0"/>
+                <w:i w:val="0"/>
+                <w:color w:val="2D2D2D"/>
+                <w:sz w:val="19"/>
+              </w:rPr>
+              <w:t>None</w:t>
+            </w:r>
+          </w:p>
+        </w:tc>
+      </w:tr>
+      <w:tr>
+        <w:tc>
+          <w:tcPr>
+            <w:tcW w:type="dxa" w:w="680"/>
+            <w:shd w:fill="E9F0F7" w:val="clear"/>
+            <w:tcBorders>
+              <w:top w:val="single" w:sz="4" w:space="0" w:color="BFBFBF"/>
+              <w:left w:val="single" w:sz="4" w:space="0" w:color="BFBFBF"/>
+              <w:bottom w:val="single" w:sz="4" w:space="0" w:color="BFBFBF"/>
+              <w:right w:val="single" w:sz="4" w:space="0" w:color="BFBFBF"/>
+            </w:tcBorders>
+          </w:tcPr>
+          <w:p>
+            <w:pPr>
+              <w:spacing w:before="40" w:after="40"/>
+            </w:pPr>
+            <w:r/>
+            <w:r>
+              <w:rPr>
+                <w:rFonts w:ascii="Consolas" w:hAnsi="Consolas" w:cs="Consolas" w:eastAsia="Consolas"/>
+                <w:b w:val="0"/>
+                <w:i w:val="0"/>
+                <w:color w:val="2D2D2D"/>
+                <w:sz w:val="19"/>
+              </w:rPr>
+              <w:t>6</w:t>
+            </w:r>
+          </w:p>
+        </w:tc>
+        <w:tc>
+          <w:tcPr>
+            <w:tcW w:type="dxa" w:w="1928"/>
+            <w:shd w:fill="E9F0F7" w:val="clear"/>
+            <w:tcBorders>
+              <w:top w:val="single" w:sz="4" w:space="0" w:color="BFBFBF"/>
+              <w:left w:val="single" w:sz="4" w:space="0" w:color="BFBFBF"/>
+              <w:bottom w:val="single" w:sz="4" w:space="0" w:color="BFBFBF"/>
+              <w:right w:val="single" w:sz="4" w:space="0" w:color="BFBFBF"/>
+            </w:tcBorders>
+          </w:tcPr>
+          <w:p>
+            <w:pPr>
+              <w:spacing w:before="40" w:after="40"/>
+            </w:pPr>
+            <w:r/>
+            <w:r>
+              <w:rPr>
+                <w:rFonts w:ascii="Calibri" w:hAnsi="Calibri" w:cs="Calibri" w:eastAsia="Calibri"/>
+                <w:b w:val="0"/>
+                <w:i w:val="0"/>
+                <w:color w:val="2D2D2D"/>
+                <w:sz w:val="19"/>
+              </w:rPr>
+              <w:t>Customer</w:t>
+            </w:r>
+          </w:p>
+        </w:tc>
+        <w:tc>
+          <w:tcPr>
+            <w:tcW w:type="dxa" w:w="3062"/>
+            <w:shd w:fill="E9F0F7" w:val="clear"/>
+            <w:tcBorders>
+              <w:top w:val="single" w:sz="4" w:space="0" w:color="BFBFBF"/>
+              <w:left w:val="single" w:sz="4" w:space="0" w:color="BFBFBF"/>
+              <w:bottom w:val="single" w:sz="4" w:space="0" w:color="BFBFBF"/>
+              <w:right w:val="single" w:sz="4" w:space="0" w:color="BFBFBF"/>
+            </w:tcBorders>
+          </w:tcPr>
+          <w:p>
+            <w:pPr>
+              <w:spacing w:before="40" w:after="40"/>
+            </w:pPr>
+            <w:r/>
+            <w:r>
+              <w:rPr>
+                <w:rFonts w:ascii="Consolas" w:hAnsi="Consolas" w:cs="Consolas" w:eastAsia="Consolas"/>
+                <w:b w:val="0"/>
+                <w:i w:val="0"/>
+                <w:color w:val="2D2D2D"/>
+                <w:sz w:val="19"/>
+              </w:rPr>
+              <w:t>/api/v1/Customer</w:t>
+            </w:r>
+          </w:p>
+        </w:tc>
+        <w:tc>
+          <w:tcPr>
+            <w:tcW w:type="dxa" w:w="4196"/>
+            <w:shd w:fill="E9F0F7" w:val="clear"/>
+            <w:tcBorders>
+              <w:top w:val="single" w:sz="4" w:space="0" w:color="BFBFBF"/>
+              <w:left w:val="single" w:sz="4" w:space="0" w:color="BFBFBF"/>
+              <w:bottom w:val="single" w:sz="4" w:space="0" w:color="BFBFBF"/>
+              <w:right w:val="single" w:sz="4" w:space="0" w:color="BFBFBF"/>
+            </w:tcBorders>
+          </w:tcPr>
+          <w:p>
+            <w:pPr>
+              <w:spacing w:before="40" w:after="40"/>
+            </w:pPr>
+            <w:r/>
+            <w:r>
+              <w:rPr>
+                <w:rFonts w:ascii="Consolas" w:hAnsi="Consolas" w:cs="Consolas" w:eastAsia="Consolas"/>
+                <w:b w:val="0"/>
+                <w:i w:val="0"/>
+                <w:color w:val="2D2D2D"/>
+                <w:sz w:val="19"/>
+              </w:rPr>
+              <w:t>fromDate, toDate, pageNumber</w:t>
+            </w:r>
+          </w:p>
+        </w:tc>
+      </w:tr>
+      <w:tr>
+        <w:tc>
+          <w:tcPr>
+            <w:tcW w:type="dxa" w:w="680"/>
+            <w:shd w:fill="FFFFFF" w:val="clear"/>
+            <w:tcBorders>
+              <w:top w:val="single" w:sz="4" w:space="0" w:color="BFBFBF"/>
+              <w:left w:val="single" w:sz="4" w:space="0" w:color="BFBFBF"/>
+              <w:bottom w:val="single" w:sz="4" w:space="0" w:color="BFBFBF"/>
+              <w:right w:val="single" w:sz="4" w:space="0" w:color="BFBFBF"/>
+            </w:tcBorders>
+          </w:tcPr>
+          <w:p>
+            <w:pPr>
+              <w:spacing w:before="40" w:after="40"/>
+            </w:pPr>
+            <w:r/>
+            <w:r>
+              <w:rPr>
+                <w:rFonts w:ascii="Consolas" w:hAnsi="Consolas" w:cs="Consolas" w:eastAsia="Consolas"/>
+                <w:b w:val="0"/>
+                <w:i w:val="0"/>
+                <w:color w:val="2D2D2D"/>
+                <w:sz w:val="19"/>
+              </w:rPr>
+              <w:t>7</w:t>
+            </w:r>
+          </w:p>
+        </w:tc>
+        <w:tc>
+          <w:tcPr>
+            <w:tcW w:type="dxa" w:w="1928"/>
+            <w:shd w:fill="FFFFFF" w:val="clear"/>
+            <w:tcBorders>
+              <w:top w:val="single" w:sz="4" w:space="0" w:color="BFBFBF"/>
+              <w:left w:val="single" w:sz="4" w:space="0" w:color="BFBFBF"/>
+              <w:bottom w:val="single" w:sz="4" w:space="0" w:color="BFBFBF"/>
+              <w:right w:val="single" w:sz="4" w:space="0" w:color="BFBFBF"/>
+            </w:tcBorders>
+          </w:tcPr>
+          <w:p>
+            <w:pPr>
+              <w:spacing w:before="40" w:after="40"/>
+            </w:pPr>
+            <w:r/>
+            <w:r>
+              <w:rPr>
+                <w:rFonts w:ascii="Calibri" w:hAnsi="Calibri" w:cs="Calibri" w:eastAsia="Calibri"/>
+                <w:b w:val="0"/>
+                <w:i w:val="0"/>
+                <w:color w:val="2D2D2D"/>
+                <w:sz w:val="19"/>
+              </w:rPr>
+              <w:t>Stock</w:t>
+            </w:r>
+          </w:p>
+        </w:tc>
+        <w:tc>
+          <w:tcPr>
+            <w:tcW w:type="dxa" w:w="3062"/>
+            <w:shd w:fill="FFFFFF" w:val="clear"/>
+            <w:tcBorders>
+              <w:top w:val="single" w:sz="4" w:space="0" w:color="BFBFBF"/>
+              <w:left w:val="single" w:sz="4" w:space="0" w:color="BFBFBF"/>
+              <w:bottom w:val="single" w:sz="4" w:space="0" w:color="BFBFBF"/>
+              <w:right w:val="single" w:sz="4" w:space="0" w:color="BFBFBF"/>
+            </w:tcBorders>
+          </w:tcPr>
+          <w:p>
+            <w:pPr>
+              <w:spacing w:before="40" w:after="40"/>
+            </w:pPr>
+            <w:r/>
+            <w:r>
+              <w:rPr>
+                <w:rFonts w:ascii="Consolas" w:hAnsi="Consolas" w:cs="Consolas" w:eastAsia="Consolas"/>
+                <w:b w:val="0"/>
+                <w:i w:val="0"/>
+                <w:color w:val="2D2D2D"/>
+                <w:sz w:val="19"/>
+              </w:rPr>
+              <w:t>/api/v1/Stock</w:t>
+            </w:r>
+          </w:p>
+        </w:tc>
+        <w:tc>
+          <w:tcPr>
+            <w:tcW w:type="dxa" w:w="4196"/>
+            <w:shd w:fill="FFFFFF" w:val="clear"/>
+            <w:tcBorders>
+              <w:top w:val="single" w:sz="4" w:space="0" w:color="BFBFBF"/>
+              <w:left w:val="single" w:sz="4" w:space="0" w:color="BFBFBF"/>
+              <w:bottom w:val="single" w:sz="4" w:space="0" w:color="BFBFBF"/>
+              <w:right w:val="single" w:sz="4" w:space="0" w:color="BFBFBF"/>
+            </w:tcBorders>
+          </w:tcPr>
+          <w:p>
+            <w:pPr>
+              <w:spacing w:before="40" w:after="40"/>
+            </w:pPr>
+            <w:r/>
+            <w:r>
+              <w:rPr>
+                <w:rFonts w:ascii="Consolas" w:hAnsi="Consolas" w:cs="Consolas" w:eastAsia="Consolas"/>
+                <w:b w:val="0"/>
+                <w:i w:val="0"/>
+                <w:color w:val="2D2D2D"/>
+                <w:sz w:val="19"/>
+              </w:rPr>
+              <w:t>pageNumber</w:t>
+            </w:r>
+          </w:p>
+        </w:tc>
+      </w:tr>
+      <w:tr>
+        <w:tc>
+          <w:tcPr>
+            <w:tcW w:type="dxa" w:w="680"/>
+            <w:shd w:fill="E9F0F7" w:val="clear"/>
+            <w:tcBorders>
+              <w:top w:val="single" w:sz="4" w:space="0" w:color="BFBFBF"/>
+              <w:left w:val="single" w:sz="4" w:space="0" w:color="BFBFBF"/>
+              <w:bottom w:val="single" w:sz="4" w:space="0" w:color="BFBFBF"/>
+              <w:right w:val="single" w:sz="4" w:space="0" w:color="BFBFBF"/>
+            </w:tcBorders>
+          </w:tcPr>
+          <w:p>
+            <w:pPr>
+              <w:spacing w:before="40" w:after="40"/>
+            </w:pPr>
+            <w:r/>
+            <w:r>
+              <w:rPr>
+                <w:rFonts w:ascii="Consolas" w:hAnsi="Consolas" w:cs="Consolas" w:eastAsia="Consolas"/>
+                <w:b w:val="0"/>
+                <w:i w:val="0"/>
+                <w:color w:val="2D2D2D"/>
+                <w:sz w:val="19"/>
+              </w:rPr>
+              <w:t>8</w:t>
+            </w:r>
+          </w:p>
+        </w:tc>
+        <w:tc>
+          <w:tcPr>
+            <w:tcW w:type="dxa" w:w="1928"/>
+            <w:shd w:fill="E9F0F7" w:val="clear"/>
+            <w:tcBorders>
+              <w:top w:val="single" w:sz="4" w:space="0" w:color="BFBFBF"/>
+              <w:left w:val="single" w:sz="4" w:space="0" w:color="BFBFBF"/>
+              <w:bottom w:val="single" w:sz="4" w:space="0" w:color="BFBFBF"/>
+              <w:right w:val="single" w:sz="4" w:space="0" w:color="BFBFBF"/>
+            </w:tcBorders>
+          </w:tcPr>
+          <w:p>
+            <w:pPr>
+              <w:spacing w:before="40" w:after="40"/>
+            </w:pPr>
+            <w:r/>
+            <w:r>
+              <w:rPr>
+                <w:rFonts w:ascii="Calibri" w:hAnsi="Calibri" w:cs="Calibri" w:eastAsia="Calibri"/>
+                <w:b w:val="0"/>
+                <w:i w:val="0"/>
+                <w:color w:val="2D2D2D"/>
+                <w:sz w:val="19"/>
+              </w:rPr>
+              <w:t>Warehouse</w:t>
+            </w:r>
+          </w:p>
+        </w:tc>
+        <w:tc>
+          <w:tcPr>
+            <w:tcW w:type="dxa" w:w="3062"/>
+            <w:shd w:fill="E9F0F7" w:val="clear"/>
+            <w:tcBorders>
+              <w:top w:val="single" w:sz="4" w:space="0" w:color="BFBFBF"/>
+              <w:left w:val="single" w:sz="4" w:space="0" w:color="BFBFBF"/>
+              <w:bottom w:val="single" w:sz="4" w:space="0" w:color="BFBFBF"/>
+              <w:right w:val="single" w:sz="4" w:space="0" w:color="BFBFBF"/>
+            </w:tcBorders>
+          </w:tcPr>
+          <w:p>
+            <w:pPr>
+              <w:spacing w:before="40" w:after="40"/>
+            </w:pPr>
+            <w:r/>
+            <w:r>
+              <w:rPr>
+                <w:rFonts w:ascii="Consolas" w:hAnsi="Consolas" w:cs="Consolas" w:eastAsia="Consolas"/>
+                <w:b w:val="0"/>
+                <w:i w:val="0"/>
+                <w:color w:val="2D2D2D"/>
+                <w:sz w:val="19"/>
+              </w:rPr>
+              <w:t>/api/v1/Warehouse</w:t>
+            </w:r>
+          </w:p>
+        </w:tc>
+        <w:tc>
+          <w:tcPr>
+            <w:tcW w:type="dxa" w:w="4196"/>
+            <w:shd w:fill="E9F0F7" w:val="clear"/>
+            <w:tcBorders>
+              <w:top w:val="single" w:sz="4" w:space="0" w:color="BFBFBF"/>
+              <w:left w:val="single" w:sz="4" w:space="0" w:color="BFBFBF"/>
+              <w:bottom w:val="single" w:sz="4" w:space="0" w:color="BFBFBF"/>
+              <w:right w:val="single" w:sz="4" w:space="0" w:color="BFBFBF"/>
+            </w:tcBorders>
+          </w:tcPr>
+          <w:p>
+            <w:pPr>
+              <w:spacing w:before="40" w:after="40"/>
+            </w:pPr>
+            <w:r/>
+            <w:r>
+              <w:rPr>
+                <w:rFonts w:ascii="Consolas" w:hAnsi="Consolas" w:cs="Consolas" w:eastAsia="Consolas"/>
+                <w:b w:val="0"/>
+                <w:i w:val="0"/>
+                <w:color w:val="2D2D2D"/>
+                <w:sz w:val="19"/>
+              </w:rPr>
+              <w:t>None</w:t>
+            </w:r>
+          </w:p>
+        </w:tc>
+      </w:tr>
+    </w:tbl>
+    <w:p>
+      <w:pPr>
+        <w:spacing w:after="80"/>
+      </w:pPr>
+    </w:p>
+    <w:p>
+      <w:pPr>
+        <w:pStyle w:val="Heading1"/>
+      </w:pPr>
+      <w:r>
+        <w:rPr>
+          <w:rFonts w:ascii="Calibri" w:hAnsi="Calibri" w:cs="Calibri" w:eastAsia="Calibri"/>
+          <w:b/>
+          <w:i w:val="0"/>
+          <w:color w:val="1F4E79"/>
+          <w:sz w:val="32"/>
+        </w:rPr>
+        <w:t>6. Date format</w:t>
+      </w:r>
+    </w:p>
+    <w:p>
+      <w:pPr>
+        <w:spacing w:before="0" w:after="120" w:line="276" w:lineRule="auto"/>
+      </w:pPr>
+      <w:r>
+        <w:rPr>
+          <w:rFonts w:ascii="Calibri" w:hAnsi="Calibri" w:cs="Calibri" w:eastAsia="Calibri"/>
+          <w:b w:val="0"/>
+          <w:i w:val="0"/>
+          <w:color w:val="2D2D2D"/>
+          <w:sz w:val="22"/>
+        </w:rPr>
+        <w:t>Query parameters fromDate and toDate must be ISO date-only: YYYY-MM-DD. Both dates are inclusive. The same calendar day is valid (fromDate=2026-09-24 and toDate=2026-09-24). Payload dates such as InvoiceDate and OrderDate are returned as dd/MM/yyyy.</w:t>
+      </w:r>
+    </w:p>
+    <w:tbl>
+      <w:tblPr>
+        <w:tblW w:type="dxa" w:w="9866"/>
+        <w:jc w:val="center"/>
+        <w:tblLayout w:type="fixed"/>
+        <w:tblLook w:firstColumn="1" w:firstRow="1" w:lastColumn="0" w:lastRow="0" w:noHBand="0" w:noVBand="1" w:val="04A0"/>
+      </w:tblPr>
+      <w:tblGrid>
+        <w:gridCol w:w="3686"/>
+        <w:gridCol w:w="2835"/>
+        <w:gridCol w:w="3345"/>
+      </w:tblGrid>
+      <w:tr>
+        <w:tc>
+          <w:tcPr>
+            <w:tcW w:type="dxa" w:w="3686"/>
+            <w:shd w:fill="1F4E79" w:val="clear"/>
+            <w:tcBorders>
+              <w:top w:val="single" w:sz="4" w:space="0" w:color="BFBFBF"/>
+              <w:left w:val="single" w:sz="4" w:space="0" w:color="BFBFBF"/>
+              <w:bottom w:val="single" w:sz="4" w:space="0" w:color="BFBFBF"/>
+              <w:right w:val="single" w:sz="4" w:space="0" w:color="BFBFBF"/>
+            </w:tcBorders>
+          </w:tcPr>
+          <w:p>
+            <w:pPr>
+              <w:spacing w:before="40" w:after="40"/>
+            </w:pPr>
+            <w:r/>
+            <w:r>
+              <w:rPr>
+                <w:rFonts w:ascii="Calibri" w:hAnsi="Calibri" w:cs="Calibri" w:eastAsia="Calibri"/>
+                <w:b/>
+                <w:i w:val="0"/>
+                <w:color w:val="FFFFFF"/>
+                <w:sz w:val="19"/>
+              </w:rPr>
+              <w:t>Use</w:t>
+            </w:r>
+          </w:p>
+        </w:tc>
+        <w:tc>
+          <w:tcPr>
+            <w:tcW w:type="dxa" w:w="2835"/>
+            <w:shd w:fill="1F4E79" w:val="clear"/>
+            <w:tcBorders>
+              <w:top w:val="single" w:sz="4" w:space="0" w:color="BFBFBF"/>
+              <w:left w:val="single" w:sz="4" w:space="0" w:color="BFBFBF"/>
+              <w:bottom w:val="single" w:sz="4" w:space="0" w:color="BFBFBF"/>
+              <w:right w:val="single" w:sz="4" w:space="0" w:color="BFBFBF"/>
+            </w:tcBorders>
+          </w:tcPr>
+          <w:p>
+            <w:pPr>
+              <w:spacing w:before="40" w:after="40"/>
+            </w:pPr>
+            <w:r/>
+            <w:r>
+              <w:rPr>
+                <w:rFonts w:ascii="Calibri" w:hAnsi="Calibri" w:cs="Calibri" w:eastAsia="Calibri"/>
+                <w:b/>
+                <w:i w:val="0"/>
+                <w:color w:val="FFFFFF"/>
+                <w:sz w:val="19"/>
+              </w:rPr>
+              <w:t>Format</w:t>
+            </w:r>
+          </w:p>
+        </w:tc>
+        <w:tc>
+          <w:tcPr>
+            <w:tcW w:type="dxa" w:w="3345"/>
+            <w:shd w:fill="1F4E79" w:val="clear"/>
+            <w:tcBorders>
+              <w:top w:val="single" w:sz="4" w:space="0" w:color="BFBFBF"/>
+              <w:left w:val="single" w:sz="4" w:space="0" w:color="BFBFBF"/>
+              <w:bottom w:val="single" w:sz="4" w:space="0" w:color="BFBFBF"/>
+              <w:right w:val="single" w:sz="4" w:space="0" w:color="BFBFBF"/>
+            </w:tcBorders>
+          </w:tcPr>
+          <w:p>
+            <w:pPr>
+              <w:spacing w:before="40" w:after="40"/>
+            </w:pPr>
+            <w:r/>
+            <w:r>
+              <w:rPr>
+                <w:rFonts w:ascii="Calibri" w:hAnsi="Calibri" w:cs="Calibri" w:eastAsia="Calibri"/>
+                <w:b/>
+                <w:i w:val="0"/>
+                <w:color w:val="FFFFFF"/>
+                <w:sz w:val="19"/>
+              </w:rPr>
+              <w:t>Example</w:t>
+            </w:r>
+          </w:p>
+        </w:tc>
+      </w:tr>
+      <w:tr>
+        <w:tc>
+          <w:tcPr>
+            <w:tcW w:type="dxa" w:w="3686"/>
+            <w:shd w:fill="FFFFFF" w:val="clear"/>
+            <w:tcBorders>
+              <w:top w:val="single" w:sz="4" w:space="0" w:color="BFBFBF"/>
+              <w:left w:val="single" w:sz="4" w:space="0" w:color="BFBFBF"/>
+              <w:bottom w:val="single" w:sz="4" w:space="0" w:color="BFBFBF"/>
+              <w:right w:val="single" w:sz="4" w:space="0" w:color="BFBFBF"/>
+            </w:tcBorders>
+          </w:tcPr>
+          <w:p>
+            <w:pPr>
+              <w:spacing w:before="40" w:after="40"/>
+            </w:pPr>
+            <w:r/>
+            <w:r>
+              <w:rPr>
+                <w:rFonts w:ascii="Consolas" w:hAnsi="Consolas" w:cs="Consolas" w:eastAsia="Consolas"/>
+                <w:b w:val="0"/>
+                <w:i w:val="0"/>
+                <w:color w:val="2D2D2D"/>
+                <w:sz w:val="19"/>
+              </w:rPr>
+              <w:t>fromDate / toDate on the URL</w:t>
+            </w:r>
+          </w:p>
+        </w:tc>
+        <w:tc>
+          <w:tcPr>
+            <w:tcW w:type="dxa" w:w="2835"/>
+            <w:shd w:fill="FFFFFF" w:val="clear"/>
+            <w:tcBorders>
+              <w:top w:val="single" w:sz="4" w:space="0" w:color="BFBFBF"/>
+              <w:left w:val="single" w:sz="4" w:space="0" w:color="BFBFBF"/>
+              <w:bottom w:val="single" w:sz="4" w:space="0" w:color="BFBFBF"/>
+              <w:right w:val="single" w:sz="4" w:space="0" w:color="BFBFBF"/>
+            </w:tcBorders>
+          </w:tcPr>
+          <w:p>
+            <w:pPr>
+              <w:spacing w:before="40" w:after="40"/>
+            </w:pPr>
+            <w:r/>
+            <w:r>
+              <w:rPr>
+                <w:rFonts w:ascii="Calibri" w:hAnsi="Calibri" w:cs="Calibri" w:eastAsia="Calibri"/>
+                <w:b w:val="0"/>
+                <w:i w:val="0"/>
+                <w:color w:val="2D2D2D"/>
+                <w:sz w:val="19"/>
+              </w:rPr>
+              <w:t>YYYY-MM-DD</w:t>
+            </w:r>
+          </w:p>
+        </w:tc>
+        <w:tc>
+          <w:tcPr>
+            <w:tcW w:type="dxa" w:w="3345"/>
+            <w:shd w:fill="FFFFFF" w:val="clear"/>
+            <w:tcBorders>
+              <w:top w:val="single" w:sz="4" w:space="0" w:color="BFBFBF"/>
+              <w:left w:val="single" w:sz="4" w:space="0" w:color="BFBFBF"/>
+              <w:bottom w:val="single" w:sz="4" w:space="0" w:color="BFBFBF"/>
+              <w:right w:val="single" w:sz="4" w:space="0" w:color="BFBFBF"/>
+            </w:tcBorders>
+          </w:tcPr>
+          <w:p>
+            <w:pPr>
+              <w:spacing w:before="40" w:after="40"/>
+            </w:pPr>
+            <w:r/>
+            <w:r>
+              <w:rPr>
+                <w:rFonts w:ascii="Calibri" w:hAnsi="Calibri" w:cs="Calibri" w:eastAsia="Calibri"/>
+                <w:b w:val="0"/>
+                <w:i w:val="0"/>
+                <w:color w:val="2D2D2D"/>
+                <w:sz w:val="19"/>
+              </w:rPr>
+              <w:t>2026-09-24</w:t>
+            </w:r>
+          </w:p>
+        </w:tc>
+      </w:tr>
+      <w:tr>
+        <w:tc>
+          <w:tcPr>
+            <w:tcW w:type="dxa" w:w="3686"/>
+            <w:shd w:fill="E9F0F7" w:val="clear"/>
+            <w:tcBorders>
+              <w:top w:val="single" w:sz="4" w:space="0" w:color="BFBFBF"/>
+              <w:left w:val="single" w:sz="4" w:space="0" w:color="BFBFBF"/>
+              <w:bottom w:val="single" w:sz="4" w:space="0" w:color="BFBFBF"/>
+              <w:right w:val="single" w:sz="4" w:space="0" w:color="BFBFBF"/>
+            </w:tcBorders>
+          </w:tcPr>
+          <w:p>
+            <w:pPr>
+              <w:spacing w:before="40" w:after="40"/>
+            </w:pPr>
+            <w:r/>
+            <w:r>
+              <w:rPr>
+                <w:rFonts w:ascii="Consolas" w:hAnsi="Consolas" w:cs="Consolas" w:eastAsia="Consolas"/>
+                <w:b w:val="0"/>
+                <w:i w:val="0"/>
+                <w:color w:val="2D2D2D"/>
+                <w:sz w:val="19"/>
+              </w:rPr>
+              <w:t>Do not send</w:t>
+            </w:r>
+          </w:p>
+        </w:tc>
+        <w:tc>
+          <w:tcPr>
+            <w:tcW w:type="dxa" w:w="2835"/>
+            <w:shd w:fill="E9F0F7" w:val="clear"/>
+            <w:tcBorders>
+              <w:top w:val="single" w:sz="4" w:space="0" w:color="BFBFBF"/>
+              <w:left w:val="single" w:sz="4" w:space="0" w:color="BFBFBF"/>
+              <w:bottom w:val="single" w:sz="4" w:space="0" w:color="BFBFBF"/>
+              <w:right w:val="single" w:sz="4" w:space="0" w:color="BFBFBF"/>
+            </w:tcBorders>
+          </w:tcPr>
+          <w:p>
+            <w:pPr>
+              <w:spacing w:before="40" w:after="40"/>
+            </w:pPr>
+            <w:r/>
+            <w:r>
+              <w:rPr>
+                <w:rFonts w:ascii="Calibri" w:hAnsi="Calibri" w:cs="Calibri" w:eastAsia="Calibri"/>
+                <w:b w:val="0"/>
+                <w:i w:val="0"/>
+                <w:color w:val="2D2D2D"/>
+                <w:sz w:val="19"/>
+              </w:rPr>
+              <w:t>date + time</w:t>
+            </w:r>
+          </w:p>
+        </w:tc>
+        <w:tc>
+          <w:tcPr>
+            <w:tcW w:type="dxa" w:w="3345"/>
+            <w:shd w:fill="E9F0F7" w:val="clear"/>
+            <w:tcBorders>
+              <w:top w:val="single" w:sz="4" w:space="0" w:color="BFBFBF"/>
+              <w:left w:val="single" w:sz="4" w:space="0" w:color="BFBFBF"/>
+              <w:bottom w:val="single" w:sz="4" w:space="0" w:color="BFBFBF"/>
+              <w:right w:val="single" w:sz="4" w:space="0" w:color="BFBFBF"/>
+            </w:tcBorders>
+          </w:tcPr>
+          <w:p>
+            <w:pPr>
+              <w:spacing w:before="40" w:after="40"/>
+            </w:pPr>
+            <w:r/>
+            <w:r>
+              <w:rPr>
+                <w:rFonts w:ascii="Calibri" w:hAnsi="Calibri" w:cs="Calibri" w:eastAsia="Calibri"/>
+                <w:b w:val="0"/>
+                <w:i w:val="0"/>
+                <w:color w:val="2D2D2D"/>
+                <w:sz w:val="19"/>
+              </w:rPr>
+              <w:t>2026-09-24T00:00:00  or  24/09/2026</w:t>
+            </w:r>
+          </w:p>
+        </w:tc>
+      </w:tr>
+      <w:tr>
+        <w:tc>
+          <w:tcPr>
+            <w:tcW w:type="dxa" w:w="3686"/>
+            <w:shd w:fill="FFFFFF" w:val="clear"/>
+            <w:tcBorders>
+              <w:top w:val="single" w:sz="4" w:space="0" w:color="BFBFBF"/>
+              <w:left w:val="single" w:sz="4" w:space="0" w:color="BFBFBF"/>
+              <w:bottom w:val="single" w:sz="4" w:space="0" w:color="BFBFBF"/>
+              <w:right w:val="single" w:sz="4" w:space="0" w:color="BFBFBF"/>
+            </w:tcBorders>
+          </w:tcPr>
+          <w:p>
+            <w:pPr>
+              <w:spacing w:before="40" w:after="40"/>
+            </w:pPr>
+            <w:r/>
+            <w:r>
+              <w:rPr>
+                <w:rFonts w:ascii="Consolas" w:hAnsi="Consolas" w:cs="Consolas" w:eastAsia="Consolas"/>
+                <w:b w:val="0"/>
+                <w:i w:val="0"/>
+                <w:color w:val="2D2D2D"/>
+                <w:sz w:val="19"/>
+              </w:rPr>
+              <w:t>Dates inside the JSON body</w:t>
+            </w:r>
+          </w:p>
+        </w:tc>
+        <w:tc>
+          <w:tcPr>
+            <w:tcW w:type="dxa" w:w="2835"/>
+            <w:shd w:fill="FFFFFF" w:val="clear"/>
+            <w:tcBorders>
+              <w:top w:val="single" w:sz="4" w:space="0" w:color="BFBFBF"/>
+              <w:left w:val="single" w:sz="4" w:space="0" w:color="BFBFBF"/>
+              <w:bottom w:val="single" w:sz="4" w:space="0" w:color="BFBFBF"/>
+              <w:right w:val="single" w:sz="4" w:space="0" w:color="BFBFBF"/>
+            </w:tcBorders>
+          </w:tcPr>
+          <w:p>
+            <w:pPr>
+              <w:spacing w:before="40" w:after="40"/>
+            </w:pPr>
+            <w:r/>
+            <w:r>
+              <w:rPr>
+                <w:rFonts w:ascii="Calibri" w:hAnsi="Calibri" w:cs="Calibri" w:eastAsia="Calibri"/>
+                <w:b w:val="0"/>
+                <w:i w:val="0"/>
+                <w:color w:val="2D2D2D"/>
+                <w:sz w:val="19"/>
+              </w:rPr>
+              <w:t>dd/MM/yyyy</w:t>
+            </w:r>
+          </w:p>
+        </w:tc>
+        <w:tc>
+          <w:tcPr>
+            <w:tcW w:type="dxa" w:w="3345"/>
+            <w:shd w:fill="FFFFFF" w:val="clear"/>
+            <w:tcBorders>
+              <w:top w:val="single" w:sz="4" w:space="0" w:color="BFBFBF"/>
+              <w:left w:val="single" w:sz="4" w:space="0" w:color="BFBFBF"/>
+              <w:bottom w:val="single" w:sz="4" w:space="0" w:color="BFBFBF"/>
+              <w:right w:val="single" w:sz="4" w:space="0" w:color="BFBFBF"/>
+            </w:tcBorders>
+          </w:tcPr>
+          <w:p>
+            <w:pPr>
+              <w:spacing w:before="40" w:after="40"/>
+            </w:pPr>
+            <w:r/>
+            <w:r>
+              <w:rPr>
+                <w:rFonts w:ascii="Calibri" w:hAnsi="Calibri" w:cs="Calibri" w:eastAsia="Calibri"/>
+                <w:b w:val="0"/>
+                <w:i w:val="0"/>
+                <w:color w:val="2D2D2D"/>
+                <w:sz w:val="19"/>
+              </w:rPr>
+              <w:t>24/09/2026</w:t>
+            </w:r>
+          </w:p>
+        </w:tc>
+      </w:tr>
+    </w:tbl>
+    <w:p>
+      <w:pPr>
+        <w:spacing w:after="80"/>
+      </w:pPr>
+    </w:p>
+    <w:p>
+      <w:pPr>
+        <w:pStyle w:val="Heading1"/>
+      </w:pPr>
+      <w:r>
+        <w:rPr>
+          <w:rFonts w:ascii="Calibri" w:hAnsi="Calibri" w:cs="Calibri" w:eastAsia="Calibri"/>
+          <w:b/>
+          <w:i w:val="0"/>
+          <w:color w:val="1F4E79"/>
+          <w:sz w:val="32"/>
+        </w:rPr>
+        <w:t>7. Endpoints — cURL and sample output</w:t>
+      </w:r>
+    </w:p>
+    <w:p>
+      <w:pPr>
+        <w:spacing w:before="0" w:after="160" w:line="276" w:lineRule="auto"/>
+      </w:pPr>
+      <w:r>
+        <w:rPr>
+          <w:rFonts w:ascii="Calibri" w:hAnsi="Calibri" w:cs="Calibri" w:eastAsia="Calibri"/>
+          <w:b w:val="0"/>
+          <w:i w:val="0"/>
+          <w:color w:val="2D2D2D"/>
+          <w:sz w:val="22"/>
+        </w:rPr>
+        <w:t>For each endpoint: copy the cURL, replace &lt;ACCESS_TOKEN&gt;, and confirm HTTP 200. Sample output is one production row inside the data array.</w:t>
+      </w:r>
+    </w:p>
+    <w:p>
+      <w:pPr>
+        <w:pStyle w:val="Heading2"/>
+      </w:pPr>
+      <w:r>
+        <w:rPr>
+          <w:rFonts w:ascii="Calibri" w:hAnsi="Calibri" w:cs="Calibri" w:eastAsia="Calibri"/>
           <w:b/>
           <w:i w:val="0"/>
           <w:color w:val="1F4E79"/>
           <w:sz w:val="26"/>
         </w:rPr>
-        <w:t>2) Order</w:t>
+        <w:t>1) Invoice</w:t>
       </w:r>
     </w:p>
     <w:tbl>
       <w:tblPr>
-        <w:tblW w:type="auto" w:w="0"/>
+        <w:tblW w:type="dxa" w:w="9865"/>
         <w:jc w:val="center"/>
         <w:tblLayout w:type="fixed"/>
         <w:tblLook w:firstColumn="1" w:firstRow="1" w:lastColumn="0" w:lastRow="0" w:noHBand="0" w:noVBand="1" w:val="04A0"/>
       </w:tblPr>
       <w:tblGrid>
-        <w:gridCol w:w="4933"/>
-        <w:gridCol w:w="4933"/>
+        <w:gridCol w:w="2948"/>
+        <w:gridCol w:w="6917"/>
       </w:tblGrid>
       <w:tr>
         <w:tc>
@@ -4032,7 +3900,7 @@
             <w:r/>
             <w:r>
               <w:rPr>
-                <w:rFonts w:ascii="Calibri" w:hAnsi="Calibri" w:cs="Calibri"/>
+                <w:rFonts w:ascii="Calibri" w:hAnsi="Calibri" w:cs="Calibri" w:eastAsia="Calibri"/>
                 <w:b/>
                 <w:i w:val="0"/>
                 <w:color w:val="2D2D2D"/>
@@ -4044,7 +3912,7 @@
         </w:tc>
         <w:tc>
           <w:tcPr>
-            <w:tcW w:type="dxa" w:w="6973"/>
+            <w:tcW w:type="dxa" w:w="6917"/>
             <w:tcBorders>
               <w:top w:val="single" w:sz="4" w:space="0" w:color="BFBFBF"/>
               <w:left w:val="single" w:sz="4" w:space="0" w:color="BFBFBF"/>
@@ -4059,7 +3927,1057 @@
             <w:r/>
             <w:r>
               <w:rPr>
-                <w:rFonts w:ascii="Calibri" w:hAnsi="Calibri" w:cs="Calibri"/>
+                <w:rFonts w:ascii="Calibri" w:hAnsi="Calibri" w:cs="Calibri" w:eastAsia="Calibri"/>
+                <w:b w:val="0"/>
+                <w:i w:val="0"/>
+                <w:color w:val="2D2D2D"/>
+                <w:sz w:val="20"/>
+              </w:rPr>
+              <w:t>Invoice</w:t>
+            </w:r>
+          </w:p>
+        </w:tc>
+      </w:tr>
+      <w:tr>
+        <w:tc>
+          <w:tcPr>
+            <w:tcW w:type="dxa" w:w="2948"/>
+            <w:shd w:fill="E9F0F7" w:val="clear"/>
+            <w:tcBorders>
+              <w:top w:val="single" w:sz="4" w:space="0" w:color="BFBFBF"/>
+              <w:left w:val="single" w:sz="4" w:space="0" w:color="BFBFBF"/>
+              <w:bottom w:val="single" w:sz="4" w:space="0" w:color="BFBFBF"/>
+              <w:right w:val="single" w:sz="4" w:space="0" w:color="BFBFBF"/>
+            </w:tcBorders>
+          </w:tcPr>
+          <w:p>
+            <w:pPr>
+              <w:spacing w:before="40" w:after="40"/>
+            </w:pPr>
+            <w:r/>
+            <w:r>
+              <w:rPr>
+                <w:rFonts w:ascii="Calibri" w:hAnsi="Calibri" w:cs="Calibri" w:eastAsia="Calibri"/>
+                <w:b/>
+                <w:i w:val="0"/>
+                <w:color w:val="2D2D2D"/>
+                <w:sz w:val="20"/>
+              </w:rPr>
+              <w:t>Method</w:t>
+            </w:r>
+          </w:p>
+        </w:tc>
+        <w:tc>
+          <w:tcPr>
+            <w:tcW w:type="dxa" w:w="6917"/>
+            <w:tcBorders>
+              <w:top w:val="single" w:sz="4" w:space="0" w:color="BFBFBF"/>
+              <w:left w:val="single" w:sz="4" w:space="0" w:color="BFBFBF"/>
+              <w:bottom w:val="single" w:sz="4" w:space="0" w:color="BFBFBF"/>
+              <w:right w:val="single" w:sz="4" w:space="0" w:color="BFBFBF"/>
+            </w:tcBorders>
+          </w:tcPr>
+          <w:p>
+            <w:pPr>
+              <w:spacing w:before="40" w:after="40"/>
+            </w:pPr>
+            <w:r/>
+            <w:r>
+              <w:rPr>
+                <w:rFonts w:ascii="Calibri" w:hAnsi="Calibri" w:cs="Calibri" w:eastAsia="Calibri"/>
+                <w:b w:val="0"/>
+                <w:i w:val="0"/>
+                <w:color w:val="2D2D2D"/>
+                <w:sz w:val="20"/>
+              </w:rPr>
+              <w:t>GET</w:t>
+            </w:r>
+          </w:p>
+        </w:tc>
+      </w:tr>
+      <w:tr>
+        <w:tc>
+          <w:tcPr>
+            <w:tcW w:type="dxa" w:w="2948"/>
+            <w:shd w:fill="E9F0F7" w:val="clear"/>
+            <w:tcBorders>
+              <w:top w:val="single" w:sz="4" w:space="0" w:color="BFBFBF"/>
+              <w:left w:val="single" w:sz="4" w:space="0" w:color="BFBFBF"/>
+              <w:bottom w:val="single" w:sz="4" w:space="0" w:color="BFBFBF"/>
+              <w:right w:val="single" w:sz="4" w:space="0" w:color="BFBFBF"/>
+            </w:tcBorders>
+          </w:tcPr>
+          <w:p>
+            <w:pPr>
+              <w:spacing w:before="40" w:after="40"/>
+            </w:pPr>
+            <w:r/>
+            <w:r>
+              <w:rPr>
+                <w:rFonts w:ascii="Calibri" w:hAnsi="Calibri" w:cs="Calibri" w:eastAsia="Calibri"/>
+                <w:b/>
+                <w:i w:val="0"/>
+                <w:color w:val="2D2D2D"/>
+                <w:sz w:val="20"/>
+              </w:rPr>
+              <w:t>URL</w:t>
+            </w:r>
+          </w:p>
+        </w:tc>
+        <w:tc>
+          <w:tcPr>
+            <w:tcW w:type="dxa" w:w="6917"/>
+            <w:tcBorders>
+              <w:top w:val="single" w:sz="4" w:space="0" w:color="BFBFBF"/>
+              <w:left w:val="single" w:sz="4" w:space="0" w:color="BFBFBF"/>
+              <w:bottom w:val="single" w:sz="4" w:space="0" w:color="BFBFBF"/>
+              <w:right w:val="single" w:sz="4" w:space="0" w:color="BFBFBF"/>
+            </w:tcBorders>
+          </w:tcPr>
+          <w:p>
+            <w:pPr>
+              <w:spacing w:before="40" w:after="40"/>
+            </w:pPr>
+            <w:r/>
+            <w:r>
+              <w:rPr>
+                <w:rFonts w:ascii="Calibri" w:hAnsi="Calibri" w:cs="Calibri" w:eastAsia="Calibri"/>
+                <w:b w:val="0"/>
+                <w:i w:val="0"/>
+                <w:color w:val="2D2D2D"/>
+                <w:sz w:val="20"/>
+              </w:rPr>
+              <w:t>https://exp-sat-datashare-prod-api-vx7q2k.2ky31l-1.deu-c1.eu1.cloudhub.io/api/v1/Invoice</w:t>
+            </w:r>
+          </w:p>
+        </w:tc>
+      </w:tr>
+      <w:tr>
+        <w:tc>
+          <w:tcPr>
+            <w:tcW w:type="dxa" w:w="2948"/>
+            <w:shd w:fill="E9F0F7" w:val="clear"/>
+            <w:tcBorders>
+              <w:top w:val="single" w:sz="4" w:space="0" w:color="BFBFBF"/>
+              <w:left w:val="single" w:sz="4" w:space="0" w:color="BFBFBF"/>
+              <w:bottom w:val="single" w:sz="4" w:space="0" w:color="BFBFBF"/>
+              <w:right w:val="single" w:sz="4" w:space="0" w:color="BFBFBF"/>
+            </w:tcBorders>
+          </w:tcPr>
+          <w:p>
+            <w:pPr>
+              <w:spacing w:before="40" w:after="40"/>
+            </w:pPr>
+            <w:r/>
+            <w:r>
+              <w:rPr>
+                <w:rFonts w:ascii="Calibri" w:hAnsi="Calibri" w:cs="Calibri" w:eastAsia="Calibri"/>
+                <w:b/>
+                <w:i w:val="0"/>
+                <w:color w:val="2D2D2D"/>
+                <w:sz w:val="20"/>
+              </w:rPr>
+              <w:t>Query parameters</w:t>
+            </w:r>
+          </w:p>
+        </w:tc>
+        <w:tc>
+          <w:tcPr>
+            <w:tcW w:type="dxa" w:w="6917"/>
+            <w:tcBorders>
+              <w:top w:val="single" w:sz="4" w:space="0" w:color="BFBFBF"/>
+              <w:left w:val="single" w:sz="4" w:space="0" w:color="BFBFBF"/>
+              <w:bottom w:val="single" w:sz="4" w:space="0" w:color="BFBFBF"/>
+              <w:right w:val="single" w:sz="4" w:space="0" w:color="BFBFBF"/>
+            </w:tcBorders>
+          </w:tcPr>
+          <w:p>
+            <w:pPr>
+              <w:spacing w:before="40" w:after="40"/>
+            </w:pPr>
+            <w:r/>
+            <w:r>
+              <w:rPr>
+                <w:rFonts w:ascii="Calibri" w:hAnsi="Calibri" w:cs="Calibri" w:eastAsia="Calibri"/>
+                <w:b w:val="0"/>
+                <w:i w:val="0"/>
+                <w:color w:val="2D2D2D"/>
+                <w:sz w:val="20"/>
+              </w:rPr>
+              <w:t>See table below</w:t>
+            </w:r>
+          </w:p>
+        </w:tc>
+      </w:tr>
+    </w:tbl>
+    <w:p>
+      <w:pPr>
+        <w:spacing w:after="80"/>
+      </w:pPr>
+    </w:p>
+    <w:p>
+      <w:pPr>
+        <w:spacing w:before="0" w:after="120" w:line="276" w:lineRule="auto"/>
+      </w:pPr>
+      <w:r>
+        <w:rPr>
+          <w:rFonts w:ascii="Calibri" w:hAnsi="Calibri" w:cs="Calibri" w:eastAsia="Calibri"/>
+          <w:b w:val="0"/>
+          <w:i w:val="0"/>
+          <w:color w:val="5B6570"/>
+          <w:sz w:val="21"/>
+        </w:rPr>
+        <w:t>Returns invoiced sale lines for the date range.</w:t>
+      </w:r>
+    </w:p>
+    <w:p>
+      <w:pPr>
+        <w:spacing w:before="0" w:after="80" w:line="276" w:lineRule="auto"/>
+      </w:pPr>
+      <w:r>
+        <w:rPr>
+          <w:rFonts w:ascii="Calibri" w:hAnsi="Calibri" w:cs="Calibri" w:eastAsia="Calibri"/>
+          <w:b/>
+          <w:i w:val="0"/>
+          <w:color w:val="1F4E79"/>
+          <w:sz w:val="22"/>
+        </w:rPr>
+        <w:t>Query parameters</w:t>
+      </w:r>
+    </w:p>
+    <w:tbl>
+      <w:tblPr>
+        <w:tblW w:type="dxa" w:w="9866"/>
+        <w:jc w:val="center"/>
+        <w:tblLayout w:type="fixed"/>
+        <w:tblLook w:firstColumn="1" w:firstRow="1" w:lastColumn="0" w:lastRow="0" w:noHBand="0" w:noVBand="1" w:val="04A0"/>
+      </w:tblPr>
+      <w:tblGrid>
+        <w:gridCol w:w="1588"/>
+        <w:gridCol w:w="1134"/>
+        <w:gridCol w:w="1814"/>
+        <w:gridCol w:w="1474"/>
+        <w:gridCol w:w="3856"/>
+      </w:tblGrid>
+      <w:tr>
+        <w:tc>
+          <w:tcPr>
+            <w:tcW w:type="dxa" w:w="1588"/>
+            <w:shd w:fill="1F4E79" w:val="clear"/>
+            <w:tcBorders>
+              <w:top w:val="single" w:sz="4" w:space="0" w:color="BFBFBF"/>
+              <w:left w:val="single" w:sz="4" w:space="0" w:color="BFBFBF"/>
+              <w:bottom w:val="single" w:sz="4" w:space="0" w:color="BFBFBF"/>
+              <w:right w:val="single" w:sz="4" w:space="0" w:color="BFBFBF"/>
+            </w:tcBorders>
+          </w:tcPr>
+          <w:p>
+            <w:pPr>
+              <w:spacing w:before="40" w:after="40"/>
+            </w:pPr>
+            <w:r/>
+            <w:r>
+              <w:rPr>
+                <w:rFonts w:ascii="Calibri" w:hAnsi="Calibri" w:cs="Calibri" w:eastAsia="Calibri"/>
+                <w:b/>
+                <w:i w:val="0"/>
+                <w:color w:val="FFFFFF"/>
+                <w:sz w:val="19"/>
+              </w:rPr>
+              <w:t>Parameter</w:t>
+            </w:r>
+          </w:p>
+        </w:tc>
+        <w:tc>
+          <w:tcPr>
+            <w:tcW w:type="dxa" w:w="1134"/>
+            <w:shd w:fill="1F4E79" w:val="clear"/>
+            <w:tcBorders>
+              <w:top w:val="single" w:sz="4" w:space="0" w:color="BFBFBF"/>
+              <w:left w:val="single" w:sz="4" w:space="0" w:color="BFBFBF"/>
+              <w:bottom w:val="single" w:sz="4" w:space="0" w:color="BFBFBF"/>
+              <w:right w:val="single" w:sz="4" w:space="0" w:color="BFBFBF"/>
+            </w:tcBorders>
+          </w:tcPr>
+          <w:p>
+            <w:pPr>
+              <w:spacing w:before="40" w:after="40"/>
+            </w:pPr>
+            <w:r/>
+            <w:r>
+              <w:rPr>
+                <w:rFonts w:ascii="Calibri" w:hAnsi="Calibri" w:cs="Calibri" w:eastAsia="Calibri"/>
+                <w:b/>
+                <w:i w:val="0"/>
+                <w:color w:val="FFFFFF"/>
+                <w:sz w:val="19"/>
+              </w:rPr>
+              <w:t>Required</w:t>
+            </w:r>
+          </w:p>
+        </w:tc>
+        <w:tc>
+          <w:tcPr>
+            <w:tcW w:type="dxa" w:w="1814"/>
+            <w:shd w:fill="1F4E79" w:val="clear"/>
+            <w:tcBorders>
+              <w:top w:val="single" w:sz="4" w:space="0" w:color="BFBFBF"/>
+              <w:left w:val="single" w:sz="4" w:space="0" w:color="BFBFBF"/>
+              <w:bottom w:val="single" w:sz="4" w:space="0" w:color="BFBFBF"/>
+              <w:right w:val="single" w:sz="4" w:space="0" w:color="BFBFBF"/>
+            </w:tcBorders>
+          </w:tcPr>
+          <w:p>
+            <w:pPr>
+              <w:spacing w:before="40" w:after="40"/>
+            </w:pPr>
+            <w:r/>
+            <w:r>
+              <w:rPr>
+                <w:rFonts w:ascii="Calibri" w:hAnsi="Calibri" w:cs="Calibri" w:eastAsia="Calibri"/>
+                <w:b/>
+                <w:i w:val="0"/>
+                <w:color w:val="FFFFFF"/>
+                <w:sz w:val="19"/>
+              </w:rPr>
+              <w:t>Format</w:t>
+            </w:r>
+          </w:p>
+        </w:tc>
+        <w:tc>
+          <w:tcPr>
+            <w:tcW w:type="dxa" w:w="1474"/>
+            <w:shd w:fill="1F4E79" w:val="clear"/>
+            <w:tcBorders>
+              <w:top w:val="single" w:sz="4" w:space="0" w:color="BFBFBF"/>
+              <w:left w:val="single" w:sz="4" w:space="0" w:color="BFBFBF"/>
+              <w:bottom w:val="single" w:sz="4" w:space="0" w:color="BFBFBF"/>
+              <w:right w:val="single" w:sz="4" w:space="0" w:color="BFBFBF"/>
+            </w:tcBorders>
+          </w:tcPr>
+          <w:p>
+            <w:pPr>
+              <w:spacing w:before="40" w:after="40"/>
+            </w:pPr>
+            <w:r/>
+            <w:r>
+              <w:rPr>
+                <w:rFonts w:ascii="Calibri" w:hAnsi="Calibri" w:cs="Calibri" w:eastAsia="Calibri"/>
+                <w:b/>
+                <w:i w:val="0"/>
+                <w:color w:val="FFFFFF"/>
+                <w:sz w:val="19"/>
+              </w:rPr>
+              <w:t>Example</w:t>
+            </w:r>
+          </w:p>
+        </w:tc>
+        <w:tc>
+          <w:tcPr>
+            <w:tcW w:type="dxa" w:w="3856"/>
+            <w:shd w:fill="1F4E79" w:val="clear"/>
+            <w:tcBorders>
+              <w:top w:val="single" w:sz="4" w:space="0" w:color="BFBFBF"/>
+              <w:left w:val="single" w:sz="4" w:space="0" w:color="BFBFBF"/>
+              <w:bottom w:val="single" w:sz="4" w:space="0" w:color="BFBFBF"/>
+              <w:right w:val="single" w:sz="4" w:space="0" w:color="BFBFBF"/>
+            </w:tcBorders>
+          </w:tcPr>
+          <w:p>
+            <w:pPr>
+              <w:spacing w:before="40" w:after="40"/>
+            </w:pPr>
+            <w:r/>
+            <w:r>
+              <w:rPr>
+                <w:rFonts w:ascii="Calibri" w:hAnsi="Calibri" w:cs="Calibri" w:eastAsia="Calibri"/>
+                <w:b/>
+                <w:i w:val="0"/>
+                <w:color w:val="FFFFFF"/>
+                <w:sz w:val="19"/>
+              </w:rPr>
+              <w:t>What to provide</w:t>
+            </w:r>
+          </w:p>
+        </w:tc>
+      </w:tr>
+      <w:tr>
+        <w:tc>
+          <w:tcPr>
+            <w:tcW w:type="dxa" w:w="1588"/>
+            <w:shd w:fill="FFFFFF" w:val="clear"/>
+            <w:tcBorders>
+              <w:top w:val="single" w:sz="4" w:space="0" w:color="BFBFBF"/>
+              <w:left w:val="single" w:sz="4" w:space="0" w:color="BFBFBF"/>
+              <w:bottom w:val="single" w:sz="4" w:space="0" w:color="BFBFBF"/>
+              <w:right w:val="single" w:sz="4" w:space="0" w:color="BFBFBF"/>
+            </w:tcBorders>
+          </w:tcPr>
+          <w:p>
+            <w:pPr>
+              <w:spacing w:before="40" w:after="40"/>
+            </w:pPr>
+            <w:r/>
+            <w:r>
+              <w:rPr>
+                <w:rFonts w:ascii="Consolas" w:hAnsi="Consolas" w:cs="Consolas" w:eastAsia="Consolas"/>
+                <w:b w:val="0"/>
+                <w:i w:val="0"/>
+                <w:color w:val="2D2D2D"/>
+                <w:sz w:val="19"/>
+              </w:rPr>
+              <w:t>fromDate</w:t>
+            </w:r>
+          </w:p>
+        </w:tc>
+        <w:tc>
+          <w:tcPr>
+            <w:tcW w:type="dxa" w:w="1134"/>
+            <w:shd w:fill="FFFFFF" w:val="clear"/>
+            <w:tcBorders>
+              <w:top w:val="single" w:sz="4" w:space="0" w:color="BFBFBF"/>
+              <w:left w:val="single" w:sz="4" w:space="0" w:color="BFBFBF"/>
+              <w:bottom w:val="single" w:sz="4" w:space="0" w:color="BFBFBF"/>
+              <w:right w:val="single" w:sz="4" w:space="0" w:color="BFBFBF"/>
+            </w:tcBorders>
+          </w:tcPr>
+          <w:p>
+            <w:pPr>
+              <w:spacing w:before="40" w:after="40"/>
+            </w:pPr>
+            <w:r/>
+            <w:r>
+              <w:rPr>
+                <w:rFonts w:ascii="Calibri" w:hAnsi="Calibri" w:cs="Calibri" w:eastAsia="Calibri"/>
+                <w:b w:val="0"/>
+                <w:i w:val="0"/>
+                <w:color w:val="2D2D2D"/>
+                <w:sz w:val="19"/>
+              </w:rPr>
+              <w:t>Yes</w:t>
+            </w:r>
+          </w:p>
+        </w:tc>
+        <w:tc>
+          <w:tcPr>
+            <w:tcW w:type="dxa" w:w="1814"/>
+            <w:shd w:fill="FFFFFF" w:val="clear"/>
+            <w:tcBorders>
+              <w:top w:val="single" w:sz="4" w:space="0" w:color="BFBFBF"/>
+              <w:left w:val="single" w:sz="4" w:space="0" w:color="BFBFBF"/>
+              <w:bottom w:val="single" w:sz="4" w:space="0" w:color="BFBFBF"/>
+              <w:right w:val="single" w:sz="4" w:space="0" w:color="BFBFBF"/>
+            </w:tcBorders>
+          </w:tcPr>
+          <w:p>
+            <w:pPr>
+              <w:spacing w:before="40" w:after="40"/>
+            </w:pPr>
+            <w:r/>
+            <w:r>
+              <w:rPr>
+                <w:rFonts w:ascii="Consolas" w:hAnsi="Consolas" w:cs="Consolas" w:eastAsia="Consolas"/>
+                <w:b w:val="0"/>
+                <w:i w:val="0"/>
+                <w:color w:val="2D2D2D"/>
+                <w:sz w:val="19"/>
+              </w:rPr>
+              <w:t>YYYY-MM-DD</w:t>
+            </w:r>
+          </w:p>
+        </w:tc>
+        <w:tc>
+          <w:tcPr>
+            <w:tcW w:type="dxa" w:w="1474"/>
+            <w:shd w:fill="FFFFFF" w:val="clear"/>
+            <w:tcBorders>
+              <w:top w:val="single" w:sz="4" w:space="0" w:color="BFBFBF"/>
+              <w:left w:val="single" w:sz="4" w:space="0" w:color="BFBFBF"/>
+              <w:bottom w:val="single" w:sz="4" w:space="0" w:color="BFBFBF"/>
+              <w:right w:val="single" w:sz="4" w:space="0" w:color="BFBFBF"/>
+            </w:tcBorders>
+          </w:tcPr>
+          <w:p>
+            <w:pPr>
+              <w:spacing w:before="40" w:after="40"/>
+            </w:pPr>
+            <w:r/>
+            <w:r>
+              <w:rPr>
+                <w:rFonts w:ascii="Consolas" w:hAnsi="Consolas" w:cs="Consolas" w:eastAsia="Consolas"/>
+                <w:b w:val="0"/>
+                <w:i w:val="0"/>
+                <w:color w:val="2D2D2D"/>
+                <w:sz w:val="19"/>
+              </w:rPr>
+              <w:t>2026-09-24</w:t>
+            </w:r>
+          </w:p>
+        </w:tc>
+        <w:tc>
+          <w:tcPr>
+            <w:tcW w:type="dxa" w:w="3856"/>
+            <w:shd w:fill="FFFFFF" w:val="clear"/>
+            <w:tcBorders>
+              <w:top w:val="single" w:sz="4" w:space="0" w:color="BFBFBF"/>
+              <w:left w:val="single" w:sz="4" w:space="0" w:color="BFBFBF"/>
+              <w:bottom w:val="single" w:sz="4" w:space="0" w:color="BFBFBF"/>
+              <w:right w:val="single" w:sz="4" w:space="0" w:color="BFBFBF"/>
+            </w:tcBorders>
+          </w:tcPr>
+          <w:p>
+            <w:pPr>
+              <w:spacing w:before="40" w:after="40"/>
+            </w:pPr>
+            <w:r/>
+            <w:r>
+              <w:rPr>
+                <w:rFonts w:ascii="Calibri" w:hAnsi="Calibri" w:cs="Calibri" w:eastAsia="Calibri"/>
+                <w:b w:val="0"/>
+                <w:i w:val="0"/>
+                <w:color w:val="2D2D2D"/>
+                <w:sz w:val="19"/>
+              </w:rPr>
+              <w:t>Inclusive start date. Date only. Do not send a time.</w:t>
+            </w:r>
+          </w:p>
+        </w:tc>
+      </w:tr>
+      <w:tr>
+        <w:tc>
+          <w:tcPr>
+            <w:tcW w:type="dxa" w:w="1588"/>
+            <w:shd w:fill="E9F0F7" w:val="clear"/>
+            <w:tcBorders>
+              <w:top w:val="single" w:sz="4" w:space="0" w:color="BFBFBF"/>
+              <w:left w:val="single" w:sz="4" w:space="0" w:color="BFBFBF"/>
+              <w:bottom w:val="single" w:sz="4" w:space="0" w:color="BFBFBF"/>
+              <w:right w:val="single" w:sz="4" w:space="0" w:color="BFBFBF"/>
+            </w:tcBorders>
+          </w:tcPr>
+          <w:p>
+            <w:pPr>
+              <w:spacing w:before="40" w:after="40"/>
+            </w:pPr>
+            <w:r/>
+            <w:r>
+              <w:rPr>
+                <w:rFonts w:ascii="Consolas" w:hAnsi="Consolas" w:cs="Consolas" w:eastAsia="Consolas"/>
+                <w:b w:val="0"/>
+                <w:i w:val="0"/>
+                <w:color w:val="2D2D2D"/>
+                <w:sz w:val="19"/>
+              </w:rPr>
+              <w:t>toDate</w:t>
+            </w:r>
+          </w:p>
+        </w:tc>
+        <w:tc>
+          <w:tcPr>
+            <w:tcW w:type="dxa" w:w="1134"/>
+            <w:shd w:fill="E9F0F7" w:val="clear"/>
+            <w:tcBorders>
+              <w:top w:val="single" w:sz="4" w:space="0" w:color="BFBFBF"/>
+              <w:left w:val="single" w:sz="4" w:space="0" w:color="BFBFBF"/>
+              <w:bottom w:val="single" w:sz="4" w:space="0" w:color="BFBFBF"/>
+              <w:right w:val="single" w:sz="4" w:space="0" w:color="BFBFBF"/>
+            </w:tcBorders>
+          </w:tcPr>
+          <w:p>
+            <w:pPr>
+              <w:spacing w:before="40" w:after="40"/>
+            </w:pPr>
+            <w:r/>
+            <w:r>
+              <w:rPr>
+                <w:rFonts w:ascii="Calibri" w:hAnsi="Calibri" w:cs="Calibri" w:eastAsia="Calibri"/>
+                <w:b w:val="0"/>
+                <w:i w:val="0"/>
+                <w:color w:val="2D2D2D"/>
+                <w:sz w:val="19"/>
+              </w:rPr>
+              <w:t>Yes</w:t>
+            </w:r>
+          </w:p>
+        </w:tc>
+        <w:tc>
+          <w:tcPr>
+            <w:tcW w:type="dxa" w:w="1814"/>
+            <w:shd w:fill="E9F0F7" w:val="clear"/>
+            <w:tcBorders>
+              <w:top w:val="single" w:sz="4" w:space="0" w:color="BFBFBF"/>
+              <w:left w:val="single" w:sz="4" w:space="0" w:color="BFBFBF"/>
+              <w:bottom w:val="single" w:sz="4" w:space="0" w:color="BFBFBF"/>
+              <w:right w:val="single" w:sz="4" w:space="0" w:color="BFBFBF"/>
+            </w:tcBorders>
+          </w:tcPr>
+          <w:p>
+            <w:pPr>
+              <w:spacing w:before="40" w:after="40"/>
+            </w:pPr>
+            <w:r/>
+            <w:r>
+              <w:rPr>
+                <w:rFonts w:ascii="Consolas" w:hAnsi="Consolas" w:cs="Consolas" w:eastAsia="Consolas"/>
+                <w:b w:val="0"/>
+                <w:i w:val="0"/>
+                <w:color w:val="2D2D2D"/>
+                <w:sz w:val="19"/>
+              </w:rPr>
+              <w:t>YYYY-MM-DD</w:t>
+            </w:r>
+          </w:p>
+        </w:tc>
+        <w:tc>
+          <w:tcPr>
+            <w:tcW w:type="dxa" w:w="1474"/>
+            <w:shd w:fill="E9F0F7" w:val="clear"/>
+            <w:tcBorders>
+              <w:top w:val="single" w:sz="4" w:space="0" w:color="BFBFBF"/>
+              <w:left w:val="single" w:sz="4" w:space="0" w:color="BFBFBF"/>
+              <w:bottom w:val="single" w:sz="4" w:space="0" w:color="BFBFBF"/>
+              <w:right w:val="single" w:sz="4" w:space="0" w:color="BFBFBF"/>
+            </w:tcBorders>
+          </w:tcPr>
+          <w:p>
+            <w:pPr>
+              <w:spacing w:before="40" w:after="40"/>
+            </w:pPr>
+            <w:r/>
+            <w:r>
+              <w:rPr>
+                <w:rFonts w:ascii="Consolas" w:hAnsi="Consolas" w:cs="Consolas" w:eastAsia="Consolas"/>
+                <w:b w:val="0"/>
+                <w:i w:val="0"/>
+                <w:color w:val="2D2D2D"/>
+                <w:sz w:val="19"/>
+              </w:rPr>
+              <w:t>2026-09-24</w:t>
+            </w:r>
+          </w:p>
+        </w:tc>
+        <w:tc>
+          <w:tcPr>
+            <w:tcW w:type="dxa" w:w="3856"/>
+            <w:shd w:fill="E9F0F7" w:val="clear"/>
+            <w:tcBorders>
+              <w:top w:val="single" w:sz="4" w:space="0" w:color="BFBFBF"/>
+              <w:left w:val="single" w:sz="4" w:space="0" w:color="BFBFBF"/>
+              <w:bottom w:val="single" w:sz="4" w:space="0" w:color="BFBFBF"/>
+              <w:right w:val="single" w:sz="4" w:space="0" w:color="BFBFBF"/>
+            </w:tcBorders>
+          </w:tcPr>
+          <w:p>
+            <w:pPr>
+              <w:spacing w:before="40" w:after="40"/>
+            </w:pPr>
+            <w:r/>
+            <w:r>
+              <w:rPr>
+                <w:rFonts w:ascii="Calibri" w:hAnsi="Calibri" w:cs="Calibri" w:eastAsia="Calibri"/>
+                <w:b w:val="0"/>
+                <w:i w:val="0"/>
+                <w:color w:val="2D2D2D"/>
+                <w:sz w:val="19"/>
+              </w:rPr>
+              <w:t>Inclusive end date. Date only. Do not send a time.</w:t>
+            </w:r>
+          </w:p>
+        </w:tc>
+      </w:tr>
+      <w:tr>
+        <w:tc>
+          <w:tcPr>
+            <w:tcW w:type="dxa" w:w="1588"/>
+            <w:shd w:fill="FFFFFF" w:val="clear"/>
+            <w:tcBorders>
+              <w:top w:val="single" w:sz="4" w:space="0" w:color="BFBFBF"/>
+              <w:left w:val="single" w:sz="4" w:space="0" w:color="BFBFBF"/>
+              <w:bottom w:val="single" w:sz="4" w:space="0" w:color="BFBFBF"/>
+              <w:right w:val="single" w:sz="4" w:space="0" w:color="BFBFBF"/>
+            </w:tcBorders>
+          </w:tcPr>
+          <w:p>
+            <w:pPr>
+              <w:spacing w:before="40" w:after="40"/>
+            </w:pPr>
+            <w:r/>
+            <w:r>
+              <w:rPr>
+                <w:rFonts w:ascii="Consolas" w:hAnsi="Consolas" w:cs="Consolas" w:eastAsia="Consolas"/>
+                <w:b w:val="0"/>
+                <w:i w:val="0"/>
+                <w:color w:val="2D2D2D"/>
+                <w:sz w:val="19"/>
+              </w:rPr>
+              <w:t>pageNumber</w:t>
+            </w:r>
+          </w:p>
+        </w:tc>
+        <w:tc>
+          <w:tcPr>
+            <w:tcW w:type="dxa" w:w="1134"/>
+            <w:shd w:fill="FFFFFF" w:val="clear"/>
+            <w:tcBorders>
+              <w:top w:val="single" w:sz="4" w:space="0" w:color="BFBFBF"/>
+              <w:left w:val="single" w:sz="4" w:space="0" w:color="BFBFBF"/>
+              <w:bottom w:val="single" w:sz="4" w:space="0" w:color="BFBFBF"/>
+              <w:right w:val="single" w:sz="4" w:space="0" w:color="BFBFBF"/>
+            </w:tcBorders>
+          </w:tcPr>
+          <w:p>
+            <w:pPr>
+              <w:spacing w:before="40" w:after="40"/>
+            </w:pPr>
+            <w:r/>
+            <w:r>
+              <w:rPr>
+                <w:rFonts w:ascii="Calibri" w:hAnsi="Calibri" w:cs="Calibri" w:eastAsia="Calibri"/>
+                <w:b w:val="0"/>
+                <w:i w:val="0"/>
+                <w:color w:val="2D2D2D"/>
+                <w:sz w:val="19"/>
+              </w:rPr>
+              <w:t>No</w:t>
+            </w:r>
+          </w:p>
+        </w:tc>
+        <w:tc>
+          <w:tcPr>
+            <w:tcW w:type="dxa" w:w="1814"/>
+            <w:shd w:fill="FFFFFF" w:val="clear"/>
+            <w:tcBorders>
+              <w:top w:val="single" w:sz="4" w:space="0" w:color="BFBFBF"/>
+              <w:left w:val="single" w:sz="4" w:space="0" w:color="BFBFBF"/>
+              <w:bottom w:val="single" w:sz="4" w:space="0" w:color="BFBFBF"/>
+              <w:right w:val="single" w:sz="4" w:space="0" w:color="BFBFBF"/>
+            </w:tcBorders>
+          </w:tcPr>
+          <w:p>
+            <w:pPr>
+              <w:spacing w:before="40" w:after="40"/>
+            </w:pPr>
+            <w:r/>
+            <w:r>
+              <w:rPr>
+                <w:rFonts w:ascii="Consolas" w:hAnsi="Consolas" w:cs="Consolas" w:eastAsia="Consolas"/>
+                <w:b w:val="0"/>
+                <w:i w:val="0"/>
+                <w:color w:val="2D2D2D"/>
+                <w:sz w:val="19"/>
+              </w:rPr>
+              <w:t>Integer, 0-based</w:t>
+            </w:r>
+          </w:p>
+        </w:tc>
+        <w:tc>
+          <w:tcPr>
+            <w:tcW w:type="dxa" w:w="1474"/>
+            <w:shd w:fill="FFFFFF" w:val="clear"/>
+            <w:tcBorders>
+              <w:top w:val="single" w:sz="4" w:space="0" w:color="BFBFBF"/>
+              <w:left w:val="single" w:sz="4" w:space="0" w:color="BFBFBF"/>
+              <w:bottom w:val="single" w:sz="4" w:space="0" w:color="BFBFBF"/>
+              <w:right w:val="single" w:sz="4" w:space="0" w:color="BFBFBF"/>
+            </w:tcBorders>
+          </w:tcPr>
+          <w:p>
+            <w:pPr>
+              <w:spacing w:before="40" w:after="40"/>
+            </w:pPr>
+            <w:r/>
+            <w:r>
+              <w:rPr>
+                <w:rFonts w:ascii="Consolas" w:hAnsi="Consolas" w:cs="Consolas" w:eastAsia="Consolas"/>
+                <w:b w:val="0"/>
+                <w:i w:val="0"/>
+                <w:color w:val="2D2D2D"/>
+                <w:sz w:val="19"/>
+              </w:rPr>
+              <w:t>0</w:t>
+            </w:r>
+          </w:p>
+        </w:tc>
+        <w:tc>
+          <w:tcPr>
+            <w:tcW w:type="dxa" w:w="3856"/>
+            <w:shd w:fill="FFFFFF" w:val="clear"/>
+            <w:tcBorders>
+              <w:top w:val="single" w:sz="4" w:space="0" w:color="BFBFBF"/>
+              <w:left w:val="single" w:sz="4" w:space="0" w:color="BFBFBF"/>
+              <w:bottom w:val="single" w:sz="4" w:space="0" w:color="BFBFBF"/>
+              <w:right w:val="single" w:sz="4" w:space="0" w:color="BFBFBF"/>
+            </w:tcBorders>
+          </w:tcPr>
+          <w:p>
+            <w:pPr>
+              <w:spacing w:before="40" w:after="40"/>
+            </w:pPr>
+            <w:r/>
+            <w:r>
+              <w:rPr>
+                <w:rFonts w:ascii="Calibri" w:hAnsi="Calibri" w:cs="Calibri" w:eastAsia="Calibri"/>
+                <w:b w:val="0"/>
+                <w:i w:val="0"/>
+                <w:color w:val="2D2D2D"/>
+                <w:sz w:val="19"/>
+              </w:rPr>
+              <w:t>Omit on the first call. Use 1, 2, … if a next page is returned.</w:t>
+            </w:r>
+          </w:p>
+        </w:tc>
+      </w:tr>
+    </w:tbl>
+    <w:p>
+      <w:pPr>
+        <w:spacing w:after="80"/>
+      </w:pPr>
+    </w:p>
+    <w:p>
+      <w:pPr>
+        <w:spacing w:before="0" w:after="80" w:line="276" w:lineRule="auto"/>
+      </w:pPr>
+      <w:r>
+        <w:rPr>
+          <w:rFonts w:ascii="Calibri" w:hAnsi="Calibri" w:cs="Calibri" w:eastAsia="Calibri"/>
+          <w:b/>
+          <w:i w:val="0"/>
+          <w:color w:val="1F4E79"/>
+          <w:sz w:val="22"/>
+        </w:rPr>
+        <w:t>cURL</w:t>
+      </w:r>
+    </w:p>
+    <w:tbl>
+      <w:tblPr>
+        <w:tblW w:type="dxa" w:w="9866"/>
+        <w:jc w:val="center"/>
+        <w:tblLayout w:type="fixed"/>
+        <w:tblLook w:firstColumn="1" w:firstRow="1" w:lastColumn="0" w:lastRow="0" w:noHBand="0" w:noVBand="1" w:val="04A0"/>
+      </w:tblPr>
+      <w:tblGrid>
+        <w:gridCol w:w="9866"/>
+      </w:tblGrid>
+      <w:tr>
+        <w:tc>
+          <w:tcPr>
+            <w:tcW w:type="dxa" w:w="9866"/>
+            <w:shd w:fill="F3F4F6" w:val="clear"/>
+            <w:tcBorders>
+              <w:top w:val="single" w:sz="4" w:space="0" w:color="D0D5DD"/>
+              <w:left w:val="single" w:sz="4" w:space="0" w:color="D0D5DD"/>
+              <w:bottom w:val="single" w:sz="4" w:space="0" w:color="D0D5DD"/>
+              <w:right w:val="single" w:sz="4" w:space="0" w:color="D0D5DD"/>
+            </w:tcBorders>
+          </w:tcPr>
+          <w:p>
+            <w:pPr>
+              <w:spacing w:before="80" w:after="80" w:line="264" w:lineRule="auto"/>
+            </w:pPr>
+            <w:r/>
+            <w:r>
+              <w:rPr>
+                <w:rFonts w:ascii="Consolas" w:hAnsi="Consolas" w:cs="Consolas" w:eastAsia="Consolas"/>
+                <w:b w:val="0"/>
+                <w:i w:val="0"/>
+                <w:color w:val="2D2D2D"/>
+                <w:sz w:val="17"/>
+              </w:rPr>
+              <w:t>curl --location 'https://exp-sat-datashare-prod-api-vx7q2k.2ky31l-1.deu-c1.eu1.cloudhub.io/api/v1/Invoice?fromDate=2026-09-24&amp;toDate=2026-09-24&amp;pageNumber=0' \</w:t>
+              <w:br/>
+              <w:t xml:space="preserve">  --header 'Authorization: Bearer &lt;ACCESS_TOKEN&gt;' \</w:t>
+              <w:br/>
+              <w:t xml:space="preserve">  --header 'Accept: application/json'</w:t>
+            </w:r>
+          </w:p>
+        </w:tc>
+      </w:tr>
+    </w:tbl>
+    <w:p>
+      <w:pPr>
+        <w:spacing w:after="120"/>
+      </w:pPr>
+    </w:p>
+    <w:p>
+      <w:pPr>
+        <w:spacing w:before="0" w:after="80" w:line="276" w:lineRule="auto"/>
+      </w:pPr>
+      <w:r>
+        <w:rPr>
+          <w:rFonts w:ascii="Calibri" w:hAnsi="Calibri" w:cs="Calibri" w:eastAsia="Calibri"/>
+          <w:b/>
+          <w:i w:val="0"/>
+          <w:color w:val="1F4E79"/>
+          <w:sz w:val="22"/>
+        </w:rPr>
+        <w:t>Sample output</w:t>
+      </w:r>
+    </w:p>
+    <w:tbl>
+      <w:tblPr>
+        <w:tblW w:type="dxa" w:w="9866"/>
+        <w:jc w:val="center"/>
+        <w:tblLayout w:type="fixed"/>
+        <w:tblLook w:firstColumn="1" w:firstRow="1" w:lastColumn="0" w:lastRow="0" w:noHBand="0" w:noVBand="1" w:val="04A0"/>
+      </w:tblPr>
+      <w:tblGrid>
+        <w:gridCol w:w="9866"/>
+      </w:tblGrid>
+      <w:tr>
+        <w:tc>
+          <w:tcPr>
+            <w:tcW w:type="dxa" w:w="9866"/>
+            <w:shd w:fill="F3F4F6" w:val="clear"/>
+            <w:tcBorders>
+              <w:top w:val="single" w:sz="4" w:space="0" w:color="D0D5DD"/>
+              <w:left w:val="single" w:sz="4" w:space="0" w:color="D0D5DD"/>
+              <w:bottom w:val="single" w:sz="4" w:space="0" w:color="D0D5DD"/>
+              <w:right w:val="single" w:sz="4" w:space="0" w:color="D0D5DD"/>
+            </w:tcBorders>
+          </w:tcPr>
+          <w:p>
+            <w:pPr>
+              <w:spacing w:before="80" w:after="80" w:line="264" w:lineRule="auto"/>
+            </w:pPr>
+            <w:r/>
+            <w:r>
+              <w:rPr>
+                <w:rFonts w:ascii="Consolas" w:hAnsi="Consolas" w:cs="Consolas" w:eastAsia="Consolas"/>
+                <w:b w:val="0"/>
+                <w:i w:val="0"/>
+                <w:color w:val="2D2D2D"/>
+                <w:sz w:val="17"/>
+              </w:rPr>
+              <w:t>{</w:t>
+              <w:br/>
+              <w:t xml:space="preserve">  "data": [</w:t>
+              <w:br/>
+              <w:t xml:space="preserve">    {</w:t>
+              <w:br/>
+              <w:t xml:space="preserve">      "STOREID": 2655,</w:t>
+              <w:br/>
+              <w:t xml:space="preserve">      "Discount": 0,</w:t>
+              <w:br/>
+              <w:t xml:space="preserve">      "SalesRepID": 111,</w:t>
+              <w:br/>
+              <w:t xml:space="preserve">      "VATAmount": "80.46",</w:t>
+              <w:br/>
+              <w:t xml:space="preserve">      "RouteID": "",</w:t>
+              <w:br/>
+              <w:t xml:space="preserve">      "DistributorID": "1000097205",</w:t>
+              <w:br/>
+              <w:t xml:space="preserve">      "ProductID": "3286535",</w:t>
+              <w:br/>
+              <w:t xml:space="preserve">      "WarehouseID": 1925,</w:t>
+              <w:br/>
+              <w:t xml:space="preserve">      "OrderNumber": 265,</w:t>
+              <w:br/>
+              <w:t xml:space="preserve">      "InvoiceNumber": 2857,</w:t>
+              <w:br/>
+              <w:t xml:space="preserve">      "InvoiceDate": "24/09/2026",</w:t>
+              <w:br/>
+              <w:t xml:space="preserve">      "InvoiceTime": "15:46:26",</w:t>
+              <w:br/>
+              <w:t xml:space="preserve">      "InvoiceStatus": "Delivered",</w:t>
+              <w:br/>
+              <w:t xml:space="preserve">      "UnitOfMeasure": "PIECE",</w:t>
+              <w:br/>
+              <w:t xml:space="preserve">      "Currency": "KES",</w:t>
+              <w:br/>
+              <w:t xml:space="preserve">      "QuantityInvoiced": 10,</w:t>
+              <w:br/>
+              <w:t xml:space="preserve">      "AmountInvoiced": "583.30",</w:t>
+              <w:br/>
+              <w:t xml:space="preserve">      "TransType": "Sale"</w:t>
+              <w:br/>
+              <w:t xml:space="preserve">    }</w:t>
+              <w:br/>
+              <w:t xml:space="preserve">  ]</w:t>
+              <w:br/>
+              <w:t>}</w:t>
+            </w:r>
+          </w:p>
+        </w:tc>
+      </w:tr>
+    </w:tbl>
+    <w:p>
+      <w:pPr>
+        <w:spacing w:after="120"/>
+      </w:pPr>
+    </w:p>
+    <w:p>
+      <w:pPr>
+        <w:pStyle w:val="Heading2"/>
+      </w:pPr>
+      <w:r>
+        <w:rPr>
+          <w:rFonts w:ascii="Calibri" w:hAnsi="Calibri" w:cs="Calibri" w:eastAsia="Calibri"/>
+          <w:b/>
+          <w:i w:val="0"/>
+          <w:color w:val="1F4E79"/>
+          <w:sz w:val="26"/>
+        </w:rPr>
+        <w:t>2) Order</w:t>
+      </w:r>
+    </w:p>
+    <w:tbl>
+      <w:tblPr>
+        <w:tblW w:type="dxa" w:w="9865"/>
+        <w:jc w:val="center"/>
+        <w:tblLayout w:type="fixed"/>
+        <w:tblLook w:firstColumn="1" w:firstRow="1" w:lastColumn="0" w:lastRow="0" w:noHBand="0" w:noVBand="1" w:val="04A0"/>
+      </w:tblPr>
+      <w:tblGrid>
+        <w:gridCol w:w="2948"/>
+        <w:gridCol w:w="6917"/>
+      </w:tblGrid>
+      <w:tr>
+        <w:tc>
+          <w:tcPr>
+            <w:tcW w:type="dxa" w:w="2948"/>
+            <w:shd w:fill="E9F0F7" w:val="clear"/>
+            <w:tcBorders>
+              <w:top w:val="single" w:sz="4" w:space="0" w:color="BFBFBF"/>
+              <w:left w:val="single" w:sz="4" w:space="0" w:color="BFBFBF"/>
+              <w:bottom w:val="single" w:sz="4" w:space="0" w:color="BFBFBF"/>
+              <w:right w:val="single" w:sz="4" w:space="0" w:color="BFBFBF"/>
+            </w:tcBorders>
+          </w:tcPr>
+          <w:p>
+            <w:pPr>
+              <w:spacing w:before="40" w:after="40"/>
+            </w:pPr>
+            <w:r/>
+            <w:r>
+              <w:rPr>
+                <w:rFonts w:ascii="Calibri" w:hAnsi="Calibri" w:cs="Calibri" w:eastAsia="Calibri"/>
+                <w:b/>
+                <w:i w:val="0"/>
+                <w:color w:val="2D2D2D"/>
+                <w:sz w:val="20"/>
+              </w:rPr>
+              <w:t>Endpoint name</w:t>
+            </w:r>
+          </w:p>
+        </w:tc>
+        <w:tc>
+          <w:tcPr>
+            <w:tcW w:type="dxa" w:w="6917"/>
+            <w:tcBorders>
+              <w:top w:val="single" w:sz="4" w:space="0" w:color="BFBFBF"/>
+              <w:left w:val="single" w:sz="4" w:space="0" w:color="BFBFBF"/>
+              <w:bottom w:val="single" w:sz="4" w:space="0" w:color="BFBFBF"/>
+              <w:right w:val="single" w:sz="4" w:space="0" w:color="BFBFBF"/>
+            </w:tcBorders>
+          </w:tcPr>
+          <w:p>
+            <w:pPr>
+              <w:spacing w:before="40" w:after="40"/>
+            </w:pPr>
+            <w:r/>
+            <w:r>
+              <w:rPr>
+                <w:rFonts w:ascii="Calibri" w:hAnsi="Calibri" w:cs="Calibri" w:eastAsia="Calibri"/>
                 <w:b w:val="0"/>
                 <w:i w:val="0"/>
                 <w:color w:val="2D2D2D"/>
@@ -4089,7 +5007,7 @@
             <w:r/>
             <w:r>
               <w:rPr>
-                <w:rFonts w:ascii="Calibri" w:hAnsi="Calibri" w:cs="Calibri"/>
+                <w:rFonts w:ascii="Calibri" w:hAnsi="Calibri" w:cs="Calibri" w:eastAsia="Calibri"/>
                 <w:b/>
                 <w:i w:val="0"/>
                 <w:color w:val="2D2D2D"/>
@@ -4101,7 +5019,7 @@
         </w:tc>
         <w:tc>
           <w:tcPr>
-            <w:tcW w:type="dxa" w:w="6973"/>
+            <w:tcW w:type="dxa" w:w="6917"/>
             <w:tcBorders>
               <w:top w:val="single" w:sz="4" w:space="0" w:color="BFBFBF"/>
               <w:left w:val="single" w:sz="4" w:space="0" w:color="BFBFBF"/>
@@ -4116,7 +5034,7 @@
             <w:r/>
             <w:r>
               <w:rPr>
-                <w:rFonts w:ascii="Calibri" w:hAnsi="Calibri" w:cs="Calibri"/>
+                <w:rFonts w:ascii="Calibri" w:hAnsi="Calibri" w:cs="Calibri" w:eastAsia="Calibri"/>
                 <w:b w:val="0"/>
                 <w:i w:val="0"/>
                 <w:color w:val="2D2D2D"/>
@@ -4146,7 +5064,7 @@
             <w:r/>
             <w:r>
               <w:rPr>
-                <w:rFonts w:ascii="Calibri" w:hAnsi="Calibri" w:cs="Calibri"/>
+                <w:rFonts w:ascii="Calibri" w:hAnsi="Calibri" w:cs="Calibri" w:eastAsia="Calibri"/>
                 <w:b/>
                 <w:i w:val="0"/>
                 <w:color w:val="2D2D2D"/>
@@ -4158,7 +5076,7 @@
         </w:tc>
         <w:tc>
           <w:tcPr>
-            <w:tcW w:type="dxa" w:w="6973"/>
+            <w:tcW w:type="dxa" w:w="6917"/>
             <w:tcBorders>
               <w:top w:val="single" w:sz="4" w:space="0" w:color="BFBFBF"/>
               <w:left w:val="single" w:sz="4" w:space="0" w:color="BFBFBF"/>
@@ -4173,7 +5091,7 @@
             <w:r/>
             <w:r>
               <w:rPr>
-                <w:rFonts w:ascii="Calibri" w:hAnsi="Calibri" w:cs="Calibri"/>
+                <w:rFonts w:ascii="Calibri" w:hAnsi="Calibri" w:cs="Calibri" w:eastAsia="Calibri"/>
                 <w:b w:val="0"/>
                 <w:i w:val="0"/>
                 <w:color w:val="2D2D2D"/>
@@ -4203,7 +5121,7 @@
             <w:r/>
             <w:r>
               <w:rPr>
-                <w:rFonts w:ascii="Calibri" w:hAnsi="Calibri" w:cs="Calibri"/>
+                <w:rFonts w:ascii="Calibri" w:hAnsi="Calibri" w:cs="Calibri" w:eastAsia="Calibri"/>
                 <w:b/>
                 <w:i w:val="0"/>
                 <w:color w:val="2D2D2D"/>
@@ -4215,7 +5133,7 @@
         </w:tc>
         <w:tc>
           <w:tcPr>
-            <w:tcW w:type="dxa" w:w="6973"/>
+            <w:tcW w:type="dxa" w:w="6917"/>
             <w:tcBorders>
               <w:top w:val="single" w:sz="4" w:space="0" w:color="BFBFBF"/>
               <w:left w:val="single" w:sz="4" w:space="0" w:color="BFBFBF"/>
@@ -4230,7 +5148,7 @@
             <w:r/>
             <w:r>
               <w:rPr>
-                <w:rFonts w:ascii="Calibri" w:hAnsi="Calibri" w:cs="Calibri"/>
+                <w:rFonts w:ascii="Calibri" w:hAnsi="Calibri" w:cs="Calibri" w:eastAsia="Calibri"/>
                 <w:b w:val="0"/>
                 <w:i w:val="0"/>
                 <w:color w:val="2D2D2D"/>
@@ -4253,7 +5171,7 @@
       </w:pPr>
       <w:r>
         <w:rPr>
-          <w:rFonts w:ascii="Calibri" w:hAnsi="Calibri" w:cs="Calibri"/>
+          <w:rFonts w:ascii="Calibri" w:hAnsi="Calibri" w:cs="Calibri" w:eastAsia="Calibri"/>
           <w:b w:val="0"/>
           <w:i w:val="0"/>
           <w:color w:val="5B6570"/>
@@ -4268,7 +5186,7 @@
       </w:pPr>
       <w:r>
         <w:rPr>
-          <w:rFonts w:ascii="Calibri" w:hAnsi="Calibri" w:cs="Calibri"/>
+          <w:rFonts w:ascii="Calibri" w:hAnsi="Calibri" w:cs="Calibri" w:eastAsia="Calibri"/>
           <w:b/>
           <w:i w:val="0"/>
           <w:color w:val="1F4E79"/>
@@ -4279,21 +5197,22 @@
     </w:p>
     <w:tbl>
       <w:tblPr>
-        <w:tblW w:type="auto" w:w="0"/>
+        <w:tblW w:type="dxa" w:w="9866"/>
+        <w:jc w:val="center"/>
         <w:tblLayout w:type="fixed"/>
         <w:tblLook w:firstColumn="1" w:firstRow="1" w:lastColumn="0" w:lastRow="0" w:noHBand="0" w:noVBand="1" w:val="04A0"/>
       </w:tblPr>
       <w:tblGrid>
-        <w:gridCol w:w="1973"/>
-        <w:gridCol w:w="1973"/>
-        <w:gridCol w:w="1973"/>
-        <w:gridCol w:w="1973"/>
-        <w:gridCol w:w="1973"/>
+        <w:gridCol w:w="1588"/>
+        <w:gridCol w:w="1134"/>
+        <w:gridCol w:w="1814"/>
+        <w:gridCol w:w="1474"/>
+        <w:gridCol w:w="3856"/>
       </w:tblGrid>
       <w:tr>
         <w:tc>
           <w:tcPr>
-            <w:tcW w:type="dxa" w:w="1587"/>
+            <w:tcW w:type="dxa" w:w="1588"/>
             <w:shd w:fill="1F4E79" w:val="clear"/>
             <w:tcBorders>
               <w:top w:val="single" w:sz="4" w:space="0" w:color="BFBFBF"/>
@@ -4309,11 +5228,11 @@
             <w:r/>
             <w:r>
               <w:rPr>
-                <w:rFonts w:ascii="Calibri" w:hAnsi="Calibri" w:cs="Calibri"/>
+                <w:rFonts w:ascii="Calibri" w:hAnsi="Calibri" w:cs="Calibri" w:eastAsia="Calibri"/>
                 <w:b/>
                 <w:i w:val="0"/>
                 <w:color w:val="FFFFFF"/>
-                <w:sz w:val="17"/>
+                <w:sz w:val="19"/>
               </w:rPr>
               <w:t>Parameter</w:t>
             </w:r>
@@ -4337,11 +5256,11 @@
             <w:r/>
             <w:r>
               <w:rPr>
-                <w:rFonts w:ascii="Calibri" w:hAnsi="Calibri" w:cs="Calibri"/>
+                <w:rFonts w:ascii="Calibri" w:hAnsi="Calibri" w:cs="Calibri" w:eastAsia="Calibri"/>
                 <w:b/>
                 <w:i w:val="0"/>
                 <w:color w:val="FFFFFF"/>
-                <w:sz w:val="17"/>
+                <w:sz w:val="19"/>
               </w:rPr>
               <w:t>Required</w:t>
             </w:r>
@@ -4365,11 +5284,11 @@
             <w:r/>
             <w:r>
               <w:rPr>
-                <w:rFonts w:ascii="Calibri" w:hAnsi="Calibri" w:cs="Calibri"/>
+                <w:rFonts w:ascii="Calibri" w:hAnsi="Calibri" w:cs="Calibri" w:eastAsia="Calibri"/>
                 <w:b/>
                 <w:i w:val="0"/>
                 <w:color w:val="FFFFFF"/>
-                <w:sz w:val="17"/>
+                <w:sz w:val="19"/>
               </w:rPr>
               <w:t>Format</w:t>
             </w:r>
@@ -4393,11 +5312,11 @@
             <w:r/>
             <w:r>
               <w:rPr>
-                <w:rFonts w:ascii="Calibri" w:hAnsi="Calibri" w:cs="Calibri"/>
+                <w:rFonts w:ascii="Calibri" w:hAnsi="Calibri" w:cs="Calibri" w:eastAsia="Calibri"/>
                 <w:b/>
                 <w:i w:val="0"/>
                 <w:color w:val="FFFFFF"/>
-                <w:sz w:val="17"/>
+                <w:sz w:val="19"/>
               </w:rPr>
               <w:t>Example</w:t>
             </w:r>
@@ -4405,7 +5324,7 @@
         </w:tc>
         <w:tc>
           <w:tcPr>
-            <w:tcW w:type="dxa" w:w="3912"/>
+            <w:tcW w:type="dxa" w:w="3856"/>
             <w:shd w:fill="1F4E79" w:val="clear"/>
             <w:tcBorders>
               <w:top w:val="single" w:sz="4" w:space="0" w:color="BFBFBF"/>
@@ -4421,11 +5340,11 @@
             <w:r/>
             <w:r>
               <w:rPr>
-                <w:rFonts w:ascii="Calibri" w:hAnsi="Calibri" w:cs="Calibri"/>
+                <w:rFonts w:ascii="Calibri" w:hAnsi="Calibri" w:cs="Calibri" w:eastAsia="Calibri"/>
                 <w:b/>
                 <w:i w:val="0"/>
                 <w:color w:val="FFFFFF"/>
-                <w:sz w:val="17"/>
+                <w:sz w:val="19"/>
               </w:rPr>
               <w:t>What to provide</w:t>
             </w:r>
@@ -4435,7 +5354,7 @@
       <w:tr>
         <w:tc>
           <w:tcPr>
-            <w:tcW w:type="dxa" w:w="1587"/>
+            <w:tcW w:type="dxa" w:w="1588"/>
             <w:shd w:fill="FFFFFF" w:val="clear"/>
             <w:tcBorders>
               <w:top w:val="single" w:sz="4" w:space="0" w:color="BFBFBF"/>
@@ -4451,11 +5370,11 @@
             <w:r/>
             <w:r>
               <w:rPr>
-                <w:rFonts w:ascii="Consolas" w:hAnsi="Consolas" w:cs="Consolas"/>
+                <w:rFonts w:ascii="Consolas" w:hAnsi="Consolas" w:cs="Consolas" w:eastAsia="Consolas"/>
                 <w:b w:val="0"/>
                 <w:i w:val="0"/>
                 <w:color w:val="2D2D2D"/>
-                <w:sz w:val="17"/>
+                <w:sz w:val="19"/>
               </w:rPr>
               <w:t>fromDate</w:t>
             </w:r>
@@ -4479,11 +5398,11 @@
             <w:r/>
             <w:r>
               <w:rPr>
-                <w:rFonts w:ascii="Calibri" w:hAnsi="Calibri" w:cs="Calibri"/>
+                <w:rFonts w:ascii="Calibri" w:hAnsi="Calibri" w:cs="Calibri" w:eastAsia="Calibri"/>
                 <w:b w:val="0"/>
                 <w:i w:val="0"/>
                 <w:color w:val="2D2D2D"/>
-                <w:sz w:val="17"/>
+                <w:sz w:val="19"/>
               </w:rPr>
               <w:t>Yes</w:t>
             </w:r>
@@ -4507,11 +5426,11 @@
             <w:r/>
             <w:r>
               <w:rPr>
-                <w:rFonts w:ascii="Calibri" w:hAnsi="Calibri" w:cs="Calibri"/>
+                <w:rFonts w:ascii="Consolas" w:hAnsi="Consolas" w:cs="Consolas" w:eastAsia="Consolas"/>
                 <w:b w:val="0"/>
                 <w:i w:val="0"/>
                 <w:color w:val="2D2D2D"/>
-                <w:sz w:val="17"/>
+                <w:sz w:val="19"/>
               </w:rPr>
               <w:t>YYYY-MM-DD</w:t>
             </w:r>
@@ -4535,11 +5454,11 @@
             <w:r/>
             <w:r>
               <w:rPr>
-                <w:rFonts w:ascii="Consolas" w:hAnsi="Consolas" w:cs="Consolas"/>
+                <w:rFonts w:ascii="Consolas" w:hAnsi="Consolas" w:cs="Consolas" w:eastAsia="Consolas"/>
                 <w:b w:val="0"/>
                 <w:i w:val="0"/>
                 <w:color w:val="2D2D2D"/>
-                <w:sz w:val="17"/>
+                <w:sz w:val="19"/>
               </w:rPr>
               <w:t>2026-09-24</w:t>
             </w:r>
@@ -4547,7 +5466,7 @@
         </w:tc>
         <w:tc>
           <w:tcPr>
-            <w:tcW w:type="dxa" w:w="3912"/>
+            <w:tcW w:type="dxa" w:w="3856"/>
             <w:shd w:fill="FFFFFF" w:val="clear"/>
             <w:tcBorders>
               <w:top w:val="single" w:sz="4" w:space="0" w:color="BFBFBF"/>
@@ -4563,11 +5482,11 @@
             <w:r/>
             <w:r>
               <w:rPr>
-                <w:rFonts w:ascii="Calibri" w:hAnsi="Calibri" w:cs="Calibri"/>
+                <w:rFonts w:ascii="Calibri" w:hAnsi="Calibri" w:cs="Calibri" w:eastAsia="Calibri"/>
                 <w:b w:val="0"/>
                 <w:i w:val="0"/>
                 <w:color w:val="2D2D2D"/>
-                <w:sz w:val="16"/>
+                <w:sz w:val="19"/>
               </w:rPr>
               <w:t>Inclusive start date. Date only. Do not send a time.</w:t>
             </w:r>
@@ -4577,7 +5496,7 @@
       <w:tr>
         <w:tc>
           <w:tcPr>
-            <w:tcW w:type="dxa" w:w="1587"/>
+            <w:tcW w:type="dxa" w:w="1588"/>
             <w:shd w:fill="E9F0F7" w:val="clear"/>
             <w:tcBorders>
               <w:top w:val="single" w:sz="4" w:space="0" w:color="BFBFBF"/>
@@ -4593,11 +5512,11 @@
             <w:r/>
             <w:r>
               <w:rPr>
-                <w:rFonts w:ascii="Consolas" w:hAnsi="Consolas" w:cs="Consolas"/>
+                <w:rFonts w:ascii="Consolas" w:hAnsi="Consolas" w:cs="Consolas" w:eastAsia="Consolas"/>
                 <w:b w:val="0"/>
                 <w:i w:val="0"/>
                 <w:color w:val="2D2D2D"/>
-                <w:sz w:val="17"/>
+                <w:sz w:val="19"/>
               </w:rPr>
               <w:t>toDate</w:t>
             </w:r>
@@ -4621,11 +5540,11 @@
             <w:r/>
             <w:r>
               <w:rPr>
-                <w:rFonts w:ascii="Calibri" w:hAnsi="Calibri" w:cs="Calibri"/>
+                <w:rFonts w:ascii="Calibri" w:hAnsi="Calibri" w:cs="Calibri" w:eastAsia="Calibri"/>
                 <w:b w:val="0"/>
                 <w:i w:val="0"/>
                 <w:color w:val="2D2D2D"/>
-                <w:sz w:val="17"/>
+                <w:sz w:val="19"/>
               </w:rPr>
               <w:t>Yes</w:t>
             </w:r>
@@ -4649,11 +5568,11 @@
             <w:r/>
             <w:r>
               <w:rPr>
-                <w:rFonts w:ascii="Calibri" w:hAnsi="Calibri" w:cs="Calibri"/>
+                <w:rFonts w:ascii="Consolas" w:hAnsi="Consolas" w:cs="Consolas" w:eastAsia="Consolas"/>
                 <w:b w:val="0"/>
                 <w:i w:val="0"/>
                 <w:color w:val="2D2D2D"/>
-                <w:sz w:val="17"/>
+                <w:sz w:val="19"/>
               </w:rPr>
               <w:t>YYYY-MM-DD</w:t>
             </w:r>
@@ -4677,11 +5596,11 @@
             <w:r/>
             <w:r>
               <w:rPr>
-                <w:rFonts w:ascii="Consolas" w:hAnsi="Consolas" w:cs="Consolas"/>
+                <w:rFonts w:ascii="Consolas" w:hAnsi="Consolas" w:cs="Consolas" w:eastAsia="Consolas"/>
                 <w:b w:val="0"/>
                 <w:i w:val="0"/>
                 <w:color w:val="2D2D2D"/>
-                <w:sz w:val="17"/>
+                <w:sz w:val="19"/>
               </w:rPr>
               <w:t>2026-09-24</w:t>
             </w:r>
@@ -4689,7 +5608,7 @@
         </w:tc>
         <w:tc>
           <w:tcPr>
-            <w:tcW w:type="dxa" w:w="3912"/>
+            <w:tcW w:type="dxa" w:w="3856"/>
             <w:shd w:fill="E9F0F7" w:val="clear"/>
             <w:tcBorders>
               <w:top w:val="single" w:sz="4" w:space="0" w:color="BFBFBF"/>
@@ -4705,11 +5624,11 @@
             <w:r/>
             <w:r>
               <w:rPr>
-                <w:rFonts w:ascii="Calibri" w:hAnsi="Calibri" w:cs="Calibri"/>
+                <w:rFonts w:ascii="Calibri" w:hAnsi="Calibri" w:cs="Calibri" w:eastAsia="Calibri"/>
                 <w:b w:val="0"/>
                 <w:i w:val="0"/>
                 <w:color w:val="2D2D2D"/>
-                <w:sz w:val="16"/>
+                <w:sz w:val="19"/>
               </w:rPr>
               <w:t>Inclusive end date. Date only. Do not send a time.</w:t>
             </w:r>
@@ -4719,7 +5638,7 @@
       <w:tr>
         <w:tc>
           <w:tcPr>
-            <w:tcW w:type="dxa" w:w="1587"/>
+            <w:tcW w:type="dxa" w:w="1588"/>
             <w:shd w:fill="FFFFFF" w:val="clear"/>
             <w:tcBorders>
               <w:top w:val="single" w:sz="4" w:space="0" w:color="BFBFBF"/>
@@ -4735,11 +5654,11 @@
             <w:r/>
             <w:r>
               <w:rPr>
-                <w:rFonts w:ascii="Consolas" w:hAnsi="Consolas" w:cs="Consolas"/>
+                <w:rFonts w:ascii="Consolas" w:hAnsi="Consolas" w:cs="Consolas" w:eastAsia="Consolas"/>
                 <w:b w:val="0"/>
                 <w:i w:val="0"/>
                 <w:color w:val="2D2D2D"/>
-                <w:sz w:val="17"/>
+                <w:sz w:val="19"/>
               </w:rPr>
               <w:t>pageNumber</w:t>
             </w:r>
@@ -4763,11 +5682,11 @@
             <w:r/>
             <w:r>
               <w:rPr>
-                <w:rFonts w:ascii="Calibri" w:hAnsi="Calibri" w:cs="Calibri"/>
+                <w:rFonts w:ascii="Calibri" w:hAnsi="Calibri" w:cs="Calibri" w:eastAsia="Calibri"/>
                 <w:b w:val="0"/>
                 <w:i w:val="0"/>
                 <w:color w:val="2D2D2D"/>
-                <w:sz w:val="17"/>
+                <w:sz w:val="19"/>
               </w:rPr>
               <w:t>No</w:t>
             </w:r>
@@ -4791,11 +5710,11 @@
             <w:r/>
             <w:r>
               <w:rPr>
-                <w:rFonts w:ascii="Calibri" w:hAnsi="Calibri" w:cs="Calibri"/>
+                <w:rFonts w:ascii="Consolas" w:hAnsi="Consolas" w:cs="Consolas" w:eastAsia="Consolas"/>
                 <w:b w:val="0"/>
                 <w:i w:val="0"/>
                 <w:color w:val="2D2D2D"/>
-                <w:sz w:val="17"/>
+                <w:sz w:val="19"/>
               </w:rPr>
               <w:t>Integer, 0-based</w:t>
             </w:r>
@@ -4819,11 +5738,11 @@
             <w:r/>
             <w:r>
               <w:rPr>
-                <w:rFonts w:ascii="Consolas" w:hAnsi="Consolas" w:cs="Consolas"/>
+                <w:rFonts w:ascii="Consolas" w:hAnsi="Consolas" w:cs="Consolas" w:eastAsia="Consolas"/>
                 <w:b w:val="0"/>
                 <w:i w:val="0"/>
                 <w:color w:val="2D2D2D"/>
-                <w:sz w:val="17"/>
+                <w:sz w:val="19"/>
               </w:rPr>
               <w:t>0</w:t>
             </w:r>
@@ -4831,7 +5750,7 @@
         </w:tc>
         <w:tc>
           <w:tcPr>
-            <w:tcW w:type="dxa" w:w="3912"/>
+            <w:tcW w:type="dxa" w:w="3856"/>
             <w:shd w:fill="FFFFFF" w:val="clear"/>
             <w:tcBorders>
               <w:top w:val="single" w:sz="4" w:space="0" w:color="BFBFBF"/>
@@ -4847,11 +5766,11 @@
             <w:r/>
             <w:r>
               <w:rPr>
-                <w:rFonts w:ascii="Calibri" w:hAnsi="Calibri" w:cs="Calibri"/>
+                <w:rFonts w:ascii="Calibri" w:hAnsi="Calibri" w:cs="Calibri" w:eastAsia="Calibri"/>
                 <w:b w:val="0"/>
                 <w:i w:val="0"/>
                 <w:color w:val="2D2D2D"/>
-                <w:sz w:val="16"/>
+                <w:sz w:val="19"/>
               </w:rPr>
               <w:t>Omit on the first call. Use 1, 2, … if a next page is returned.</w:t>
             </w:r>
@@ -4870,7 +5789,7 @@
       </w:pPr>
       <w:r>
         <w:rPr>
-          <w:rFonts w:ascii="Calibri" w:hAnsi="Calibri" w:cs="Calibri"/>
+          <w:rFonts w:ascii="Calibri" w:hAnsi="Calibri" w:cs="Calibri" w:eastAsia="Calibri"/>
           <w:b/>
           <w:i w:val="0"/>
           <w:color w:val="1F4E79"/>
@@ -4881,8 +5800,9 @@
     </w:p>
     <w:tbl>
       <w:tblPr>
-        <w:tblW w:type="auto" w:w="0"/>
-        <w:tblLayout w:type="autofit"/>
+        <w:tblW w:type="dxa" w:w="9866"/>
+        <w:jc w:val="center"/>
+        <w:tblLayout w:type="fixed"/>
         <w:tblLook w:firstColumn="1" w:firstRow="1" w:lastColumn="0" w:lastRow="0" w:noHBand="0" w:noVBand="1" w:val="04A0"/>
       </w:tblPr>
       <w:tblGrid>
@@ -4907,7 +5827,7 @@
             <w:r/>
             <w:r>
               <w:rPr>
-                <w:rFonts w:ascii="Consolas" w:hAnsi="Consolas" w:cs="Consolas"/>
+                <w:rFonts w:ascii="Consolas" w:hAnsi="Consolas" w:cs="Consolas" w:eastAsia="Consolas"/>
                 <w:b w:val="0"/>
                 <w:i w:val="0"/>
                 <w:color w:val="2D2D2D"/>
@@ -4934,7 +5854,7 @@
       </w:pPr>
       <w:r>
         <w:rPr>
-          <w:rFonts w:ascii="Calibri" w:hAnsi="Calibri" w:cs="Calibri"/>
+          <w:rFonts w:ascii="Calibri" w:hAnsi="Calibri" w:cs="Calibri" w:eastAsia="Calibri"/>
           <w:b/>
           <w:i w:val="0"/>
           <w:color w:val="1F4E79"/>
@@ -4945,8 +5865,9 @@
     </w:p>
     <w:tbl>
       <w:tblPr>
-        <w:tblW w:type="auto" w:w="0"/>
-        <w:tblLayout w:type="autofit"/>
+        <w:tblW w:type="dxa" w:w="9866"/>
+        <w:jc w:val="center"/>
+        <w:tblLayout w:type="fixed"/>
         <w:tblLook w:firstColumn="1" w:firstRow="1" w:lastColumn="0" w:lastRow="0" w:noHBand="0" w:noVBand="1" w:val="04A0"/>
       </w:tblPr>
       <w:tblGrid>
@@ -4971,7 +5892,7 @@
             <w:r/>
             <w:r>
               <w:rPr>
-                <w:rFonts w:ascii="Consolas" w:hAnsi="Consolas" w:cs="Consolas"/>
+                <w:rFonts w:ascii="Consolas" w:hAnsi="Consolas" w:cs="Consolas" w:eastAsia="Consolas"/>
                 <w:b w:val="0"/>
                 <w:i w:val="0"/>
                 <w:color w:val="2D2D2D"/>
@@ -5034,11 +5955,11 @@
     </w:p>
     <w:p>
       <w:pPr>
-        <w:spacing w:before="320" w:after="160"/>
+        <w:pStyle w:val="Heading2"/>
       </w:pPr>
       <w:r>
         <w:rPr>
-          <w:rFonts w:ascii="Calibri" w:hAnsi="Calibri" w:cs="Calibri"/>
+          <w:rFonts w:ascii="Calibri" w:hAnsi="Calibri" w:cs="Calibri" w:eastAsia="Calibri"/>
           <w:b/>
           <w:i w:val="0"/>
           <w:color w:val="1F4E79"/>
@@ -5049,14 +5970,14 @@
     </w:p>
     <w:tbl>
       <w:tblPr>
-        <w:tblW w:type="auto" w:w="0"/>
+        <w:tblW w:type="dxa" w:w="9865"/>
         <w:jc w:val="center"/>
         <w:tblLayout w:type="fixed"/>
         <w:tblLook w:firstColumn="1" w:firstRow="1" w:lastColumn="0" w:lastRow="0" w:noHBand="0" w:noVBand="1" w:val="04A0"/>
       </w:tblPr>
       <w:tblGrid>
-        <w:gridCol w:w="4933"/>
-        <w:gridCol w:w="4933"/>
+        <w:gridCol w:w="2948"/>
+        <w:gridCol w:w="6917"/>
       </w:tblGrid>
       <w:tr>
         <w:tc>
@@ -5077,7 +5998,7 @@
             <w:r/>
             <w:r>
               <w:rPr>
-                <w:rFonts w:ascii="Calibri" w:hAnsi="Calibri" w:cs="Calibri"/>
+                <w:rFonts w:ascii="Calibri" w:hAnsi="Calibri" w:cs="Calibri" w:eastAsia="Calibri"/>
                 <w:b/>
                 <w:i w:val="0"/>
                 <w:color w:val="2D2D2D"/>
@@ -5089,7 +6010,7 @@
         </w:tc>
         <w:tc>
           <w:tcPr>
-            <w:tcW w:type="dxa" w:w="6973"/>
+            <w:tcW w:type="dxa" w:w="6917"/>
             <w:tcBorders>
               <w:top w:val="single" w:sz="4" w:space="0" w:color="BFBFBF"/>
               <w:left w:val="single" w:sz="4" w:space="0" w:color="BFBFBF"/>
@@ -5104,7 +6025,7 @@
             <w:r/>
             <w:r>
               <w:rPr>
-                <w:rFonts w:ascii="Calibri" w:hAnsi="Calibri" w:cs="Calibri"/>
+                <w:rFonts w:ascii="Calibri" w:hAnsi="Calibri" w:cs="Calibri" w:eastAsia="Calibri"/>
                 <w:b w:val="0"/>
                 <w:i w:val="0"/>
                 <w:color w:val="2D2D2D"/>
@@ -5134,7 +6055,7 @@
             <w:r/>
             <w:r>
               <w:rPr>
-                <w:rFonts w:ascii="Calibri" w:hAnsi="Calibri" w:cs="Calibri"/>
+                <w:rFonts w:ascii="Calibri" w:hAnsi="Calibri" w:cs="Calibri" w:eastAsia="Calibri"/>
                 <w:b/>
                 <w:i w:val="0"/>
                 <w:color w:val="2D2D2D"/>
@@ -5146,7 +6067,7 @@
         </w:tc>
         <w:tc>
           <w:tcPr>
-            <w:tcW w:type="dxa" w:w="6973"/>
+            <w:tcW w:type="dxa" w:w="6917"/>
             <w:tcBorders>
               <w:top w:val="single" w:sz="4" w:space="0" w:color="BFBFBF"/>
               <w:left w:val="single" w:sz="4" w:space="0" w:color="BFBFBF"/>
@@ -5161,7 +6082,7 @@
             <w:r/>
             <w:r>
               <w:rPr>
-                <w:rFonts w:ascii="Calibri" w:hAnsi="Calibri" w:cs="Calibri"/>
+                <w:rFonts w:ascii="Calibri" w:hAnsi="Calibri" w:cs="Calibri" w:eastAsia="Calibri"/>
                 <w:b w:val="0"/>
                 <w:i w:val="0"/>
                 <w:color w:val="2D2D2D"/>
@@ -5191,7 +6112,7 @@
             <w:r/>
             <w:r>
               <w:rPr>
-                <w:rFonts w:ascii="Calibri" w:hAnsi="Calibri" w:cs="Calibri"/>
+                <w:rFonts w:ascii="Calibri" w:hAnsi="Calibri" w:cs="Calibri" w:eastAsia="Calibri"/>
                 <w:b/>
                 <w:i w:val="0"/>
                 <w:color w:val="2D2D2D"/>
@@ -5203,7 +6124,7 @@
         </w:tc>
         <w:tc>
           <w:tcPr>
-            <w:tcW w:type="dxa" w:w="6973"/>
+            <w:tcW w:type="dxa" w:w="6917"/>
             <w:tcBorders>
               <w:top w:val="single" w:sz="4" w:space="0" w:color="BFBFBF"/>
               <w:left w:val="single" w:sz="4" w:space="0" w:color="BFBFBF"/>
@@ -5218,7 +6139,7 @@
             <w:r/>
             <w:r>
               <w:rPr>
-                <w:rFonts w:ascii="Calibri" w:hAnsi="Calibri" w:cs="Calibri"/>
+                <w:rFonts w:ascii="Calibri" w:hAnsi="Calibri" w:cs="Calibri" w:eastAsia="Calibri"/>
                 <w:b w:val="0"/>
                 <w:i w:val="0"/>
                 <w:color w:val="2D2D2D"/>
@@ -5248,7 +6169,7 @@
             <w:r/>
             <w:r>
               <w:rPr>
-                <w:rFonts w:ascii="Calibri" w:hAnsi="Calibri" w:cs="Calibri"/>
+                <w:rFonts w:ascii="Calibri" w:hAnsi="Calibri" w:cs="Calibri" w:eastAsia="Calibri"/>
                 <w:b/>
                 <w:i w:val="0"/>
                 <w:color w:val="2D2D2D"/>
@@ -5260,7 +6181,7 @@
         </w:tc>
         <w:tc>
           <w:tcPr>
-            <w:tcW w:type="dxa" w:w="6973"/>
+            <w:tcW w:type="dxa" w:w="6917"/>
             <w:tcBorders>
               <w:top w:val="single" w:sz="4" w:space="0" w:color="BFBFBF"/>
               <w:left w:val="single" w:sz="4" w:space="0" w:color="BFBFBF"/>
@@ -5275,7 +6196,7 @@
             <w:r/>
             <w:r>
               <w:rPr>
-                <w:rFonts w:ascii="Calibri" w:hAnsi="Calibri" w:cs="Calibri"/>
+                <w:rFonts w:ascii="Calibri" w:hAnsi="Calibri" w:cs="Calibri" w:eastAsia="Calibri"/>
                 <w:b w:val="0"/>
                 <w:i w:val="0"/>
                 <w:color w:val="2D2D2D"/>
@@ -5298,7 +6219,7 @@
       </w:pPr>
       <w:r>
         <w:rPr>
-          <w:rFonts w:ascii="Calibri" w:hAnsi="Calibri" w:cs="Calibri"/>
+          <w:rFonts w:ascii="Calibri" w:hAnsi="Calibri" w:cs="Calibri" w:eastAsia="Calibri"/>
           <w:b w:val="0"/>
           <w:i w:val="0"/>
           <w:color w:val="5B6570"/>
@@ -5313,7 +6234,7 @@
       </w:pPr>
       <w:r>
         <w:rPr>
-          <w:rFonts w:ascii="Calibri" w:hAnsi="Calibri" w:cs="Calibri"/>
+          <w:rFonts w:ascii="Calibri" w:hAnsi="Calibri" w:cs="Calibri" w:eastAsia="Calibri"/>
           <w:b/>
           <w:i w:val="0"/>
           <w:color w:val="1F4E79"/>
@@ -5324,8 +6245,9 @@
     </w:p>
     <w:tbl>
       <w:tblPr>
-        <w:tblW w:type="auto" w:w="0"/>
-        <w:tblLayout w:type="autofit"/>
+        <w:tblW w:type="dxa" w:w="9866"/>
+        <w:jc w:val="center"/>
+        <w:tblLayout w:type="fixed"/>
         <w:tblLook w:firstColumn="1" w:firstRow="1" w:lastColumn="0" w:lastRow="0" w:noHBand="0" w:noVBand="1" w:val="04A0"/>
       </w:tblPr>
       <w:tblGrid>
@@ -5350,7 +6272,7 @@
             <w:r/>
             <w:r>
               <w:rPr>
-                <w:rFonts w:ascii="Consolas" w:hAnsi="Consolas" w:cs="Consolas"/>
+                <w:rFonts w:ascii="Consolas" w:hAnsi="Consolas" w:cs="Consolas" w:eastAsia="Consolas"/>
                 <w:b w:val="0"/>
                 <w:i w:val="0"/>
                 <w:color w:val="2D2D2D"/>
@@ -5377,7 +6299,7 @@
       </w:pPr>
       <w:r>
         <w:rPr>
-          <w:rFonts w:ascii="Calibri" w:hAnsi="Calibri" w:cs="Calibri"/>
+          <w:rFonts w:ascii="Calibri" w:hAnsi="Calibri" w:cs="Calibri" w:eastAsia="Calibri"/>
           <w:b/>
           <w:i w:val="0"/>
           <w:color w:val="1F4E79"/>
@@ -5388,8 +6310,9 @@
     </w:p>
     <w:tbl>
       <w:tblPr>
-        <w:tblW w:type="auto" w:w="0"/>
-        <w:tblLayout w:type="autofit"/>
+        <w:tblW w:type="dxa" w:w="9866"/>
+        <w:jc w:val="center"/>
+        <w:tblLayout w:type="fixed"/>
         <w:tblLook w:firstColumn="1" w:firstRow="1" w:lastColumn="0" w:lastRow="0" w:noHBand="0" w:noVBand="1" w:val="04A0"/>
       </w:tblPr>
       <w:tblGrid>
@@ -5414,7 +6337,7 @@
             <w:r/>
             <w:r>
               <w:rPr>
-                <w:rFonts w:ascii="Consolas" w:hAnsi="Consolas" w:cs="Consolas"/>
+                <w:rFonts w:ascii="Consolas" w:hAnsi="Consolas" w:cs="Consolas" w:eastAsia="Consolas"/>
                 <w:b w:val="0"/>
                 <w:i w:val="0"/>
                 <w:color w:val="2D2D2D"/>
@@ -5449,11 +6372,11 @@
     </w:p>
     <w:p>
       <w:pPr>
-        <w:spacing w:before="320" w:after="160"/>
+        <w:pStyle w:val="Heading2"/>
       </w:pPr>
       <w:r>
         <w:rPr>
-          <w:rFonts w:ascii="Calibri" w:hAnsi="Calibri" w:cs="Calibri"/>
+          <w:rFonts w:ascii="Calibri" w:hAnsi="Calibri" w:cs="Calibri" w:eastAsia="Calibri"/>
           <w:b/>
           <w:i w:val="0"/>
           <w:color w:val="1F4E79"/>
@@ -5464,14 +6387,14 @@
     </w:p>
     <w:tbl>
       <w:tblPr>
-        <w:tblW w:type="auto" w:w="0"/>
+        <w:tblW w:type="dxa" w:w="9865"/>
         <w:jc w:val="center"/>
         <w:tblLayout w:type="fixed"/>
         <w:tblLook w:firstColumn="1" w:firstRow="1" w:lastColumn="0" w:lastRow="0" w:noHBand="0" w:noVBand="1" w:val="04A0"/>
       </w:tblPr>
       <w:tblGrid>
-        <w:gridCol w:w="4933"/>
-        <w:gridCol w:w="4933"/>
+        <w:gridCol w:w="2948"/>
+        <w:gridCol w:w="6917"/>
       </w:tblGrid>
       <w:tr>
         <w:tc>
@@ -5492,7 +6415,7 @@
             <w:r/>
             <w:r>
               <w:rPr>
-                <w:rFonts w:ascii="Calibri" w:hAnsi="Calibri" w:cs="Calibri"/>
+                <w:rFonts w:ascii="Calibri" w:hAnsi="Calibri" w:cs="Calibri" w:eastAsia="Calibri"/>
                 <w:b/>
                 <w:i w:val="0"/>
                 <w:color w:val="2D2D2D"/>
@@ -5504,7 +6427,7 @@
         </w:tc>
         <w:tc>
           <w:tcPr>
-            <w:tcW w:type="dxa" w:w="6973"/>
+            <w:tcW w:type="dxa" w:w="6917"/>
             <w:tcBorders>
               <w:top w:val="single" w:sz="4" w:space="0" w:color="BFBFBF"/>
               <w:left w:val="single" w:sz="4" w:space="0" w:color="BFBFBF"/>
@@ -5519,7 +6442,7 @@
             <w:r/>
             <w:r>
               <w:rPr>
-                <w:rFonts w:ascii="Calibri" w:hAnsi="Calibri" w:cs="Calibri"/>
+                <w:rFonts w:ascii="Calibri" w:hAnsi="Calibri" w:cs="Calibri" w:eastAsia="Calibri"/>
                 <w:b w:val="0"/>
                 <w:i w:val="0"/>
                 <w:color w:val="2D2D2D"/>
@@ -5549,7 +6472,7 @@
             <w:r/>
             <w:r>
               <w:rPr>
-                <w:rFonts w:ascii="Calibri" w:hAnsi="Calibri" w:cs="Calibri"/>
+                <w:rFonts w:ascii="Calibri" w:hAnsi="Calibri" w:cs="Calibri" w:eastAsia="Calibri"/>
                 <w:b/>
                 <w:i w:val="0"/>
                 <w:color w:val="2D2D2D"/>
@@ -5561,7 +6484,7 @@
         </w:tc>
         <w:tc>
           <w:tcPr>
-            <w:tcW w:type="dxa" w:w="6973"/>
+            <w:tcW w:type="dxa" w:w="6917"/>
             <w:tcBorders>
               <w:top w:val="single" w:sz="4" w:space="0" w:color="BFBFBF"/>
               <w:left w:val="single" w:sz="4" w:space="0" w:color="BFBFBF"/>
@@ -5576,7 +6499,7 @@
             <w:r/>
             <w:r>
               <w:rPr>
-                <w:rFonts w:ascii="Calibri" w:hAnsi="Calibri" w:cs="Calibri"/>
+                <w:rFonts w:ascii="Calibri" w:hAnsi="Calibri" w:cs="Calibri" w:eastAsia="Calibri"/>
                 <w:b w:val="0"/>
                 <w:i w:val="0"/>
                 <w:color w:val="2D2D2D"/>
@@ -5606,7 +6529,7 @@
             <w:r/>
             <w:r>
               <w:rPr>
-                <w:rFonts w:ascii="Calibri" w:hAnsi="Calibri" w:cs="Calibri"/>
+                <w:rFonts w:ascii="Calibri" w:hAnsi="Calibri" w:cs="Calibri" w:eastAsia="Calibri"/>
                 <w:b/>
                 <w:i w:val="0"/>
                 <w:color w:val="2D2D2D"/>
@@ -5618,7 +6541,7 @@
         </w:tc>
         <w:tc>
           <w:tcPr>
-            <w:tcW w:type="dxa" w:w="6973"/>
+            <w:tcW w:type="dxa" w:w="6917"/>
             <w:tcBorders>
               <w:top w:val="single" w:sz="4" w:space="0" w:color="BFBFBF"/>
               <w:left w:val="single" w:sz="4" w:space="0" w:color="BFBFBF"/>
@@ -5633,7 +6556,7 @@
             <w:r/>
             <w:r>
               <w:rPr>
-                <w:rFonts w:ascii="Calibri" w:hAnsi="Calibri" w:cs="Calibri"/>
+                <w:rFonts w:ascii="Calibri" w:hAnsi="Calibri" w:cs="Calibri" w:eastAsia="Calibri"/>
                 <w:b w:val="0"/>
                 <w:i w:val="0"/>
                 <w:color w:val="2D2D2D"/>
@@ -5663,7 +6586,7 @@
             <w:r/>
             <w:r>
               <w:rPr>
-                <w:rFonts w:ascii="Calibri" w:hAnsi="Calibri" w:cs="Calibri"/>
+                <w:rFonts w:ascii="Calibri" w:hAnsi="Calibri" w:cs="Calibri" w:eastAsia="Calibri"/>
                 <w:b/>
                 <w:i w:val="0"/>
                 <w:color w:val="2D2D2D"/>
@@ -5675,7 +6598,7 @@
         </w:tc>
         <w:tc>
           <w:tcPr>
-            <w:tcW w:type="dxa" w:w="6973"/>
+            <w:tcW w:type="dxa" w:w="6917"/>
             <w:tcBorders>
               <w:top w:val="single" w:sz="4" w:space="0" w:color="BFBFBF"/>
               <w:left w:val="single" w:sz="4" w:space="0" w:color="BFBFBF"/>
@@ -5690,7 +6613,7 @@
             <w:r/>
             <w:r>
               <w:rPr>
-                <w:rFonts w:ascii="Calibri" w:hAnsi="Calibri" w:cs="Calibri"/>
+                <w:rFonts w:ascii="Calibri" w:hAnsi="Calibri" w:cs="Calibri" w:eastAsia="Calibri"/>
                 <w:b w:val="0"/>
                 <w:i w:val="0"/>
                 <w:color w:val="2D2D2D"/>
@@ -5713,7 +6636,7 @@
       </w:pPr>
       <w:r>
         <w:rPr>
-          <w:rFonts w:ascii="Calibri" w:hAnsi="Calibri" w:cs="Calibri"/>
+          <w:rFonts w:ascii="Calibri" w:hAnsi="Calibri" w:cs="Calibri" w:eastAsia="Calibri"/>
           <w:b w:val="0"/>
           <w:i w:val="0"/>
           <w:color w:val="5B6570"/>
@@ -5728,7 +6651,7 @@
       </w:pPr>
       <w:r>
         <w:rPr>
-          <w:rFonts w:ascii="Calibri" w:hAnsi="Calibri" w:cs="Calibri"/>
+          <w:rFonts w:ascii="Calibri" w:hAnsi="Calibri" w:cs="Calibri" w:eastAsia="Calibri"/>
           <w:b/>
           <w:i w:val="0"/>
           <w:color w:val="1F4E79"/>
@@ -5739,8 +6662,9 @@
     </w:p>
     <w:tbl>
       <w:tblPr>
-        <w:tblW w:type="auto" w:w="0"/>
-        <w:tblLayout w:type="autofit"/>
+        <w:tblW w:type="dxa" w:w="9866"/>
+        <w:jc w:val="center"/>
+        <w:tblLayout w:type="fixed"/>
         <w:tblLook w:firstColumn="1" w:firstRow="1" w:lastColumn="0" w:lastRow="0" w:noHBand="0" w:noVBand="1" w:val="04A0"/>
       </w:tblPr>
       <w:tblGrid>
@@ -5765,7 +6689,7 @@
             <w:r/>
             <w:r>
               <w:rPr>
-                <w:rFonts w:ascii="Consolas" w:hAnsi="Consolas" w:cs="Consolas"/>
+                <w:rFonts w:ascii="Consolas" w:hAnsi="Consolas" w:cs="Consolas" w:eastAsia="Consolas"/>
                 <w:b w:val="0"/>
                 <w:i w:val="0"/>
                 <w:color w:val="2D2D2D"/>
@@ -5792,7 +6716,7 @@
       </w:pPr>
       <w:r>
         <w:rPr>
-          <w:rFonts w:ascii="Calibri" w:hAnsi="Calibri" w:cs="Calibri"/>
+          <w:rFonts w:ascii="Calibri" w:hAnsi="Calibri" w:cs="Calibri" w:eastAsia="Calibri"/>
           <w:b/>
           <w:i w:val="0"/>
           <w:color w:val="1F4E79"/>
@@ -5803,8 +6727,9 @@
     </w:p>
     <w:tbl>
       <w:tblPr>
-        <w:tblW w:type="auto" w:w="0"/>
-        <w:tblLayout w:type="autofit"/>
+        <w:tblW w:type="dxa" w:w="9866"/>
+        <w:jc w:val="center"/>
+        <w:tblLayout w:type="fixed"/>
         <w:tblLook w:firstColumn="1" w:firstRow="1" w:lastColumn="0" w:lastRow="0" w:noHBand="0" w:noVBand="1" w:val="04A0"/>
       </w:tblPr>
       <w:tblGrid>
@@ -5829,7 +6754,7 @@
             <w:r/>
             <w:r>
               <w:rPr>
-                <w:rFonts w:ascii="Consolas" w:hAnsi="Consolas" w:cs="Consolas"/>
+                <w:rFonts w:ascii="Consolas" w:hAnsi="Consolas" w:cs="Consolas" w:eastAsia="Consolas"/>
                 <w:b w:val="0"/>
                 <w:i w:val="0"/>
                 <w:color w:val="2D2D2D"/>
@@ -5870,11 +6795,11 @@
     </w:p>
     <w:p>
       <w:pPr>
-        <w:spacing w:before="320" w:after="160"/>
+        <w:pStyle w:val="Heading2"/>
       </w:pPr>
       <w:r>
         <w:rPr>
-          <w:rFonts w:ascii="Calibri" w:hAnsi="Calibri" w:cs="Calibri"/>
+          <w:rFonts w:ascii="Calibri" w:hAnsi="Calibri" w:cs="Calibri" w:eastAsia="Calibri"/>
           <w:b/>
           <w:i w:val="0"/>
           <w:color w:val="1F4E79"/>
@@ -5885,14 +6810,14 @@
     </w:p>
     <w:tbl>
       <w:tblPr>
-        <w:tblW w:type="auto" w:w="0"/>
+        <w:tblW w:type="dxa" w:w="9865"/>
         <w:jc w:val="center"/>
         <w:tblLayout w:type="fixed"/>
         <w:tblLook w:firstColumn="1" w:firstRow="1" w:lastColumn="0" w:lastRow="0" w:noHBand="0" w:noVBand="1" w:val="04A0"/>
       </w:tblPr>
       <w:tblGrid>
-        <w:gridCol w:w="4933"/>
-        <w:gridCol w:w="4933"/>
+        <w:gridCol w:w="2948"/>
+        <w:gridCol w:w="6917"/>
       </w:tblGrid>
       <w:tr>
         <w:tc>
@@ -5913,7 +6838,7 @@
             <w:r/>
             <w:r>
               <w:rPr>
-                <w:rFonts w:ascii="Calibri" w:hAnsi="Calibri" w:cs="Calibri"/>
+                <w:rFonts w:ascii="Calibri" w:hAnsi="Calibri" w:cs="Calibri" w:eastAsia="Calibri"/>
                 <w:b/>
                 <w:i w:val="0"/>
                 <w:color w:val="2D2D2D"/>
@@ -5925,7 +6850,7 @@
         </w:tc>
         <w:tc>
           <w:tcPr>
-            <w:tcW w:type="dxa" w:w="6973"/>
+            <w:tcW w:type="dxa" w:w="6917"/>
             <w:tcBorders>
               <w:top w:val="single" w:sz="4" w:space="0" w:color="BFBFBF"/>
               <w:left w:val="single" w:sz="4" w:space="0" w:color="BFBFBF"/>
@@ -5940,7 +6865,7 @@
             <w:r/>
             <w:r>
               <w:rPr>
-                <w:rFonts w:ascii="Calibri" w:hAnsi="Calibri" w:cs="Calibri"/>
+                <w:rFonts w:ascii="Calibri" w:hAnsi="Calibri" w:cs="Calibri" w:eastAsia="Calibri"/>
                 <w:b w:val="0"/>
                 <w:i w:val="0"/>
                 <w:color w:val="2D2D2D"/>
@@ -5970,7 +6895,7 @@
             <w:r/>
             <w:r>
               <w:rPr>
-                <w:rFonts w:ascii="Calibri" w:hAnsi="Calibri" w:cs="Calibri"/>
+                <w:rFonts w:ascii="Calibri" w:hAnsi="Calibri" w:cs="Calibri" w:eastAsia="Calibri"/>
                 <w:b/>
                 <w:i w:val="0"/>
                 <w:color w:val="2D2D2D"/>
@@ -5982,7 +6907,7 @@
         </w:tc>
         <w:tc>
           <w:tcPr>
-            <w:tcW w:type="dxa" w:w="6973"/>
+            <w:tcW w:type="dxa" w:w="6917"/>
             <w:tcBorders>
               <w:top w:val="single" w:sz="4" w:space="0" w:color="BFBFBF"/>
               <w:left w:val="single" w:sz="4" w:space="0" w:color="BFBFBF"/>
@@ -5997,7 +6922,7 @@
             <w:r/>
             <w:r>
               <w:rPr>
-                <w:rFonts w:ascii="Calibri" w:hAnsi="Calibri" w:cs="Calibri"/>
+                <w:rFonts w:ascii="Calibri" w:hAnsi="Calibri" w:cs="Calibri" w:eastAsia="Calibri"/>
                 <w:b w:val="0"/>
                 <w:i w:val="0"/>
                 <w:color w:val="2D2D2D"/>
@@ -6027,7 +6952,7 @@
             <w:r/>
             <w:r>
               <w:rPr>
-                <w:rFonts w:ascii="Calibri" w:hAnsi="Calibri" w:cs="Calibri"/>
+                <w:rFonts w:ascii="Calibri" w:hAnsi="Calibri" w:cs="Calibri" w:eastAsia="Calibri"/>
                 <w:b/>
                 <w:i w:val="0"/>
                 <w:color w:val="2D2D2D"/>
@@ -6039,7 +6964,7 @@
         </w:tc>
         <w:tc>
           <w:tcPr>
-            <w:tcW w:type="dxa" w:w="6973"/>
+            <w:tcW w:type="dxa" w:w="6917"/>
             <w:tcBorders>
               <w:top w:val="single" w:sz="4" w:space="0" w:color="BFBFBF"/>
               <w:left w:val="single" w:sz="4" w:space="0" w:color="BFBFBF"/>
@@ -6054,7 +6979,7 @@
             <w:r/>
             <w:r>
               <w:rPr>
-                <w:rFonts w:ascii="Calibri" w:hAnsi="Calibri" w:cs="Calibri"/>
+                <w:rFonts w:ascii="Calibri" w:hAnsi="Calibri" w:cs="Calibri" w:eastAsia="Calibri"/>
                 <w:b w:val="0"/>
                 <w:i w:val="0"/>
                 <w:color w:val="2D2D2D"/>
@@ -6084,7 +7009,7 @@
             <w:r/>
             <w:r>
               <w:rPr>
-                <w:rFonts w:ascii="Calibri" w:hAnsi="Calibri" w:cs="Calibri"/>
+                <w:rFonts w:ascii="Calibri" w:hAnsi="Calibri" w:cs="Calibri" w:eastAsia="Calibri"/>
                 <w:b/>
                 <w:i w:val="0"/>
                 <w:color w:val="2D2D2D"/>
@@ -6096,7 +7021,7 @@
         </w:tc>
         <w:tc>
           <w:tcPr>
-            <w:tcW w:type="dxa" w:w="6973"/>
+            <w:tcW w:type="dxa" w:w="6917"/>
             <w:tcBorders>
               <w:top w:val="single" w:sz="4" w:space="0" w:color="BFBFBF"/>
               <w:left w:val="single" w:sz="4" w:space="0" w:color="BFBFBF"/>
@@ -6111,7 +7036,7 @@
             <w:r/>
             <w:r>
               <w:rPr>
-                <w:rFonts w:ascii="Calibri" w:hAnsi="Calibri" w:cs="Calibri"/>
+                <w:rFonts w:ascii="Calibri" w:hAnsi="Calibri" w:cs="Calibri" w:eastAsia="Calibri"/>
                 <w:b w:val="0"/>
                 <w:i w:val="0"/>
                 <w:color w:val="2D2D2D"/>
@@ -6134,7 +7059,7 @@
       </w:pPr>
       <w:r>
         <w:rPr>
-          <w:rFonts w:ascii="Calibri" w:hAnsi="Calibri" w:cs="Calibri"/>
+          <w:rFonts w:ascii="Calibri" w:hAnsi="Calibri" w:cs="Calibri" w:eastAsia="Calibri"/>
           <w:b w:val="0"/>
           <w:i w:val="0"/>
           <w:color w:val="5B6570"/>
@@ -6149,7 +7074,7 @@
       </w:pPr>
       <w:r>
         <w:rPr>
-          <w:rFonts w:ascii="Calibri" w:hAnsi="Calibri" w:cs="Calibri"/>
+          <w:rFonts w:ascii="Calibri" w:hAnsi="Calibri" w:cs="Calibri" w:eastAsia="Calibri"/>
           <w:b/>
           <w:i w:val="0"/>
           <w:color w:val="1F4E79"/>
@@ -6160,8 +7085,9 @@
     </w:p>
     <w:tbl>
       <w:tblPr>
-        <w:tblW w:type="auto" w:w="0"/>
-        <w:tblLayout w:type="autofit"/>
+        <w:tblW w:type="dxa" w:w="9866"/>
+        <w:jc w:val="center"/>
+        <w:tblLayout w:type="fixed"/>
         <w:tblLook w:firstColumn="1" w:firstRow="1" w:lastColumn="0" w:lastRow="0" w:noHBand="0" w:noVBand="1" w:val="04A0"/>
       </w:tblPr>
       <w:tblGrid>
@@ -6186,7 +7112,7 @@
             <w:r/>
             <w:r>
               <w:rPr>
-                <w:rFonts w:ascii="Consolas" w:hAnsi="Consolas" w:cs="Consolas"/>
+                <w:rFonts w:ascii="Consolas" w:hAnsi="Consolas" w:cs="Consolas" w:eastAsia="Consolas"/>
                 <w:b w:val="0"/>
                 <w:i w:val="0"/>
                 <w:color w:val="2D2D2D"/>
@@ -6213,7 +7139,7 @@
       </w:pPr>
       <w:r>
         <w:rPr>
-          <w:rFonts w:ascii="Calibri" w:hAnsi="Calibri" w:cs="Calibri"/>
+          <w:rFonts w:ascii="Calibri" w:hAnsi="Calibri" w:cs="Calibri" w:eastAsia="Calibri"/>
           <w:b/>
           <w:i w:val="0"/>
           <w:color w:val="1F4E79"/>
@@ -6224,8 +7150,9 @@
     </w:p>
     <w:tbl>
       <w:tblPr>
-        <w:tblW w:type="auto" w:w="0"/>
-        <w:tblLayout w:type="autofit"/>
+        <w:tblW w:type="dxa" w:w="9866"/>
+        <w:jc w:val="center"/>
+        <w:tblLayout w:type="fixed"/>
         <w:tblLook w:firstColumn="1" w:firstRow="1" w:lastColumn="0" w:lastRow="0" w:noHBand="0" w:noVBand="1" w:val="04A0"/>
       </w:tblPr>
       <w:tblGrid>
@@ -6250,7 +7177,7 @@
             <w:r/>
             <w:r>
               <w:rPr>
-                <w:rFonts w:ascii="Consolas" w:hAnsi="Consolas" w:cs="Consolas"/>
+                <w:rFonts w:ascii="Consolas" w:hAnsi="Consolas" w:cs="Consolas" w:eastAsia="Consolas"/>
                 <w:b w:val="0"/>
                 <w:i w:val="0"/>
                 <w:color w:val="2D2D2D"/>
@@ -6289,11 +7216,11 @@
     </w:p>
     <w:p>
       <w:pPr>
-        <w:spacing w:before="320" w:after="160"/>
+        <w:pStyle w:val="Heading2"/>
       </w:pPr>
       <w:r>
         <w:rPr>
-          <w:rFonts w:ascii="Calibri" w:hAnsi="Calibri" w:cs="Calibri"/>
+          <w:rFonts w:ascii="Calibri" w:hAnsi="Calibri" w:cs="Calibri" w:eastAsia="Calibri"/>
           <w:b/>
           <w:i w:val="0"/>
           <w:color w:val="1F4E79"/>
@@ -6304,14 +7231,14 @@
     </w:p>
     <w:tbl>
       <w:tblPr>
-        <w:tblW w:type="auto" w:w="0"/>
+        <w:tblW w:type="dxa" w:w="9865"/>
         <w:jc w:val="center"/>
         <w:tblLayout w:type="fixed"/>
         <w:tblLook w:firstColumn="1" w:firstRow="1" w:lastColumn="0" w:lastRow="0" w:noHBand="0" w:noVBand="1" w:val="04A0"/>
       </w:tblPr>
       <w:tblGrid>
-        <w:gridCol w:w="4933"/>
-        <w:gridCol w:w="4933"/>
+        <w:gridCol w:w="2948"/>
+        <w:gridCol w:w="6917"/>
       </w:tblGrid>
       <w:tr>
         <w:tc>
@@ -6332,7 +7259,7 @@
             <w:r/>
             <w:r>
               <w:rPr>
-                <w:rFonts w:ascii="Calibri" w:hAnsi="Calibri" w:cs="Calibri"/>
+                <w:rFonts w:ascii="Calibri" w:hAnsi="Calibri" w:cs="Calibri" w:eastAsia="Calibri"/>
                 <w:b/>
                 <w:i w:val="0"/>
                 <w:color w:val="2D2D2D"/>
@@ -6344,7 +7271,7 @@
         </w:tc>
         <w:tc>
           <w:tcPr>
-            <w:tcW w:type="dxa" w:w="6973"/>
+            <w:tcW w:type="dxa" w:w="6917"/>
             <w:tcBorders>
               <w:top w:val="single" w:sz="4" w:space="0" w:color="BFBFBF"/>
               <w:left w:val="single" w:sz="4" w:space="0" w:color="BFBFBF"/>
@@ -6359,7 +7286,7 @@
             <w:r/>
             <w:r>
               <w:rPr>
-                <w:rFonts w:ascii="Calibri" w:hAnsi="Calibri" w:cs="Calibri"/>
+                <w:rFonts w:ascii="Calibri" w:hAnsi="Calibri" w:cs="Calibri" w:eastAsia="Calibri"/>
                 <w:b w:val="0"/>
                 <w:i w:val="0"/>
                 <w:color w:val="2D2D2D"/>
@@ -6389,7 +7316,7 @@
             <w:r/>
             <w:r>
               <w:rPr>
-                <w:rFonts w:ascii="Calibri" w:hAnsi="Calibri" w:cs="Calibri"/>
+                <w:rFonts w:ascii="Calibri" w:hAnsi="Calibri" w:cs="Calibri" w:eastAsia="Calibri"/>
                 <w:b/>
                 <w:i w:val="0"/>
                 <w:color w:val="2D2D2D"/>
@@ -6401,7 +7328,7 @@
         </w:tc>
         <w:tc>
           <w:tcPr>
-            <w:tcW w:type="dxa" w:w="6973"/>
+            <w:tcW w:type="dxa" w:w="6917"/>
             <w:tcBorders>
               <w:top w:val="single" w:sz="4" w:space="0" w:color="BFBFBF"/>
               <w:left w:val="single" w:sz="4" w:space="0" w:color="BFBFBF"/>
@@ -6416,7 +7343,7 @@
             <w:r/>
             <w:r>
               <w:rPr>
-                <w:rFonts w:ascii="Calibri" w:hAnsi="Calibri" w:cs="Calibri"/>
+                <w:rFonts w:ascii="Calibri" w:hAnsi="Calibri" w:cs="Calibri" w:eastAsia="Calibri"/>
                 <w:b w:val="0"/>
                 <w:i w:val="0"/>
                 <w:color w:val="2D2D2D"/>
@@ -6446,7 +7373,7 @@
             <w:r/>
             <w:r>
               <w:rPr>
-                <w:rFonts w:ascii="Calibri" w:hAnsi="Calibri" w:cs="Calibri"/>
+                <w:rFonts w:ascii="Calibri" w:hAnsi="Calibri" w:cs="Calibri" w:eastAsia="Calibri"/>
                 <w:b/>
                 <w:i w:val="0"/>
                 <w:color w:val="2D2D2D"/>
@@ -6458,7 +7385,7 @@
         </w:tc>
         <w:tc>
           <w:tcPr>
-            <w:tcW w:type="dxa" w:w="6973"/>
+            <w:tcW w:type="dxa" w:w="6917"/>
             <w:tcBorders>
               <w:top w:val="single" w:sz="4" w:space="0" w:color="BFBFBF"/>
               <w:left w:val="single" w:sz="4" w:space="0" w:color="BFBFBF"/>
@@ -6473,7 +7400,7 @@
             <w:r/>
             <w:r>
               <w:rPr>
-                <w:rFonts w:ascii="Calibri" w:hAnsi="Calibri" w:cs="Calibri"/>
+                <w:rFonts w:ascii="Calibri" w:hAnsi="Calibri" w:cs="Calibri" w:eastAsia="Calibri"/>
                 <w:b w:val="0"/>
                 <w:i w:val="0"/>
                 <w:color w:val="2D2D2D"/>
@@ -6503,7 +7430,7 @@
             <w:r/>
             <w:r>
               <w:rPr>
-                <w:rFonts w:ascii="Calibri" w:hAnsi="Calibri" w:cs="Calibri"/>
+                <w:rFonts w:ascii="Calibri" w:hAnsi="Calibri" w:cs="Calibri" w:eastAsia="Calibri"/>
                 <w:b/>
                 <w:i w:val="0"/>
                 <w:color w:val="2D2D2D"/>
@@ -6515,7 +7442,7 @@
         </w:tc>
         <w:tc>
           <w:tcPr>
-            <w:tcW w:type="dxa" w:w="6973"/>
+            <w:tcW w:type="dxa" w:w="6917"/>
             <w:tcBorders>
               <w:top w:val="single" w:sz="4" w:space="0" w:color="BFBFBF"/>
               <w:left w:val="single" w:sz="4" w:space="0" w:color="BFBFBF"/>
@@ -6530,7 +7457,7 @@
             <w:r/>
             <w:r>
               <w:rPr>
-                <w:rFonts w:ascii="Calibri" w:hAnsi="Calibri" w:cs="Calibri"/>
+                <w:rFonts w:ascii="Calibri" w:hAnsi="Calibri" w:cs="Calibri" w:eastAsia="Calibri"/>
                 <w:b w:val="0"/>
                 <w:i w:val="0"/>
                 <w:color w:val="2D2D2D"/>
@@ -6553,7 +7480,7 @@
       </w:pPr>
       <w:r>
         <w:rPr>
-          <w:rFonts w:ascii="Calibri" w:hAnsi="Calibri" w:cs="Calibri"/>
+          <w:rFonts w:ascii="Calibri" w:hAnsi="Calibri" w:cs="Calibri" w:eastAsia="Calibri"/>
           <w:b w:val="0"/>
           <w:i w:val="0"/>
           <w:color w:val="5B6570"/>
@@ -6568,7 +7495,7 @@
       </w:pPr>
       <w:r>
         <w:rPr>
-          <w:rFonts w:ascii="Calibri" w:hAnsi="Calibri" w:cs="Calibri"/>
+          <w:rFonts w:ascii="Calibri" w:hAnsi="Calibri" w:cs="Calibri" w:eastAsia="Calibri"/>
           <w:b/>
           <w:i w:val="0"/>
           <w:color w:val="1F4E79"/>
@@ -6579,21 +7506,22 @@
     </w:p>
     <w:tbl>
       <w:tblPr>
-        <w:tblW w:type="auto" w:w="0"/>
+        <w:tblW w:type="dxa" w:w="9866"/>
+        <w:jc w:val="center"/>
         <w:tblLayout w:type="fixed"/>
         <w:tblLook w:firstColumn="1" w:firstRow="1" w:lastColumn="0" w:lastRow="0" w:noHBand="0" w:noVBand="1" w:val="04A0"/>
       </w:tblPr>
       <w:tblGrid>
-        <w:gridCol w:w="1973"/>
-        <w:gridCol w:w="1973"/>
-        <w:gridCol w:w="1973"/>
-        <w:gridCol w:w="1973"/>
-        <w:gridCol w:w="1973"/>
+        <w:gridCol w:w="1588"/>
+        <w:gridCol w:w="1134"/>
+        <w:gridCol w:w="1814"/>
+        <w:gridCol w:w="1474"/>
+        <w:gridCol w:w="3856"/>
       </w:tblGrid>
       <w:tr>
         <w:tc>
           <w:tcPr>
-            <w:tcW w:type="dxa" w:w="1587"/>
+            <w:tcW w:type="dxa" w:w="1588"/>
             <w:shd w:fill="1F4E79" w:val="clear"/>
             <w:tcBorders>
               <w:top w:val="single" w:sz="4" w:space="0" w:color="BFBFBF"/>
@@ -6609,11 +7537,11 @@
             <w:r/>
             <w:r>
               <w:rPr>
-                <w:rFonts w:ascii="Calibri" w:hAnsi="Calibri" w:cs="Calibri"/>
+                <w:rFonts w:ascii="Calibri" w:hAnsi="Calibri" w:cs="Calibri" w:eastAsia="Calibri"/>
                 <w:b/>
                 <w:i w:val="0"/>
                 <w:color w:val="FFFFFF"/>
-                <w:sz w:val="17"/>
+                <w:sz w:val="19"/>
               </w:rPr>
               <w:t>Parameter</w:t>
             </w:r>
@@ -6637,11 +7565,11 @@
             <w:r/>
             <w:r>
               <w:rPr>
-                <w:rFonts w:ascii="Calibri" w:hAnsi="Calibri" w:cs="Calibri"/>
+                <w:rFonts w:ascii="Calibri" w:hAnsi="Calibri" w:cs="Calibri" w:eastAsia="Calibri"/>
                 <w:b/>
                 <w:i w:val="0"/>
                 <w:color w:val="FFFFFF"/>
-                <w:sz w:val="17"/>
+                <w:sz w:val="19"/>
               </w:rPr>
               <w:t>Required</w:t>
             </w:r>
@@ -6665,11 +7593,11 @@
             <w:r/>
             <w:r>
               <w:rPr>
-                <w:rFonts w:ascii="Calibri" w:hAnsi="Calibri" w:cs="Calibri"/>
+                <w:rFonts w:ascii="Calibri" w:hAnsi="Calibri" w:cs="Calibri" w:eastAsia="Calibri"/>
                 <w:b/>
                 <w:i w:val="0"/>
                 <w:color w:val="FFFFFF"/>
-                <w:sz w:val="17"/>
+                <w:sz w:val="19"/>
               </w:rPr>
               <w:t>Format</w:t>
             </w:r>
@@ -6693,11 +7621,11 @@
             <w:r/>
             <w:r>
               <w:rPr>
-                <w:rFonts w:ascii="Calibri" w:hAnsi="Calibri" w:cs="Calibri"/>
+                <w:rFonts w:ascii="Calibri" w:hAnsi="Calibri" w:cs="Calibri" w:eastAsia="Calibri"/>
                 <w:b/>
                 <w:i w:val="0"/>
                 <w:color w:val="FFFFFF"/>
-                <w:sz w:val="17"/>
+                <w:sz w:val="19"/>
               </w:rPr>
               <w:t>Example</w:t>
             </w:r>
@@ -6705,7 +7633,7 @@
         </w:tc>
         <w:tc>
           <w:tcPr>
-            <w:tcW w:type="dxa" w:w="3912"/>
+            <w:tcW w:type="dxa" w:w="3856"/>
             <w:shd w:fill="1F4E79" w:val="clear"/>
             <w:tcBorders>
               <w:top w:val="single" w:sz="4" w:space="0" w:color="BFBFBF"/>
@@ -6721,11 +7649,11 @@
             <w:r/>
             <w:r>
               <w:rPr>
-                <w:rFonts w:ascii="Calibri" w:hAnsi="Calibri" w:cs="Calibri"/>
+                <w:rFonts w:ascii="Calibri" w:hAnsi="Calibri" w:cs="Calibri" w:eastAsia="Calibri"/>
                 <w:b/>
                 <w:i w:val="0"/>
                 <w:color w:val="FFFFFF"/>
-                <w:sz w:val="17"/>
+                <w:sz w:val="19"/>
               </w:rPr>
               <w:t>What to provide</w:t>
             </w:r>
@@ -6735,7 +7663,7 @@
       <w:tr>
         <w:tc>
           <w:tcPr>
-            <w:tcW w:type="dxa" w:w="1587"/>
+            <w:tcW w:type="dxa" w:w="1588"/>
             <w:shd w:fill="FFFFFF" w:val="clear"/>
             <w:tcBorders>
               <w:top w:val="single" w:sz="4" w:space="0" w:color="BFBFBF"/>
@@ -6751,11 +7679,11 @@
             <w:r/>
             <w:r>
               <w:rPr>
-                <w:rFonts w:ascii="Consolas" w:hAnsi="Consolas" w:cs="Consolas"/>
+                <w:rFonts w:ascii="Consolas" w:hAnsi="Consolas" w:cs="Consolas" w:eastAsia="Consolas"/>
                 <w:b w:val="0"/>
                 <w:i w:val="0"/>
                 <w:color w:val="2D2D2D"/>
-                <w:sz w:val="17"/>
+                <w:sz w:val="19"/>
               </w:rPr>
               <w:t>fromDate</w:t>
             </w:r>
@@ -6779,11 +7707,11 @@
             <w:r/>
             <w:r>
               <w:rPr>
-                <w:rFonts w:ascii="Calibri" w:hAnsi="Calibri" w:cs="Calibri"/>
+                <w:rFonts w:ascii="Calibri" w:hAnsi="Calibri" w:cs="Calibri" w:eastAsia="Calibri"/>
                 <w:b w:val="0"/>
                 <w:i w:val="0"/>
                 <w:color w:val="2D2D2D"/>
-                <w:sz w:val="17"/>
+                <w:sz w:val="19"/>
               </w:rPr>
               <w:t>Yes</w:t>
             </w:r>
@@ -6807,11 +7735,11 @@
             <w:r/>
             <w:r>
               <w:rPr>
-                <w:rFonts w:ascii="Calibri" w:hAnsi="Calibri" w:cs="Calibri"/>
+                <w:rFonts w:ascii="Consolas" w:hAnsi="Consolas" w:cs="Consolas" w:eastAsia="Consolas"/>
                 <w:b w:val="0"/>
                 <w:i w:val="0"/>
                 <w:color w:val="2D2D2D"/>
-                <w:sz w:val="17"/>
+                <w:sz w:val="19"/>
               </w:rPr>
               <w:t>YYYY-MM-DD</w:t>
             </w:r>
@@ -6835,11 +7763,11 @@
             <w:r/>
             <w:r>
               <w:rPr>
-                <w:rFonts w:ascii="Consolas" w:hAnsi="Consolas" w:cs="Consolas"/>
+                <w:rFonts w:ascii="Consolas" w:hAnsi="Consolas" w:cs="Consolas" w:eastAsia="Consolas"/>
                 <w:b w:val="0"/>
                 <w:i w:val="0"/>
                 <w:color w:val="2D2D2D"/>
-                <w:sz w:val="17"/>
+                <w:sz w:val="19"/>
               </w:rPr>
               <w:t>2026-09-24</w:t>
             </w:r>
@@ -6847,7 +7775,7 @@
         </w:tc>
         <w:tc>
           <w:tcPr>
-            <w:tcW w:type="dxa" w:w="3912"/>
+            <w:tcW w:type="dxa" w:w="3856"/>
             <w:shd w:fill="FFFFFF" w:val="clear"/>
             <w:tcBorders>
               <w:top w:val="single" w:sz="4" w:space="0" w:color="BFBFBF"/>
@@ -6863,11 +7791,11 @@
             <w:r/>
             <w:r>
               <w:rPr>
-                <w:rFonts w:ascii="Calibri" w:hAnsi="Calibri" w:cs="Calibri"/>
+                <w:rFonts w:ascii="Calibri" w:hAnsi="Calibri" w:cs="Calibri" w:eastAsia="Calibri"/>
                 <w:b w:val="0"/>
                 <w:i w:val="0"/>
                 <w:color w:val="2D2D2D"/>
-                <w:sz w:val="16"/>
+                <w:sz w:val="19"/>
               </w:rPr>
               <w:t>Inclusive start date. Date only. Do not send a time.</w:t>
             </w:r>
@@ -6877,7 +7805,7 @@
       <w:tr>
         <w:tc>
           <w:tcPr>
-            <w:tcW w:type="dxa" w:w="1587"/>
+            <w:tcW w:type="dxa" w:w="1588"/>
             <w:shd w:fill="E9F0F7" w:val="clear"/>
             <w:tcBorders>
               <w:top w:val="single" w:sz="4" w:space="0" w:color="BFBFBF"/>
@@ -6893,11 +7821,11 @@
             <w:r/>
             <w:r>
               <w:rPr>
-                <w:rFonts w:ascii="Consolas" w:hAnsi="Consolas" w:cs="Consolas"/>
+                <w:rFonts w:ascii="Consolas" w:hAnsi="Consolas" w:cs="Consolas" w:eastAsia="Consolas"/>
                 <w:b w:val="0"/>
                 <w:i w:val="0"/>
                 <w:color w:val="2D2D2D"/>
-                <w:sz w:val="17"/>
+                <w:sz w:val="19"/>
               </w:rPr>
               <w:t>toDate</w:t>
             </w:r>
@@ -6921,11 +7849,11 @@
             <w:r/>
             <w:r>
               <w:rPr>
-                <w:rFonts w:ascii="Calibri" w:hAnsi="Calibri" w:cs="Calibri"/>
+                <w:rFonts w:ascii="Calibri" w:hAnsi="Calibri" w:cs="Calibri" w:eastAsia="Calibri"/>
                 <w:b w:val="0"/>
                 <w:i w:val="0"/>
                 <w:color w:val="2D2D2D"/>
-                <w:sz w:val="17"/>
+                <w:sz w:val="19"/>
               </w:rPr>
               <w:t>Yes</w:t>
             </w:r>
@@ -6949,11 +7877,11 @@
             <w:r/>
             <w:r>
               <w:rPr>
-                <w:rFonts w:ascii="Calibri" w:hAnsi="Calibri" w:cs="Calibri"/>
+                <w:rFonts w:ascii="Consolas" w:hAnsi="Consolas" w:cs="Consolas" w:eastAsia="Consolas"/>
                 <w:b w:val="0"/>
                 <w:i w:val="0"/>
                 <w:color w:val="2D2D2D"/>
-                <w:sz w:val="17"/>
+                <w:sz w:val="19"/>
               </w:rPr>
               <w:t>YYYY-MM-DD</w:t>
             </w:r>
@@ -6977,11 +7905,11 @@
             <w:r/>
             <w:r>
               <w:rPr>
-                <w:rFonts w:ascii="Consolas" w:hAnsi="Consolas" w:cs="Consolas"/>
+                <w:rFonts w:ascii="Consolas" w:hAnsi="Consolas" w:cs="Consolas" w:eastAsia="Consolas"/>
                 <w:b w:val="0"/>
                 <w:i w:val="0"/>
                 <w:color w:val="2D2D2D"/>
-                <w:sz w:val="17"/>
+                <w:sz w:val="19"/>
               </w:rPr>
               <w:t>2026-09-24</w:t>
             </w:r>
@@ -6989,7 +7917,7 @@
         </w:tc>
         <w:tc>
           <w:tcPr>
-            <w:tcW w:type="dxa" w:w="3912"/>
+            <w:tcW w:type="dxa" w:w="3856"/>
             <w:shd w:fill="E9F0F7" w:val="clear"/>
             <w:tcBorders>
               <w:top w:val="single" w:sz="4" w:space="0" w:color="BFBFBF"/>
@@ -7005,11 +7933,11 @@
             <w:r/>
             <w:r>
               <w:rPr>
-                <w:rFonts w:ascii="Calibri" w:hAnsi="Calibri" w:cs="Calibri"/>
+                <w:rFonts w:ascii="Calibri" w:hAnsi="Calibri" w:cs="Calibri" w:eastAsia="Calibri"/>
                 <w:b w:val="0"/>
                 <w:i w:val="0"/>
                 <w:color w:val="2D2D2D"/>
-                <w:sz w:val="16"/>
+                <w:sz w:val="19"/>
               </w:rPr>
               <w:t>Inclusive end date. Date only. Do not send a time.</w:t>
             </w:r>
@@ -7019,7 +7947,7 @@
       <w:tr>
         <w:tc>
           <w:tcPr>
-            <w:tcW w:type="dxa" w:w="1587"/>
+            <w:tcW w:type="dxa" w:w="1588"/>
             <w:shd w:fill="FFFFFF" w:val="clear"/>
             <w:tcBorders>
               <w:top w:val="single" w:sz="4" w:space="0" w:color="BFBFBF"/>
@@ -7035,11 +7963,11 @@
             <w:r/>
             <w:r>
               <w:rPr>
-                <w:rFonts w:ascii="Consolas" w:hAnsi="Consolas" w:cs="Consolas"/>
+                <w:rFonts w:ascii="Consolas" w:hAnsi="Consolas" w:cs="Consolas" w:eastAsia="Consolas"/>
                 <w:b w:val="0"/>
                 <w:i w:val="0"/>
                 <w:color w:val="2D2D2D"/>
-                <w:sz w:val="17"/>
+                <w:sz w:val="19"/>
               </w:rPr>
               <w:t>pageNumber</w:t>
             </w:r>
@@ -7063,11 +7991,11 @@
             <w:r/>
             <w:r>
               <w:rPr>
-                <w:rFonts w:ascii="Calibri" w:hAnsi="Calibri" w:cs="Calibri"/>
+                <w:rFonts w:ascii="Calibri" w:hAnsi="Calibri" w:cs="Calibri" w:eastAsia="Calibri"/>
                 <w:b w:val="0"/>
                 <w:i w:val="0"/>
                 <w:color w:val="2D2D2D"/>
-                <w:sz w:val="17"/>
+                <w:sz w:val="19"/>
               </w:rPr>
               <w:t>No</w:t>
             </w:r>
@@ -7091,11 +8019,11 @@
             <w:r/>
             <w:r>
               <w:rPr>
-                <w:rFonts w:ascii="Calibri" w:hAnsi="Calibri" w:cs="Calibri"/>
+                <w:rFonts w:ascii="Consolas" w:hAnsi="Consolas" w:cs="Consolas" w:eastAsia="Consolas"/>
                 <w:b w:val="0"/>
                 <w:i w:val="0"/>
                 <w:color w:val="2D2D2D"/>
-                <w:sz w:val="17"/>
+                <w:sz w:val="19"/>
               </w:rPr>
               <w:t>Integer, 0-based</w:t>
             </w:r>
@@ -7119,11 +8047,11 @@
             <w:r/>
             <w:r>
               <w:rPr>
-                <w:rFonts w:ascii="Consolas" w:hAnsi="Consolas" w:cs="Consolas"/>
+                <w:rFonts w:ascii="Consolas" w:hAnsi="Consolas" w:cs="Consolas" w:eastAsia="Consolas"/>
                 <w:b w:val="0"/>
                 <w:i w:val="0"/>
                 <w:color w:val="2D2D2D"/>
-                <w:sz w:val="17"/>
+                <w:sz w:val="19"/>
               </w:rPr>
               <w:t>0</w:t>
             </w:r>
@@ -7131,7 +8059,7 @@
         </w:tc>
         <w:tc>
           <w:tcPr>
-            <w:tcW w:type="dxa" w:w="3912"/>
+            <w:tcW w:type="dxa" w:w="3856"/>
             <w:shd w:fill="FFFFFF" w:val="clear"/>
             <w:tcBorders>
               <w:top w:val="single" w:sz="4" w:space="0" w:color="BFBFBF"/>
@@ -7147,11 +8075,11 @@
             <w:r/>
             <w:r>
               <w:rPr>
-                <w:rFonts w:ascii="Calibri" w:hAnsi="Calibri" w:cs="Calibri"/>
+                <w:rFonts w:ascii="Calibri" w:hAnsi="Calibri" w:cs="Calibri" w:eastAsia="Calibri"/>
                 <w:b w:val="0"/>
                 <w:i w:val="0"/>
                 <w:color w:val="2D2D2D"/>
-                <w:sz w:val="16"/>
+                <w:sz w:val="19"/>
               </w:rPr>
               <w:t>Omit on the first call. Use 1, 2, … if a next page is returned.</w:t>
             </w:r>
@@ -7170,7 +8098,7 @@
       </w:pPr>
       <w:r>
         <w:rPr>
-          <w:rFonts w:ascii="Calibri" w:hAnsi="Calibri" w:cs="Calibri"/>
+          <w:rFonts w:ascii="Calibri" w:hAnsi="Calibri" w:cs="Calibri" w:eastAsia="Calibri"/>
           <w:b/>
           <w:i w:val="0"/>
           <w:color w:val="1F4E79"/>
@@ -7181,8 +8109,9 @@
     </w:p>
     <w:tbl>
       <w:tblPr>
-        <w:tblW w:type="auto" w:w="0"/>
-        <w:tblLayout w:type="autofit"/>
+        <w:tblW w:type="dxa" w:w="9866"/>
+        <w:jc w:val="center"/>
+        <w:tblLayout w:type="fixed"/>
         <w:tblLook w:firstColumn="1" w:firstRow="1" w:lastColumn="0" w:lastRow="0" w:noHBand="0" w:noVBand="1" w:val="04A0"/>
       </w:tblPr>
       <w:tblGrid>
@@ -7207,7 +8136,7 @@
             <w:r/>
             <w:r>
               <w:rPr>
-                <w:rFonts w:ascii="Consolas" w:hAnsi="Consolas" w:cs="Consolas"/>
+                <w:rFonts w:ascii="Consolas" w:hAnsi="Consolas" w:cs="Consolas" w:eastAsia="Consolas"/>
                 <w:b w:val="0"/>
                 <w:i w:val="0"/>
                 <w:color w:val="2D2D2D"/>
@@ -7234,7 +8163,7 @@
       </w:pPr>
       <w:r>
         <w:rPr>
-          <w:rFonts w:ascii="Calibri" w:hAnsi="Calibri" w:cs="Calibri"/>
+          <w:rFonts w:ascii="Calibri" w:hAnsi="Calibri" w:cs="Calibri" w:eastAsia="Calibri"/>
           <w:b/>
           <w:i w:val="0"/>
           <w:color w:val="1F4E79"/>
@@ -7245,8 +8174,9 @@
     </w:p>
     <w:tbl>
       <w:tblPr>
-        <w:tblW w:type="auto" w:w="0"/>
-        <w:tblLayout w:type="autofit"/>
+        <w:tblW w:type="dxa" w:w="9866"/>
+        <w:jc w:val="center"/>
+        <w:tblLayout w:type="fixed"/>
         <w:tblLook w:firstColumn="1" w:firstRow="1" w:lastColumn="0" w:lastRow="0" w:noHBand="0" w:noVBand="1" w:val="04A0"/>
       </w:tblPr>
       <w:tblGrid>
@@ -7271,7 +8201,7 @@
             <w:r/>
             <w:r>
               <w:rPr>
-                <w:rFonts w:ascii="Consolas" w:hAnsi="Consolas" w:cs="Consolas"/>
+                <w:rFonts w:ascii="Consolas" w:hAnsi="Consolas" w:cs="Consolas" w:eastAsia="Consolas"/>
                 <w:b w:val="0"/>
                 <w:i w:val="0"/>
                 <w:color w:val="2D2D2D"/>
@@ -7328,11 +8258,11 @@
     </w:p>
     <w:p>
       <w:pPr>
-        <w:spacing w:before="320" w:after="160"/>
+        <w:pStyle w:val="Heading2"/>
       </w:pPr>
       <w:r>
         <w:rPr>
-          <w:rFonts w:ascii="Calibri" w:hAnsi="Calibri" w:cs="Calibri"/>
+          <w:rFonts w:ascii="Calibri" w:hAnsi="Calibri" w:cs="Calibri" w:eastAsia="Calibri"/>
           <w:b/>
           <w:i w:val="0"/>
           <w:color w:val="1F4E79"/>
@@ -7343,14 +8273,14 @@
     </w:p>
     <w:tbl>
       <w:tblPr>
-        <w:tblW w:type="auto" w:w="0"/>
+        <w:tblW w:type="dxa" w:w="9865"/>
         <w:jc w:val="center"/>
         <w:tblLayout w:type="fixed"/>
         <w:tblLook w:firstColumn="1" w:firstRow="1" w:lastColumn="0" w:lastRow="0" w:noHBand="0" w:noVBand="1" w:val="04A0"/>
       </w:tblPr>
       <w:tblGrid>
-        <w:gridCol w:w="4933"/>
-        <w:gridCol w:w="4933"/>
+        <w:gridCol w:w="2948"/>
+        <w:gridCol w:w="6917"/>
       </w:tblGrid>
       <w:tr>
         <w:tc>
@@ -7371,7 +8301,7 @@
             <w:r/>
             <w:r>
               <w:rPr>
-                <w:rFonts w:ascii="Calibri" w:hAnsi="Calibri" w:cs="Calibri"/>
+                <w:rFonts w:ascii="Calibri" w:hAnsi="Calibri" w:cs="Calibri" w:eastAsia="Calibri"/>
                 <w:b/>
                 <w:i w:val="0"/>
                 <w:color w:val="2D2D2D"/>
@@ -7383,7 +8313,7 @@
         </w:tc>
         <w:tc>
           <w:tcPr>
-            <w:tcW w:type="dxa" w:w="6973"/>
+            <w:tcW w:type="dxa" w:w="6917"/>
             <w:tcBorders>
               <w:top w:val="single" w:sz="4" w:space="0" w:color="BFBFBF"/>
               <w:left w:val="single" w:sz="4" w:space="0" w:color="BFBFBF"/>
@@ -7398,7 +8328,7 @@
             <w:r/>
             <w:r>
               <w:rPr>
-                <w:rFonts w:ascii="Calibri" w:hAnsi="Calibri" w:cs="Calibri"/>
+                <w:rFonts w:ascii="Calibri" w:hAnsi="Calibri" w:cs="Calibri" w:eastAsia="Calibri"/>
                 <w:b w:val="0"/>
                 <w:i w:val="0"/>
                 <w:color w:val="2D2D2D"/>
@@ -7428,7 +8358,7 @@
             <w:r/>
             <w:r>
               <w:rPr>
-                <w:rFonts w:ascii="Calibri" w:hAnsi="Calibri" w:cs="Calibri"/>
+                <w:rFonts w:ascii="Calibri" w:hAnsi="Calibri" w:cs="Calibri" w:eastAsia="Calibri"/>
                 <w:b/>
                 <w:i w:val="0"/>
                 <w:color w:val="2D2D2D"/>
@@ -7440,7 +8370,7 @@
         </w:tc>
         <w:tc>
           <w:tcPr>
-            <w:tcW w:type="dxa" w:w="6973"/>
+            <w:tcW w:type="dxa" w:w="6917"/>
             <w:tcBorders>
               <w:top w:val="single" w:sz="4" w:space="0" w:color="BFBFBF"/>
               <w:left w:val="single" w:sz="4" w:space="0" w:color="BFBFBF"/>
@@ -7455,7 +8385,7 @@
             <w:r/>
             <w:r>
               <w:rPr>
-                <w:rFonts w:ascii="Calibri" w:hAnsi="Calibri" w:cs="Calibri"/>
+                <w:rFonts w:ascii="Calibri" w:hAnsi="Calibri" w:cs="Calibri" w:eastAsia="Calibri"/>
                 <w:b w:val="0"/>
                 <w:i w:val="0"/>
                 <w:color w:val="2D2D2D"/>
@@ -7485,7 +8415,7 @@
             <w:r/>
             <w:r>
               <w:rPr>
-                <w:rFonts w:ascii="Calibri" w:hAnsi="Calibri" w:cs="Calibri"/>
+                <w:rFonts w:ascii="Calibri" w:hAnsi="Calibri" w:cs="Calibri" w:eastAsia="Calibri"/>
                 <w:b/>
                 <w:i w:val="0"/>
                 <w:color w:val="2D2D2D"/>
@@ -7497,7 +8427,7 @@
         </w:tc>
         <w:tc>
           <w:tcPr>
-            <w:tcW w:type="dxa" w:w="6973"/>
+            <w:tcW w:type="dxa" w:w="6917"/>
             <w:tcBorders>
               <w:top w:val="single" w:sz="4" w:space="0" w:color="BFBFBF"/>
               <w:left w:val="single" w:sz="4" w:space="0" w:color="BFBFBF"/>
@@ -7512,7 +8442,7 @@
             <w:r/>
             <w:r>
               <w:rPr>
-                <w:rFonts w:ascii="Calibri" w:hAnsi="Calibri" w:cs="Calibri"/>
+                <w:rFonts w:ascii="Calibri" w:hAnsi="Calibri" w:cs="Calibri" w:eastAsia="Calibri"/>
                 <w:b w:val="0"/>
                 <w:i w:val="0"/>
                 <w:color w:val="2D2D2D"/>
@@ -7542,7 +8472,7 @@
             <w:r/>
             <w:r>
               <w:rPr>
-                <w:rFonts w:ascii="Calibri" w:hAnsi="Calibri" w:cs="Calibri"/>
+                <w:rFonts w:ascii="Calibri" w:hAnsi="Calibri" w:cs="Calibri" w:eastAsia="Calibri"/>
                 <w:b/>
                 <w:i w:val="0"/>
                 <w:color w:val="2D2D2D"/>
@@ -7554,7 +8484,7 @@
         </w:tc>
         <w:tc>
           <w:tcPr>
-            <w:tcW w:type="dxa" w:w="6973"/>
+            <w:tcW w:type="dxa" w:w="6917"/>
             <w:tcBorders>
               <w:top w:val="single" w:sz="4" w:space="0" w:color="BFBFBF"/>
               <w:left w:val="single" w:sz="4" w:space="0" w:color="BFBFBF"/>
@@ -7569,7 +8499,7 @@
             <w:r/>
             <w:r>
               <w:rPr>
-                <w:rFonts w:ascii="Calibri" w:hAnsi="Calibri" w:cs="Calibri"/>
+                <w:rFonts w:ascii="Calibri" w:hAnsi="Calibri" w:cs="Calibri" w:eastAsia="Calibri"/>
                 <w:b w:val="0"/>
                 <w:i w:val="0"/>
                 <w:color w:val="2D2D2D"/>
@@ -7592,7 +8522,7 @@
       </w:pPr>
       <w:r>
         <w:rPr>
-          <w:rFonts w:ascii="Calibri" w:hAnsi="Calibri" w:cs="Calibri"/>
+          <w:rFonts w:ascii="Calibri" w:hAnsi="Calibri" w:cs="Calibri" w:eastAsia="Calibri"/>
           <w:b w:val="0"/>
           <w:i w:val="0"/>
           <w:color w:val="5B6570"/>
@@ -7607,7 +8537,7 @@
       </w:pPr>
       <w:r>
         <w:rPr>
-          <w:rFonts w:ascii="Calibri" w:hAnsi="Calibri" w:cs="Calibri"/>
+          <w:rFonts w:ascii="Calibri" w:hAnsi="Calibri" w:cs="Calibri" w:eastAsia="Calibri"/>
           <w:b/>
           <w:i w:val="0"/>
           <w:color w:val="1F4E79"/>
@@ -7618,21 +8548,22 @@
     </w:p>
     <w:tbl>
       <w:tblPr>
-        <w:tblW w:type="auto" w:w="0"/>
+        <w:tblW w:type="dxa" w:w="9866"/>
+        <w:jc w:val="center"/>
         <w:tblLayout w:type="fixed"/>
         <w:tblLook w:firstColumn="1" w:firstRow="1" w:lastColumn="0" w:lastRow="0" w:noHBand="0" w:noVBand="1" w:val="04A0"/>
       </w:tblPr>
       <w:tblGrid>
-        <w:gridCol w:w="1973"/>
-        <w:gridCol w:w="1973"/>
-        <w:gridCol w:w="1973"/>
-        <w:gridCol w:w="1973"/>
-        <w:gridCol w:w="1973"/>
+        <w:gridCol w:w="1588"/>
+        <w:gridCol w:w="1134"/>
+        <w:gridCol w:w="1814"/>
+        <w:gridCol w:w="1474"/>
+        <w:gridCol w:w="3856"/>
       </w:tblGrid>
       <w:tr>
         <w:tc>
           <w:tcPr>
-            <w:tcW w:type="dxa" w:w="1587"/>
+            <w:tcW w:type="dxa" w:w="1588"/>
             <w:shd w:fill="1F4E79" w:val="clear"/>
             <w:tcBorders>
               <w:top w:val="single" w:sz="4" w:space="0" w:color="BFBFBF"/>
@@ -7648,11 +8579,11 @@
             <w:r/>
             <w:r>
               <w:rPr>
-                <w:rFonts w:ascii="Calibri" w:hAnsi="Calibri" w:cs="Calibri"/>
+                <w:rFonts w:ascii="Calibri" w:hAnsi="Calibri" w:cs="Calibri" w:eastAsia="Calibri"/>
                 <w:b/>
                 <w:i w:val="0"/>
                 <w:color w:val="FFFFFF"/>
-                <w:sz w:val="17"/>
+                <w:sz w:val="19"/>
               </w:rPr>
               <w:t>Parameter</w:t>
             </w:r>
@@ -7676,11 +8607,11 @@
             <w:r/>
             <w:r>
               <w:rPr>
-                <w:rFonts w:ascii="Calibri" w:hAnsi="Calibri" w:cs="Calibri"/>
+                <w:rFonts w:ascii="Calibri" w:hAnsi="Calibri" w:cs="Calibri" w:eastAsia="Calibri"/>
                 <w:b/>
                 <w:i w:val="0"/>
                 <w:color w:val="FFFFFF"/>
-                <w:sz w:val="17"/>
+                <w:sz w:val="19"/>
               </w:rPr>
               <w:t>Required</w:t>
             </w:r>
@@ -7704,11 +8635,11 @@
             <w:r/>
             <w:r>
               <w:rPr>
-                <w:rFonts w:ascii="Calibri" w:hAnsi="Calibri" w:cs="Calibri"/>
+                <w:rFonts w:ascii="Calibri" w:hAnsi="Calibri" w:cs="Calibri" w:eastAsia="Calibri"/>
                 <w:b/>
                 <w:i w:val="0"/>
                 <w:color w:val="FFFFFF"/>
-                <w:sz w:val="17"/>
+                <w:sz w:val="19"/>
               </w:rPr>
               <w:t>Format</w:t>
             </w:r>
@@ -7732,11 +8663,11 @@
             <w:r/>
             <w:r>
               <w:rPr>
-                <w:rFonts w:ascii="Calibri" w:hAnsi="Calibri" w:cs="Calibri"/>
+                <w:rFonts w:ascii="Calibri" w:hAnsi="Calibri" w:cs="Calibri" w:eastAsia="Calibri"/>
                 <w:b/>
                 <w:i w:val="0"/>
                 <w:color w:val="FFFFFF"/>
-                <w:sz w:val="17"/>
+                <w:sz w:val="19"/>
               </w:rPr>
               <w:t>Example</w:t>
             </w:r>
@@ -7744,7 +8675,7 @@
         </w:tc>
         <w:tc>
           <w:tcPr>
-            <w:tcW w:type="dxa" w:w="3912"/>
+            <w:tcW w:type="dxa" w:w="3856"/>
             <w:shd w:fill="1F4E79" w:val="clear"/>
             <w:tcBorders>
               <w:top w:val="single" w:sz="4" w:space="0" w:color="BFBFBF"/>
@@ -7760,11 +8691,11 @@
             <w:r/>
             <w:r>
               <w:rPr>
-                <w:rFonts w:ascii="Calibri" w:hAnsi="Calibri" w:cs="Calibri"/>
+                <w:rFonts w:ascii="Calibri" w:hAnsi="Calibri" w:cs="Calibri" w:eastAsia="Calibri"/>
                 <w:b/>
                 <w:i w:val="0"/>
                 <w:color w:val="FFFFFF"/>
-                <w:sz w:val="17"/>
+                <w:sz w:val="19"/>
               </w:rPr>
               <w:t>What to provide</w:t>
             </w:r>
@@ -7774,7 +8705,7 @@
       <w:tr>
         <w:tc>
           <w:tcPr>
-            <w:tcW w:type="dxa" w:w="1587"/>
+            <w:tcW w:type="dxa" w:w="1588"/>
             <w:shd w:fill="FFFFFF" w:val="clear"/>
             <w:tcBorders>
               <w:top w:val="single" w:sz="4" w:space="0" w:color="BFBFBF"/>
@@ -7790,11 +8721,11 @@
             <w:r/>
             <w:r>
               <w:rPr>
-                <w:rFonts w:ascii="Consolas" w:hAnsi="Consolas" w:cs="Consolas"/>
+                <w:rFonts w:ascii="Consolas" w:hAnsi="Consolas" w:cs="Consolas" w:eastAsia="Consolas"/>
                 <w:b w:val="0"/>
                 <w:i w:val="0"/>
                 <w:color w:val="2D2D2D"/>
-                <w:sz w:val="17"/>
+                <w:sz w:val="19"/>
               </w:rPr>
               <w:t>pageNumber</w:t>
             </w:r>
@@ -7818,11 +8749,11 @@
             <w:r/>
             <w:r>
               <w:rPr>
-                <w:rFonts w:ascii="Calibri" w:hAnsi="Calibri" w:cs="Calibri"/>
+                <w:rFonts w:ascii="Calibri" w:hAnsi="Calibri" w:cs="Calibri" w:eastAsia="Calibri"/>
                 <w:b w:val="0"/>
                 <w:i w:val="0"/>
                 <w:color w:val="2D2D2D"/>
-                <w:sz w:val="17"/>
+                <w:sz w:val="19"/>
               </w:rPr>
               <w:t>No</w:t>
             </w:r>
@@ -7846,11 +8777,11 @@
             <w:r/>
             <w:r>
               <w:rPr>
-                <w:rFonts w:ascii="Calibri" w:hAnsi="Calibri" w:cs="Calibri"/>
+                <w:rFonts w:ascii="Consolas" w:hAnsi="Consolas" w:cs="Consolas" w:eastAsia="Consolas"/>
                 <w:b w:val="0"/>
                 <w:i w:val="0"/>
                 <w:color w:val="2D2D2D"/>
-                <w:sz w:val="17"/>
+                <w:sz w:val="19"/>
               </w:rPr>
               <w:t>Integer, 0-based</w:t>
             </w:r>
@@ -7874,11 +8805,11 @@
             <w:r/>
             <w:r>
               <w:rPr>
-                <w:rFonts w:ascii="Consolas" w:hAnsi="Consolas" w:cs="Consolas"/>
+                <w:rFonts w:ascii="Consolas" w:hAnsi="Consolas" w:cs="Consolas" w:eastAsia="Consolas"/>
                 <w:b w:val="0"/>
                 <w:i w:val="0"/>
                 <w:color w:val="2D2D2D"/>
-                <w:sz w:val="17"/>
+                <w:sz w:val="19"/>
               </w:rPr>
               <w:t>0</w:t>
             </w:r>
@@ -7886,7 +8817,7 @@
         </w:tc>
         <w:tc>
           <w:tcPr>
-            <w:tcW w:type="dxa" w:w="3912"/>
+            <w:tcW w:type="dxa" w:w="3856"/>
             <w:shd w:fill="FFFFFF" w:val="clear"/>
             <w:tcBorders>
               <w:top w:val="single" w:sz="4" w:space="0" w:color="BFBFBF"/>
@@ -7902,11 +8833,11 @@
             <w:r/>
             <w:r>
               <w:rPr>
-                <w:rFonts w:ascii="Calibri" w:hAnsi="Calibri" w:cs="Calibri"/>
+                <w:rFonts w:ascii="Calibri" w:hAnsi="Calibri" w:cs="Calibri" w:eastAsia="Calibri"/>
                 <w:b w:val="0"/>
                 <w:i w:val="0"/>
                 <w:color w:val="2D2D2D"/>
-                <w:sz w:val="16"/>
+                <w:sz w:val="19"/>
               </w:rPr>
               <w:t>Omit on the first call. Use 1, 2, … if a next page is returned.</w:t>
             </w:r>
@@ -7925,7 +8856,7 @@
       </w:pPr>
       <w:r>
         <w:rPr>
-          <w:rFonts w:ascii="Calibri" w:hAnsi="Calibri" w:cs="Calibri"/>
+          <w:rFonts w:ascii="Calibri" w:hAnsi="Calibri" w:cs="Calibri" w:eastAsia="Calibri"/>
           <w:b/>
           <w:i w:val="0"/>
           <w:color w:val="1F4E79"/>
@@ -7936,8 +8867,9 @@
     </w:p>
     <w:tbl>
       <w:tblPr>
-        <w:tblW w:type="auto" w:w="0"/>
-        <w:tblLayout w:type="autofit"/>
+        <w:tblW w:type="dxa" w:w="9866"/>
+        <w:jc w:val="center"/>
+        <w:tblLayout w:type="fixed"/>
         <w:tblLook w:firstColumn="1" w:firstRow="1" w:lastColumn="0" w:lastRow="0" w:noHBand="0" w:noVBand="1" w:val="04A0"/>
       </w:tblPr>
       <w:tblGrid>
@@ -7962,7 +8894,7 @@
             <w:r/>
             <w:r>
               <w:rPr>
-                <w:rFonts w:ascii="Consolas" w:hAnsi="Consolas" w:cs="Consolas"/>
+                <w:rFonts w:ascii="Consolas" w:hAnsi="Consolas" w:cs="Consolas" w:eastAsia="Consolas"/>
                 <w:b w:val="0"/>
                 <w:i w:val="0"/>
                 <w:color w:val="2D2D2D"/>
@@ -7989,7 +8921,7 @@
       </w:pPr>
       <w:r>
         <w:rPr>
-          <w:rFonts w:ascii="Calibri" w:hAnsi="Calibri" w:cs="Calibri"/>
+          <w:rFonts w:ascii="Calibri" w:hAnsi="Calibri" w:cs="Calibri" w:eastAsia="Calibri"/>
           <w:b/>
           <w:i w:val="0"/>
           <w:color w:val="1F4E79"/>
@@ -8000,8 +8932,9 @@
     </w:p>
     <w:tbl>
       <w:tblPr>
-        <w:tblW w:type="auto" w:w="0"/>
-        <w:tblLayout w:type="autofit"/>
+        <w:tblW w:type="dxa" w:w="9866"/>
+        <w:jc w:val="center"/>
+        <w:tblLayout w:type="fixed"/>
         <w:tblLook w:firstColumn="1" w:firstRow="1" w:lastColumn="0" w:lastRow="0" w:noHBand="0" w:noVBand="1" w:val="04A0"/>
       </w:tblPr>
       <w:tblGrid>
@@ -8026,7 +8959,7 @@
             <w:r/>
             <w:r>
               <w:rPr>
-                <w:rFonts w:ascii="Consolas" w:hAnsi="Consolas" w:cs="Consolas"/>
+                <w:rFonts w:ascii="Consolas" w:hAnsi="Consolas" w:cs="Consolas" w:eastAsia="Consolas"/>
                 <w:b w:val="0"/>
                 <w:i w:val="0"/>
                 <w:color w:val="2D2D2D"/>
@@ -8067,11 +9000,11 @@
     </w:p>
     <w:p>
       <w:pPr>
-        <w:spacing w:before="320" w:after="160"/>
+        <w:pStyle w:val="Heading2"/>
       </w:pPr>
       <w:r>
         <w:rPr>
-          <w:rFonts w:ascii="Calibri" w:hAnsi="Calibri" w:cs="Calibri"/>
+          <w:rFonts w:ascii="Calibri" w:hAnsi="Calibri" w:cs="Calibri" w:eastAsia="Calibri"/>
           <w:b/>
           <w:i w:val="0"/>
           <w:color w:val="1F4E79"/>
@@ -8082,14 +9015,14 @@
     </w:p>
     <w:tbl>
       <w:tblPr>
-        <w:tblW w:type="auto" w:w="0"/>
+        <w:tblW w:type="dxa" w:w="9865"/>
         <w:jc w:val="center"/>
         <w:tblLayout w:type="fixed"/>
         <w:tblLook w:firstColumn="1" w:firstRow="1" w:lastColumn="0" w:lastRow="0" w:noHBand="0" w:noVBand="1" w:val="04A0"/>
       </w:tblPr>
       <w:tblGrid>
-        <w:gridCol w:w="4933"/>
-        <w:gridCol w:w="4933"/>
+        <w:gridCol w:w="2948"/>
+        <w:gridCol w:w="6917"/>
       </w:tblGrid>
       <w:tr>
         <w:tc>
@@ -8110,7 +9043,7 @@
             <w:r/>
             <w:r>
               <w:rPr>
-                <w:rFonts w:ascii="Calibri" w:hAnsi="Calibri" w:cs="Calibri"/>
+                <w:rFonts w:ascii="Calibri" w:hAnsi="Calibri" w:cs="Calibri" w:eastAsia="Calibri"/>
                 <w:b/>
                 <w:i w:val="0"/>
                 <w:color w:val="2D2D2D"/>
@@ -8122,7 +9055,7 @@
         </w:tc>
         <w:tc>
           <w:tcPr>
-            <w:tcW w:type="dxa" w:w="6973"/>
+            <w:tcW w:type="dxa" w:w="6917"/>
             <w:tcBorders>
               <w:top w:val="single" w:sz="4" w:space="0" w:color="BFBFBF"/>
               <w:left w:val="single" w:sz="4" w:space="0" w:color="BFBFBF"/>
@@ -8137,7 +9070,7 @@
             <w:r/>
             <w:r>
               <w:rPr>
-                <w:rFonts w:ascii="Calibri" w:hAnsi="Calibri" w:cs="Calibri"/>
+                <w:rFonts w:ascii="Calibri" w:hAnsi="Calibri" w:cs="Calibri" w:eastAsia="Calibri"/>
                 <w:b w:val="0"/>
                 <w:i w:val="0"/>
                 <w:color w:val="2D2D2D"/>
@@ -8167,7 +9100,7 @@
             <w:r/>
             <w:r>
               <w:rPr>
-                <w:rFonts w:ascii="Calibri" w:hAnsi="Calibri" w:cs="Calibri"/>
+                <w:rFonts w:ascii="Calibri" w:hAnsi="Calibri" w:cs="Calibri" w:eastAsia="Calibri"/>
                 <w:b/>
                 <w:i w:val="0"/>
                 <w:color w:val="2D2D2D"/>
@@ -8179,7 +9112,7 @@
         </w:tc>
         <w:tc>
           <w:tcPr>
-            <w:tcW w:type="dxa" w:w="6973"/>
+            <w:tcW w:type="dxa" w:w="6917"/>
             <w:tcBorders>
               <w:top w:val="single" w:sz="4" w:space="0" w:color="BFBFBF"/>
               <w:left w:val="single" w:sz="4" w:space="0" w:color="BFBFBF"/>
@@ -8194,7 +9127,7 @@
             <w:r/>
             <w:r>
               <w:rPr>
-                <w:rFonts w:ascii="Calibri" w:hAnsi="Calibri" w:cs="Calibri"/>
+                <w:rFonts w:ascii="Calibri" w:hAnsi="Calibri" w:cs="Calibri" w:eastAsia="Calibri"/>
                 <w:b w:val="0"/>
                 <w:i w:val="0"/>
                 <w:color w:val="2D2D2D"/>
@@ -8224,7 +9157,7 @@
             <w:r/>
             <w:r>
               <w:rPr>
-                <w:rFonts w:ascii="Calibri" w:hAnsi="Calibri" w:cs="Calibri"/>
+                <w:rFonts w:ascii="Calibri" w:hAnsi="Calibri" w:cs="Calibri" w:eastAsia="Calibri"/>
                 <w:b/>
                 <w:i w:val="0"/>
                 <w:color w:val="2D2D2D"/>
@@ -8236,7 +9169,7 @@
         </w:tc>
         <w:tc>
           <w:tcPr>
-            <w:tcW w:type="dxa" w:w="6973"/>
+            <w:tcW w:type="dxa" w:w="6917"/>
             <w:tcBorders>
               <w:top w:val="single" w:sz="4" w:space="0" w:color="BFBFBF"/>
               <w:left w:val="single" w:sz="4" w:space="0" w:color="BFBFBF"/>
@@ -8251,7 +9184,7 @@
             <w:r/>
             <w:r>
               <w:rPr>
-                <w:rFonts w:ascii="Calibri" w:hAnsi="Calibri" w:cs="Calibri"/>
+                <w:rFonts w:ascii="Calibri" w:hAnsi="Calibri" w:cs="Calibri" w:eastAsia="Calibri"/>
                 <w:b w:val="0"/>
                 <w:i w:val="0"/>
                 <w:color w:val="2D2D2D"/>
@@ -8281,7 +9214,7 @@
             <w:r/>
             <w:r>
               <w:rPr>
-                <w:rFonts w:ascii="Calibri" w:hAnsi="Calibri" w:cs="Calibri"/>
+                <w:rFonts w:ascii="Calibri" w:hAnsi="Calibri" w:cs="Calibri" w:eastAsia="Calibri"/>
                 <w:b/>
                 <w:i w:val="0"/>
                 <w:color w:val="2D2D2D"/>
@@ -8293,7 +9226,7 @@
         </w:tc>
         <w:tc>
           <w:tcPr>
-            <w:tcW w:type="dxa" w:w="6973"/>
+            <w:tcW w:type="dxa" w:w="6917"/>
             <w:tcBorders>
               <w:top w:val="single" w:sz="4" w:space="0" w:color="BFBFBF"/>
               <w:left w:val="single" w:sz="4" w:space="0" w:color="BFBFBF"/>
@@ -8308,7 +9241,7 @@
             <w:r/>
             <w:r>
               <w:rPr>
-                <w:rFonts w:ascii="Calibri" w:hAnsi="Calibri" w:cs="Calibri"/>
+                <w:rFonts w:ascii="Calibri" w:hAnsi="Calibri" w:cs="Calibri" w:eastAsia="Calibri"/>
                 <w:b w:val="0"/>
                 <w:i w:val="0"/>
                 <w:color w:val="2D2D2D"/>
@@ -8331,7 +9264,7 @@
       </w:pPr>
       <w:r>
         <w:rPr>
-          <w:rFonts w:ascii="Calibri" w:hAnsi="Calibri" w:cs="Calibri"/>
+          <w:rFonts w:ascii="Calibri" w:hAnsi="Calibri" w:cs="Calibri" w:eastAsia="Calibri"/>
           <w:b w:val="0"/>
           <w:i w:val="0"/>
           <w:color w:val="5B6570"/>
@@ -8346,7 +9279,7 @@
       </w:pPr>
       <w:r>
         <w:rPr>
-          <w:rFonts w:ascii="Calibri" w:hAnsi="Calibri" w:cs="Calibri"/>
+          <w:rFonts w:ascii="Calibri" w:hAnsi="Calibri" w:cs="Calibri" w:eastAsia="Calibri"/>
           <w:b/>
           <w:i w:val="0"/>
           <w:color w:val="1F4E79"/>
@@ -8357,8 +9290,9 @@
     </w:p>
     <w:tbl>
       <w:tblPr>
-        <w:tblW w:type="auto" w:w="0"/>
-        <w:tblLayout w:type="autofit"/>
+        <w:tblW w:type="dxa" w:w="9866"/>
+        <w:jc w:val="center"/>
+        <w:tblLayout w:type="fixed"/>
         <w:tblLook w:firstColumn="1" w:firstRow="1" w:lastColumn="0" w:lastRow="0" w:noHBand="0" w:noVBand="1" w:val="04A0"/>
       </w:tblPr>
       <w:tblGrid>
@@ -8383,7 +9317,7 @@
             <w:r/>
             <w:r>
               <w:rPr>
-                <w:rFonts w:ascii="Consolas" w:hAnsi="Consolas" w:cs="Consolas"/>
+                <w:rFonts w:ascii="Consolas" w:hAnsi="Consolas" w:cs="Consolas" w:eastAsia="Consolas"/>
                 <w:b w:val="0"/>
                 <w:i w:val="0"/>
                 <w:color w:val="2D2D2D"/>
@@ -8410,7 +9344,7 @@
       </w:pPr>
       <w:r>
         <w:rPr>
-          <w:rFonts w:ascii="Calibri" w:hAnsi="Calibri" w:cs="Calibri"/>
+          <w:rFonts w:ascii="Calibri" w:hAnsi="Calibri" w:cs="Calibri" w:eastAsia="Calibri"/>
           <w:b/>
           <w:i w:val="0"/>
           <w:color w:val="1F4E79"/>
@@ -8421,8 +9355,9 @@
     </w:p>
     <w:tbl>
       <w:tblPr>
-        <w:tblW w:type="auto" w:w="0"/>
-        <w:tblLayout w:type="autofit"/>
+        <w:tblW w:type="dxa" w:w="9866"/>
+        <w:jc w:val="center"/>
+        <w:tblLayout w:type="fixed"/>
         <w:tblLook w:firstColumn="1" w:firstRow="1" w:lastColumn="0" w:lastRow="0" w:noHBand="0" w:noVBand="1" w:val="04A0"/>
       </w:tblPr>
       <w:tblGrid>
@@ -8447,7 +9382,7 @@
             <w:r/>
             <w:r>
               <w:rPr>
-                <w:rFonts w:ascii="Consolas" w:hAnsi="Consolas" w:cs="Consolas"/>
+                <w:rFonts w:ascii="Consolas" w:hAnsi="Consolas" w:cs="Consolas" w:eastAsia="Consolas"/>
                 <w:b w:val="0"/>
                 <w:i w:val="0"/>
                 <w:color w:val="2D2D2D"/>
@@ -8482,33 +9417,34 @@
     </w:p>
     <w:p>
       <w:pPr>
-        <w:spacing w:before="320" w:after="160"/>
+        <w:pStyle w:val="Heading1"/>
       </w:pPr>
       <w:r>
         <w:rPr>
-          <w:rFonts w:ascii="Calibri" w:hAnsi="Calibri" w:cs="Calibri"/>
+          <w:rFonts w:ascii="Calibri" w:hAnsi="Calibri" w:cs="Calibri" w:eastAsia="Calibri"/>
           <w:b/>
           <w:i w:val="0"/>
           <w:color w:val="1F4E79"/>
-          <w:sz w:val="28"/>
+          <w:sz w:val="32"/>
         </w:rPr>
         <w:t>8. Expected results</w:t>
       </w:r>
     </w:p>
     <w:tbl>
       <w:tblPr>
-        <w:tblW w:type="auto" w:w="0"/>
+        <w:tblW w:type="dxa" w:w="9866"/>
+        <w:jc w:val="center"/>
         <w:tblLayout w:type="fixed"/>
         <w:tblLook w:firstColumn="1" w:firstRow="1" w:lastColumn="0" w:lastRow="0" w:noHBand="0" w:noVBand="1" w:val="04A0"/>
       </w:tblPr>
       <w:tblGrid>
-        <w:gridCol w:w="4933"/>
-        <w:gridCol w:w="4933"/>
+        <w:gridCol w:w="2552"/>
+        <w:gridCol w:w="7314"/>
       </w:tblGrid>
       <w:tr>
         <w:tc>
           <w:tcPr>
-            <w:tcW w:type="dxa" w:w="2551"/>
+            <w:tcW w:type="dxa" w:w="2552"/>
             <w:shd w:fill="1F4E79" w:val="clear"/>
             <w:tcBorders>
               <w:top w:val="single" w:sz="4" w:space="0" w:color="BFBFBF"/>
@@ -8524,7 +9460,7 @@
             <w:r/>
             <w:r>
               <w:rPr>
-                <w:rFonts w:ascii="Calibri" w:hAnsi="Calibri" w:cs="Calibri"/>
+                <w:rFonts w:ascii="Calibri" w:hAnsi="Calibri" w:cs="Calibri" w:eastAsia="Calibri"/>
                 <w:b/>
                 <w:i w:val="0"/>
                 <w:color w:val="FFFFFF"/>
@@ -8536,7 +9472,7 @@
         </w:tc>
         <w:tc>
           <w:tcPr>
-            <w:tcW w:type="dxa" w:w="7370"/>
+            <w:tcW w:type="dxa" w:w="7314"/>
             <w:shd w:fill="1F4E79" w:val="clear"/>
             <w:tcBorders>
               <w:top w:val="single" w:sz="4" w:space="0" w:color="BFBFBF"/>
@@ -8552,7 +9488,7 @@
             <w:r/>
             <w:r>
               <w:rPr>
-                <w:rFonts w:ascii="Calibri" w:hAnsi="Calibri" w:cs="Calibri"/>
+                <w:rFonts w:ascii="Calibri" w:hAnsi="Calibri" w:cs="Calibri" w:eastAsia="Calibri"/>
                 <w:b/>
                 <w:i w:val="0"/>
                 <w:color w:val="FFFFFF"/>
@@ -8566,7 +9502,7 @@
       <w:tr>
         <w:tc>
           <w:tcPr>
-            <w:tcW w:type="dxa" w:w="2551"/>
+            <w:tcW w:type="dxa" w:w="2552"/>
             <w:shd w:fill="FFFFFF" w:val="clear"/>
             <w:tcBorders>
               <w:top w:val="single" w:sz="4" w:space="0" w:color="BFBFBF"/>
@@ -8582,8 +9518,8 @@
             <w:r/>
             <w:r>
               <w:rPr>
-                <w:rFonts w:ascii="Calibri" w:hAnsi="Calibri" w:cs="Calibri"/>
-                <w:b/>
+                <w:rFonts w:ascii="Consolas" w:hAnsi="Consolas" w:cs="Consolas" w:eastAsia="Consolas"/>
+                <w:b w:val="0"/>
                 <w:i w:val="0"/>
                 <w:color w:val="2D2D2D"/>
                 <w:sz w:val="19"/>
@@ -8594,7 +9530,7 @@
         </w:tc>
         <w:tc>
           <w:tcPr>
-            <w:tcW w:type="dxa" w:w="7370"/>
+            <w:tcW w:type="dxa" w:w="7314"/>
             <w:shd w:fill="FFFFFF" w:val="clear"/>
             <w:tcBorders>
               <w:top w:val="single" w:sz="4" w:space="0" w:color="BFBFBF"/>
@@ -8610,7 +9546,7 @@
             <w:r/>
             <w:r>
               <w:rPr>
-                <w:rFonts w:ascii="Calibri" w:hAnsi="Calibri" w:cs="Calibri"/>
+                <w:rFonts w:ascii="Calibri" w:hAnsi="Calibri" w:cs="Calibri" w:eastAsia="Calibri"/>
                 <w:b w:val="0"/>
                 <w:i w:val="0"/>
                 <w:color w:val="2D2D2D"/>
@@ -8624,7 +9560,7 @@
       <w:tr>
         <w:tc>
           <w:tcPr>
-            <w:tcW w:type="dxa" w:w="2551"/>
+            <w:tcW w:type="dxa" w:w="2552"/>
             <w:shd w:fill="E9F0F7" w:val="clear"/>
             <w:tcBorders>
               <w:top w:val="single" w:sz="4" w:space="0" w:color="BFBFBF"/>
@@ -8640,8 +9576,8 @@
             <w:r/>
             <w:r>
               <w:rPr>
-                <w:rFonts w:ascii="Calibri" w:hAnsi="Calibri" w:cs="Calibri"/>
-                <w:b/>
+                <w:rFonts w:ascii="Consolas" w:hAnsi="Consolas" w:cs="Consolas" w:eastAsia="Consolas"/>
+                <w:b w:val="0"/>
                 <w:i w:val="0"/>
                 <w:color w:val="2D2D2D"/>
                 <w:sz w:val="19"/>
@@ -8652,7 +9588,7 @@
         </w:tc>
         <w:tc>
           <w:tcPr>
-            <w:tcW w:type="dxa" w:w="7370"/>
+            <w:tcW w:type="dxa" w:w="7314"/>
             <w:shd w:fill="E9F0F7" w:val="clear"/>
             <w:tcBorders>
               <w:top w:val="single" w:sz="4" w:space="0" w:color="BFBFBF"/>
@@ -8668,7 +9604,7 @@
             <w:r/>
             <w:r>
               <w:rPr>
-                <w:rFonts w:ascii="Calibri" w:hAnsi="Calibri" w:cs="Calibri"/>
+                <w:rFonts w:ascii="Calibri" w:hAnsi="Calibri" w:cs="Calibri" w:eastAsia="Calibri"/>
                 <w:b w:val="0"/>
                 <w:i w:val="0"/>
                 <w:color w:val="2D2D2D"/>
@@ -8682,7 +9618,7 @@
       <w:tr>
         <w:tc>
           <w:tcPr>
-            <w:tcW w:type="dxa" w:w="2551"/>
+            <w:tcW w:type="dxa" w:w="2552"/>
             <w:shd w:fill="FFFFFF" w:val="clear"/>
             <w:tcBorders>
               <w:top w:val="single" w:sz="4" w:space="0" w:color="BFBFBF"/>
@@ -8698,8 +9634,8 @@
             <w:r/>
             <w:r>
               <w:rPr>
-                <w:rFonts w:ascii="Calibri" w:hAnsi="Calibri" w:cs="Calibri"/>
-                <w:b/>
+                <w:rFonts w:ascii="Consolas" w:hAnsi="Consolas" w:cs="Consolas" w:eastAsia="Consolas"/>
+                <w:b w:val="0"/>
                 <w:i w:val="0"/>
                 <w:color w:val="2D2D2D"/>
                 <w:sz w:val="19"/>
@@ -8710,7 +9646,7 @@
         </w:tc>
         <w:tc>
           <w:tcPr>
-            <w:tcW w:type="dxa" w:w="7370"/>
+            <w:tcW w:type="dxa" w:w="7314"/>
             <w:shd w:fill="FFFFFF" w:val="clear"/>
             <w:tcBorders>
               <w:top w:val="single" w:sz="4" w:space="0" w:color="BFBFBF"/>
@@ -8726,7 +9662,7 @@
             <w:r/>
             <w:r>
               <w:rPr>
-                <w:rFonts w:ascii="Calibri" w:hAnsi="Calibri" w:cs="Calibri"/>
+                <w:rFonts w:ascii="Calibri" w:hAnsi="Calibri" w:cs="Calibri" w:eastAsia="Calibri"/>
                 <w:b w:val="0"/>
                 <w:i w:val="0"/>
                 <w:color w:val="2D2D2D"/>
@@ -8740,7 +9676,7 @@
       <w:tr>
         <w:tc>
           <w:tcPr>
-            <w:tcW w:type="dxa" w:w="2551"/>
+            <w:tcW w:type="dxa" w:w="2552"/>
             <w:shd w:fill="E9F0F7" w:val="clear"/>
             <w:tcBorders>
               <w:top w:val="single" w:sz="4" w:space="0" w:color="BFBFBF"/>
@@ -8756,19 +9692,19 @@
             <w:r/>
             <w:r>
               <w:rPr>
-                <w:rFonts w:ascii="Calibri" w:hAnsi="Calibri" w:cs="Calibri"/>
-                <w:b/>
+                <w:rFonts w:ascii="Consolas" w:hAnsi="Consolas" w:cs="Consolas" w:eastAsia="Consolas"/>
+                <w:b w:val="0"/>
                 <w:i w:val="0"/>
                 <w:color w:val="2D2D2D"/>
                 <w:sz w:val="19"/>
               </w:rPr>
-              <w:t>401 Unauthorized</w:t>
+              <w:t>More pages</w:t>
             </w:r>
           </w:p>
         </w:tc>
         <w:tc>
           <w:tcPr>
-            <w:tcW w:type="dxa" w:w="7370"/>
+            <w:tcW w:type="dxa" w:w="7314"/>
             <w:shd w:fill="E9F0F7" w:val="clear"/>
             <w:tcBorders>
               <w:top w:val="single" w:sz="4" w:space="0" w:color="BFBFBF"/>
@@ -8784,7 +9720,123 @@
             <w:r/>
             <w:r>
               <w:rPr>
-                <w:rFonts w:ascii="Calibri" w:hAnsi="Calibri" w:cs="Calibri"/>
+                <w:rFonts w:ascii="Calibri" w:hAnsi="Calibri" w:cs="Calibri" w:eastAsia="Calibri"/>
+                <w:b w:val="0"/>
+                <w:i w:val="0"/>
+                <w:color w:val="2D2D2D"/>
+                <w:sz w:val="19"/>
+              </w:rPr>
+              <w:t>next is present and pageNumber can be incremented</w:t>
+            </w:r>
+          </w:p>
+        </w:tc>
+      </w:tr>
+      <w:tr>
+        <w:tc>
+          <w:tcPr>
+            <w:tcW w:type="dxa" w:w="2552"/>
+            <w:shd w:fill="FFFFFF" w:val="clear"/>
+            <w:tcBorders>
+              <w:top w:val="single" w:sz="4" w:space="0" w:color="BFBFBF"/>
+              <w:left w:val="single" w:sz="4" w:space="0" w:color="BFBFBF"/>
+              <w:bottom w:val="single" w:sz="4" w:space="0" w:color="BFBFBF"/>
+              <w:right w:val="single" w:sz="4" w:space="0" w:color="BFBFBF"/>
+            </w:tcBorders>
+          </w:tcPr>
+          <w:p>
+            <w:pPr>
+              <w:spacing w:before="40" w:after="40"/>
+            </w:pPr>
+            <w:r/>
+            <w:r>
+              <w:rPr>
+                <w:rFonts w:ascii="Consolas" w:hAnsi="Consolas" w:cs="Consolas" w:eastAsia="Consolas"/>
+                <w:b w:val="0"/>
+                <w:i w:val="0"/>
+                <w:color w:val="2D2D2D"/>
+                <w:sz w:val="19"/>
+              </w:rPr>
+              <w:t>Last page</w:t>
+            </w:r>
+          </w:p>
+        </w:tc>
+        <w:tc>
+          <w:tcPr>
+            <w:tcW w:type="dxa" w:w="7314"/>
+            <w:shd w:fill="FFFFFF" w:val="clear"/>
+            <w:tcBorders>
+              <w:top w:val="single" w:sz="4" w:space="0" w:color="BFBFBF"/>
+              <w:left w:val="single" w:sz="4" w:space="0" w:color="BFBFBF"/>
+              <w:bottom w:val="single" w:sz="4" w:space="0" w:color="BFBFBF"/>
+              <w:right w:val="single" w:sz="4" w:space="0" w:color="BFBFBF"/>
+            </w:tcBorders>
+          </w:tcPr>
+          <w:p>
+            <w:pPr>
+              <w:spacing w:before="40" w:after="40"/>
+            </w:pPr>
+            <w:r/>
+            <w:r>
+              <w:rPr>
+                <w:rFonts w:ascii="Calibri" w:hAnsi="Calibri" w:cs="Calibri" w:eastAsia="Calibri"/>
+                <w:b w:val="0"/>
+                <w:i w:val="0"/>
+                <w:color w:val="2D2D2D"/>
+                <w:sz w:val="19"/>
+              </w:rPr>
+              <w:t>next is absent</w:t>
+            </w:r>
+          </w:p>
+        </w:tc>
+      </w:tr>
+      <w:tr>
+        <w:tc>
+          <w:tcPr>
+            <w:tcW w:type="dxa" w:w="2552"/>
+            <w:shd w:fill="E9F0F7" w:val="clear"/>
+            <w:tcBorders>
+              <w:top w:val="single" w:sz="4" w:space="0" w:color="BFBFBF"/>
+              <w:left w:val="single" w:sz="4" w:space="0" w:color="BFBFBF"/>
+              <w:bottom w:val="single" w:sz="4" w:space="0" w:color="BFBFBF"/>
+              <w:right w:val="single" w:sz="4" w:space="0" w:color="BFBFBF"/>
+            </w:tcBorders>
+          </w:tcPr>
+          <w:p>
+            <w:pPr>
+              <w:spacing w:before="40" w:after="40"/>
+            </w:pPr>
+            <w:r/>
+            <w:r>
+              <w:rPr>
+                <w:rFonts w:ascii="Consolas" w:hAnsi="Consolas" w:cs="Consolas" w:eastAsia="Consolas"/>
+                <w:b w:val="0"/>
+                <w:i w:val="0"/>
+                <w:color w:val="2D2D2D"/>
+                <w:sz w:val="19"/>
+              </w:rPr>
+              <w:t>401 Unauthorized</w:t>
+            </w:r>
+          </w:p>
+        </w:tc>
+        <w:tc>
+          <w:tcPr>
+            <w:tcW w:type="dxa" w:w="7314"/>
+            <w:shd w:fill="E9F0F7" w:val="clear"/>
+            <w:tcBorders>
+              <w:top w:val="single" w:sz="4" w:space="0" w:color="BFBFBF"/>
+              <w:left w:val="single" w:sz="4" w:space="0" w:color="BFBFBF"/>
+              <w:bottom w:val="single" w:sz="4" w:space="0" w:color="BFBFBF"/>
+              <w:right w:val="single" w:sz="4" w:space="0" w:color="BFBFBF"/>
+            </w:tcBorders>
+          </w:tcPr>
+          <w:p>
+            <w:pPr>
+              <w:spacing w:before="40" w:after="40"/>
+            </w:pPr>
+            <w:r/>
+            <w:r>
+              <w:rPr>
+                <w:rFonts w:ascii="Calibri" w:hAnsi="Calibri" w:cs="Calibri" w:eastAsia="Calibri"/>
                 <w:b w:val="0"/>
                 <w:i w:val="0"/>
                 <w:color w:val="2D2D2D"/>
@@ -8798,11 +9850,16 @@
     </w:tbl>
     <w:p>
       <w:pPr>
-        <w:spacing w:before="240" w:after="80" w:line="276" w:lineRule="auto"/>
+        <w:spacing w:after="80"/>
+      </w:pPr>
+    </w:p>
+    <w:p>
+      <w:pPr>
+        <w:spacing w:before="160" w:after="80" w:line="276" w:lineRule="auto"/>
       </w:pPr>
       <w:r>
         <w:rPr>
-          <w:rFonts w:ascii="Calibri" w:hAnsi="Calibri" w:cs="Calibri"/>
+          <w:rFonts w:ascii="Calibri" w:hAnsi="Calibri" w:cs="Calibri" w:eastAsia="Calibri"/>
           <w:b w:val="0"/>
           <w:i w:val="0"/>
           <w:color w:val="2D2D2D"/>
@@ -8832,17 +9889,17 @@
     <w:r/>
     <w:r>
       <w:rPr>
-        <w:rFonts w:ascii="Calibri" w:hAnsi="Calibri" w:cs="Calibri"/>
+        <w:rFonts w:ascii="Calibri" w:hAnsi="Calibri" w:cs="Calibri" w:eastAsia="Calibri"/>
         <w:b w:val="0"/>
         <w:i w:val="0"/>
         <w:color w:val="5B6570"/>
         <w:sz w:val="17"/>
       </w:rPr>
-      <w:t xml:space="preserve">Confidential  ·  For the client test team  ·  Client secret sent separately  ·  Page </w:t>
+      <w:t xml:space="preserve">Confidential  ·  For the client test team  ·  v1.0  ·  Page </w:t>
     </w:r>
     <w:r>
       <w:rPr>
-        <w:rFonts w:ascii="Calibri" w:hAnsi="Calibri" w:cs="Calibri"/>
+        <w:rFonts w:ascii="Calibri" w:hAnsi="Calibri" w:cs="Calibri" w:eastAsia="Calibri"/>
         <w:b w:val="0"/>
         <w:i w:val="0"/>
         <w:color w:val="5B6570"/>
@@ -8852,7 +9909,7 @@
     </w:r>
     <w:r>
       <w:rPr>
-        <w:rFonts w:ascii="Calibri" w:hAnsi="Calibri" w:cs="Calibri"/>
+        <w:rFonts w:ascii="Calibri" w:hAnsi="Calibri" w:cs="Calibri" w:eastAsia="Calibri"/>
         <w:b w:val="0"/>
         <w:i w:val="0"/>
         <w:color w:val="5B6570"/>
@@ -8862,7 +9919,7 @@
     </w:r>
     <w:r>
       <w:rPr>
-        <w:rFonts w:ascii="Calibri" w:hAnsi="Calibri" w:cs="Calibri"/>
+        <w:rFonts w:ascii="Calibri" w:hAnsi="Calibri" w:cs="Calibri" w:eastAsia="Calibri"/>
         <w:b w:val="0"/>
         <w:i w:val="0"/>
         <w:color w:val="5B6570"/>
@@ -8883,13 +9940,13 @@
     <w:r/>
     <w:r>
       <w:rPr>
-        <w:rFonts w:ascii="Calibri" w:hAnsi="Calibri" w:cs="Calibri"/>
+        <w:rFonts w:ascii="Calibri" w:hAnsi="Calibri" w:cs="Calibri" w:eastAsia="Calibri"/>
         <w:b/>
         <w:i w:val="0"/>
         <w:color w:val="1F4E79"/>
         <w:sz w:val="18"/>
       </w:rPr>
-      <w:t>SAT Datashare  ·  exp-sat-datashare-prod-api  ·  Kenya client test guide</w:t>
+      <w:t>SAT Datashare  ·  exp-sat-datashare-prod-api  ·  Kenya  ·  v1.0 – 25 September 2026</w:t>
     </w:r>
   </w:p>
 </w:hdr>
@@ -9314,15 +10371,16 @@
     <w:pPr>
       <w:keepNext/>
       <w:keepLines/>
-      <w:spacing w:before="480" w:after="0"/>
+      <w:spacing w:before="320" w:after="160"/>
       <w:outlineLvl w:val="0"/>
     </w:pPr>
     <w:rPr>
-      <w:rFonts w:asciiTheme="majorHAnsi" w:eastAsiaTheme="majorEastAsia" w:hAnsiTheme="majorHAnsi" w:cstheme="majorBidi"/>
+      <w:rFonts w:asciiTheme="majorHAnsi" w:eastAsiaTheme="majorEastAsia" w:hAnsiTheme="majorHAnsi" w:cstheme="majorBidi" w:ascii="Calibri" w:hAnsi="Calibri" w:cs="Calibri" w:eastAsia="Calibri"/>
       <w:b/>
       <w:bCs/>
-      <w:color w:val="365F91" w:themeColor="accent1" w:themeShade="BF"/>
-      <w:sz w:val="28"/>
+      <w:i w:val="0"/>
+      <w:color w:val="1F4E79"/>
+      <w:sz w:val="32"/>
       <w:szCs w:val="28"/>
     </w:rPr>
   </w:style>
@@ -9338,14 +10396,15 @@
     <w:pPr>
       <w:keepNext/>
       <w:keepLines/>
-      <w:spacing w:before="200" w:after="0"/>
+      <w:spacing w:before="280" w:after="120"/>
       <w:outlineLvl w:val="1"/>
     </w:pPr>
     <w:rPr>
-      <w:rFonts w:asciiTheme="majorHAnsi" w:eastAsiaTheme="majorEastAsia" w:hAnsiTheme="majorHAnsi" w:cstheme="majorBidi"/>
+      <w:rFonts w:asciiTheme="majorHAnsi" w:eastAsiaTheme="majorEastAsia" w:hAnsiTheme="majorHAnsi" w:cstheme="majorBidi" w:ascii="Calibri" w:hAnsi="Calibri" w:cs="Calibri" w:eastAsia="Calibri"/>
       <w:b/>
       <w:bCs/>
-      <w:color w:val="4F81BD" w:themeColor="accent1"/>
+      <w:i w:val="0"/>
+      <w:color w:val="1F4E79"/>
       <w:sz w:val="26"/>
       <w:szCs w:val="26"/>
     </w:rPr>

--- a/docs/SAT-Datashare-Client-Test-Guide-Kenya.docx
+++ b/docs/SAT-Datashare-Client-Test-Guide-Kenya.docx
@@ -4,6 +4,8 @@
   <w:body>
     <w:p>
       <w:pPr>
+        <w:keepNext w:val="0"/>
+        <w:keepLines/>
         <w:spacing w:before="0" w:after="40" w:line="276" w:lineRule="auto"/>
       </w:pPr>
       <w:r>
@@ -19,6 +21,8 @@
     </w:p>
     <w:p>
       <w:pPr>
+        <w:keepNext w:val="0"/>
+        <w:keepLines/>
         <w:spacing w:before="0" w:after="40" w:line="276" w:lineRule="auto"/>
       </w:pPr>
       <w:r>
@@ -34,6 +38,8 @@
     </w:p>
     <w:p>
       <w:pPr>
+        <w:keepNext w:val="0"/>
+        <w:keepLines/>
         <w:spacing w:before="0" w:after="160" w:line="276" w:lineRule="auto"/>
       </w:pPr>
       <w:r>
@@ -44,11 +50,13 @@
           <w:color w:val="5B6570"/>
           <w:sz w:val="24"/>
         </w:rPr>
-        <w:t>v1.0 – 25 September 2026   ·   Kenya   ·   exp-sat-datashare-prod-api</w:t>
+        <w:t>v1.1 – 25 September 2026   ·   Kenya   ·   exp-sat-datashare-prod-api</w:t>
       </w:r>
     </w:p>
     <w:p>
       <w:pPr>
+        <w:keepNext w:val="0"/>
+        <w:keepLines/>
         <w:spacing w:before="0" w:after="200" w:line="276" w:lineRule="auto"/>
       </w:pPr>
       <w:r>
@@ -73,6 +81,9 @@
         <w:gridCol w:w="9866"/>
       </w:tblGrid>
       <w:tr>
+        <w:trPr>
+          <w:cantSplit/>
+        </w:trPr>
         <w:tc>
           <w:tcPr>
             <w:tcW w:type="dxa" w:w="9866"/>
@@ -120,11 +131,13 @@
           <w:color w:val="1F4E79"/>
           <w:sz w:val="32"/>
         </w:rPr>
-        <w:t>1. OAuth credentials</w:t>
+        <w:t>1. Overview and credentials</w:t>
       </w:r>
     </w:p>
     <w:p>
       <w:pPr>
+        <w:keepNext w:val="0"/>
+        <w:keepLines/>
         <w:spacing w:before="0" w:after="160" w:line="276" w:lineRule="auto"/>
       </w:pPr>
       <w:r>
@@ -150,6 +163,9 @@
         <w:gridCol w:w="6917"/>
       </w:tblGrid>
       <w:tr>
+        <w:trPr>
+          <w:cantSplit/>
+        </w:trPr>
         <w:tc>
           <w:tcPr>
             <w:tcW w:type="dxa" w:w="2948"/>
@@ -207,6 +223,9 @@
         </w:tc>
       </w:tr>
       <w:tr>
+        <w:trPr>
+          <w:cantSplit/>
+        </w:trPr>
         <w:tc>
           <w:tcPr>
             <w:tcW w:type="dxa" w:w="2948"/>
@@ -264,6 +283,9 @@
         </w:tc>
       </w:tr>
       <w:tr>
+        <w:trPr>
+          <w:cantSplit/>
+        </w:trPr>
         <w:tc>
           <w:tcPr>
             <w:tcW w:type="dxa" w:w="2948"/>
@@ -321,6 +343,129 @@
         </w:tc>
       </w:tr>
       <w:tr>
+        <w:trPr>
+          <w:cantSplit/>
+        </w:trPr>
+        <w:tc>
+          <w:tcPr>
+            <w:tcW w:type="dxa" w:w="2948"/>
+            <w:shd w:fill="E9F0F7" w:val="clear"/>
+            <w:tcBorders>
+              <w:top w:val="single" w:sz="4" w:space="0" w:color="BFBFBF"/>
+              <w:left w:val="single" w:sz="4" w:space="0" w:color="BFBFBF"/>
+              <w:bottom w:val="single" w:sz="4" w:space="0" w:color="BFBFBF"/>
+              <w:right w:val="single" w:sz="4" w:space="0" w:color="BFBFBF"/>
+            </w:tcBorders>
+          </w:tcPr>
+          <w:p>
+            <w:pPr>
+              <w:spacing w:before="40" w:after="40"/>
+            </w:pPr>
+            <w:r/>
+            <w:r>
+              <w:rPr>
+                <w:rFonts w:ascii="Calibri" w:hAnsi="Calibri" w:cs="Calibri" w:eastAsia="Calibri"/>
+                <w:b/>
+                <w:i w:val="0"/>
+                <w:color w:val="2D2D2D"/>
+                <w:sz w:val="20"/>
+              </w:rPr>
+              <w:t>Database</w:t>
+            </w:r>
+          </w:p>
+        </w:tc>
+        <w:tc>
+          <w:tcPr>
+            <w:tcW w:type="dxa" w:w="6917"/>
+            <w:tcBorders>
+              <w:top w:val="single" w:sz="4" w:space="0" w:color="BFBFBF"/>
+              <w:left w:val="single" w:sz="4" w:space="0" w:color="BFBFBF"/>
+              <w:bottom w:val="single" w:sz="4" w:space="0" w:color="BFBFBF"/>
+              <w:right w:val="single" w:sz="4" w:space="0" w:color="BFBFBF"/>
+            </w:tcBorders>
+          </w:tcPr>
+          <w:p>
+            <w:pPr>
+              <w:spacing w:before="40" w:after="40"/>
+            </w:pPr>
+            <w:r/>
+            <w:r>
+              <w:rPr>
+                <w:rFonts w:ascii="Calibri" w:hAnsi="Calibri" w:cs="Calibri" w:eastAsia="Calibri"/>
+                <w:b w:val="0"/>
+                <w:i w:val="0"/>
+                <w:color w:val="2D2D2D"/>
+                <w:sz w:val="20"/>
+              </w:rPr>
+              <w:t>sat_nobleoutlook (derived from your client ID — do not send this)</w:t>
+            </w:r>
+          </w:p>
+        </w:tc>
+      </w:tr>
+      <w:tr>
+        <w:trPr>
+          <w:cantSplit/>
+        </w:trPr>
+        <w:tc>
+          <w:tcPr>
+            <w:tcW w:type="dxa" w:w="2948"/>
+            <w:shd w:fill="E9F0F7" w:val="clear"/>
+            <w:tcBorders>
+              <w:top w:val="single" w:sz="4" w:space="0" w:color="BFBFBF"/>
+              <w:left w:val="single" w:sz="4" w:space="0" w:color="BFBFBF"/>
+              <w:bottom w:val="single" w:sz="4" w:space="0" w:color="BFBFBF"/>
+              <w:right w:val="single" w:sz="4" w:space="0" w:color="BFBFBF"/>
+            </w:tcBorders>
+          </w:tcPr>
+          <w:p>
+            <w:pPr>
+              <w:spacing w:before="40" w:after="40"/>
+            </w:pPr>
+            <w:r/>
+            <w:r>
+              <w:rPr>
+                <w:rFonts w:ascii="Calibri" w:hAnsi="Calibri" w:cs="Calibri" w:eastAsia="Calibri"/>
+                <w:b/>
+                <w:i w:val="0"/>
+                <w:color w:val="2D2D2D"/>
+                <w:sz w:val="20"/>
+              </w:rPr>
+              <w:t>Supplier</w:t>
+            </w:r>
+          </w:p>
+        </w:tc>
+        <w:tc>
+          <w:tcPr>
+            <w:tcW w:type="dxa" w:w="6917"/>
+            <w:tcBorders>
+              <w:top w:val="single" w:sz="4" w:space="0" w:color="BFBFBF"/>
+              <w:left w:val="single" w:sz="4" w:space="0" w:color="BFBFBF"/>
+              <w:bottom w:val="single" w:sz="4" w:space="0" w:color="BFBFBF"/>
+              <w:right w:val="single" w:sz="4" w:space="0" w:color="BFBFBF"/>
+            </w:tcBorders>
+          </w:tcPr>
+          <w:p>
+            <w:pPr>
+              <w:spacing w:before="40" w:after="40"/>
+            </w:pPr>
+            <w:r/>
+            <w:r>
+              <w:rPr>
+                <w:rFonts w:ascii="Calibri" w:hAnsi="Calibri" w:cs="Calibri" w:eastAsia="Calibri"/>
+                <w:b w:val="0"/>
+                <w:i w:val="0"/>
+                <w:color w:val="2D2D2D"/>
+                <w:sz w:val="20"/>
+              </w:rPr>
+              <w:t>RECKITT BENCKISER (derived from your client ID — do not send this)</w:t>
+            </w:r>
+          </w:p>
+        </w:tc>
+      </w:tr>
+      <w:tr>
+        <w:trPr>
+          <w:cantSplit/>
+        </w:trPr>
         <w:tc>
           <w:tcPr>
             <w:tcW w:type="dxa" w:w="2948"/>
@@ -378,6 +523,9 @@
         </w:tc>
       </w:tr>
       <w:tr>
+        <w:trPr>
+          <w:cantSplit/>
+        </w:trPr>
         <w:tc>
           <w:tcPr>
             <w:tcW w:type="dxa" w:w="2948"/>
@@ -435,6 +583,9 @@
         </w:tc>
       </w:tr>
       <w:tr>
+        <w:trPr>
+          <w:cantSplit/>
+        </w:trPr>
         <w:tc>
           <w:tcPr>
             <w:tcW w:type="dxa" w:w="2948"/>
@@ -499,6 +650,8 @@
     </w:p>
     <w:p>
       <w:pPr>
+        <w:keepNext w:val="0"/>
+        <w:keepLines/>
         <w:spacing w:before="0" w:after="80" w:line="276" w:lineRule="auto"/>
       </w:pPr>
       <w:r>
@@ -524,6 +677,9 @@
         <w:gridCol w:w="6917"/>
       </w:tblGrid>
       <w:tr>
+        <w:trPr>
+          <w:cantSplit/>
+        </w:trPr>
         <w:tc>
           <w:tcPr>
             <w:tcW w:type="dxa" w:w="2948"/>
@@ -582,6 +738,9 @@
         </w:tc>
       </w:tr>
       <w:tr>
+        <w:trPr>
+          <w:cantSplit/>
+        </w:trPr>
         <w:tc>
           <w:tcPr>
             <w:tcW w:type="dxa" w:w="2948"/>
@@ -640,6 +799,9 @@
         </w:tc>
       </w:tr>
       <w:tr>
+        <w:trPr>
+          <w:cantSplit/>
+        </w:trPr>
         <w:tc>
           <w:tcPr>
             <w:tcW w:type="dxa" w:w="2948"/>
@@ -698,6 +860,9 @@
         </w:tc>
       </w:tr>
       <w:tr>
+        <w:trPr>
+          <w:cantSplit/>
+        </w:trPr>
         <w:tc>
           <w:tcPr>
             <w:tcW w:type="dxa" w:w="2948"/>
@@ -756,6 +921,9 @@
         </w:tc>
       </w:tr>
       <w:tr>
+        <w:trPr>
+          <w:cantSplit/>
+        </w:trPr>
         <w:tc>
           <w:tcPr>
             <w:tcW w:type="dxa" w:w="2948"/>
@@ -821,6 +989,8 @@
     </w:p>
     <w:p>
       <w:pPr>
+        <w:keepNext w:val="0"/>
+        <w:keepLines/>
         <w:spacing w:before="0" w:after="80" w:line="276" w:lineRule="auto"/>
       </w:pPr>
       <w:r>
@@ -846,6 +1016,9 @@
         <w:gridCol w:w="6917"/>
       </w:tblGrid>
       <w:tr>
+        <w:trPr>
+          <w:cantSplit/>
+        </w:trPr>
         <w:tc>
           <w:tcPr>
             <w:tcW w:type="dxa" w:w="2948"/>
@@ -904,6 +1077,9 @@
         </w:tc>
       </w:tr>
       <w:tr>
+        <w:trPr>
+          <w:cantSplit/>
+        </w:trPr>
         <w:tc>
           <w:tcPr>
             <w:tcW w:type="dxa" w:w="2948"/>
@@ -962,6 +1138,9 @@
         </w:tc>
       </w:tr>
       <w:tr>
+        <w:trPr>
+          <w:cantSplit/>
+        </w:trPr>
         <w:tc>
           <w:tcPr>
             <w:tcW w:type="dxa" w:w="2948"/>
@@ -1042,6 +1221,8 @@
     </w:p>
     <w:p>
       <w:pPr>
+        <w:keepNext w:val="0"/>
+        <w:keepLines/>
         <w:spacing w:before="0" w:after="120" w:line="276" w:lineRule="auto"/>
       </w:pPr>
       <w:r>
@@ -1105,6 +1286,8 @@
     </w:p>
     <w:p>
       <w:pPr>
+        <w:keepNext/>
+        <w:keepLines/>
         <w:spacing w:before="160" w:after="80" w:line="276" w:lineRule="auto"/>
       </w:pPr>
       <w:r>
@@ -1129,6 +1312,9 @@
         <w:gridCol w:w="9866"/>
       </w:tblGrid>
       <w:tr>
+        <w:trPr>
+          <w:cantSplit/>
+        </w:trPr>
         <w:tc>
           <w:tcPr>
             <w:tcW w:type="dxa" w:w="9866"/>
@@ -1142,6 +1328,7 @@
           </w:tcPr>
           <w:p>
             <w:pPr>
+              <w:keepLines/>
               <w:spacing w:before="80" w:after="80" w:line="264" w:lineRule="auto"/>
             </w:pPr>
             <w:r/>
@@ -1176,6 +1363,8 @@
     </w:p>
     <w:p>
       <w:pPr>
+        <w:keepNext w:val="0"/>
+        <w:keepLines/>
         <w:spacing w:before="0" w:after="80" w:line="276" w:lineRule="auto"/>
       </w:pPr>
       <w:r>
@@ -1202,6 +1391,9 @@
         <w:gridCol w:w="5783"/>
       </w:tblGrid>
       <w:tr>
+        <w:trPr>
+          <w:cantSplit/>
+        </w:trPr>
         <w:tc>
           <w:tcPr>
             <w:tcW w:type="dxa" w:w="2495"/>
@@ -1288,6 +1480,9 @@
         </w:tc>
       </w:tr>
       <w:tr>
+        <w:trPr>
+          <w:cantSplit/>
+        </w:trPr>
         <w:tc>
           <w:tcPr>
             <w:tcW w:type="dxa" w:w="2495"/>
@@ -1374,6 +1569,9 @@
         </w:tc>
       </w:tr>
       <w:tr>
+        <w:trPr>
+          <w:cantSplit/>
+        </w:trPr>
         <w:tc>
           <w:tcPr>
             <w:tcW w:type="dxa" w:w="2495"/>
@@ -1460,6 +1658,9 @@
         </w:tc>
       </w:tr>
       <w:tr>
+        <w:trPr>
+          <w:cantSplit/>
+        </w:trPr>
         <w:tc>
           <w:tcPr>
             <w:tcW w:type="dxa" w:w="2495"/>
@@ -1546,6 +1747,9 @@
         </w:tc>
       </w:tr>
       <w:tr>
+        <w:trPr>
+          <w:cantSplit/>
+        </w:trPr>
         <w:tc>
           <w:tcPr>
             <w:tcW w:type="dxa" w:w="2495"/>
@@ -1639,6 +1843,8 @@
     </w:p>
     <w:p>
       <w:pPr>
+        <w:keepNext/>
+        <w:keepLines/>
         <w:spacing w:before="0" w:after="80" w:line="276" w:lineRule="auto"/>
       </w:pPr>
       <w:r>
@@ -1663,6 +1869,9 @@
         <w:gridCol w:w="9866"/>
       </w:tblGrid>
       <w:tr>
+        <w:trPr>
+          <w:cantSplit/>
+        </w:trPr>
         <w:tc>
           <w:tcPr>
             <w:tcW w:type="dxa" w:w="9866"/>
@@ -1676,6 +1885,7 @@
           </w:tcPr>
           <w:p>
             <w:pPr>
+              <w:keepLines/>
               <w:spacing w:before="80" w:after="80" w:line="264" w:lineRule="auto"/>
             </w:pPr>
             <w:r/>
@@ -1820,6 +2030,8 @@
     </w:p>
     <w:p>
       <w:pPr>
+        <w:keepNext w:val="0"/>
+        <w:keepLines/>
         <w:spacing w:before="0" w:after="160" w:line="276" w:lineRule="auto"/>
       </w:pPr>
       <w:r>
@@ -1845,6 +2057,9 @@
         <w:gridCol w:w="6917"/>
       </w:tblGrid>
       <w:tr>
+        <w:trPr>
+          <w:cantSplit/>
+        </w:trPr>
         <w:tc>
           <w:tcPr>
             <w:tcW w:type="dxa" w:w="2948"/>
@@ -1903,6 +2118,9 @@
         </w:tc>
       </w:tr>
       <w:tr>
+        <w:trPr>
+          <w:cantSplit/>
+        </w:trPr>
         <w:tc>
           <w:tcPr>
             <w:tcW w:type="dxa" w:w="2948"/>
@@ -1961,6 +2179,9 @@
         </w:tc>
       </w:tr>
       <w:tr>
+        <w:trPr>
+          <w:cantSplit/>
+        </w:trPr>
         <w:tc>
           <w:tcPr>
             <w:tcW w:type="dxa" w:w="2948"/>
@@ -2019,6 +2240,9 @@
         </w:tc>
       </w:tr>
       <w:tr>
+        <w:trPr>
+          <w:cantSplit/>
+        </w:trPr>
         <w:tc>
           <w:tcPr>
             <w:tcW w:type="dxa" w:w="2948"/>
@@ -2077,6 +2301,9 @@
         </w:tc>
       </w:tr>
       <w:tr>
+        <w:trPr>
+          <w:cantSplit/>
+        </w:trPr>
         <w:tc>
           <w:tcPr>
             <w:tcW w:type="dxa" w:w="2948"/>
@@ -2142,6 +2369,8 @@
     </w:p>
     <w:p>
       <w:pPr>
+        <w:keepNext/>
+        <w:keepLines/>
         <w:spacing w:before="0" w:after="80" w:line="276" w:lineRule="auto"/>
       </w:pPr>
       <w:r>
@@ -2166,6 +2395,9 @@
         <w:gridCol w:w="9866"/>
       </w:tblGrid>
       <w:tr>
+        <w:trPr>
+          <w:cantSplit/>
+        </w:trPr>
         <w:tc>
           <w:tcPr>
             <w:tcW w:type="dxa" w:w="9866"/>
@@ -2179,6 +2411,7 @@
           </w:tcPr>
           <w:p>
             <w:pPr>
+              <w:keepLines/>
               <w:spacing w:before="80" w:after="80" w:line="264" w:lineRule="auto"/>
             </w:pPr>
             <w:r/>
@@ -2253,6 +2486,8 @@
     </w:p>
     <w:p>
       <w:pPr>
+        <w:keepNext/>
+        <w:keepLines/>
         <w:spacing w:before="0" w:after="80" w:line="276" w:lineRule="auto"/>
       </w:pPr>
       <w:r>
@@ -2277,6 +2512,9 @@
         <w:gridCol w:w="9866"/>
       </w:tblGrid>
       <w:tr>
+        <w:trPr>
+          <w:cantSplit/>
+        </w:trPr>
         <w:tc>
           <w:tcPr>
             <w:tcW w:type="dxa" w:w="9866"/>
@@ -2290,6 +2528,7 @@
           </w:tcPr>
           <w:p>
             <w:pPr>
+              <w:keepLines/>
               <w:spacing w:before="80" w:after="80" w:line="264" w:lineRule="auto"/>
             </w:pPr>
             <w:r/>
@@ -2360,6 +2599,8 @@
     </w:p>
     <w:p>
       <w:pPr>
+        <w:keepNext w:val="0"/>
+        <w:keepLines/>
         <w:spacing w:before="0" w:after="160" w:line="276" w:lineRule="auto"/>
       </w:pPr>
       <w:r>
@@ -2402,6 +2643,9 @@
         <w:gridCol w:w="4196"/>
       </w:tblGrid>
       <w:tr>
+        <w:trPr>
+          <w:cantSplit/>
+        </w:trPr>
         <w:tc>
           <w:tcPr>
             <w:tcW w:type="dxa" w:w="680"/>
@@ -2516,6 +2760,9 @@
         </w:tc>
       </w:tr>
       <w:tr>
+        <w:trPr>
+          <w:cantSplit/>
+        </w:trPr>
         <w:tc>
           <w:tcPr>
             <w:tcW w:type="dxa" w:w="680"/>
@@ -2630,6 +2877,9 @@
         </w:tc>
       </w:tr>
       <w:tr>
+        <w:trPr>
+          <w:cantSplit/>
+        </w:trPr>
         <w:tc>
           <w:tcPr>
             <w:tcW w:type="dxa" w:w="680"/>
@@ -2744,6 +2994,9 @@
         </w:tc>
       </w:tr>
       <w:tr>
+        <w:trPr>
+          <w:cantSplit/>
+        </w:trPr>
         <w:tc>
           <w:tcPr>
             <w:tcW w:type="dxa" w:w="680"/>
@@ -2858,6 +3111,9 @@
         </w:tc>
       </w:tr>
       <w:tr>
+        <w:trPr>
+          <w:cantSplit/>
+        </w:trPr>
         <w:tc>
           <w:tcPr>
             <w:tcW w:type="dxa" w:w="680"/>
@@ -2972,6 +3228,9 @@
         </w:tc>
       </w:tr>
       <w:tr>
+        <w:trPr>
+          <w:cantSplit/>
+        </w:trPr>
         <w:tc>
           <w:tcPr>
             <w:tcW w:type="dxa" w:w="680"/>
@@ -3086,6 +3345,9 @@
         </w:tc>
       </w:tr>
       <w:tr>
+        <w:trPr>
+          <w:cantSplit/>
+        </w:trPr>
         <w:tc>
           <w:tcPr>
             <w:tcW w:type="dxa" w:w="680"/>
@@ -3200,6 +3462,9 @@
         </w:tc>
       </w:tr>
       <w:tr>
+        <w:trPr>
+          <w:cantSplit/>
+        </w:trPr>
         <w:tc>
           <w:tcPr>
             <w:tcW w:type="dxa" w:w="680"/>
@@ -3314,6 +3579,9 @@
         </w:tc>
       </w:tr>
       <w:tr>
+        <w:trPr>
+          <w:cantSplit/>
+        </w:trPr>
         <w:tc>
           <w:tcPr>
             <w:tcW w:type="dxa" w:w="680"/>
@@ -3450,6 +3718,8 @@
     </w:p>
     <w:p>
       <w:pPr>
+        <w:keepNext w:val="0"/>
+        <w:keepLines/>
         <w:spacing w:before="0" w:after="120" w:line="276" w:lineRule="auto"/>
       </w:pPr>
       <w:r>
@@ -3476,6 +3746,9 @@
         <w:gridCol w:w="3345"/>
       </w:tblGrid>
       <w:tr>
+        <w:trPr>
+          <w:cantSplit/>
+        </w:trPr>
         <w:tc>
           <w:tcPr>
             <w:tcW w:type="dxa" w:w="3686"/>
@@ -3562,6 +3835,9 @@
         </w:tc>
       </w:tr>
       <w:tr>
+        <w:trPr>
+          <w:cantSplit/>
+        </w:trPr>
         <w:tc>
           <w:tcPr>
             <w:tcW w:type="dxa" w:w="3686"/>
@@ -3648,6 +3924,9 @@
         </w:tc>
       </w:tr>
       <w:tr>
+        <w:trPr>
+          <w:cantSplit/>
+        </w:trPr>
         <w:tc>
           <w:tcPr>
             <w:tcW w:type="dxa" w:w="3686"/>
@@ -3734,6 +4013,9 @@
         </w:tc>
       </w:tr>
       <w:tr>
+        <w:trPr>
+          <w:cantSplit/>
+        </w:trPr>
         <w:tc>
           <w:tcPr>
             <w:tcW w:type="dxa" w:w="3686"/>
@@ -3842,6 +4124,8 @@
     </w:p>
     <w:p>
       <w:pPr>
+        <w:keepNext w:val="0"/>
+        <w:keepLines/>
         <w:spacing w:before="0" w:after="160" w:line="276" w:lineRule="auto"/>
       </w:pPr>
       <w:r>
@@ -3882,6 +4166,9 @@
         <w:gridCol w:w="6917"/>
       </w:tblGrid>
       <w:tr>
+        <w:trPr>
+          <w:cantSplit/>
+        </w:trPr>
         <w:tc>
           <w:tcPr>
             <w:tcW w:type="dxa" w:w="2948"/>
@@ -3939,6 +4226,9 @@
         </w:tc>
       </w:tr>
       <w:tr>
+        <w:trPr>
+          <w:cantSplit/>
+        </w:trPr>
         <w:tc>
           <w:tcPr>
             <w:tcW w:type="dxa" w:w="2948"/>
@@ -3996,6 +4286,9 @@
         </w:tc>
       </w:tr>
       <w:tr>
+        <w:trPr>
+          <w:cantSplit/>
+        </w:trPr>
         <w:tc>
           <w:tcPr>
             <w:tcW w:type="dxa" w:w="2948"/>
@@ -4053,6 +4346,9 @@
         </w:tc>
       </w:tr>
       <w:tr>
+        <w:trPr>
+          <w:cantSplit/>
+        </w:trPr>
         <w:tc>
           <w:tcPr>
             <w:tcW w:type="dxa" w:w="2948"/>
@@ -4117,6 +4413,8 @@
     </w:p>
     <w:p>
       <w:pPr>
+        <w:keepNext w:val="0"/>
+        <w:keepLines/>
         <w:spacing w:before="0" w:after="120" w:line="276" w:lineRule="auto"/>
       </w:pPr>
       <w:r>
@@ -4132,6 +4430,8 @@
     </w:p>
     <w:p>
       <w:pPr>
+        <w:keepNext w:val="0"/>
+        <w:keepLines/>
         <w:spacing w:before="0" w:after="80" w:line="276" w:lineRule="auto"/>
       </w:pPr>
       <w:r>
@@ -4160,6 +4460,9 @@
         <w:gridCol w:w="3856"/>
       </w:tblGrid>
       <w:tr>
+        <w:trPr>
+          <w:cantSplit/>
+        </w:trPr>
         <w:tc>
           <w:tcPr>
             <w:tcW w:type="dxa" w:w="1588"/>
@@ -4302,6 +4605,9 @@
         </w:tc>
       </w:tr>
       <w:tr>
+        <w:trPr>
+          <w:cantSplit/>
+        </w:trPr>
         <w:tc>
           <w:tcPr>
             <w:tcW w:type="dxa" w:w="1588"/>
@@ -4444,6 +4750,9 @@
         </w:tc>
       </w:tr>
       <w:tr>
+        <w:trPr>
+          <w:cantSplit/>
+        </w:trPr>
         <w:tc>
           <w:tcPr>
             <w:tcW w:type="dxa" w:w="1588"/>
@@ -4586,6 +4895,9 @@
         </w:tc>
       </w:tr>
       <w:tr>
+        <w:trPr>
+          <w:cantSplit/>
+        </w:trPr>
         <w:tc>
           <w:tcPr>
             <w:tcW w:type="dxa" w:w="1588"/>
@@ -4735,6 +5047,8 @@
     </w:p>
     <w:p>
       <w:pPr>
+        <w:keepNext/>
+        <w:keepLines/>
         <w:spacing w:before="0" w:after="80" w:line="276" w:lineRule="auto"/>
       </w:pPr>
       <w:r>
@@ -4759,6 +5073,9 @@
         <w:gridCol w:w="9866"/>
       </w:tblGrid>
       <w:tr>
+        <w:trPr>
+          <w:cantSplit/>
+        </w:trPr>
         <w:tc>
           <w:tcPr>
             <w:tcW w:type="dxa" w:w="9866"/>
@@ -4772,6 +5089,7 @@
           </w:tcPr>
           <w:p>
             <w:pPr>
+              <w:keepLines/>
               <w:spacing w:before="80" w:after="80" w:line="264" w:lineRule="auto"/>
             </w:pPr>
             <w:r/>
@@ -4800,6 +5118,8 @@
     </w:p>
     <w:p>
       <w:pPr>
+        <w:keepNext/>
+        <w:keepLines/>
         <w:spacing w:before="0" w:after="80" w:line="276" w:lineRule="auto"/>
       </w:pPr>
       <w:r>
@@ -4824,6 +5144,9 @@
         <w:gridCol w:w="9866"/>
       </w:tblGrid>
       <w:tr>
+        <w:trPr>
+          <w:cantSplit/>
+        </w:trPr>
         <w:tc>
           <w:tcPr>
             <w:tcW w:type="dxa" w:w="9866"/>
@@ -4837,6 +5160,7 @@
           </w:tcPr>
           <w:p>
             <w:pPr>
+              <w:keepLines/>
               <w:spacing w:before="80" w:after="80" w:line="264" w:lineRule="auto"/>
             </w:pPr>
             <w:r/>
@@ -4932,6 +5256,9 @@
         <w:gridCol w:w="6917"/>
       </w:tblGrid>
       <w:tr>
+        <w:trPr>
+          <w:cantSplit/>
+        </w:trPr>
         <w:tc>
           <w:tcPr>
             <w:tcW w:type="dxa" w:w="2948"/>
@@ -4989,6 +5316,9 @@
         </w:tc>
       </w:tr>
       <w:tr>
+        <w:trPr>
+          <w:cantSplit/>
+        </w:trPr>
         <w:tc>
           <w:tcPr>
             <w:tcW w:type="dxa" w:w="2948"/>
@@ -5046,6 +5376,9 @@
         </w:tc>
       </w:tr>
       <w:tr>
+        <w:trPr>
+          <w:cantSplit/>
+        </w:trPr>
         <w:tc>
           <w:tcPr>
             <w:tcW w:type="dxa" w:w="2948"/>
@@ -5103,6 +5436,9 @@
         </w:tc>
       </w:tr>
       <w:tr>
+        <w:trPr>
+          <w:cantSplit/>
+        </w:trPr>
         <w:tc>
           <w:tcPr>
             <w:tcW w:type="dxa" w:w="2948"/>
@@ -5167,6 +5503,8 @@
     </w:p>
     <w:p>
       <w:pPr>
+        <w:keepNext w:val="0"/>
+        <w:keepLines/>
         <w:spacing w:before="0" w:after="120" w:line="276" w:lineRule="auto"/>
       </w:pPr>
       <w:r>
@@ -5182,6 +5520,8 @@
     </w:p>
     <w:p>
       <w:pPr>
+        <w:keepNext w:val="0"/>
+        <w:keepLines/>
         <w:spacing w:before="0" w:after="80" w:line="276" w:lineRule="auto"/>
       </w:pPr>
       <w:r>
@@ -5210,6 +5550,9 @@
         <w:gridCol w:w="3856"/>
       </w:tblGrid>
       <w:tr>
+        <w:trPr>
+          <w:cantSplit/>
+        </w:trPr>
         <w:tc>
           <w:tcPr>
             <w:tcW w:type="dxa" w:w="1588"/>
@@ -5352,6 +5695,9 @@
         </w:tc>
       </w:tr>
       <w:tr>
+        <w:trPr>
+          <w:cantSplit/>
+        </w:trPr>
         <w:tc>
           <w:tcPr>
             <w:tcW w:type="dxa" w:w="1588"/>
@@ -5494,6 +5840,9 @@
         </w:tc>
       </w:tr>
       <w:tr>
+        <w:trPr>
+          <w:cantSplit/>
+        </w:trPr>
         <w:tc>
           <w:tcPr>
             <w:tcW w:type="dxa" w:w="1588"/>
@@ -5636,6 +5985,9 @@
         </w:tc>
       </w:tr>
       <w:tr>
+        <w:trPr>
+          <w:cantSplit/>
+        </w:trPr>
         <w:tc>
           <w:tcPr>
             <w:tcW w:type="dxa" w:w="1588"/>
@@ -5785,6 +6137,8 @@
     </w:p>
     <w:p>
       <w:pPr>
+        <w:keepNext/>
+        <w:keepLines/>
         <w:spacing w:before="0" w:after="80" w:line="276" w:lineRule="auto"/>
       </w:pPr>
       <w:r>
@@ -5809,6 +6163,9 @@
         <w:gridCol w:w="9866"/>
       </w:tblGrid>
       <w:tr>
+        <w:trPr>
+          <w:cantSplit/>
+        </w:trPr>
         <w:tc>
           <w:tcPr>
             <w:tcW w:type="dxa" w:w="9866"/>
@@ -5822,6 +6179,7 @@
           </w:tcPr>
           <w:p>
             <w:pPr>
+              <w:keepLines/>
               <w:spacing w:before="80" w:after="80" w:line="264" w:lineRule="auto"/>
             </w:pPr>
             <w:r/>
@@ -5850,6 +6208,8 @@
     </w:p>
     <w:p>
       <w:pPr>
+        <w:keepNext/>
+        <w:keepLines/>
         <w:spacing w:before="0" w:after="80" w:line="276" w:lineRule="auto"/>
       </w:pPr>
       <w:r>
@@ -5874,6 +6234,9 @@
         <w:gridCol w:w="9866"/>
       </w:tblGrid>
       <w:tr>
+        <w:trPr>
+          <w:cantSplit/>
+        </w:trPr>
         <w:tc>
           <w:tcPr>
             <w:tcW w:type="dxa" w:w="9866"/>
@@ -5887,6 +6250,7 @@
           </w:tcPr>
           <w:p>
             <w:pPr>
+              <w:keepLines/>
               <w:spacing w:before="80" w:after="80" w:line="264" w:lineRule="auto"/>
             </w:pPr>
             <w:r/>
@@ -5980,6 +6344,9 @@
         <w:gridCol w:w="6917"/>
       </w:tblGrid>
       <w:tr>
+        <w:trPr>
+          <w:cantSplit/>
+        </w:trPr>
         <w:tc>
           <w:tcPr>
             <w:tcW w:type="dxa" w:w="2948"/>
@@ -6037,6 +6404,9 @@
         </w:tc>
       </w:tr>
       <w:tr>
+        <w:trPr>
+          <w:cantSplit/>
+        </w:trPr>
         <w:tc>
           <w:tcPr>
             <w:tcW w:type="dxa" w:w="2948"/>
@@ -6094,6 +6464,9 @@
         </w:tc>
       </w:tr>
       <w:tr>
+        <w:trPr>
+          <w:cantSplit/>
+        </w:trPr>
         <w:tc>
           <w:tcPr>
             <w:tcW w:type="dxa" w:w="2948"/>
@@ -6151,6 +6524,9 @@
         </w:tc>
       </w:tr>
       <w:tr>
+        <w:trPr>
+          <w:cantSplit/>
+        </w:trPr>
         <w:tc>
           <w:tcPr>
             <w:tcW w:type="dxa" w:w="2948"/>
@@ -6215,6 +6591,8 @@
     </w:p>
     <w:p>
       <w:pPr>
+        <w:keepNext w:val="0"/>
+        <w:keepLines/>
         <w:spacing w:before="0" w:after="120" w:line="276" w:lineRule="auto"/>
       </w:pPr>
       <w:r>
@@ -6230,6 +6608,8 @@
     </w:p>
     <w:p>
       <w:pPr>
+        <w:keepNext/>
+        <w:keepLines/>
         <w:spacing w:before="0" w:after="80" w:line="276" w:lineRule="auto"/>
       </w:pPr>
       <w:r>
@@ -6254,6 +6634,9 @@
         <w:gridCol w:w="9866"/>
       </w:tblGrid>
       <w:tr>
+        <w:trPr>
+          <w:cantSplit/>
+        </w:trPr>
         <w:tc>
           <w:tcPr>
             <w:tcW w:type="dxa" w:w="9866"/>
@@ -6267,6 +6650,7 @@
           </w:tcPr>
           <w:p>
             <w:pPr>
+              <w:keepLines/>
               <w:spacing w:before="80" w:after="80" w:line="264" w:lineRule="auto"/>
             </w:pPr>
             <w:r/>
@@ -6295,6 +6679,8 @@
     </w:p>
     <w:p>
       <w:pPr>
+        <w:keepNext/>
+        <w:keepLines/>
         <w:spacing w:before="0" w:after="80" w:line="276" w:lineRule="auto"/>
       </w:pPr>
       <w:r>
@@ -6319,6 +6705,9 @@
         <w:gridCol w:w="9866"/>
       </w:tblGrid>
       <w:tr>
+        <w:trPr>
+          <w:cantSplit/>
+        </w:trPr>
         <w:tc>
           <w:tcPr>
             <w:tcW w:type="dxa" w:w="9866"/>
@@ -6332,6 +6721,7 @@
           </w:tcPr>
           <w:p>
             <w:pPr>
+              <w:keepLines/>
               <w:spacing w:before="80" w:after="80" w:line="264" w:lineRule="auto"/>
             </w:pPr>
             <w:r/>
@@ -6397,6 +6787,9 @@
         <w:gridCol w:w="6917"/>
       </w:tblGrid>
       <w:tr>
+        <w:trPr>
+          <w:cantSplit/>
+        </w:trPr>
         <w:tc>
           <w:tcPr>
             <w:tcW w:type="dxa" w:w="2948"/>
@@ -6454,6 +6847,9 @@
         </w:tc>
       </w:tr>
       <w:tr>
+        <w:trPr>
+          <w:cantSplit/>
+        </w:trPr>
         <w:tc>
           <w:tcPr>
             <w:tcW w:type="dxa" w:w="2948"/>
@@ -6511,6 +6907,9 @@
         </w:tc>
       </w:tr>
       <w:tr>
+        <w:trPr>
+          <w:cantSplit/>
+        </w:trPr>
         <w:tc>
           <w:tcPr>
             <w:tcW w:type="dxa" w:w="2948"/>
@@ -6568,6 +6967,9 @@
         </w:tc>
       </w:tr>
       <w:tr>
+        <w:trPr>
+          <w:cantSplit/>
+        </w:trPr>
         <w:tc>
           <w:tcPr>
             <w:tcW w:type="dxa" w:w="2948"/>
@@ -6632,6 +7034,8 @@
     </w:p>
     <w:p>
       <w:pPr>
+        <w:keepNext w:val="0"/>
+        <w:keepLines/>
         <w:spacing w:before="0" w:after="120" w:line="276" w:lineRule="auto"/>
       </w:pPr>
       <w:r>
@@ -6647,6 +7051,8 @@
     </w:p>
     <w:p>
       <w:pPr>
+        <w:keepNext/>
+        <w:keepLines/>
         <w:spacing w:before="0" w:after="80" w:line="276" w:lineRule="auto"/>
       </w:pPr>
       <w:r>
@@ -6671,6 +7077,9 @@
         <w:gridCol w:w="9866"/>
       </w:tblGrid>
       <w:tr>
+        <w:trPr>
+          <w:cantSplit/>
+        </w:trPr>
         <w:tc>
           <w:tcPr>
             <w:tcW w:type="dxa" w:w="9866"/>
@@ -6684,6 +7093,7 @@
           </w:tcPr>
           <w:p>
             <w:pPr>
+              <w:keepLines/>
               <w:spacing w:before="80" w:after="80" w:line="264" w:lineRule="auto"/>
             </w:pPr>
             <w:r/>
@@ -6712,6 +7122,8 @@
     </w:p>
     <w:p>
       <w:pPr>
+        <w:keepNext/>
+        <w:keepLines/>
         <w:spacing w:before="0" w:after="80" w:line="276" w:lineRule="auto"/>
       </w:pPr>
       <w:r>
@@ -6736,6 +7148,9 @@
         <w:gridCol w:w="9866"/>
       </w:tblGrid>
       <w:tr>
+        <w:trPr>
+          <w:cantSplit/>
+        </w:trPr>
         <w:tc>
           <w:tcPr>
             <w:tcW w:type="dxa" w:w="9866"/>
@@ -6749,6 +7164,7 @@
           </w:tcPr>
           <w:p>
             <w:pPr>
+              <w:keepLines/>
               <w:spacing w:before="80" w:after="80" w:line="264" w:lineRule="auto"/>
             </w:pPr>
             <w:r/>
@@ -6820,6 +7236,9 @@
         <w:gridCol w:w="6917"/>
       </w:tblGrid>
       <w:tr>
+        <w:trPr>
+          <w:cantSplit/>
+        </w:trPr>
         <w:tc>
           <w:tcPr>
             <w:tcW w:type="dxa" w:w="2948"/>
@@ -6877,6 +7296,9 @@
         </w:tc>
       </w:tr>
       <w:tr>
+        <w:trPr>
+          <w:cantSplit/>
+        </w:trPr>
         <w:tc>
           <w:tcPr>
             <w:tcW w:type="dxa" w:w="2948"/>
@@ -6934,6 +7356,9 @@
         </w:tc>
       </w:tr>
       <w:tr>
+        <w:trPr>
+          <w:cantSplit/>
+        </w:trPr>
         <w:tc>
           <w:tcPr>
             <w:tcW w:type="dxa" w:w="2948"/>
@@ -6991,6 +7416,9 @@
         </w:tc>
       </w:tr>
       <w:tr>
+        <w:trPr>
+          <w:cantSplit/>
+        </w:trPr>
         <w:tc>
           <w:tcPr>
             <w:tcW w:type="dxa" w:w="2948"/>
@@ -7055,6 +7483,8 @@
     </w:p>
     <w:p>
       <w:pPr>
+        <w:keepNext w:val="0"/>
+        <w:keepLines/>
         <w:spacing w:before="0" w:after="120" w:line="276" w:lineRule="auto"/>
       </w:pPr>
       <w:r>
@@ -7070,6 +7500,8 @@
     </w:p>
     <w:p>
       <w:pPr>
+        <w:keepNext/>
+        <w:keepLines/>
         <w:spacing w:before="0" w:after="80" w:line="276" w:lineRule="auto"/>
       </w:pPr>
       <w:r>
@@ -7094,6 +7526,9 @@
         <w:gridCol w:w="9866"/>
       </w:tblGrid>
       <w:tr>
+        <w:trPr>
+          <w:cantSplit/>
+        </w:trPr>
         <w:tc>
           <w:tcPr>
             <w:tcW w:type="dxa" w:w="9866"/>
@@ -7107,6 +7542,7 @@
           </w:tcPr>
           <w:p>
             <w:pPr>
+              <w:keepLines/>
               <w:spacing w:before="80" w:after="80" w:line="264" w:lineRule="auto"/>
             </w:pPr>
             <w:r/>
@@ -7135,6 +7571,8 @@
     </w:p>
     <w:p>
       <w:pPr>
+        <w:keepNext/>
+        <w:keepLines/>
         <w:spacing w:before="0" w:after="80" w:line="276" w:lineRule="auto"/>
       </w:pPr>
       <w:r>
@@ -7159,6 +7597,9 @@
         <w:gridCol w:w="9866"/>
       </w:tblGrid>
       <w:tr>
+        <w:trPr>
+          <w:cantSplit/>
+        </w:trPr>
         <w:tc>
           <w:tcPr>
             <w:tcW w:type="dxa" w:w="9866"/>
@@ -7172,6 +7613,7 @@
           </w:tcPr>
           <w:p>
             <w:pPr>
+              <w:keepLines/>
               <w:spacing w:before="80" w:after="80" w:line="264" w:lineRule="auto"/>
             </w:pPr>
             <w:r/>
@@ -7241,6 +7683,9 @@
         <w:gridCol w:w="6917"/>
       </w:tblGrid>
       <w:tr>
+        <w:trPr>
+          <w:cantSplit/>
+        </w:trPr>
         <w:tc>
           <w:tcPr>
             <w:tcW w:type="dxa" w:w="2948"/>
@@ -7298,6 +7743,9 @@
         </w:tc>
       </w:tr>
       <w:tr>
+        <w:trPr>
+          <w:cantSplit/>
+        </w:trPr>
         <w:tc>
           <w:tcPr>
             <w:tcW w:type="dxa" w:w="2948"/>
@@ -7355,6 +7803,9 @@
         </w:tc>
       </w:tr>
       <w:tr>
+        <w:trPr>
+          <w:cantSplit/>
+        </w:trPr>
         <w:tc>
           <w:tcPr>
             <w:tcW w:type="dxa" w:w="2948"/>
@@ -7412,6 +7863,9 @@
         </w:tc>
       </w:tr>
       <w:tr>
+        <w:trPr>
+          <w:cantSplit/>
+        </w:trPr>
         <w:tc>
           <w:tcPr>
             <w:tcW w:type="dxa" w:w="2948"/>
@@ -7476,6 +7930,8 @@
     </w:p>
     <w:p>
       <w:pPr>
+        <w:keepNext w:val="0"/>
+        <w:keepLines/>
         <w:spacing w:before="0" w:after="120" w:line="276" w:lineRule="auto"/>
       </w:pPr>
       <w:r>
@@ -7491,6 +7947,8 @@
     </w:p>
     <w:p>
       <w:pPr>
+        <w:keepNext w:val="0"/>
+        <w:keepLines/>
         <w:spacing w:before="0" w:after="80" w:line="276" w:lineRule="auto"/>
       </w:pPr>
       <w:r>
@@ -7519,6 +7977,9 @@
         <w:gridCol w:w="3856"/>
       </w:tblGrid>
       <w:tr>
+        <w:trPr>
+          <w:cantSplit/>
+        </w:trPr>
         <w:tc>
           <w:tcPr>
             <w:tcW w:type="dxa" w:w="1588"/>
@@ -7661,6 +8122,9 @@
         </w:tc>
       </w:tr>
       <w:tr>
+        <w:trPr>
+          <w:cantSplit/>
+        </w:trPr>
         <w:tc>
           <w:tcPr>
             <w:tcW w:type="dxa" w:w="1588"/>
@@ -7803,6 +8267,9 @@
         </w:tc>
       </w:tr>
       <w:tr>
+        <w:trPr>
+          <w:cantSplit/>
+        </w:trPr>
         <w:tc>
           <w:tcPr>
             <w:tcW w:type="dxa" w:w="1588"/>
@@ -7945,6 +8412,9 @@
         </w:tc>
       </w:tr>
       <w:tr>
+        <w:trPr>
+          <w:cantSplit/>
+        </w:trPr>
         <w:tc>
           <w:tcPr>
             <w:tcW w:type="dxa" w:w="1588"/>
@@ -8094,6 +8564,8 @@
     </w:p>
     <w:p>
       <w:pPr>
+        <w:keepNext/>
+        <w:keepLines/>
         <w:spacing w:before="0" w:after="80" w:line="276" w:lineRule="auto"/>
       </w:pPr>
       <w:r>
@@ -8118,6 +8590,9 @@
         <w:gridCol w:w="9866"/>
       </w:tblGrid>
       <w:tr>
+        <w:trPr>
+          <w:cantSplit/>
+        </w:trPr>
         <w:tc>
           <w:tcPr>
             <w:tcW w:type="dxa" w:w="9866"/>
@@ -8131,6 +8606,7 @@
           </w:tcPr>
           <w:p>
             <w:pPr>
+              <w:keepLines/>
               <w:spacing w:before="80" w:after="80" w:line="264" w:lineRule="auto"/>
             </w:pPr>
             <w:r/>
@@ -8159,6 +8635,8 @@
     </w:p>
     <w:p>
       <w:pPr>
+        <w:keepNext/>
+        <w:keepLines/>
         <w:spacing w:before="0" w:after="80" w:line="276" w:lineRule="auto"/>
       </w:pPr>
       <w:r>
@@ -8183,6 +8661,9 @@
         <w:gridCol w:w="9866"/>
       </w:tblGrid>
       <w:tr>
+        <w:trPr>
+          <w:cantSplit/>
+        </w:trPr>
         <w:tc>
           <w:tcPr>
             <w:tcW w:type="dxa" w:w="9866"/>
@@ -8196,6 +8677,7 @@
           </w:tcPr>
           <w:p>
             <w:pPr>
+              <w:keepLines/>
               <w:spacing w:before="80" w:after="80" w:line="264" w:lineRule="auto"/>
             </w:pPr>
             <w:r/>
@@ -8283,6 +8765,9 @@
         <w:gridCol w:w="6917"/>
       </w:tblGrid>
       <w:tr>
+        <w:trPr>
+          <w:cantSplit/>
+        </w:trPr>
         <w:tc>
           <w:tcPr>
             <w:tcW w:type="dxa" w:w="2948"/>
@@ -8340,6 +8825,9 @@
         </w:tc>
       </w:tr>
       <w:tr>
+        <w:trPr>
+          <w:cantSplit/>
+        </w:trPr>
         <w:tc>
           <w:tcPr>
             <w:tcW w:type="dxa" w:w="2948"/>
@@ -8397,6 +8885,9 @@
         </w:tc>
       </w:tr>
       <w:tr>
+        <w:trPr>
+          <w:cantSplit/>
+        </w:trPr>
         <w:tc>
           <w:tcPr>
             <w:tcW w:type="dxa" w:w="2948"/>
@@ -8454,6 +8945,9 @@
         </w:tc>
       </w:tr>
       <w:tr>
+        <w:trPr>
+          <w:cantSplit/>
+        </w:trPr>
         <w:tc>
           <w:tcPr>
             <w:tcW w:type="dxa" w:w="2948"/>
@@ -8518,6 +9012,8 @@
     </w:p>
     <w:p>
       <w:pPr>
+        <w:keepNext w:val="0"/>
+        <w:keepLines/>
         <w:spacing w:before="0" w:after="120" w:line="276" w:lineRule="auto"/>
       </w:pPr>
       <w:r>
@@ -8533,6 +9029,8 @@
     </w:p>
     <w:p>
       <w:pPr>
+        <w:keepNext w:val="0"/>
+        <w:keepLines/>
         <w:spacing w:before="0" w:after="80" w:line="276" w:lineRule="auto"/>
       </w:pPr>
       <w:r>
@@ -8561,6 +9059,9 @@
         <w:gridCol w:w="3856"/>
       </w:tblGrid>
       <w:tr>
+        <w:trPr>
+          <w:cantSplit/>
+        </w:trPr>
         <w:tc>
           <w:tcPr>
             <w:tcW w:type="dxa" w:w="1588"/>
@@ -8703,6 +9204,9 @@
         </w:tc>
       </w:tr>
       <w:tr>
+        <w:trPr>
+          <w:cantSplit/>
+        </w:trPr>
         <w:tc>
           <w:tcPr>
             <w:tcW w:type="dxa" w:w="1588"/>
@@ -8852,6 +9356,8 @@
     </w:p>
     <w:p>
       <w:pPr>
+        <w:keepNext/>
+        <w:keepLines/>
         <w:spacing w:before="0" w:after="80" w:line="276" w:lineRule="auto"/>
       </w:pPr>
       <w:r>
@@ -8876,6 +9382,9 @@
         <w:gridCol w:w="9866"/>
       </w:tblGrid>
       <w:tr>
+        <w:trPr>
+          <w:cantSplit/>
+        </w:trPr>
         <w:tc>
           <w:tcPr>
             <w:tcW w:type="dxa" w:w="9866"/>
@@ -8889,6 +9398,7 @@
           </w:tcPr>
           <w:p>
             <w:pPr>
+              <w:keepLines/>
               <w:spacing w:before="80" w:after="80" w:line="264" w:lineRule="auto"/>
             </w:pPr>
             <w:r/>
@@ -8917,6 +9427,8 @@
     </w:p>
     <w:p>
       <w:pPr>
+        <w:keepNext/>
+        <w:keepLines/>
         <w:spacing w:before="0" w:after="80" w:line="276" w:lineRule="auto"/>
       </w:pPr>
       <w:r>
@@ -8941,6 +9453,9 @@
         <w:gridCol w:w="9866"/>
       </w:tblGrid>
       <w:tr>
+        <w:trPr>
+          <w:cantSplit/>
+        </w:trPr>
         <w:tc>
           <w:tcPr>
             <w:tcW w:type="dxa" w:w="9866"/>
@@ -8954,6 +9469,7 @@
           </w:tcPr>
           <w:p>
             <w:pPr>
+              <w:keepLines/>
               <w:spacing w:before="80" w:after="80" w:line="264" w:lineRule="auto"/>
             </w:pPr>
             <w:r/>
@@ -9025,6 +9541,9 @@
         <w:gridCol w:w="6917"/>
       </w:tblGrid>
       <w:tr>
+        <w:trPr>
+          <w:cantSplit/>
+        </w:trPr>
         <w:tc>
           <w:tcPr>
             <w:tcW w:type="dxa" w:w="2948"/>
@@ -9082,6 +9601,9 @@
         </w:tc>
       </w:tr>
       <w:tr>
+        <w:trPr>
+          <w:cantSplit/>
+        </w:trPr>
         <w:tc>
           <w:tcPr>
             <w:tcW w:type="dxa" w:w="2948"/>
@@ -9139,6 +9661,9 @@
         </w:tc>
       </w:tr>
       <w:tr>
+        <w:trPr>
+          <w:cantSplit/>
+        </w:trPr>
         <w:tc>
           <w:tcPr>
             <w:tcW w:type="dxa" w:w="2948"/>
@@ -9196,6 +9721,9 @@
         </w:tc>
       </w:tr>
       <w:tr>
+        <w:trPr>
+          <w:cantSplit/>
+        </w:trPr>
         <w:tc>
           <w:tcPr>
             <w:tcW w:type="dxa" w:w="2948"/>
@@ -9260,6 +9788,8 @@
     </w:p>
     <w:p>
       <w:pPr>
+        <w:keepNext w:val="0"/>
+        <w:keepLines/>
         <w:spacing w:before="0" w:after="120" w:line="276" w:lineRule="auto"/>
       </w:pPr>
       <w:r>
@@ -9275,6 +9805,8 @@
     </w:p>
     <w:p>
       <w:pPr>
+        <w:keepNext/>
+        <w:keepLines/>
         <w:spacing w:before="0" w:after="80" w:line="276" w:lineRule="auto"/>
       </w:pPr>
       <w:r>
@@ -9299,6 +9831,9 @@
         <w:gridCol w:w="9866"/>
       </w:tblGrid>
       <w:tr>
+        <w:trPr>
+          <w:cantSplit/>
+        </w:trPr>
         <w:tc>
           <w:tcPr>
             <w:tcW w:type="dxa" w:w="9866"/>
@@ -9312,6 +9847,7 @@
           </w:tcPr>
           <w:p>
             <w:pPr>
+              <w:keepLines/>
               <w:spacing w:before="80" w:after="80" w:line="264" w:lineRule="auto"/>
             </w:pPr>
             <w:r/>
@@ -9340,6 +9876,8 @@
     </w:p>
     <w:p>
       <w:pPr>
+        <w:keepNext/>
+        <w:keepLines/>
         <w:spacing w:before="0" w:after="80" w:line="276" w:lineRule="auto"/>
       </w:pPr>
       <w:r>
@@ -9364,6 +9902,9 @@
         <w:gridCol w:w="9866"/>
       </w:tblGrid>
       <w:tr>
+        <w:trPr>
+          <w:cantSplit/>
+        </w:trPr>
         <w:tc>
           <w:tcPr>
             <w:tcW w:type="dxa" w:w="9866"/>
@@ -9377,6 +9918,7 @@
           </w:tcPr>
           <w:p>
             <w:pPr>
+              <w:keepLines/>
               <w:spacing w:before="80" w:after="80" w:line="264" w:lineRule="auto"/>
             </w:pPr>
             <w:r/>
@@ -9442,6 +9984,9 @@
         <w:gridCol w:w="7314"/>
       </w:tblGrid>
       <w:tr>
+        <w:trPr>
+          <w:cantSplit/>
+        </w:trPr>
         <w:tc>
           <w:tcPr>
             <w:tcW w:type="dxa" w:w="2552"/>
@@ -9500,6 +10045,9 @@
         </w:tc>
       </w:tr>
       <w:tr>
+        <w:trPr>
+          <w:cantSplit/>
+        </w:trPr>
         <w:tc>
           <w:tcPr>
             <w:tcW w:type="dxa" w:w="2552"/>
@@ -9558,6 +10106,9 @@
         </w:tc>
       </w:tr>
       <w:tr>
+        <w:trPr>
+          <w:cantSplit/>
+        </w:trPr>
         <w:tc>
           <w:tcPr>
             <w:tcW w:type="dxa" w:w="2552"/>
@@ -9616,6 +10167,9 @@
         </w:tc>
       </w:tr>
       <w:tr>
+        <w:trPr>
+          <w:cantSplit/>
+        </w:trPr>
         <w:tc>
           <w:tcPr>
             <w:tcW w:type="dxa" w:w="2552"/>
@@ -9674,6 +10228,9 @@
         </w:tc>
       </w:tr>
       <w:tr>
+        <w:trPr>
+          <w:cantSplit/>
+        </w:trPr>
         <w:tc>
           <w:tcPr>
             <w:tcW w:type="dxa" w:w="2552"/>
@@ -9732,6 +10289,9 @@
         </w:tc>
       </w:tr>
       <w:tr>
+        <w:trPr>
+          <w:cantSplit/>
+        </w:trPr>
         <w:tc>
           <w:tcPr>
             <w:tcW w:type="dxa" w:w="2552"/>
@@ -9789,11 +10349,153 @@
           </w:p>
         </w:tc>
       </w:tr>
+    </w:tbl>
+    <w:p>
+      <w:pPr>
+        <w:spacing w:after="80"/>
+      </w:pPr>
+    </w:p>
+    <w:p>
+      <w:pPr>
+        <w:keepNext w:val="0"/>
+        <w:keepLines/>
+        <w:spacing w:before="160" w:after="80" w:line="276" w:lineRule="auto"/>
+      </w:pPr>
+      <w:r>
+        <w:rPr>
+          <w:rFonts w:ascii="Calibri" w:hAnsi="Calibri" w:cs="Calibri" w:eastAsia="Calibri"/>
+          <w:b w:val="0"/>
+          <w:i w:val="0"/>
+          <w:color w:val="2D2D2D"/>
+          <w:sz w:val="22"/>
+        </w:rPr>
+        <w:t>If you need a different date window, change only fromDate and toDate. Keep the YYYY-MM-DD format.</w:t>
+      </w:r>
+    </w:p>
+    <w:p>
+      <w:pPr>
+        <w:pStyle w:val="Heading1"/>
+      </w:pPr>
+      <w:r>
+        <w:rPr>
+          <w:rFonts w:ascii="Calibri" w:hAnsi="Calibri" w:cs="Calibri" w:eastAsia="Calibri"/>
+          <w:b/>
+          <w:i w:val="0"/>
+          <w:color w:val="1F4E79"/>
+          <w:sz w:val="32"/>
+        </w:rPr>
+        <w:t>9. Troubleshooting</w:t>
+      </w:r>
+    </w:p>
+    <w:tbl>
+      <w:tblPr>
+        <w:tblW w:type="dxa" w:w="9865"/>
+        <w:jc w:val="center"/>
+        <w:tblLayout w:type="fixed"/>
+        <w:tblLook w:firstColumn="1" w:firstRow="1" w:lastColumn="0" w:lastRow="0" w:noHBand="0" w:noVBand="1" w:val="04A0"/>
+      </w:tblPr>
+      <w:tblGrid>
+        <w:gridCol w:w="2381"/>
+        <w:gridCol w:w="3742"/>
+        <w:gridCol w:w="3742"/>
+      </w:tblGrid>
       <w:tr>
+        <w:trPr>
+          <w:cantSplit/>
+        </w:trPr>
         <w:tc>
           <w:tcPr>
-            <w:tcW w:type="dxa" w:w="2552"/>
-            <w:shd w:fill="E9F0F7" w:val="clear"/>
+            <w:tcW w:type="dxa" w:w="2381"/>
+            <w:shd w:fill="1F4E79" w:val="clear"/>
+            <w:tcBorders>
+              <w:top w:val="single" w:sz="4" w:space="0" w:color="BFBFBF"/>
+              <w:left w:val="single" w:sz="4" w:space="0" w:color="BFBFBF"/>
+              <w:bottom w:val="single" w:sz="4" w:space="0" w:color="BFBFBF"/>
+              <w:right w:val="single" w:sz="4" w:space="0" w:color="BFBFBF"/>
+            </w:tcBorders>
+          </w:tcPr>
+          <w:p>
+            <w:pPr>
+              <w:spacing w:before="40" w:after="40"/>
+            </w:pPr>
+            <w:r/>
+            <w:r>
+              <w:rPr>
+                <w:rFonts w:ascii="Calibri" w:hAnsi="Calibri" w:cs="Calibri" w:eastAsia="Calibri"/>
+                <w:b/>
+                <w:i w:val="0"/>
+                <w:color w:val="FFFFFF"/>
+                <w:sz w:val="19"/>
+              </w:rPr>
+              <w:t>HTTP status</w:t>
+            </w:r>
+          </w:p>
+        </w:tc>
+        <w:tc>
+          <w:tcPr>
+            <w:tcW w:type="dxa" w:w="3742"/>
+            <w:shd w:fill="1F4E79" w:val="clear"/>
+            <w:tcBorders>
+              <w:top w:val="single" w:sz="4" w:space="0" w:color="BFBFBF"/>
+              <w:left w:val="single" w:sz="4" w:space="0" w:color="BFBFBF"/>
+              <w:bottom w:val="single" w:sz="4" w:space="0" w:color="BFBFBF"/>
+              <w:right w:val="single" w:sz="4" w:space="0" w:color="BFBFBF"/>
+            </w:tcBorders>
+          </w:tcPr>
+          <w:p>
+            <w:pPr>
+              <w:spacing w:before="40" w:after="40"/>
+            </w:pPr>
+            <w:r/>
+            <w:r>
+              <w:rPr>
+                <w:rFonts w:ascii="Calibri" w:hAnsi="Calibri" w:cs="Calibri" w:eastAsia="Calibri"/>
+                <w:b/>
+                <w:i w:val="0"/>
+                <w:color w:val="FFFFFF"/>
+                <w:sz w:val="19"/>
+              </w:rPr>
+              <w:t>Likely cause</w:t>
+            </w:r>
+          </w:p>
+        </w:tc>
+        <w:tc>
+          <w:tcPr>
+            <w:tcW w:type="dxa" w:w="3742"/>
+            <w:shd w:fill="1F4E79" w:val="clear"/>
+            <w:tcBorders>
+              <w:top w:val="single" w:sz="4" w:space="0" w:color="BFBFBF"/>
+              <w:left w:val="single" w:sz="4" w:space="0" w:color="BFBFBF"/>
+              <w:bottom w:val="single" w:sz="4" w:space="0" w:color="BFBFBF"/>
+              <w:right w:val="single" w:sz="4" w:space="0" w:color="BFBFBF"/>
+            </w:tcBorders>
+          </w:tcPr>
+          <w:p>
+            <w:pPr>
+              <w:spacing w:before="40" w:after="40"/>
+            </w:pPr>
+            <w:r/>
+            <w:r>
+              <w:rPr>
+                <w:rFonts w:ascii="Calibri" w:hAnsi="Calibri" w:cs="Calibri" w:eastAsia="Calibri"/>
+                <w:b/>
+                <w:i w:val="0"/>
+                <w:color w:val="FFFFFF"/>
+                <w:sz w:val="19"/>
+              </w:rPr>
+              <w:t>What to do</w:t>
+            </w:r>
+          </w:p>
+        </w:tc>
+      </w:tr>
+      <w:tr>
+        <w:trPr>
+          <w:cantSplit/>
+        </w:trPr>
+        <w:tc>
+          <w:tcPr>
+            <w:tcW w:type="dxa" w:w="2381"/>
+            <w:shd w:fill="FFFFFF" w:val="clear"/>
             <w:tcBorders>
               <w:top w:val="single" w:sz="4" w:space="0" w:color="BFBFBF"/>
               <w:left w:val="single" w:sz="4" w:space="0" w:color="BFBFBF"/>
@@ -9820,8 +10522,8 @@
         </w:tc>
         <w:tc>
           <w:tcPr>
-            <w:tcW w:type="dxa" w:w="7314"/>
-            <w:shd w:fill="E9F0F7" w:val="clear"/>
+            <w:tcW w:type="dxa" w:w="3742"/>
+            <w:shd w:fill="FFFFFF" w:val="clear"/>
             <w:tcBorders>
               <w:top w:val="single" w:sz="4" w:space="0" w:color="BFBFBF"/>
               <w:left w:val="single" w:sz="4" w:space="0" w:color="BFBFBF"/>
@@ -9842,7 +10544,35 @@
                 <w:color w:val="2D2D2D"/>
                 <w:sz w:val="19"/>
               </w:rPr>
-              <w:t>Token missing, expired, or wrong client — request a new token</w:t>
+              <w:t>Token missing, expired, or from the wrong client</w:t>
+            </w:r>
+          </w:p>
+        </w:tc>
+        <w:tc>
+          <w:tcPr>
+            <w:tcW w:type="dxa" w:w="3742"/>
+            <w:shd w:fill="FFFFFF" w:val="clear"/>
+            <w:tcBorders>
+              <w:top w:val="single" w:sz="4" w:space="0" w:color="BFBFBF"/>
+              <w:left w:val="single" w:sz="4" w:space="0" w:color="BFBFBF"/>
+              <w:bottom w:val="single" w:sz="4" w:space="0" w:color="BFBFBF"/>
+              <w:right w:val="single" w:sz="4" w:space="0" w:color="BFBFBF"/>
+            </w:tcBorders>
+          </w:tcPr>
+          <w:p>
+            <w:pPr>
+              <w:spacing w:before="40" w:after="40"/>
+            </w:pPr>
+            <w:r/>
+            <w:r>
+              <w:rPr>
+                <w:rFonts w:ascii="Calibri" w:hAnsi="Calibri" w:cs="Calibri" w:eastAsia="Calibri"/>
+                <w:b w:val="0"/>
+                <w:i w:val="0"/>
+                <w:color w:val="2D2D2D"/>
+                <w:sz w:val="19"/>
+              </w:rPr>
+              <w:t>Request a new access token and retry the GET</w:t>
             </w:r>
           </w:p>
         </w:tc>
@@ -9852,21 +10582,6 @@
       <w:pPr>
         <w:spacing w:after="80"/>
       </w:pPr>
-    </w:p>
-    <w:p>
-      <w:pPr>
-        <w:spacing w:before="160" w:after="80" w:line="276" w:lineRule="auto"/>
-      </w:pPr>
-      <w:r>
-        <w:rPr>
-          <w:rFonts w:ascii="Calibri" w:hAnsi="Calibri" w:cs="Calibri" w:eastAsia="Calibri"/>
-          <w:b w:val="0"/>
-          <w:i w:val="0"/>
-          <w:color w:val="2D2D2D"/>
-          <w:sz w:val="22"/>
-        </w:rPr>
-        <w:t>If you need a different date window, change only fromDate and toDate. Keep the YYYY-MM-DD format.</w:t>
-      </w:r>
     </w:p>
     <w:sectPr>
       <w:headerReference w:type="default" r:id="rId9"/>
@@ -9895,7 +10610,7 @@
         <w:color w:val="5B6570"/>
         <w:sz w:val="17"/>
       </w:rPr>
-      <w:t xml:space="preserve">Confidential  ·  For the client test team  ·  v1.0  ·  Page </w:t>
+      <w:t xml:space="preserve">Confidential  ·  For the client test team  ·  v1.1  ·  Page </w:t>
     </w:r>
     <w:r>
       <w:rPr>
@@ -9946,7 +10661,7 @@
         <w:color w:val="1F4E79"/>
         <w:sz w:val="18"/>
       </w:rPr>
-      <w:t>SAT Datashare  ·  exp-sat-datashare-prod-api  ·  Kenya  ·  v1.0 – 25 September 2026</w:t>
+      <w:t>SAT Datashare  ·  exp-sat-datashare-prod-api  ·  Kenya  ·  v1.1 – 25 September 2026</w:t>
     </w:r>
   </w:p>
 </w:hdr>
